--- a/downloads/student/ai-2-week-07.docx
+++ b/downloads/student/ai-2-week-07.docx
@@ -1831,6 +1831,16 @@
     <w:p>
       <w:r>
         <w:t>Schema validity does not confirm that the book really has 90 pages or that its metadata is accurate.</w:t>
+      </w:r>
+    </w:p>
+    <w:p>
+      <w:r>
+        <w:t>Read the labelled picture: Which two rows originally fail, and do they fail for the same reason?</w:t>
+      </w:r>
+    </w:p>
+    <w:p>
+      <w:r>
+        <w:t>Change one thing: Change B’s pages from "90" to integer 90 using an approved repair. Predict the result before checking the explanation. What remains the same?</w:t>
       </w:r>
     </w:p>
     <w:p>
@@ -3843,6 +3853,187 @@
     <w:p>
       <w:r>
         <w:t>Attempt the independent case before hints. Record whether you worked alone, used a hint or followed a model. After feedback, fix the first unsupported step and explain why it changed. A later check uses a changed case, not a copied answer.</w:t>
+      </w:r>
+    </w:p>
+    <w:p>
+      <w:pPr>
+        <w:pStyle w:val="Heading1"/>
+      </w:pPr>
+      <w:r>
+        <w:t>15. Your lesson route</w:t>
+      </w:r>
+    </w:p>
+    <w:p>
+      <w:r>
+        <w:t>Start with this question: A fictional approved book catalogue has three fields per row.</w:t>
+      </w:r>
+    </w:p>
+    <w:tbl>
+      <w:tblPr>
+        <w:tblStyle w:val="LightShading-Accent1"/>
+        <w:tblW w:type="auto" w:w="0"/>
+        <w:tblLook w:firstColumn="1" w:firstRow="1" w:lastColumn="0" w:lastRow="0" w:noHBand="0" w:noVBand="1" w:val="04A0"/>
+      </w:tblPr>
+      <w:tblGrid>
+        <w:gridCol w:w="5112"/>
+        <w:gridCol w:w="5112"/>
+      </w:tblGrid>
+      <w:tr>
+        <w:trPr>
+          <w:tblHeader/>
+        </w:trPr>
+        <w:tc>
+          <w:tcPr>
+            <w:tcW w:type="dxa" w:w="5112"/>
+          </w:tcPr>
+          <w:p>
+            <w:r>
+              <w:t>By the end, I can</w:t>
+            </w:r>
+          </w:p>
+        </w:tc>
+        <w:tc>
+          <w:tcPr>
+            <w:tcW w:type="dxa" w:w="5112"/>
+          </w:tcPr>
+          <w:p>
+            <w:r>
+              <w:t>How I will show it</w:t>
+            </w:r>
+          </w:p>
+        </w:tc>
+      </w:tr>
+      <w:tr>
+        <w:tc>
+          <w:tcPr>
+            <w:tcW w:type="dxa" w:w="5112"/>
+          </w:tcPr>
+          <w:p>
+            <w:r>
+              <w:t>Specify a table schema</w:t>
+            </w:r>
+          </w:p>
+        </w:tc>
+        <w:tc>
+          <w:tcPr>
+            <w:tcW w:type="dxa" w:w="5112"/>
+          </w:tcPr>
+          <w:p>
+            <w:r>
+              <w:t>Explain the deciding step, show a trace or test, and state one limit.</w:t>
+            </w:r>
+          </w:p>
+        </w:tc>
+      </w:tr>
+      <w:tr>
+        <w:tc>
+          <w:tcPr>
+            <w:tcW w:type="dxa" w:w="5112"/>
+          </w:tcPr>
+          <w:p>
+            <w:r>
+              <w:t>Check types and units as well as names</w:t>
+            </w:r>
+          </w:p>
+        </w:tc>
+        <w:tc>
+          <w:tcPr>
+            <w:tcW w:type="dxa" w:w="5112"/>
+          </w:tcPr>
+          <w:p>
+            <w:r>
+              <w:t>Explain the deciding step, show a trace or test, and state one limit.</w:t>
+            </w:r>
+          </w:p>
+        </w:tc>
+      </w:tr>
+      <w:tr>
+        <w:tc>
+          <w:tcPr>
+            <w:tcW w:type="dxa" w:w="5112"/>
+          </w:tcPr>
+          <w:p>
+            <w:r>
+              <w:t>Distinguish structural validity from truth</w:t>
+            </w:r>
+          </w:p>
+        </w:tc>
+        <w:tc>
+          <w:tcPr>
+            <w:tcW w:type="dxa" w:w="5112"/>
+          </w:tcPr>
+          <w:p>
+            <w:r>
+              <w:t>Explain the deciding step, show a trace or test, and state one limit.</w:t>
+            </w:r>
+          </w:p>
+        </w:tc>
+      </w:tr>
+    </w:tbl>
+    <w:p>
+      <w:r>
+        <w:t>Remember → watch and explain → try with help → investigate → try independently → keep project evidence. Your teacher may spread this lesson across several classes.</w:t>
+      </w:r>
+    </w:p>
+    <w:p>
+      <w:r>
+        <w:t>Keep your first prediction. Compare it with what the evidence shows and explain any change.</w:t>
+      </w:r>
+    </w:p>
+    <w:p>
+      <w:pPr>
+        <w:pStyle w:val="Heading1"/>
+      </w:pPr>
+      <w:r>
+        <w:t>16. Finish and return</w:t>
+      </w:r>
+    </w:p>
+    <w:p>
+      <w:r>
+        <w:t>Close your notes. Explain this goal in your own words: Specify a table schema</w:t>
+      </w:r>
+    </w:p>
+    <w:p>
+      <w:pPr>
+        <w:pStyle w:val="Heading3"/>
+      </w:pPr>
+      <w:r>
+        <w:t>My deciding step, evidence and one remaining question</w:t>
+      </w:r>
+    </w:p>
+    <w:p>
+      <w:r>
+        <w:t>________________________________________________________________</w:t>
+      </w:r>
+    </w:p>
+    <w:p>
+      <w:r>
+        <w:t>________________________________________________________________</w:t>
+      </w:r>
+    </w:p>
+    <w:p>
+      <w:r>
+        <w:t>________________________________________________________________</w:t>
+      </w:r>
+    </w:p>
+    <w:p>
+      <w:r>
+        <w:t>________________________________________________________________</w:t>
+      </w:r>
+    </w:p>
+    <w:p>
+      <w:r>
+        <w:t>________________________________________________________________</w:t>
+      </w:r>
+    </w:p>
+    <w:p>
+      <w:r>
+        <w:t>If you are unsure, return to the worked picture and explain one arrow. If you are ready, change an input or assumption and justify your prediction.</w:t>
+      </w:r>
+    </w:p>
+    <w:p>
+      <w:r>
+        <w:t>Save your workbook evidence. At the next review, try a different case before opening your old answer.</w:t>
       </w:r>
     </w:p>
     <w:sectPr>

--- a/downloads/student/ai-2-week-07.docx
+++ b/downloads/student/ai-2-week-07.docx
@@ -4034,6 +4034,220 @@
     <w:p>
       <w:r>
         <w:t>Save your workbook evidence. At the next review, try a different case before opening your old answer.</w:t>
+      </w:r>
+    </w:p>
+    <w:p>
+      <w:pPr>
+        <w:pStyle w:val="Heading1"/>
+      </w:pPr>
+      <w:r>
+        <w:t>17. Supported practice, repair and portfolio</w:t>
+      </w:r>
+    </w:p>
+    <w:p>
+      <w:r>
+        <w:t>Use this supported practice once, in the browser or on paper. Keep the reserved independent assessment for a separate first attempt before teacher feedback.</w:t>
+      </w:r>
+    </w:p>
+    <w:p>
+      <w:r>
+        <w:t>A fictional approved book catalogue has three fields per row.</w:t>
+      </w:r>
+    </w:p>
+    <w:p>
+      <w:pPr>
+        <w:pStyle w:val="Heading3"/>
+      </w:pPr>
+      <w:r>
+        <w:t>Practice 1: explain the deciding evidence</w:t>
+      </w:r>
+    </w:p>
+    <w:p>
+      <w:r>
+        <w:t>Which labelled step matches this detail? Empty id fails even though its other two values have allowed types.</w:t>
+      </w:r>
+    </w:p>
+    <w:p>
+      <w:r>
+        <w:t>1. Column contract</w:t>
+      </w:r>
+    </w:p>
+    <w:p>
+      <w:r>
+        <w:t>2. Validate C</w:t>
+      </w:r>
+    </w:p>
+    <w:p>
+      <w:r>
+        <w:t>3. Validate B</w:t>
+      </w:r>
+    </w:p>
+    <w:p>
+      <w:r>
+        <w:t>4. Validate A</w:t>
+      </w:r>
+    </w:p>
+    <w:p>
+      <w:pPr>
+        <w:pStyle w:val="Heading3"/>
+      </w:pPr>
+      <w:r>
+        <w:t>My selected conclusion, deciding fact and explanation</w:t>
+      </w:r>
+    </w:p>
+    <w:p>
+      <w:r>
+        <w:t>________________________________________________________________</w:t>
+      </w:r>
+    </w:p>
+    <w:p>
+      <w:r>
+        <w:t>________________________________________________________________</w:t>
+      </w:r>
+    </w:p>
+    <w:p>
+      <w:r>
+        <w:t>________________________________________________________________</w:t>
+      </w:r>
+    </w:p>
+    <w:p>
+      <w:r>
+        <w:t>________________________________________________________________</w:t>
+      </w:r>
+    </w:p>
+    <w:p>
+      <w:r>
+        <w:t>________________________________________________________________</w:t>
+      </w:r>
+    </w:p>
+    <w:p>
+      <w:r>
+        <w:t>Hint if needed: Read the steps in the pictorial case. Match the supplied detail to the stage that performs or records it.</w:t>
+      </w:r>
+    </w:p>
+    <w:p>
+      <w:r>
+        <w:t>After your attempt, compare with the supported explanation: Validate C Empty id fails even though its other two values have allowed types. A schema makes row meanings and expected types explicit. The string "90" looks like a number when printed but does not meet this strict integer schema. A repair can be authorised later, but must not be assumed silently. Missing or empty identifiers also prevent tracing an item back to its source.</w:t>
+      </w:r>
+    </w:p>
+    <w:p>
+      <w:pPr>
+        <w:pStyle w:val="Heading3"/>
+      </w:pPr>
+      <w:r>
+        <w:t>Practice 2: explain the deciding evidence</w:t>
+      </w:r>
+    </w:p>
+    <w:p>
+      <w:r>
+        <w:t>Changed-case practice: Change B’s pages from "90" to integer 90 using an approved repair. Which conclusion is supported by the supplied facts?</w:t>
+      </w:r>
+    </w:p>
+    <w:p>
+      <w:r>
+        <w:t>1. B now satisfies the declared schema.</w:t>
+      </w:r>
+    </w:p>
+    <w:p>
+      <w:r>
+        <w:t>2. We can decide the result without examining the changed input or the procedure.</w:t>
+      </w:r>
+    </w:p>
+    <w:p>
+      <w:r>
+        <w:t>3. This one example guarantees correct results for every future input.</w:t>
+      </w:r>
+    </w:p>
+    <w:p>
+      <w:pPr>
+        <w:pStyle w:val="Heading3"/>
+      </w:pPr>
+      <w:r>
+        <w:t>My selected conclusion, deciding fact and explanation</w:t>
+      </w:r>
+    </w:p>
+    <w:p>
+      <w:r>
+        <w:t>________________________________________________________________</w:t>
+      </w:r>
+    </w:p>
+    <w:p>
+      <w:r>
+        <w:t>________________________________________________________________</w:t>
+      </w:r>
+    </w:p>
+    <w:p>
+      <w:r>
+        <w:t>________________________________________________________________</w:t>
+      </w:r>
+    </w:p>
+    <w:p>
+      <w:r>
+        <w:t>________________________________________________________________</w:t>
+      </w:r>
+    </w:p>
+    <w:p>
+      <w:r>
+        <w:t>________________________________________________________________</w:t>
+      </w:r>
+    </w:p>
+    <w:p>
+      <w:r>
+        <w:t>Hint if needed: Use the changed condition and the deciding step in the pictorial trace. The answer must say what follows from those facts.</w:t>
+      </w:r>
+    </w:p>
+    <w:p>
+      <w:r>
+        <w:t>After your attempt, compare with the supported explanation: B now satisfies the declared schema. Its id is nonempty and illustrated is Boolean; the page-type defect is removed.</w:t>
+      </w:r>
+    </w:p>
+    <w:p>
+      <w:pPr>
+        <w:pStyle w:val="Heading3"/>
+      </w:pPr>
+      <w:r>
+        <w:t>Repair a missing building block</w:t>
+      </w:r>
+    </w:p>
+    <w:p>
+      <w:r>
+        <w:t>Review Debugging Strategies (ai-2/6). Goal: Design revealing tests for a function. Short practice: Which test most directly isolates the handling of loose books, and what should it produce?. Return to this week and explain what you changed.</w:t>
+      </w:r>
+    </w:p>
+    <w:p>
+      <w:r>
+        <w:t>Review Trace Tables (ai-2/4). Goal: Trace variable values before and after each loop iteration. Short practice: Move print inside the original loop. What sequence is displayed?. Return to this week and explain what you changed.</w:t>
+      </w:r>
+    </w:p>
+    <w:p>
+      <w:r>
+        <w:t>Review Precision in Algorithms (ai-2/1). Goal: Translate a short paper calculation into a Python script. Short practice: If print(total) moves before total=total+2, what gets printed for the original input?. Return to this week and explain what you changed.</w:t>
+      </w:r>
+    </w:p>
+    <w:p>
+      <w:pPr>
+        <w:pStyle w:val="Heading3"/>
+      </w:pPr>
+      <w:r>
+        <w:t>Predict, run and debug</w:t>
+      </w:r>
+    </w:p>
+    <w:p>
+      <w:r>
+        <w:t>The browser lab lets you edit the supported Python examples already included in this lesson. Predict first, run, inspect the actual output or error, change one input, then run again. Keep code, predictions, actual results and a reasoned revision together. On paper, label your result as a trace rather than an execution.</w:t>
+      </w:r>
+    </w:p>
+    <w:p>
+      <w:pPr>
+        <w:pStyle w:val="Heading3"/>
+      </w:pPr>
+      <w:r>
+        <w:t>Keep your completed work</w:t>
+      </w:r>
+    </w:p>
+    <w:p>
+      <w:r>
+        <w:t>Use Download completed work in the hosted lesson to export your answers, reflections, practice feedback and code-run evidence. Open the HTML copy to read or print it. Drafts stay in this browser when storage is available; clear drafts on a shared device.</w:t>
       </w:r>
     </w:p>
     <w:sectPr>

--- a/downloads/student/ai-2-week-07.docx
+++ b/downloads/student/ai-2-week-07.docx
@@ -42,6 +42,11 @@
       </w:r>
     </w:p>
     <w:p>
+      <w:r>
+        <w:t>Start with the target: Specify a table schema. Try the recall before opening notes.</w:t>
+      </w:r>
+    </w:p>
+    <w:p>
       <w:pPr>
         <w:pStyle w:val="Heading3"/>
       </w:pPr>
@@ -50,17 +55,71 @@
       </w:r>
     </w:p>
     <w:p>
-      <w:r>
-        <w:t>I can specify a table schema.</w:t>
-      </w:r>
-    </w:p>
-    <w:p>
-      <w:r>
-        <w:t>I can check types and units as well as names.</w:t>
-      </w:r>
-    </w:p>
-    <w:p>
-      <w:r>
+      <w:pPr>
+        <w:spacing w:line="336" w:lineRule="auto" w:after="180"/>
+      </w:pPr>
+      <w:r>
+        <w:rPr>
+          <w:b w:val="0"/>
+        </w:rPr>
+        <w:t xml:space="preserve">I can specify a table </w:t>
+      </w:r>
+      <w:r>
+        <w:rPr>
+          <w:b/>
+        </w:rPr>
+        <w:t>schema</w:t>
+      </w:r>
+      <w:r>
+        <w:rPr>
+          <w:b w:val="0"/>
+        </w:rPr>
+        <w:t>.</w:t>
+      </w:r>
+    </w:p>
+    <w:p>
+      <w:pPr>
+        <w:spacing w:line="336" w:lineRule="auto" w:after="180"/>
+      </w:pPr>
+      <w:r>
+        <w:rPr>
+          <w:b w:val="0"/>
+        </w:rPr>
+        <w:t xml:space="preserve">I can check </w:t>
+      </w:r>
+      <w:r>
+        <w:rPr>
+          <w:b/>
+        </w:rPr>
+        <w:t>type</w:t>
+      </w:r>
+      <w:r>
+        <w:rPr>
+          <w:b w:val="0"/>
+        </w:rPr>
+        <w:t xml:space="preserve">s and </w:t>
+      </w:r>
+      <w:r>
+        <w:rPr>
+          <w:b/>
+        </w:rPr>
+        <w:t>unit</w:t>
+      </w:r>
+      <w:r>
+        <w:rPr>
+          <w:b w:val="0"/>
+        </w:rPr>
+        <w:t>s as well as names.</w:t>
+      </w:r>
+    </w:p>
+    <w:p>
+      <w:pPr>
+        <w:spacing w:line="336" w:lineRule="auto" w:after="180"/>
+      </w:pPr>
+      <w:r>
+        <w:rPr>
+          <w:b w:val="0"/>
+        </w:rPr>
         <w:t>I can distinguish structural validity from truth.</w:t>
       </w:r>
     </w:p>
@@ -73,38 +132,128 @@
       </w:r>
     </w:p>
     <w:p>
-      <w:r>
+      <w:pPr>
+        <w:spacing w:line="336" w:lineRule="auto" w:after="180"/>
+      </w:pPr>
+      <w:r>
+        <w:rPr>
+          <w:b w:val="0"/>
+        </w:rPr>
         <w:t>Close your notes first. A rough first answer helps us choose the right starting point; it is not a score for your ability.</w:t>
       </w:r>
     </w:p>
     <w:p>
-      <w:r>
+      <w:pPr>
+        <w:spacing w:line="336" w:lineRule="auto" w:after="180"/>
+      </w:pPr>
+      <w:r>
+        <w:rPr>
+          <w:b w:val="0"/>
+        </w:rPr>
         <w:t>Without opening the old lesson, explain one key idea from Debugging Strategies. Give an example and a mistake that the idea helps you avoid.</w:t>
       </w:r>
     </w:p>
     <w:p>
-      <w:r>
+      <w:pPr>
+        <w:spacing w:line="336" w:lineRule="auto" w:after="180"/>
+      </w:pPr>
+      <w:r>
+        <w:rPr>
+          <w:b w:val="0"/>
+        </w:rPr>
         <w:t>Without opening the old lesson, explain one key idea from Trace Tables. Give an example and a mistake that the idea helps you avoid.</w:t>
       </w:r>
     </w:p>
     <w:p>
-      <w:r>
+      <w:pPr>
+        <w:spacing w:line="336" w:lineRule="auto" w:after="180"/>
+      </w:pPr>
+      <w:r>
+        <w:rPr>
+          <w:b w:val="0"/>
+        </w:rPr>
         <w:t>Without opening the old lesson, explain one key idea from Precision in Algorithms. Give an example and a mistake that the idea helps you avoid.</w:t>
       </w:r>
     </w:p>
     <w:p>
-      <w:r>
-        <w:t>After trying, check the relevant lesson or ask your teacher. Change the part of your explanation that the evidence shows was wrong.</w:t>
-      </w:r>
-    </w:p>
-    <w:p>
-      <w:r>
-        <w:t>Week 7: Rows, Columns, and Data Types</w:t>
-      </w:r>
-    </w:p>
-    <w:p>
-      <w:r>
-        <w:t>Structured tables preserve meaning through named fields and consistent types.</w:t>
+      <w:pPr>
+        <w:spacing w:line="336" w:lineRule="auto" w:after="180"/>
+      </w:pPr>
+      <w:r>
+        <w:rPr>
+          <w:b w:val="0"/>
+        </w:rPr>
+        <w:t xml:space="preserve">After trying, check the relevant lesson or ask your teacher. Change the part of your explanation that the </w:t>
+      </w:r>
+      <w:r>
+        <w:rPr>
+          <w:b/>
+        </w:rPr>
+        <w:t>evidence</w:t>
+      </w:r>
+      <w:r>
+        <w:rPr>
+          <w:b w:val="0"/>
+        </w:rPr>
+        <w:t xml:space="preserve"> shows was wrong.</w:t>
+      </w:r>
+    </w:p>
+    <w:p>
+      <w:pPr>
+        <w:spacing w:line="336" w:lineRule="auto" w:after="180"/>
+      </w:pPr>
+      <w:r>
+        <w:rPr>
+          <w:b w:val="0"/>
+        </w:rPr>
+        <w:t xml:space="preserve">Week 7: Rows, </w:t>
+      </w:r>
+      <w:r>
+        <w:rPr>
+          <w:b/>
+        </w:rPr>
+        <w:t>Column</w:t>
+      </w:r>
+      <w:r>
+        <w:rPr>
+          <w:b w:val="0"/>
+        </w:rPr>
+        <w:t xml:space="preserve">s, and </w:t>
+      </w:r>
+      <w:r>
+        <w:rPr>
+          <w:b/>
+        </w:rPr>
+        <w:t>Data Type</w:t>
+      </w:r>
+      <w:r>
+        <w:rPr>
+          <w:b w:val="0"/>
+        </w:rPr>
+        <w:t>s</w:t>
+      </w:r>
+    </w:p>
+    <w:p>
+      <w:pPr>
+        <w:spacing w:line="336" w:lineRule="auto" w:after="180"/>
+      </w:pPr>
+      <w:r>
+        <w:rPr>
+          <w:b w:val="0"/>
+        </w:rPr>
+        <w:t xml:space="preserve">Structured tables preserve meaning through named fields and consistent </w:t>
+      </w:r>
+      <w:r>
+        <w:rPr>
+          <w:b/>
+        </w:rPr>
+        <w:t>type</w:t>
+      </w:r>
+      <w:r>
+        <w:rPr>
+          <w:b w:val="0"/>
+        </w:rPr>
+        <w:t>s.</w:t>
       </w:r>
     </w:p>
     <w:p>
@@ -144,17 +293,35 @@
       </w:r>
     </w:p>
     <w:p>
-      <w:r>
+      <w:pPr>
+        <w:spacing w:line="336" w:lineRule="auto" w:after="180"/>
+      </w:pPr>
+      <w:r>
+        <w:rPr>
+          <w:b/>
+        </w:rPr>
         <w:t>THINKER MISSION</w:t>
       </w:r>
     </w:p>
     <w:p>
-      <w:r>
+      <w:pPr>
+        <w:spacing w:line="336" w:lineRule="auto" w:after="180"/>
+      </w:pPr>
+      <w:r>
+        <w:rPr>
+          <w:b w:val="0"/>
+        </w:rPr>
         <w:t>Repair a mixed-up class-pet dataset.</w:t>
       </w:r>
     </w:p>
     <w:p>
-      <w:r>
+      <w:pPr>
+        <w:spacing w:line="336" w:lineRule="auto" w:after="180"/>
+      </w:pPr>
+      <w:r>
+        <w:rPr>
+          <w:b w:val="0"/>
+        </w:rPr>
         <w:t>Thinker name and date:</w:t>
       </w:r>
     </w:p>
@@ -200,7 +367,14 @@
       </w:r>
     </w:p>
     <w:p>
-      <w:r>
+      <w:pPr>
+        <w:spacing w:line="336" w:lineRule="auto" w:after="180"/>
+        <w:shd w:fill="F5F1FB"/>
+      </w:pPr>
+      <w:r>
+        <w:rPr>
+          <w:b w:val="0"/>
+        </w:rPr>
         <w:t>What does row["used"] mean?</w:t>
       </w:r>
     </w:p>
@@ -213,8 +387,26 @@
       </w:r>
     </w:p>
     <w:p>
-      <w:r>
-        <w:t>By the end, I can read a table schema and distinguish a numeric value from its text representation.</w:t>
+      <w:pPr>
+        <w:spacing w:line="336" w:lineRule="auto" w:after="180"/>
+      </w:pPr>
+      <w:r>
+        <w:rPr>
+          <w:b w:val="0"/>
+        </w:rPr>
+        <w:t xml:space="preserve">By the end, I can read a table </w:t>
+      </w:r>
+      <w:r>
+        <w:rPr>
+          <w:b/>
+        </w:rPr>
+        <w:t>schema</w:t>
+      </w:r>
+      <w:r>
+        <w:rPr>
+          <w:b w:val="0"/>
+        </w:rPr>
+        <w:t xml:space="preserve"> and distinguish a numeric value from its text representation.</w:t>
       </w:r>
     </w:p>
     <w:p>
@@ -227,17 +419,52 @@
     </w:p>
     <w:p>
       <w:r>
+        <w:t>Investigate the supplied Rows Columns and Data Types case. Separate observations, given facts and assumptions before choosing an explanation.</w:t>
+      </w:r>
+    </w:p>
+    <w:p>
+      <w:pPr>
+        <w:spacing w:line="336" w:lineRule="auto" w:after="180"/>
+      </w:pPr>
+      <w:r>
+        <w:rPr>
+          <w:b/>
+        </w:rPr>
         <w:t>PICTURE STORY</w:t>
       </w:r>
     </w:p>
     <w:p>
-      <w:r>
+      <w:pPr>
+        <w:spacing w:line="336" w:lineRule="auto" w:after="180"/>
+      </w:pPr>
+      <w:r>
+        <w:rPr>
+          <w:b w:val="0"/>
+        </w:rPr>
         <w:t>Notice → Predict → Explain</w:t>
       </w:r>
     </w:p>
     <w:p>
-      <w:r>
-        <w:t>Begin with visible evidence. Do not explain more than the picture and information support.</w:t>
+      <w:pPr>
+        <w:spacing w:line="336" w:lineRule="auto" w:after="180"/>
+      </w:pPr>
+      <w:r>
+        <w:rPr>
+          <w:b w:val="0"/>
+        </w:rPr>
+        <w:t xml:space="preserve">Begin with visible </w:t>
+      </w:r>
+      <w:r>
+        <w:rPr>
+          <w:b/>
+        </w:rPr>
+        <w:t>evidence</w:t>
+      </w:r>
+      <w:r>
+        <w:rPr>
+          <w:b w:val="0"/>
+        </w:rPr>
+        <w:t>. Do not explain more than the picture and information support.</w:t>
       </w:r>
     </w:p>
     <w:p>
@@ -277,18 +504,94 @@
       </w:r>
     </w:p>
     <w:p>
-      <w:r>
+      <w:pPr>
+        <w:pStyle w:val="Heading3"/>
+      </w:pPr>
+      <w:r>
+        <w:t>Start with this puzzle</w:t>
+      </w:r>
+    </w:p>
+    <w:p>
+      <w:pPr>
+        <w:spacing w:line="336" w:lineRule="auto" w:after="180"/>
+        <w:shd w:fill="F1F6FC"/>
+      </w:pPr>
+      <w:r>
+        <w:rPr>
+          <w:b w:val="0"/>
+        </w:rPr>
         <w:t>MYSTERY</w:t>
       </w:r>
     </w:p>
     <w:p>
-      <w:r>
-        <w:t>The learners must use rows, columns, and data types to solve a problem. What information do they have? What decision or calculation do they make? What would count as evidence that it worked?</w:t>
-      </w:r>
-    </w:p>
-    <w:p>
-      <w:r>
-        <w:t>Three observations (what you can point to):</w:t>
+      <w:pPr>
+        <w:spacing w:line="336" w:lineRule="auto" w:after="180"/>
+        <w:shd w:fill="F5F1FB"/>
+      </w:pPr>
+      <w:r>
+        <w:rPr>
+          <w:b w:val="0"/>
+        </w:rPr>
+        <w:t xml:space="preserve">The learners must use rows, </w:t>
+      </w:r>
+      <w:r>
+        <w:rPr>
+          <w:b/>
+        </w:rPr>
+        <w:t>column</w:t>
+      </w:r>
+      <w:r>
+        <w:rPr>
+          <w:b w:val="0"/>
+        </w:rPr>
+        <w:t xml:space="preserve">s, and </w:t>
+      </w:r>
+      <w:r>
+        <w:rPr>
+          <w:b/>
+        </w:rPr>
+        <w:t>data type</w:t>
+      </w:r>
+      <w:r>
+        <w:rPr>
+          <w:b w:val="0"/>
+        </w:rPr>
+        <w:t xml:space="preserve">s to solve a problem. What information do they have? What decision or calculation do they make? What would count as </w:t>
+      </w:r>
+      <w:r>
+        <w:rPr>
+          <w:b/>
+        </w:rPr>
+        <w:t>evidence</w:t>
+      </w:r>
+      <w:r>
+        <w:rPr>
+          <w:b w:val="0"/>
+        </w:rPr>
+        <w:t xml:space="preserve"> that it worked?</w:t>
+      </w:r>
+    </w:p>
+    <w:p>
+      <w:pPr>
+        <w:spacing w:line="336" w:lineRule="auto" w:after="180"/>
+      </w:pPr>
+      <w:r>
+        <w:rPr>
+          <w:b w:val="0"/>
+        </w:rPr>
+        <w:t xml:space="preserve">Three </w:t>
+      </w:r>
+      <w:r>
+        <w:rPr>
+          <w:b/>
+        </w:rPr>
+        <w:t>observation</w:t>
+      </w:r>
+      <w:r>
+        <w:rPr>
+          <w:b w:val="0"/>
+        </w:rPr>
+        <w:t>s (what you can point to):</w:t>
       </w:r>
     </w:p>
     <w:p>
@@ -325,8 +628,26 @@
       </w:r>
     </w:p>
     <w:p>
-      <w:r>
-        <w:t>My prediction and the clue supporting it:</w:t>
+      <w:pPr>
+        <w:spacing w:line="336" w:lineRule="auto" w:after="180"/>
+      </w:pPr>
+      <w:r>
+        <w:rPr>
+          <w:b w:val="0"/>
+        </w:rPr>
+        <w:t xml:space="preserve">My </w:t>
+      </w:r>
+      <w:r>
+        <w:rPr>
+          <w:b/>
+        </w:rPr>
+        <w:t>prediction</w:t>
+      </w:r>
+      <w:r>
+        <w:rPr>
+          <w:b w:val="0"/>
+        </w:rPr>
+        <w:t xml:space="preserve"> and the clue supporting it:</w:t>
       </w:r>
     </w:p>
     <w:p>
@@ -371,8 +692,37 @@
       </w:r>
     </w:p>
     <w:p>
-      <w:r>
-        <w:t>A fictional classroom logs the duration of each activity. Before comparing durations, define a schema: activity is nonempty text, minutes is an integer from 0 through 60, and each row describes one activity session. These decisions make data interpretable.</w:t>
+      <w:pPr>
+        <w:spacing w:line="336" w:lineRule="auto" w:after="180"/>
+      </w:pPr>
+      <w:r>
+        <w:rPr>
+          <w:b w:val="0"/>
+        </w:rPr>
+        <w:t xml:space="preserve">A fictional classroom logs the duration of each activity. Before comparing durations, define a </w:t>
+      </w:r>
+      <w:r>
+        <w:rPr>
+          <w:b/>
+        </w:rPr>
+        <w:t>schema</w:t>
+      </w:r>
+      <w:r>
+        <w:rPr>
+          <w:b w:val="0"/>
+        </w:rPr>
+        <w:t>: activity is nonempty text, minutes is an integer from 0 through 60, and each row describes one activity session.</w:t>
+      </w:r>
+    </w:p>
+    <w:p>
+      <w:pPr>
+        <w:spacing w:line="336" w:lineRule="auto" w:after="180"/>
+      </w:pPr>
+      <w:r>
+        <w:rPr>
+          <w:b w:val="0"/>
+        </w:rPr>
+        <w:t>These decisions make data interpretable.</w:t>
       </w:r>
     </w:p>
     <w:p>
@@ -385,16 +735,69 @@
     </w:p>
     <w:p>
       <w:r>
-        <w:t>VISUAL MECHANISM</w:t>
-      </w:r>
-    </w:p>
-    <w:p>
-      <w:r>
-        <w:t>Input → Process → Output</w:t>
-      </w:r>
-    </w:p>
-    <w:p>
-      <w:r>
+        <w:t>Follow the mechanism for Rows Columns and Data Types. Connect each labelled input, deciding step and result.</w:t>
+      </w:r>
+    </w:p>
+    <w:p>
+      <w:pPr>
+        <w:spacing w:line="336" w:lineRule="auto" w:after="180"/>
+      </w:pPr>
+      <w:r>
+        <w:rPr>
+          <w:b/>
+        </w:rPr>
+        <w:t xml:space="preserve">VISUAL </w:t>
+      </w:r>
+      <w:r>
+        <w:rPr>
+          <w:b/>
+        </w:rPr>
+        <w:t>MECHANISM</w:t>
+      </w:r>
+    </w:p>
+    <w:p>
+      <w:pPr>
+        <w:spacing w:line="336" w:lineRule="auto" w:after="180"/>
+      </w:pPr>
+      <w:r>
+        <w:rPr>
+          <w:b/>
+        </w:rPr>
+        <w:t>Input</w:t>
+      </w:r>
+      <w:r>
+        <w:rPr>
+          <w:b w:val="0"/>
+        </w:rPr>
+        <w:t xml:space="preserve"> → </w:t>
+      </w:r>
+      <w:r>
+        <w:rPr>
+          <w:b/>
+        </w:rPr>
+        <w:t>Process</w:t>
+      </w:r>
+      <w:r>
+        <w:rPr>
+          <w:b w:val="0"/>
+        </w:rPr>
+        <w:t xml:space="preserve"> → </w:t>
+      </w:r>
+      <w:r>
+        <w:rPr>
+          <w:b/>
+        </w:rPr>
+        <w:t>Output</w:t>
+      </w:r>
+    </w:p>
+    <w:p>
+      <w:pPr>
+        <w:spacing w:line="336" w:lineRule="auto" w:after="180"/>
+      </w:pPr>
+      <w:r>
+        <w:rPr>
+          <w:b w:val="0"/>
+        </w:rPr>
         <w:t>Trace the information. At each stage, ask what changed and how you could test it.</w:t>
       </w:r>
     </w:p>
@@ -435,7 +838,13 @@
       </w:r>
     </w:p>
     <w:p>
-      <w:r>
+      <w:pPr>
+        <w:spacing w:line="336" w:lineRule="auto" w:after="180"/>
+      </w:pPr>
+      <w:r>
+        <w:rPr>
+          <w:b w:val="0"/>
+        </w:rPr>
         <w:t>↓</w:t>
       </w:r>
     </w:p>
@@ -476,7 +885,13 @@
       </w:r>
     </w:p>
     <w:p>
-      <w:r>
+      <w:pPr>
+        <w:spacing w:line="336" w:lineRule="auto" w:after="180"/>
+      </w:pPr>
+      <w:r>
+        <w:rPr>
+          <w:b w:val="0"/>
+        </w:rPr>
         <w:t>↓</w:t>
       </w:r>
     </w:p>
@@ -517,7 +932,13 @@
       </w:r>
     </w:p>
     <w:p>
-      <w:r>
+      <w:pPr>
+        <w:spacing w:line="336" w:lineRule="auto" w:after="180"/>
+      </w:pPr>
+      <w:r>
+        <w:rPr>
+          <w:b w:val="0"/>
+        </w:rPr>
         <w:t>Which stage could fail even when the other two are correct? Explain:</w:t>
       </w:r>
     </w:p>
@@ -710,8 +1131,61 @@
       </w:r>
     </w:p>
     <w:p>
-      <w:r>
-        <w:t>The worked script prints True twice. type(value) is int checks the exact type here and avoids accepting a Boolean as a count. The chained comparison checks both boundaries. The example assumes both keys exist; next week handles missing fields. A zero duration is allowed by this written schema.</w:t>
+      <w:pPr>
+        <w:spacing w:line="336" w:lineRule="auto" w:after="180"/>
+      </w:pPr>
+      <w:r>
+        <w:rPr>
+          <w:b w:val="0"/>
+        </w:rPr>
+        <w:t xml:space="preserve">The worked script prints True twice. </w:t>
+      </w:r>
+      <w:r>
+        <w:rPr>
+          <w:b/>
+        </w:rPr>
+        <w:t>type</w:t>
+      </w:r>
+      <w:r>
+        <w:rPr>
+          <w:b w:val="0"/>
+        </w:rPr>
+        <w:t xml:space="preserve">(value) is int checks the exact </w:t>
+      </w:r>
+      <w:r>
+        <w:rPr>
+          <w:b/>
+        </w:rPr>
+        <w:t>type</w:t>
+      </w:r>
+      <w:r>
+        <w:rPr>
+          <w:b w:val="0"/>
+        </w:rPr>
+        <w:t xml:space="preserve"> here and avoids accepting a Boolean as a count. The chained comparison checks both boundaries.</w:t>
+      </w:r>
+    </w:p>
+    <w:p>
+      <w:pPr>
+        <w:spacing w:line="336" w:lineRule="auto" w:after="180"/>
+      </w:pPr>
+      <w:r>
+        <w:rPr>
+          <w:b w:val="0"/>
+        </w:rPr>
+        <w:t xml:space="preserve">The example assumes both keys exist; next week handles missing fields. A zero duration is allowed by this written </w:t>
+      </w:r>
+      <w:r>
+        <w:rPr>
+          <w:b/>
+        </w:rPr>
+        <w:t>schema</w:t>
+      </w:r>
+      <w:r>
+        <w:rPr>
+          <w:b w:val="0"/>
+        </w:rPr>
+        <w:t>.</w:t>
       </w:r>
     </w:p>
     <w:p>
@@ -723,8 +1197,48 @@
       </w:r>
     </w:p>
     <w:p>
-      <w:r>
-        <w:t>A schema is a checklist for what a row must contain. First ask whether the activity name is text and is not empty. Next ask whether minutes is an integer. Then ask whether that integer lies between 0 and 60, including both ends. Keep these checks separate when explaining a rejection. The number 12 and the text "12" look similar on a page, but only the number meets this lesson’s minutes rule.</w:t>
+      <w:pPr>
+        <w:spacing w:line="336" w:lineRule="auto" w:after="180"/>
+      </w:pPr>
+      <w:r>
+        <w:rPr>
+          <w:b w:val="0"/>
+        </w:rPr>
+        <w:t xml:space="preserve">A </w:t>
+      </w:r>
+      <w:r>
+        <w:rPr>
+          <w:b/>
+        </w:rPr>
+        <w:t>schema</w:t>
+      </w:r>
+      <w:r>
+        <w:rPr>
+          <w:b w:val="0"/>
+        </w:rPr>
+        <w:t xml:space="preserve"> is a checklist for what a row must contain. First ask whether the activity name is text and is not empty. Next ask whether minutes is an integer.</w:t>
+      </w:r>
+    </w:p>
+    <w:p>
+      <w:pPr>
+        <w:spacing w:line="336" w:lineRule="auto" w:after="180"/>
+      </w:pPr>
+      <w:r>
+        <w:rPr>
+          <w:b w:val="0"/>
+        </w:rPr>
+        <w:t>Then ask whether that integer lies between 0 and 60, including both ends. Keep these checks separate when explaining a rejection.</w:t>
+      </w:r>
+    </w:p>
+    <w:p>
+      <w:pPr>
+        <w:spacing w:line="336" w:lineRule="auto" w:after="180"/>
+      </w:pPr>
+      <w:r>
+        <w:rPr>
+          <w:b w:val="0"/>
+        </w:rPr>
+        <w:t>The number 12 and the text "12" look similar on a page, but only the number meets this lesson’s minutes rule.</w:t>
       </w:r>
     </w:p>
     <w:p>
@@ -736,8 +1250,26 @@
       </w:r>
     </w:p>
     <w:p>
-      <w:r>
-        <w:t>Point to the input, the deciding step and the result in this week’s visual. Explain the same step in ordinary words. A picture helps when you can say what each part represents.</w:t>
+      <w:pPr>
+        <w:spacing w:line="336" w:lineRule="auto" w:after="180"/>
+      </w:pPr>
+      <w:r>
+        <w:rPr>
+          <w:b w:val="0"/>
+        </w:rPr>
+        <w:t xml:space="preserve">Point to the </w:t>
+      </w:r>
+      <w:r>
+        <w:rPr>
+          <w:b/>
+        </w:rPr>
+        <w:t>input</w:t>
+      </w:r>
+      <w:r>
+        <w:rPr>
+          <w:b w:val="0"/>
+        </w:rPr>
+        <w:t>, the deciding step and the result in this week’s visual. Explain the same step in ordinary words. A picture helps when you can say what each part represents.</w:t>
       </w:r>
     </w:p>
     <w:p>
@@ -750,16 +1282,54 @@
     </w:p>
     <w:p>
       <w:r>
+        <w:t>Compare the supplied cases for Rows Columns and Data Types. Identify the detail that changes the conclusion.</w:t>
+      </w:r>
+    </w:p>
+    <w:p>
+      <w:pPr>
+        <w:pStyle w:val="Heading3"/>
+      </w:pPr>
+      <w:r>
+        <w:t>The case to investigate</w:t>
+      </w:r>
+    </w:p>
+    <w:p>
+      <w:pPr>
+        <w:spacing w:line="336" w:lineRule="auto" w:after="180"/>
+        <w:shd w:fill="F1F6FC"/>
+      </w:pPr>
+      <w:r>
+        <w:rPr>
+          <w:b w:val="0"/>
+        </w:rPr>
         <w:t>CASE GALLERY</w:t>
       </w:r>
     </w:p>
     <w:p>
-      <w:r>
-        <w:t>Four Tests, Four Kinds of Evidence</w:t>
-      </w:r>
-    </w:p>
-    <w:p>
-      <w:r>
+      <w:pPr>
+        <w:spacing w:line="336" w:lineRule="auto" w:after="180"/>
+      </w:pPr>
+      <w:r>
+        <w:rPr>
+          <w:b w:val="0"/>
+        </w:rPr>
+        <w:t xml:space="preserve">Four Tests, Four Kinds of </w:t>
+      </w:r>
+      <w:r>
+        <w:rPr>
+          <w:b/>
+        </w:rPr>
+        <w:t>Evidence</w:t>
+      </w:r>
+    </w:p>
+    <w:p>
+      <w:pPr>
+        <w:spacing w:line="336" w:lineRule="auto" w:after="180"/>
+      </w:pPr>
+      <w:r>
+        <w:rPr>
+          <w:b w:val="0"/>
+        </w:rPr>
         <w:t>A system is not understood until it survives more than one comfortable example.</w:t>
       </w:r>
     </w:p>
@@ -836,8 +1406,47 @@
       </w:r>
     </w:p>
     <w:p>
-      <w:r>
-        <w:t>NORMAL CASE: predict and name evidence.     BOUNDARY CASE: predict and name evidence.</w:t>
+      <w:pPr>
+        <w:pStyle w:val="Heading3"/>
+      </w:pPr>
+      <w:r>
+        <w:t>The normal case</w:t>
+      </w:r>
+    </w:p>
+    <w:p>
+      <w:pPr>
+        <w:spacing w:line="336" w:lineRule="auto" w:after="180"/>
+        <w:shd w:fill="F1F6FC"/>
+      </w:pPr>
+      <w:r>
+        <w:rPr>
+          <w:b w:val="0"/>
+        </w:rPr>
+        <w:t xml:space="preserve">NORMAL CASE: predict and name </w:t>
+      </w:r>
+      <w:r>
+        <w:rPr>
+          <w:b/>
+        </w:rPr>
+        <w:t>evidence</w:t>
+      </w:r>
+      <w:r>
+        <w:rPr>
+          <w:b w:val="0"/>
+        </w:rPr>
+        <w:t xml:space="preserve">.     BOUNDARY CASE: predict and name </w:t>
+      </w:r>
+      <w:r>
+        <w:rPr>
+          <w:b/>
+        </w:rPr>
+        <w:t>evidence</w:t>
+      </w:r>
+      <w:r>
+        <w:rPr>
+          <w:b w:val="0"/>
+        </w:rPr>
+        <w:t>.</w:t>
       </w:r>
     </w:p>
     <w:p>
@@ -913,12 +1522,58 @@
       </w:r>
     </w:p>
     <w:p>
-      <w:r>
-        <w:t>MISSING INFORMATION: predict and name evidence.     TRANSFER CASE: predict and name evidence.</w:t>
-      </w:r>
-    </w:p>
-    <w:p>
-      <w:r>
+      <w:pPr>
+        <w:pStyle w:val="Heading3"/>
+      </w:pPr>
+      <w:r>
+        <w:t>Check missing information</w:t>
+      </w:r>
+    </w:p>
+    <w:p>
+      <w:pPr>
+        <w:spacing w:line="336" w:lineRule="auto" w:after="180"/>
+        <w:shd w:fill="FFF5E6"/>
+      </w:pPr>
+      <w:r>
+        <w:rPr>
+          <w:b w:val="0"/>
+        </w:rPr>
+        <w:t xml:space="preserve">MISSING INFORMATION: predict and name </w:t>
+      </w:r>
+      <w:r>
+        <w:rPr>
+          <w:b/>
+        </w:rPr>
+        <w:t>evidence</w:t>
+      </w:r>
+      <w:r>
+        <w:rPr>
+          <w:b w:val="0"/>
+        </w:rPr>
+        <w:t xml:space="preserve">.     TRANSFER CASE: predict and name </w:t>
+      </w:r>
+      <w:r>
+        <w:rPr>
+          <w:b/>
+        </w:rPr>
+        <w:t>evidence</w:t>
+      </w:r>
+      <w:r>
+        <w:rPr>
+          <w:b w:val="0"/>
+        </w:rPr>
+        <w:t>.</w:t>
+      </w:r>
+    </w:p>
+    <w:p>
+      <w:pPr>
+        <w:spacing w:line="336" w:lineRule="auto" w:after="180"/>
+        <w:shd w:fill="F5F1FB"/>
+      </w:pPr>
+      <w:r>
+        <w:rPr>
+          <w:b w:val="0"/>
+        </w:rPr>
         <w:t>Which case is most likely to reveal a hidden assumption? Why?</w:t>
       </w:r>
     </w:p>
@@ -964,18 +1619,93 @@
       </w:r>
     </w:p>
     <w:p>
-      <w:r>
+      <w:pPr>
+        <w:pStyle w:val="Heading3"/>
+      </w:pPr>
+      <w:r>
+        <w:t>Change one thing</w:t>
+      </w:r>
+    </w:p>
+    <w:p>
+      <w:pPr>
+        <w:spacing w:line="336" w:lineRule="auto" w:after="180"/>
+        <w:shd w:fill="F5F1FB"/>
+      </w:pPr>
+      <w:r>
+        <w:rPr>
+          <w:b w:val="0"/>
+        </w:rPr>
         <w:t>Change: Change B’s pages from "90" to integer 90 using an approved repair.</w:t>
       </w:r>
     </w:p>
     <w:p>
-      <w:r>
-        <w:t>Prediction: B now satisfies the declared schema.</w:t>
-      </w:r>
-    </w:p>
-    <w:p>
-      <w:r>
-        <w:t>Reason: Its id is nonempty and illustrated is Boolean; the page-type defect is removed.</w:t>
+      <w:pPr>
+        <w:pStyle w:val="Heading3"/>
+      </w:pPr>
+      <w:r>
+        <w:t>Predicted result</w:t>
+      </w:r>
+    </w:p>
+    <w:p>
+      <w:pPr>
+        <w:spacing w:line="336" w:lineRule="auto" w:after="180"/>
+        <w:shd w:fill="F1F6FC"/>
+      </w:pPr>
+      <w:r>
+        <w:rPr>
+          <w:b/>
+        </w:rPr>
+        <w:t>Prediction</w:t>
+      </w:r>
+      <w:r>
+        <w:rPr>
+          <w:b w:val="0"/>
+        </w:rPr>
+        <w:t xml:space="preserve">: B now satisfies the declared </w:t>
+      </w:r>
+      <w:r>
+        <w:rPr>
+          <w:b/>
+        </w:rPr>
+        <w:t>schema</w:t>
+      </w:r>
+      <w:r>
+        <w:rPr>
+          <w:b w:val="0"/>
+        </w:rPr>
+        <w:t>.</w:t>
+      </w:r>
+    </w:p>
+    <w:p>
+      <w:pPr>
+        <w:pStyle w:val="Heading3"/>
+      </w:pPr>
+      <w:r>
+        <w:t>Why the result follows</w:t>
+      </w:r>
+    </w:p>
+    <w:p>
+      <w:pPr>
+        <w:spacing w:line="336" w:lineRule="auto" w:after="180"/>
+        <w:shd w:fill="F1F6FC"/>
+      </w:pPr>
+      <w:r>
+        <w:rPr>
+          <w:b w:val="0"/>
+        </w:rPr>
+        <w:t>Reason: Its id is nonempty and illustrated is Boolean; the page-</w:t>
+      </w:r>
+      <w:r>
+        <w:rPr>
+          <w:b/>
+        </w:rPr>
+        <w:t>type</w:t>
+      </w:r>
+      <w:r>
+        <w:rPr>
+          <w:b w:val="0"/>
+        </w:rPr>
+        <w:t xml:space="preserve"> defect is removed.</w:t>
       </w:r>
     </w:p>
     <w:p>
@@ -988,16 +1718,39 @@
     </w:p>
     <w:p>
       <w:r>
+        <w:t>Use the vocabulary of Rows Columns and Data Types to explain a concrete decision, rather than only memorising definitions.</w:t>
+      </w:r>
+    </w:p>
+    <w:p>
+      <w:pPr>
+        <w:spacing w:line="336" w:lineRule="auto" w:after="180"/>
+      </w:pPr>
+      <w:r>
+        <w:rPr>
+          <w:b/>
+        </w:rPr>
         <w:t>VOCABULARY LAB</w:t>
       </w:r>
     </w:p>
     <w:p>
-      <w:r>
+      <w:pPr>
+        <w:spacing w:line="336" w:lineRule="auto" w:after="180"/>
+      </w:pPr>
+      <w:r>
+        <w:rPr>
+          <w:b w:val="0"/>
+        </w:rPr>
         <w:t>Words You Can Use to Reason</w:t>
       </w:r>
     </w:p>
     <w:p>
-      <w:r>
+      <w:pPr>
+        <w:spacing w:line="336" w:lineRule="auto" w:after="180"/>
+      </w:pPr>
+      <w:r>
+        <w:rPr>
+          <w:b w:val="0"/>
+        </w:rPr>
         <w:t>A definition matters when you can recognize the idea, use it, and contrast it with a near-miss.</w:t>
       </w:r>
     </w:p>
@@ -1432,17 +2185,58 @@
     </w:p>
     <w:p>
       <w:r>
-        <w:t>WORKED EVIDENCE</w:t>
-      </w:r>
-    </w:p>
-    <w:p>
-      <w:r>
+        <w:t>Follow the worked trace for Rows Columns and Data Types, predict a step, then compare with its explanation.</w:t>
+      </w:r>
+    </w:p>
+    <w:p>
+      <w:pPr>
+        <w:spacing w:line="336" w:lineRule="auto" w:after="180"/>
+      </w:pPr>
+      <w:r>
+        <w:rPr>
+          <w:b/>
+        </w:rPr>
+        <w:t xml:space="preserve">WORKED </w:t>
+      </w:r>
+      <w:r>
+        <w:rPr>
+          <w:b/>
+        </w:rPr>
+        <w:t>EVIDENCE</w:t>
+      </w:r>
+    </w:p>
+    <w:p>
+      <w:pPr>
+        <w:spacing w:line="336" w:lineRule="auto" w:after="180"/>
+      </w:pPr>
+      <w:r>
+        <w:rPr>
+          <w:b w:val="0"/>
+        </w:rPr>
         <w:t>Reason Step by Step</w:t>
       </w:r>
     </w:p>
     <w:p>
-      <w:r>
-        <w:t>Predict first. Then check each step. A correct answer without visible reasoning is incomplete evidence.</w:t>
+      <w:pPr>
+        <w:spacing w:line="336" w:lineRule="auto" w:after="180"/>
+      </w:pPr>
+      <w:r>
+        <w:rPr>
+          <w:b w:val="0"/>
+        </w:rPr>
+        <w:t xml:space="preserve">Predict first. Then check each step. A correct answer without visible reasoning is incomplete </w:t>
+      </w:r>
+      <w:r>
+        <w:rPr>
+          <w:b/>
+        </w:rPr>
+        <w:t>evidence</w:t>
+      </w:r>
+      <w:r>
+        <w:rPr>
+          <w:b w:val="0"/>
+        </w:rPr>
+        <w:t>.</w:t>
       </w:r>
     </w:p>
     <w:p>
@@ -1482,27 +2276,85 @@
       </w:r>
     </w:p>
     <w:p>
-      <w:r>
-        <w:t>1. Schema: title=text; pages=whole number; genre=category.</w:t>
-      </w:r>
-    </w:p>
-    <w:p>
-      <w:r>
+      <w:pPr>
+        <w:spacing w:line="336" w:lineRule="auto" w:after="180"/>
+        <w:shd w:fill="F4F9FC"/>
+      </w:pPr>
+      <w:r>
+        <w:rPr>
+          <w:b w:val="0"/>
+        </w:rPr>
+        <w:t xml:space="preserve">1. </w:t>
+      </w:r>
+      <w:r>
+        <w:rPr>
+          <w:b/>
+        </w:rPr>
+        <w:t>Schema</w:t>
+      </w:r>
+      <w:r>
+        <w:rPr>
+          <w:b w:val="0"/>
+        </w:rPr>
+        <w:t>: title=text; pages=whole number; genre=category.</w:t>
+      </w:r>
+    </w:p>
+    <w:p>
+      <w:pPr>
+        <w:spacing w:line="336" w:lineRule="auto" w:after="180"/>
+        <w:shd w:fill="F4F9FC"/>
+      </w:pPr>
+      <w:r>
+        <w:rPr>
+          <w:b w:val="0"/>
+        </w:rPr>
         <w:t>2. Bad record: pages=‘many’ cannot be compared numerically.</w:t>
       </w:r>
     </w:p>
     <w:p>
-      <w:r>
+      <w:pPr>
+        <w:spacing w:line="336" w:lineRule="auto" w:after="180"/>
+        <w:shd w:fill="F4F9FC"/>
+      </w:pPr>
+      <w:r>
+        <w:rPr>
+          <w:b w:val="0"/>
+        </w:rPr>
         <w:t>3. Repair: verify the source, then enter 128—not a guess.</w:t>
       </w:r>
     </w:p>
     <w:p>
-      <w:r>
-        <w:t>4. Consistent types let sorting and calculations work predictably.</w:t>
-      </w:r>
-    </w:p>
-    <w:p>
-      <w:r>
+      <w:pPr>
+        <w:spacing w:line="336" w:lineRule="auto" w:after="180"/>
+        <w:shd w:fill="F4F9FC"/>
+      </w:pPr>
+      <w:r>
+        <w:rPr>
+          <w:b w:val="0"/>
+        </w:rPr>
+        <w:t xml:space="preserve">4. Consistent </w:t>
+      </w:r>
+      <w:r>
+        <w:rPr>
+          <w:b/>
+        </w:rPr>
+        <w:t>type</w:t>
+      </w:r>
+      <w:r>
+        <w:rPr>
+          <w:b w:val="0"/>
+        </w:rPr>
+        <w:t>s let sorting and calculations work predictably.</w:t>
+      </w:r>
+    </w:p>
+    <w:p>
+      <w:pPr>
+        <w:spacing w:line="336" w:lineRule="auto" w:after="180"/>
+      </w:pPr>
+      <w:r>
+        <w:rPr>
+          <w:b w:val="0"/>
+        </w:rPr>
         <w:t>Recalculate, retrace, or restate the reasoning in your own representation:</w:t>
       </w:r>
     </w:p>
@@ -1540,8 +2392,27 @@
       </w:r>
     </w:p>
     <w:p>
-      <w:r>
-        <w:t>CHECK  Did the evidence answer the exact question? Did the total, path, or source record stay consistent?</w:t>
+      <w:pPr>
+        <w:spacing w:line="336" w:lineRule="auto" w:after="180"/>
+        <w:shd w:fill="F5F1FB"/>
+      </w:pPr>
+      <w:r>
+        <w:rPr>
+          <w:b w:val="0"/>
+        </w:rPr>
+        <w:t xml:space="preserve">CHECK  Did the </w:t>
+      </w:r>
+      <w:r>
+        <w:rPr>
+          <w:b/>
+        </w:rPr>
+        <w:t>evidence</w:t>
+      </w:r>
+      <w:r>
+        <w:rPr>
+          <w:b w:val="0"/>
+        </w:rPr>
+        <w:t xml:space="preserve"> answer the exact question? Did the total, path, or source record stay consistent?</w:t>
       </w:r>
     </w:p>
     <w:p>
@@ -1599,7 +2470,13 @@
       </w:r>
     </w:p>
     <w:p>
-      <w:r>
+      <w:pPr>
+        <w:spacing w:line="336" w:lineRule="auto" w:after="180"/>
+      </w:pPr>
+      <w:r>
+        <w:rPr>
+          <w:b w:val="0"/>
+        </w:rPr>
         <w:t>Cover the result before checking it. Say what is given, choose the procedure, and follow one step at a time. Then uncover the result and explain your first mismatch. Ask why a step is allowed, not only what number it produces.</w:t>
       </w:r>
     </w:p>
@@ -1612,7 +2489,13 @@
       </w:r>
     </w:p>
     <w:p>
-      <w:r>
+      <w:pPr>
+        <w:spacing w:line="336" w:lineRule="auto" w:after="180"/>
+      </w:pPr>
+      <w:r>
+        <w:rPr>
+          <w:b w:val="0"/>
+        </w:rPr>
         <w:t>A fictional approved book catalogue has three fields per row.</w:t>
       </w:r>
     </w:p>
@@ -1625,12 +2508,48 @@
       </w:r>
     </w:p>
     <w:p>
-      <w:r>
-        <w:t>Schema: id is nonempty text; pages is an integer 1–300; illustrated is Boolean True or False.</w:t>
-      </w:r>
-    </w:p>
-    <w:p>
-      <w:r>
+      <w:pPr>
+        <w:pStyle w:val="Heading3"/>
+      </w:pPr>
+      <w:r>
+        <w:t>Supplied facts</w:t>
+      </w:r>
+    </w:p>
+    <w:p>
+      <w:pPr>
+        <w:spacing w:line="336" w:lineRule="auto" w:after="180"/>
+        <w:shd w:fill="F1F6FC"/>
+      </w:pPr>
+      <w:r>
+        <w:rPr>
+          <w:b/>
+        </w:rPr>
+        <w:t>Schema</w:t>
+      </w:r>
+      <w:r>
+        <w:rPr>
+          <w:b w:val="0"/>
+        </w:rPr>
+        <w:t>: id is nonempty text; pages is an integer 1–300; illustrated is Boolean True or False.</w:t>
+      </w:r>
+    </w:p>
+    <w:p>
+      <w:pPr>
+        <w:pStyle w:val="Heading3"/>
+      </w:pPr>
+      <w:r>
+        <w:t>Supplied facts</w:t>
+      </w:r>
+    </w:p>
+    <w:p>
+      <w:pPr>
+        <w:spacing w:line="336" w:lineRule="auto" w:after="180"/>
+        <w:shd w:fill="F1F6FC"/>
+      </w:pPr>
+      <w:r>
+        <w:rPr>
+          <w:b w:val="0"/>
+        </w:rPr>
         <w:t>Rows A={id:"B7",pages:90,illustrated:True}; B={id:"B8",pages:"90",illustrated:False}; C={id:"",pages:80,illustrated:True}.</w:t>
       </w:r>
     </w:p>
@@ -1816,30 +2735,144 @@
       </w:r>
     </w:p>
     <w:p>
-      <w:r>
-        <w:t>A schema makes row meanings and expected types explicit. The string "90" looks like a number when printed but does not meet this strict integer schema. A repair can be authorised later, but must not be assumed silently. Missing or empty identifiers also prevent tracing an item back to its source.</w:t>
-      </w:r>
-    </w:p>
-    <w:p>
       <w:pPr>
         <w:pStyle w:val="Heading3"/>
       </w:pPr>
       <w:r>
+        <w:t>Why the result follows</w:t>
+      </w:r>
+    </w:p>
+    <w:p>
+      <w:pPr>
+        <w:spacing w:line="336" w:lineRule="auto" w:after="180"/>
+        <w:shd w:fill="F1F6FC"/>
+      </w:pPr>
+      <w:r>
+        <w:rPr>
+          <w:b w:val="0"/>
+        </w:rPr>
+        <w:t xml:space="preserve">A </w:t>
+      </w:r>
+      <w:r>
+        <w:rPr>
+          <w:b/>
+        </w:rPr>
+        <w:t>schema</w:t>
+      </w:r>
+      <w:r>
+        <w:rPr>
+          <w:b w:val="0"/>
+        </w:rPr>
+        <w:t xml:space="preserve"> makes row meanings and expected </w:t>
+      </w:r>
+      <w:r>
+        <w:rPr>
+          <w:b/>
+        </w:rPr>
+        <w:t>type</w:t>
+      </w:r>
+      <w:r>
+        <w:rPr>
+          <w:b w:val="0"/>
+        </w:rPr>
+        <w:t xml:space="preserve">s explicit. The string "90" looks like a number when printed but does not meet this strict integer </w:t>
+      </w:r>
+      <w:r>
+        <w:rPr>
+          <w:b/>
+        </w:rPr>
+        <w:t>schema</w:t>
+      </w:r>
+      <w:r>
+        <w:rPr>
+          <w:b w:val="0"/>
+        </w:rPr>
+        <w:t>. A repair can be authorised later, but must not be assumed silently.</w:t>
+      </w:r>
+    </w:p>
+    <w:p>
+      <w:pPr>
+        <w:spacing w:line="336" w:lineRule="auto" w:after="180"/>
+        <w:shd w:fill="F1F6FC"/>
+      </w:pPr>
+      <w:r>
+        <w:rPr>
+          <w:b w:val="0"/>
+        </w:rPr>
+        <w:t>Missing or empty identifiers also prevent tracing an item back to its source.</w:t>
+      </w:r>
+    </w:p>
+    <w:p>
+      <w:pPr>
+        <w:pStyle w:val="Heading3"/>
+      </w:pPr>
+      <w:r>
         <w:t>What this example does not establish</w:t>
       </w:r>
     </w:p>
     <w:p>
-      <w:r>
-        <w:t>Schema validity does not confirm that the book really has 90 pages or that its metadata is accurate.</w:t>
-      </w:r>
-    </w:p>
-    <w:p>
-      <w:r>
+      <w:pPr>
+        <w:pStyle w:val="Heading3"/>
+      </w:pPr>
+      <w:r>
+        <w:t>Keep the stated limit</w:t>
+      </w:r>
+    </w:p>
+    <w:p>
+      <w:pPr>
+        <w:spacing w:line="336" w:lineRule="auto" w:after="180"/>
+        <w:shd w:fill="FFF5E6"/>
+      </w:pPr>
+      <w:r>
+        <w:rPr>
+          <w:b/>
+        </w:rPr>
+        <w:t>Schema</w:t>
+      </w:r>
+      <w:r>
+        <w:rPr>
+          <w:b w:val="0"/>
+        </w:rPr>
+        <w:t xml:space="preserve"> validity does not confirm that the book really has 90 pages or that its metadata is accurate.</w:t>
+      </w:r>
+    </w:p>
+    <w:p>
+      <w:pPr>
+        <w:pStyle w:val="Heading3"/>
+      </w:pPr>
+      <w:r>
+        <w:t>Keep the stated limit</w:t>
+      </w:r>
+    </w:p>
+    <w:p>
+      <w:pPr>
+        <w:spacing w:line="336" w:lineRule="auto" w:after="180"/>
+        <w:shd w:fill="FFF5E6"/>
+      </w:pPr>
+      <w:r>
+        <w:rPr>
+          <w:b w:val="0"/>
+        </w:rPr>
         <w:t>Read the labelled picture: Which two rows originally fail, and do they fail for the same reason?</w:t>
       </w:r>
     </w:p>
     <w:p>
-      <w:r>
+      <w:pPr>
+        <w:pStyle w:val="Heading3"/>
+      </w:pPr>
+      <w:r>
+        <w:t>Keep the stated limit</w:t>
+      </w:r>
+    </w:p>
+    <w:p>
+      <w:pPr>
+        <w:spacing w:line="336" w:lineRule="auto" w:after="180"/>
+        <w:shd w:fill="FFF5E6"/>
+      </w:pPr>
+      <w:r>
+        <w:rPr>
+          <w:b w:val="0"/>
+        </w:rPr>
         <w:t>Change one thing: Change B’s pages from "90" to integer 90 using an approved repair. Predict the result before checking the explanation. What remains the same?</w:t>
       </w:r>
     </w:p>
@@ -1853,17 +2886,61 @@
     </w:p>
     <w:p>
       <w:r>
+        <w:t>Find the unsupported step in the Rows Columns and Data Types claim and explain a repair using the supplied evidence.</w:t>
+      </w:r>
+    </w:p>
+    <w:p>
+      <w:pPr>
+        <w:pStyle w:val="Heading3"/>
+      </w:pPr>
+      <w:r>
+        <w:t>Find the first error</w:t>
+      </w:r>
+    </w:p>
+    <w:p>
+      <w:pPr>
+        <w:spacing w:line="336" w:lineRule="auto" w:after="180"/>
+        <w:shd w:fill="FFF5E6"/>
+      </w:pPr>
+      <w:r>
+        <w:rPr>
+          <w:b w:val="0"/>
+        </w:rPr>
         <w:t>ERROR DETECTIVE</w:t>
       </w:r>
     </w:p>
     <w:p>
-      <w:r>
+      <w:pPr>
+        <w:spacing w:line="336" w:lineRule="auto" w:after="180"/>
+      </w:pPr>
+      <w:r>
+        <w:rPr>
+          <w:b w:val="0"/>
+        </w:rPr>
         <w:t>Compare → Diagnose → Repair</w:t>
       </w:r>
     </w:p>
     <w:p>
-      <w:r>
-        <w:t>Do not patch the answer. Find the earliest unsupported assumption, wrong step, or weak evidence.</w:t>
+      <w:pPr>
+        <w:spacing w:line="336" w:lineRule="auto" w:after="180"/>
+      </w:pPr>
+      <w:r>
+        <w:rPr>
+          <w:b w:val="0"/>
+        </w:rPr>
+        <w:t xml:space="preserve">Do not patch the answer. Find the earliest unsupported assumption, wrong step, or weak </w:t>
+      </w:r>
+      <w:r>
+        <w:rPr>
+          <w:b/>
+        </w:rPr>
+        <w:t>evidence</w:t>
+      </w:r>
+      <w:r>
+        <w:rPr>
+          <w:b w:val="0"/>
+        </w:rPr>
+        <w:t>.</w:t>
       </w:r>
     </w:p>
     <w:p>
@@ -2113,7 +3190,14 @@
       </w:tr>
     </w:tbl>
     <w:p>
-      <w:r>
+      <w:pPr>
+        <w:spacing w:line="336" w:lineRule="auto" w:after="180"/>
+        <w:shd w:fill="F5F1FB"/>
+      </w:pPr>
+      <w:r>
+        <w:rPr>
+          <w:b w:val="0"/>
+        </w:rPr>
         <w:t>Repair one cause. Why is this repair better than changing several things?</w:t>
       </w:r>
     </w:p>
@@ -2159,8 +3243,62 @@
       </w:r>
     </w:p>
     <w:p>
-      <w:r>
-        <w:t>A row can satisfy every schema rule and still be a wrong observation. Schema validation checks our stated structure and constraints, not whether someone measured honestly or selected a representative sample.</w:t>
+      <w:pPr>
+        <w:spacing w:line="336" w:lineRule="auto" w:after="180"/>
+      </w:pPr>
+      <w:r>
+        <w:rPr>
+          <w:b w:val="0"/>
+        </w:rPr>
+        <w:t xml:space="preserve">A row can satisfy every </w:t>
+      </w:r>
+      <w:r>
+        <w:rPr>
+          <w:b/>
+        </w:rPr>
+        <w:t>schema</w:t>
+      </w:r>
+      <w:r>
+        <w:rPr>
+          <w:b w:val="0"/>
+        </w:rPr>
+        <w:t xml:space="preserve"> rule and still be a wrong </w:t>
+      </w:r>
+      <w:r>
+        <w:rPr>
+          <w:b/>
+        </w:rPr>
+        <w:t>observation</w:t>
+      </w:r>
+      <w:r>
+        <w:rPr>
+          <w:b w:val="0"/>
+        </w:rPr>
+        <w:t xml:space="preserve">. </w:t>
+      </w:r>
+      <w:r>
+        <w:rPr>
+          <w:b/>
+        </w:rPr>
+        <w:t>Schema</w:t>
+      </w:r>
+      <w:r>
+        <w:rPr>
+          <w:b w:val="0"/>
+        </w:rPr>
+        <w:t xml:space="preserve"> validation checks our stated structure and </w:t>
+      </w:r>
+      <w:r>
+        <w:rPr>
+          <w:b/>
+        </w:rPr>
+        <w:t>constraint</w:t>
+      </w:r>
+      <w:r>
+        <w:rPr>
+          <w:b w:val="0"/>
+        </w:rPr>
+        <w:t>s, not whether someone measured honestly or selected a representative sample.</w:t>
       </w:r>
     </w:p>
     <w:p>
@@ -2211,16 +3349,39 @@
     </w:p>
     <w:p>
       <w:r>
+        <w:t>Practise Rows Columns and Data Types with support, then explain the deciding step in your own words.</w:t>
+      </w:r>
+    </w:p>
+    <w:p>
+      <w:pPr>
+        <w:spacing w:line="336" w:lineRule="auto" w:after="180"/>
+      </w:pPr>
+      <w:r>
+        <w:rPr>
+          <w:b/>
+        </w:rPr>
         <w:t>LOGIC STUDIO</w:t>
       </w:r>
     </w:p>
     <w:p>
-      <w:r>
+      <w:pPr>
+        <w:spacing w:line="336" w:lineRule="auto" w:after="180"/>
+      </w:pPr>
+      <w:r>
+        <w:rPr>
+          <w:b w:val="0"/>
+        </w:rPr>
         <w:t>Trace Before You Run</w:t>
       </w:r>
     </w:p>
     <w:p>
-      <w:r>
+      <w:pPr>
+        <w:spacing w:line="336" w:lineRule="auto" w:after="180"/>
+      </w:pPr>
+      <w:r>
+        <w:rPr>
+          <w:b w:val="0"/>
+        </w:rPr>
         <w:t>Block code, pseudocode, tables, and diagrams are different ways to expose the same reasoning.</w:t>
       </w:r>
     </w:p>
@@ -2261,8 +3422,26 @@
       </w:r>
     </w:p>
     <w:p>
-      <w:r>
-        <w:t>SET evidence_record</w:t>
+      <w:pPr>
+        <w:spacing w:line="336" w:lineRule="auto" w:after="180"/>
+      </w:pPr>
+      <w:r>
+        <w:rPr>
+          <w:b w:val="0"/>
+        </w:rPr>
+        <w:t xml:space="preserve">SET </w:t>
+      </w:r>
+      <w:r>
+        <w:rPr>
+          <w:b/>
+        </w:rPr>
+        <w:t>evidence</w:t>
+      </w:r>
+      <w:r>
+        <w:rPr>
+          <w:b w:val="0"/>
+        </w:rPr>
+        <w:t>_record</w:t>
         <w:br/>
         <w:t>PREDICT expected_result</w:t>
         <w:br/>
@@ -2276,8 +3455,27 @@
       </w:r>
     </w:p>
     <w:p>
-      <w:r>
-        <w:t>Trace one input. Which line changes the state or chooses a path?</w:t>
+      <w:pPr>
+        <w:spacing w:line="336" w:lineRule="auto" w:after="180"/>
+        <w:shd w:fill="F5F1FB"/>
+      </w:pPr>
+      <w:r>
+        <w:rPr>
+          <w:b w:val="0"/>
+        </w:rPr>
+        <w:t xml:space="preserve">Trace one </w:t>
+      </w:r>
+      <w:r>
+        <w:rPr>
+          <w:b/>
+        </w:rPr>
+        <w:t>input</w:t>
+      </w:r>
+      <w:r>
+        <w:rPr>
+          <w:b w:val="0"/>
+        </w:rPr>
+        <w:t>. Which line changes the state or chooses a path?</w:t>
       </w:r>
     </w:p>
     <w:p>
@@ -2322,8 +3520,26 @@
       </w:r>
     </w:p>
     <w:p>
-      <w:r>
-        <w:t>If one row records 120 seconds in the minutes field, a simple numeric total becomes misleading. Correct the source or explicitly convert and document it; renaming a column alone does not convert values.</w:t>
+      <w:pPr>
+        <w:spacing w:line="336" w:lineRule="auto" w:after="180"/>
+      </w:pPr>
+      <w:r>
+        <w:rPr>
+          <w:b w:val="0"/>
+        </w:rPr>
+        <w:t xml:space="preserve">If one row records 120 seconds in the minutes field, a simple numeric total becomes misleading. Correct the source or explicitly convert and document it; renaming a </w:t>
+      </w:r>
+      <w:r>
+        <w:rPr>
+          <w:b/>
+        </w:rPr>
+        <w:t>column</w:t>
+      </w:r>
+      <w:r>
+        <w:rPr>
+          <w:b w:val="0"/>
+        </w:rPr>
+        <w:t xml:space="preserve"> alone does not convert values.</w:t>
       </w:r>
     </w:p>
     <w:p>
@@ -2335,8 +3551,50 @@
       </w:r>
     </w:p>
     <w:p>
-      <w:r>
-        <w:t>Use workbook W2 for the connected example “Rows columns and schemas”. First fill the input and rule boxes. Try the middle steps before asking for a hint. After a hint, try the next step yourself.</w:t>
+      <w:pPr>
+        <w:spacing w:line="336" w:lineRule="auto" w:after="180"/>
+      </w:pPr>
+      <w:r>
+        <w:rPr>
+          <w:b w:val="0"/>
+        </w:rPr>
+        <w:t xml:space="preserve">Use workbook W2 for the connected example “Rows </w:t>
+      </w:r>
+      <w:r>
+        <w:rPr>
+          <w:b/>
+        </w:rPr>
+        <w:t>column</w:t>
+      </w:r>
+      <w:r>
+        <w:rPr>
+          <w:b w:val="0"/>
+        </w:rPr>
+        <w:t xml:space="preserve">s and </w:t>
+      </w:r>
+      <w:r>
+        <w:rPr>
+          <w:b/>
+        </w:rPr>
+        <w:t>schema</w:t>
+      </w:r>
+      <w:r>
+        <w:rPr>
+          <w:b w:val="0"/>
+        </w:rPr>
+        <w:t xml:space="preserve">s”. First fill the </w:t>
+      </w:r>
+      <w:r>
+        <w:rPr>
+          <w:b/>
+        </w:rPr>
+        <w:t>input</w:t>
+      </w:r>
+      <w:r>
+        <w:rPr>
+          <w:b w:val="0"/>
+        </w:rPr>
+        <w:t xml:space="preserve"> and rule boxes. Try the middle steps before asking for a hint. After a hint, try the next step yourself.</w:t>
       </w:r>
     </w:p>
     <w:tbl>
@@ -2419,7 +3677,13 @@
       </w:tr>
     </w:tbl>
     <w:p>
-      <w:r>
+      <w:pPr>
+        <w:spacing w:line="336" w:lineRule="auto" w:after="180"/>
+      </w:pPr>
+      <w:r>
+        <w:rPr>
+          <w:b w:val="0"/>
+        </w:rPr>
         <w:t>Explain your trace to a partner. Your partner points to one step to check. Swap roles on the next case. Each person writes their own explanation.</w:t>
       </w:r>
     </w:p>
@@ -2432,12 +3696,59 @@
       </w:r>
     </w:p>
     <w:p>
-      <w:r>
-        <w:t>Use the worked case for Rows columns and schemas. Proposed explanation: “A successful run proves the conclusion”. Decide whether this explanation is supported. Point to the step or supplied fact that decides; explain your repair if needed.</w:t>
-      </w:r>
-    </w:p>
-    <w:p>
-      <w:r>
+      <w:pPr>
+        <w:spacing w:line="336" w:lineRule="auto" w:after="180"/>
+      </w:pPr>
+      <w:r>
+        <w:rPr>
+          <w:b w:val="0"/>
+        </w:rPr>
+        <w:t xml:space="preserve">Use the worked case for Rows </w:t>
+      </w:r>
+      <w:r>
+        <w:rPr>
+          <w:b/>
+        </w:rPr>
+        <w:t>column</w:t>
+      </w:r>
+      <w:r>
+        <w:rPr>
+          <w:b w:val="0"/>
+        </w:rPr>
+        <w:t xml:space="preserve">s and </w:t>
+      </w:r>
+      <w:r>
+        <w:rPr>
+          <w:b/>
+        </w:rPr>
+        <w:t>schema</w:t>
+      </w:r>
+      <w:r>
+        <w:rPr>
+          <w:b w:val="0"/>
+        </w:rPr>
+        <w:t>s. Proposed explanation: “A successful run proves the conclusion”. Decide whether this explanation is supported.</w:t>
+      </w:r>
+    </w:p>
+    <w:p>
+      <w:pPr>
+        <w:spacing w:line="336" w:lineRule="auto" w:after="180"/>
+      </w:pPr>
+      <w:r>
+        <w:rPr>
+          <w:b w:val="0"/>
+        </w:rPr>
+        <w:t>Point to the step or supplied fact that decides; explain your repair if needed.</w:t>
+      </w:r>
+    </w:p>
+    <w:p>
+      <w:pPr>
+        <w:spacing w:line="336" w:lineRule="auto" w:after="180"/>
+      </w:pPr>
+      <w:r>
+        <w:rPr>
+          <w:b w:val="0"/>
+        </w:rPr>
         <w:t>Answer on your own before discussion. If you are unsure, say which step you need help with.</w:t>
       </w:r>
     </w:p>
@@ -2450,7 +3761,14 @@
       </w:r>
     </w:p>
     <w:p>
-      <w:r>
+      <w:pPr>
+        <w:spacing w:line="336" w:lineRule="auto" w:after="180"/>
+        <w:shd w:fill="F5F1FB"/>
+      </w:pPr>
+      <w:r>
+        <w:rPr>
+          <w:b w:val="0"/>
+        </w:rPr>
         <w:t>Which two rows originally fail, and do they fail for the same reason?</w:t>
       </w:r>
     </w:p>
@@ -2483,7 +3801,13 @@
       </w:r>
     </w:p>
     <w:p>
-      <w:r>
+      <w:pPr>
+        <w:spacing w:line="336" w:lineRule="auto" w:after="180"/>
+      </w:pPr>
+      <w:r>
+        <w:rPr>
+          <w:b w:val="0"/>
+        </w:rPr>
         <w:t>This is supported practice. Keep the separately named independent case for an attempt before feedback.</w:t>
       </w:r>
     </w:p>
@@ -2497,16 +3821,45 @@
     </w:p>
     <w:p>
       <w:r>
-        <w:t>EVIDENCE LAB</w:t>
-      </w:r>
-    </w:p>
-    <w:p>
-      <w:r>
+        <w:t>Investigate Rows Columns and Data Types. Record the prediction, actual observation or labelled paper trace, explanation and next test separately.</w:t>
+      </w:r>
+    </w:p>
+    <w:p>
+      <w:pPr>
+        <w:spacing w:line="336" w:lineRule="auto" w:after="180"/>
+      </w:pPr>
+      <w:r>
+        <w:rPr>
+          <w:b/>
+        </w:rPr>
+        <w:t>EVIDENCE</w:t>
+      </w:r>
+      <w:r>
+        <w:rPr>
+          <w:b/>
+        </w:rPr>
+        <w:t xml:space="preserve"> LAB</w:t>
+      </w:r>
+    </w:p>
+    <w:p>
+      <w:pPr>
+        <w:spacing w:line="336" w:lineRule="auto" w:after="180"/>
+      </w:pPr>
+      <w:r>
+        <w:rPr>
+          <w:b w:val="0"/>
+        </w:rPr>
         <w:t>Predict → Test → Record → Explain</w:t>
       </w:r>
     </w:p>
     <w:p>
-      <w:r>
+      <w:pPr>
+        <w:spacing w:line="336" w:lineRule="auto" w:after="180"/>
+      </w:pPr>
+      <w:r>
+        <w:rPr>
+          <w:b w:val="0"/>
+        </w:rPr>
         <w:t>Keep expected and actual results separate. Surprises are useful data when recorded honestly.</w:t>
       </w:r>
     </w:p>
@@ -2547,8 +3900,26 @@
       </w:r>
     </w:p>
     <w:p>
-      <w:r>
-        <w:t>Audit a 10-row book table. Circle mixed types, missing values, duplicated rows, and fields with unclear names; document each repair.</w:t>
+      <w:pPr>
+        <w:spacing w:line="336" w:lineRule="auto" w:after="180"/>
+      </w:pPr>
+      <w:r>
+        <w:rPr>
+          <w:b w:val="0"/>
+        </w:rPr>
+        <w:t xml:space="preserve">Audit a 10-row book table. Circle mixed </w:t>
+      </w:r>
+      <w:r>
+        <w:rPr>
+          <w:b/>
+        </w:rPr>
+        <w:t>type</w:t>
+      </w:r>
+      <w:r>
+        <w:rPr>
+          <w:b w:val="0"/>
+        </w:rPr>
+        <w:t>s, missing values, duplicated rows, and fields with unclear names; document each repair.</w:t>
       </w:r>
     </w:p>
     <w:tbl>
@@ -2797,7 +4168,14 @@
       </w:tr>
     </w:tbl>
     <w:p>
-      <w:r>
+      <w:pPr>
+        <w:spacing w:line="336" w:lineRule="auto" w:after="180"/>
+        <w:shd w:fill="F5F1FB"/>
+      </w:pPr>
+      <w:r>
+        <w:rPr>
+          <w:b w:val="0"/>
+        </w:rPr>
         <w:t>What did the hardest test teach you that the normal test did not?</w:t>
       </w:r>
     </w:p>
@@ -2843,7 +4221,13 @@
       </w:r>
     </w:p>
     <w:p>
-      <w:r>
+      <w:pPr>
+        <w:spacing w:line="336" w:lineRule="auto" w:after="180"/>
+      </w:pPr>
+      <w:r>
+        <w:rPr>
+          <w:b w:val="0"/>
+        </w:rPr>
         <w:t>Before trying: what do I expect, and why? While trying: which step could first go wrong? Afterwards: what did I actually observe, and what should change? Keep “not run” if you only traced the procedure.</w:t>
       </w:r>
     </w:p>
@@ -2857,17 +4241,52 @@
     </w:p>
     <w:p>
       <w:r>
+        <w:t>Move from recall to tracing, diagnosis and transfer in Rows Columns and Data Types. Explain why each step is justified.</w:t>
+      </w:r>
+    </w:p>
+    <w:p>
+      <w:pPr>
+        <w:spacing w:line="336" w:lineRule="auto" w:after="180"/>
+      </w:pPr>
+      <w:r>
+        <w:rPr>
+          <w:b/>
+        </w:rPr>
         <w:t>MASTERY</w:t>
       </w:r>
     </w:p>
     <w:p>
-      <w:r>
+      <w:pPr>
+        <w:spacing w:line="336" w:lineRule="auto" w:after="180"/>
+      </w:pPr>
+      <w:r>
+        <w:rPr>
+          <w:b w:val="0"/>
+        </w:rPr>
         <w:t>From Knowing the Word to Owning the Idea</w:t>
       </w:r>
     </w:p>
     <w:p>
-      <w:r>
-        <w:t>Move upward only when you can produce evidence without copying the worked example.</w:t>
+      <w:pPr>
+        <w:spacing w:line="336" w:lineRule="auto" w:after="180"/>
+      </w:pPr>
+      <w:r>
+        <w:rPr>
+          <w:b w:val="0"/>
+        </w:rPr>
+        <w:t xml:space="preserve">Move upward only when you can produce </w:t>
+      </w:r>
+      <w:r>
+        <w:rPr>
+          <w:b/>
+        </w:rPr>
+        <w:t>evidence</w:t>
+      </w:r>
+      <w:r>
+        <w:rPr>
+          <w:b w:val="0"/>
+        </w:rPr>
+        <w:t xml:space="preserve"> without copying the worked example.</w:t>
       </w:r>
     </w:p>
     <w:p>
@@ -2907,33 +4326,93 @@
       </w:r>
     </w:p>
     <w:p>
-      <w:r>
+      <w:pPr>
+        <w:spacing w:line="336" w:lineRule="auto" w:after="180"/>
+      </w:pPr>
+      <w:r>
+        <w:rPr>
+          <w:b w:val="0"/>
+        </w:rPr>
         <w:t>1 • NAME: Define the concept without repeating the textbook.</w:t>
       </w:r>
     </w:p>
     <w:p>
-      <w:r>
-        <w:t>2 • TRACE: Show the information, state, branch, calculation, or evidence path.</w:t>
-      </w:r>
-    </w:p>
-    <w:p>
-      <w:r>
+      <w:pPr>
+        <w:spacing w:line="336" w:lineRule="auto" w:after="180"/>
+      </w:pPr>
+      <w:r>
+        <w:rPr>
+          <w:b w:val="0"/>
+        </w:rPr>
+        <w:t xml:space="preserve">2 • TRACE: Show the information, state, branch, calculation, or </w:t>
+      </w:r>
+      <w:r>
+        <w:rPr>
+          <w:b/>
+        </w:rPr>
+        <w:t>evidence</w:t>
+      </w:r>
+      <w:r>
+        <w:rPr>
+          <w:b w:val="0"/>
+        </w:rPr>
+        <w:t xml:space="preserve"> path.</w:t>
+      </w:r>
+    </w:p>
+    <w:p>
+      <w:pPr>
+        <w:spacing w:line="336" w:lineRule="auto" w:after="180"/>
+      </w:pPr>
+      <w:r>
+        <w:rPr>
+          <w:b w:val="0"/>
+        </w:rPr>
         <w:t>3 • APPLY: Solve a different example independently.</w:t>
       </w:r>
     </w:p>
     <w:p>
-      <w:r>
+      <w:pPr>
+        <w:spacing w:line="336" w:lineRule="auto" w:after="180"/>
+      </w:pPr>
+      <w:r>
+        <w:rPr>
+          <w:b w:val="0"/>
+        </w:rPr>
         <w:t>4 • CHALLENGE: Find a boundary case, counterexample, or unfair outcome.</w:t>
       </w:r>
     </w:p>
     <w:p>
-      <w:r>
+      <w:pPr>
+        <w:spacing w:line="336" w:lineRule="auto" w:after="180"/>
+      </w:pPr>
+      <w:r>
+        <w:rPr>
+          <w:b w:val="0"/>
+        </w:rPr>
         <w:t>5 • EXPLAIN LIMITS: Say when the result should not be trusted or used alone.</w:t>
       </w:r>
     </w:p>
     <w:p>
-      <w:r>
-        <w:t>My strongest evidence of independent understanding:</w:t>
+      <w:pPr>
+        <w:spacing w:line="336" w:lineRule="auto" w:after="180"/>
+      </w:pPr>
+      <w:r>
+        <w:rPr>
+          <w:b w:val="0"/>
+        </w:rPr>
+        <w:t xml:space="preserve">My strongest </w:t>
+      </w:r>
+      <w:r>
+        <w:rPr>
+          <w:b/>
+        </w:rPr>
+        <w:t>evidence</w:t>
+      </w:r>
+      <w:r>
+        <w:rPr>
+          <w:b w:val="0"/>
+        </w:rPr>
+        <w:t xml:space="preserve"> of independent understanding:</w:t>
       </w:r>
     </w:p>
     <w:p>
@@ -2979,16 +4458,39 @@
     </w:p>
     <w:p>
       <w:r>
+        <w:t>Apply this week’s idea to Transparent Book Recommender. Keep an annotated decision and the evidence supporting it.</w:t>
+      </w:r>
+    </w:p>
+    <w:p>
+      <w:pPr>
+        <w:spacing w:line="336" w:lineRule="auto" w:after="180"/>
+      </w:pPr>
+      <w:r>
+        <w:rPr>
+          <w:b/>
+        </w:rPr>
         <w:t>CUMULATIVE PROJECT</w:t>
       </w:r>
     </w:p>
     <w:p>
-      <w:r>
+      <w:pPr>
+        <w:spacing w:line="336" w:lineRule="auto" w:after="180"/>
+      </w:pPr>
+      <w:r>
+        <w:rPr>
+          <w:b w:val="0"/>
+        </w:rPr>
         <w:t>Transparent Book Recommender</w:t>
       </w:r>
     </w:p>
     <w:p>
-      <w:r>
+      <w:pPr>
+        <w:spacing w:line="336" w:lineRule="auto" w:after="180"/>
+      </w:pPr>
+      <w:r>
+        <w:rPr>
+          <w:b w:val="0"/>
+        </w:rPr>
         <w:t>Every week adds one inspectable piece. The system must show how it reached a result.</w:t>
       </w:r>
     </w:p>
@@ -3029,17 +4531,63 @@
       </w:r>
     </w:p>
     <w:p>
-      <w:r>
+      <w:pPr>
+        <w:spacing w:line="336" w:lineRule="auto" w:after="180"/>
+      </w:pPr>
+      <w:r>
+        <w:rPr>
+          <w:b w:val="0"/>
+        </w:rPr>
         <w:t>THIS WEEK’S CHECKPOINT  Store one book per row and keep reader preferences in a separate record.</w:t>
       </w:r>
     </w:p>
     <w:p>
-      <w:r>
-        <w:t>SYSTEM MAP  Reader need → allowed inputs → transparent rule or score → ranked candidates → explanation → test record → human decision</w:t>
-      </w:r>
-    </w:p>
-    <w:p>
-      <w:r>
+      <w:pPr>
+        <w:pStyle w:val="Heading3"/>
+      </w:pPr>
+      <w:r>
+        <w:t>Trace the system</w:t>
+      </w:r>
+    </w:p>
+    <w:p>
+      <w:pPr>
+        <w:spacing w:line="336" w:lineRule="auto" w:after="180"/>
+        <w:shd w:fill="EDF7F3"/>
+      </w:pPr>
+      <w:r>
+        <w:rPr>
+          <w:b w:val="0"/>
+        </w:rPr>
+        <w:t xml:space="preserve">SYSTEM MAP  Reader need → allowed </w:t>
+      </w:r>
+      <w:r>
+        <w:rPr>
+          <w:b/>
+        </w:rPr>
+        <w:t>input</w:t>
+      </w:r>
+      <w:r>
+        <w:rPr>
+          <w:b w:val="0"/>
+        </w:rPr>
+        <w:t xml:space="preserve">s → transparent rule or score → ranked candidates → explanation → test record → </w:t>
+      </w:r>
+      <w:r>
+        <w:rPr>
+          <w:b/>
+        </w:rPr>
+        <w:t>human decision</w:t>
+      </w:r>
+    </w:p>
+    <w:p>
+      <w:pPr>
+        <w:spacing w:line="336" w:lineRule="auto" w:after="180"/>
+        <w:shd w:fill="F5F1FB"/>
+      </w:pPr>
+      <w:r>
+        <w:rPr>
+          <w:b w:val="0"/>
+        </w:rPr>
         <w:t>What will you add, change, or verify in the project this week?</w:t>
       </w:r>
     </w:p>
@@ -3077,8 +4625,27 @@
       </w:r>
     </w:p>
     <w:p>
-      <w:r>
-        <w:t>What should remain under human control?</w:t>
+      <w:pPr>
+        <w:spacing w:line="336" w:lineRule="auto" w:after="180"/>
+        <w:shd w:fill="F5F1FB"/>
+      </w:pPr>
+      <w:r>
+        <w:rPr>
+          <w:b w:val="0"/>
+        </w:rPr>
+        <w:t xml:space="preserve">What should remain under </w:t>
+      </w:r>
+      <w:r>
+        <w:rPr>
+          <w:b/>
+        </w:rPr>
+        <w:t>human control</w:t>
+      </w:r>
+      <w:r>
+        <w:rPr>
+          <w:b w:val="0"/>
+        </w:rPr>
+        <w:t>?</w:t>
       </w:r>
     </w:p>
     <w:p>
@@ -3115,7 +4682,22 @@
       </w:r>
     </w:p>
     <w:p>
-      <w:r>
+      <w:pPr>
+        <w:pStyle w:val="Heading3"/>
+      </w:pPr>
+      <w:r>
+        <w:t>Responsible design</w:t>
+      </w:r>
+    </w:p>
+    <w:p>
+      <w:pPr>
+        <w:spacing w:line="336" w:lineRule="auto" w:after="180"/>
+        <w:shd w:fill="FFF5E6"/>
+      </w:pPr>
+      <w:r>
+        <w:rPr>
+          <w:b w:val="0"/>
+        </w:rPr>
         <w:t>RESPONSIBLE DESIGN  Collect only necessary information. Show uncertainty and limits. Never confuse a ranking with a fact about a person.</w:t>
       </w:r>
     </w:p>
@@ -3128,8 +4710,26 @@
       </w:r>
     </w:p>
     <w:p>
-      <w:r>
-        <w:t>Publish the recommender’s row schema and validation results before ranking books, preserving repair provenance.</w:t>
+      <w:pPr>
+        <w:spacing w:line="336" w:lineRule="auto" w:after="180"/>
+      </w:pPr>
+      <w:r>
+        <w:rPr>
+          <w:b w:val="0"/>
+        </w:rPr>
+        <w:t xml:space="preserve">Publish the recommender’s row </w:t>
+      </w:r>
+      <w:r>
+        <w:rPr>
+          <w:b/>
+        </w:rPr>
+        <w:t>schema</w:t>
+      </w:r>
+      <w:r>
+        <w:rPr>
+          <w:b w:val="0"/>
+        </w:rPr>
+        <w:t xml:space="preserve"> and validation results before ranking books, preserving repair provenance.</w:t>
       </w:r>
     </w:p>
     <w:p>
@@ -3142,16 +4742,48 @@
     </w:p>
     <w:p>
       <w:r>
+        <w:t>Use a genuinely new case for independent evidence. Previously discussed examples remain practice; use the separately named independent case before feedback.</w:t>
+      </w:r>
+    </w:p>
+    <w:p>
+      <w:pPr>
+        <w:pStyle w:val="Heading3"/>
+      </w:pPr>
+      <w:r>
+        <w:t>Independent evidence</w:t>
+      </w:r>
+    </w:p>
+    <w:p>
+      <w:pPr>
+        <w:spacing w:line="336" w:lineRule="auto" w:after="180"/>
+        <w:shd w:fill="FFF5E6"/>
+      </w:pPr>
+      <w:r>
+        <w:rPr>
+          <w:b w:val="0"/>
+        </w:rPr>
         <w:t>INDEPENDENT MASTERY PROOF</w:t>
       </w:r>
     </w:p>
     <w:p>
-      <w:r>
+      <w:pPr>
+        <w:spacing w:line="336" w:lineRule="auto" w:after="180"/>
+      </w:pPr>
+      <w:r>
+        <w:rPr>
+          <w:b w:val="0"/>
+        </w:rPr>
         <w:t>Explain • Transfer • Test • Defend</w:t>
       </w:r>
     </w:p>
     <w:p>
-      <w:r>
+      <w:pPr>
+        <w:spacing w:line="336" w:lineRule="auto" w:after="180"/>
+      </w:pPr>
+      <w:r>
+        <w:rPr>
+          <w:b w:val="0"/>
+        </w:rPr>
         <w:t>Complete this page without copying the worked example. Your reasoning matters more than decoration.</w:t>
       </w:r>
     </w:p>
@@ -3192,12 +4824,34 @@
       </w:r>
     </w:p>
     <w:p>
-      <w:r>
+      <w:pPr>
+        <w:pStyle w:val="Heading3"/>
+      </w:pPr>
+      <w:r>
+        <w:t>Try a more demanding case</w:t>
+      </w:r>
+    </w:p>
+    <w:p>
+      <w:pPr>
+        <w:spacing w:line="336" w:lineRule="auto" w:after="180"/>
+        <w:shd w:fill="F5F1FB"/>
+      </w:pPr>
+      <w:r>
+        <w:rPr>
+          <w:b w:val="0"/>
+        </w:rPr>
         <w:t>CHALLENGE  Repair a mixed-up class-pet dataset.</w:t>
       </w:r>
     </w:p>
     <w:p>
-      <w:r>
+      <w:pPr>
+        <w:spacing w:line="336" w:lineRule="auto" w:after="180"/>
+        <w:shd w:fill="F4F9FC"/>
+      </w:pPr>
+      <w:r>
+        <w:rPr>
+          <w:b w:val="0"/>
+        </w:rPr>
         <w:t>1. My fresh example, trace, calculation, or design:</w:t>
       </w:r>
     </w:p>
@@ -3235,8 +4889,27 @@
       </w:r>
     </w:p>
     <w:p>
-      <w:r>
-        <w:t>2. My evidence that it works (include a boundary or missing-data case):</w:t>
+      <w:pPr>
+        <w:spacing w:line="336" w:lineRule="auto" w:after="180"/>
+        <w:shd w:fill="F4F9FC"/>
+      </w:pPr>
+      <w:r>
+        <w:rPr>
+          <w:b w:val="0"/>
+        </w:rPr>
+        <w:t xml:space="preserve">2. My </w:t>
+      </w:r>
+      <w:r>
+        <w:rPr>
+          <w:b/>
+        </w:rPr>
+        <w:t>evidence</w:t>
+      </w:r>
+      <w:r>
+        <w:rPr>
+          <w:b w:val="0"/>
+        </w:rPr>
+        <w:t xml:space="preserve"> that it works (include a boundary or missing-data case):</w:t>
       </w:r>
     </w:p>
     <w:p>
@@ -3273,7 +4946,14 @@
       </w:r>
     </w:p>
     <w:p>
-      <w:r>
+      <w:pPr>
+        <w:spacing w:line="336" w:lineRule="auto" w:after="180"/>
+        <w:shd w:fill="F4F9FC"/>
+      </w:pPr>
+      <w:r>
+        <w:rPr>
+          <w:b w:val="0"/>
+        </w:rPr>
         <w:t>3. One limitation, fairness concern, or situation needing human review:</w:t>
       </w:r>
     </w:p>
@@ -3311,8 +4991,47 @@
       </w:r>
     </w:p>
     <w:p>
-      <w:r>
-        <w:t>SELF-CHECK  □ I explained the mechanism  □ I used evidence  □ I tested a fresh case  □ I named a limitation  □ I can answer ‘why?’</w:t>
+      <w:pPr>
+        <w:pStyle w:val="Heading3"/>
+      </w:pPr>
+      <w:r>
+        <w:t>Check your explanation</w:t>
+      </w:r>
+    </w:p>
+    <w:p>
+      <w:pPr>
+        <w:spacing w:line="336" w:lineRule="auto" w:after="180"/>
+        <w:shd w:fill="F5F1FB"/>
+      </w:pPr>
+      <w:r>
+        <w:rPr>
+          <w:b w:val="0"/>
+        </w:rPr>
+        <w:t xml:space="preserve">SELF-CHECK  □ I explained the </w:t>
+      </w:r>
+      <w:r>
+        <w:rPr>
+          <w:b/>
+        </w:rPr>
+        <w:t>mechanism</w:t>
+      </w:r>
+      <w:r>
+        <w:rPr>
+          <w:b w:val="0"/>
+        </w:rPr>
+        <w:t xml:space="preserve">  □ I used </w:t>
+      </w:r>
+      <w:r>
+        <w:rPr>
+          <w:b/>
+        </w:rPr>
+        <w:t>evidence</w:t>
+      </w:r>
+      <w:r>
+        <w:rPr>
+          <w:b w:val="0"/>
+        </w:rPr>
+        <w:t xml:space="preserve">  □ I tested a fresh case  □ I named a limitation  □ I can answer ‘why?’</w:t>
       </w:r>
     </w:p>
     <w:p>
@@ -3324,6 +5043,11 @@
       </w:r>
     </w:p>
     <w:p>
+      <w:r>
+        <w:t>Revisit the complete Rows Columns and Data Types case for supported practice. Repeated examples do not become fresh assessments.</w:t>
+      </w:r>
+    </w:p>
+    <w:p>
       <w:pPr>
         <w:pStyle w:val="Heading3"/>
       </w:pPr>
@@ -3332,7 +5056,13 @@
       </w:r>
     </w:p>
     <w:p>
-      <w:r>
+      <w:pPr>
+        <w:spacing w:line="336" w:lineRule="auto" w:after="180"/>
+      </w:pPr>
+      <w:r>
+        <w:rPr>
+          <w:b w:val="0"/>
+        </w:rPr>
         <w:t>Use the supplied details to practise the weekly concept before attempting the independent question. This case extends the illustrated lesson.</w:t>
       </w:r>
     </w:p>
@@ -3345,7 +5075,13 @@
       </w:r>
     </w:p>
     <w:p>
-      <w:r>
+      <w:pPr>
+        <w:spacing w:line="336" w:lineRule="auto" w:after="180"/>
+      </w:pPr>
+      <w:r>
+        <w:rPr>
+          <w:b w:val="0"/>
+        </w:rPr>
         <w:t>Fields are Title, Pages and Borrowed; a row contains River, ninety and yes.</w:t>
       </w:r>
     </w:p>
@@ -3358,8 +5094,26 @@
       </w:r>
     </w:p>
     <w:p>
-      <w:r>
-        <w:t>Assign intended types and a repair.</w:t>
+      <w:pPr>
+        <w:spacing w:line="336" w:lineRule="auto" w:after="180"/>
+      </w:pPr>
+      <w:r>
+        <w:rPr>
+          <w:b w:val="0"/>
+        </w:rPr>
+        <w:t xml:space="preserve">Assign intended </w:t>
+      </w:r>
+      <w:r>
+        <w:rPr>
+          <w:b/>
+        </w:rPr>
+        <w:t>type</w:t>
+      </w:r>
+      <w:r>
+        <w:rPr>
+          <w:b w:val="0"/>
+        </w:rPr>
+        <w:t>s and a repair.</w:t>
       </w:r>
     </w:p>
     <w:p>
@@ -3371,7 +5125,13 @@
       </w:r>
     </w:p>
     <w:p>
-      <w:r>
+      <w:pPr>
+        <w:spacing w:line="336" w:lineRule="auto" w:after="180"/>
+      </w:pPr>
+      <w:r>
+        <w:rPr>
+          <w:b w:val="0"/>
+        </w:rPr>
         <w:t>Text, numeric and Boolean. Confirm ninety means 90, then convert and record the change; use a consistent Boolean representation.</w:t>
       </w:r>
     </w:p>
@@ -3384,7 +5144,14 @@
       </w:r>
     </w:p>
     <w:p>
-      <w:r>
+      <w:pPr>
+        <w:spacing w:line="336" w:lineRule="auto" w:after="180"/>
+        <w:shd w:fill="F5F1FB"/>
+      </w:pPr>
+      <w:r>
+        <w:rPr>
+          <w:b w:val="0"/>
+        </w:rPr>
         <w:t>Which detail supports the answer, and why does it matter?</w:t>
       </w:r>
     </w:p>
@@ -3540,17 +5307,47 @@
       </w:tr>
     </w:tbl>
     <w:p>
-      <w:r>
+      <w:pPr>
+        <w:spacing w:line="336" w:lineRule="auto" w:after="180"/>
+      </w:pPr>
+      <w:r>
+        <w:rPr>
+          <w:b w:val="0"/>
+        </w:rPr>
         <w:t>Fields are Title, Pages and Borrowed; a row contains River, ninety and yes.</w:t>
       </w:r>
     </w:p>
     <w:p>
-      <w:r>
-        <w:t>Assign intended types and a repair.</w:t>
-      </w:r>
-    </w:p>
-    <w:p>
-      <w:r>
+      <w:pPr>
+        <w:spacing w:line="336" w:lineRule="auto" w:after="180"/>
+      </w:pPr>
+      <w:r>
+        <w:rPr>
+          <w:b w:val="0"/>
+        </w:rPr>
+        <w:t xml:space="preserve">Assign intended </w:t>
+      </w:r>
+      <w:r>
+        <w:rPr>
+          <w:b/>
+        </w:rPr>
+        <w:t>type</w:t>
+      </w:r>
+      <w:r>
+        <w:rPr>
+          <w:b w:val="0"/>
+        </w:rPr>
+        <w:t>s and a repair.</w:t>
+      </w:r>
+    </w:p>
+    <w:p>
+      <w:pPr>
+        <w:spacing w:line="336" w:lineRule="auto" w:after="180"/>
+      </w:pPr>
+      <w:r>
+        <w:rPr>
+          <w:b w:val="0"/>
+        </w:rPr>
         <w:t>Text, numeric and Boolean. Confirm ninety means 90, then convert and record the change; use a consistent Boolean representation.</w:t>
       </w:r>
     </w:p>
@@ -3563,6 +5360,11 @@
       </w:r>
     </w:p>
     <w:p>
+      <w:r>
+        <w:t>Attempt the reserved new case before feedback. Record support; the earlier examples below remain additional practice.</w:t>
+      </w:r>
+    </w:p>
+    <w:p>
       <w:pPr>
         <w:pStyle w:val="Heading3"/>
       </w:pPr>
@@ -3571,7 +5373,13 @@
       </w:r>
     </w:p>
     <w:p>
-      <w:r>
+      <w:pPr>
+        <w:spacing w:line="336" w:lineRule="auto" w:after="180"/>
+      </w:pPr>
+      <w:r>
+        <w:rPr>
+          <w:b w:val="0"/>
+        </w:rPr>
         <w:t>For a fictional shelf audit, define label and book_count fields. Require a nonempty text label and an integer count from 0 to 40. Give two valid and two invalid records with reasons.</w:t>
       </w:r>
     </w:p>
@@ -3619,7 +5427,13 @@
       </w:r>
     </w:p>
     <w:p>
-      <w:r>
+      <w:pPr>
+        <w:spacing w:line="336" w:lineRule="auto" w:after="180"/>
+      </w:pPr>
+      <w:r>
+        <w:rPr>
+          <w:b w:val="0"/>
+        </w:rPr>
         <w:t>Attempt this case before feedback. Record any help. Earlier examples below are further practice; a case already practised with feedback cannot establish fresh transfer.</w:t>
       </w:r>
     </w:p>
@@ -3632,18 +5446,54 @@
       </w:r>
     </w:p>
     <w:p>
-      <w:r>
+      <w:pPr>
+        <w:spacing w:line="336" w:lineRule="auto" w:after="180"/>
+      </w:pPr>
+      <w:r>
+        <w:rPr>
+          <w:b w:val="0"/>
+        </w:rPr>
         <w:t>Close the worked explanation. Apply the idea to this different question without copying.</w:t>
       </w:r>
     </w:p>
     <w:p>
-      <w:r>
-        <w:t>A table row is book_id B7, pages 84, available true. Name the type of each field and explain why pages stored as eighty-four complicates calculation.</w:t>
-      </w:r>
-    </w:p>
-    <w:p>
-      <w:r>
-        <w:t>My answer, with a trace, calculation or supporting evidence</w:t>
+      <w:pPr>
+        <w:spacing w:line="336" w:lineRule="auto" w:after="180"/>
+      </w:pPr>
+      <w:r>
+        <w:rPr>
+          <w:b w:val="0"/>
+        </w:rPr>
+        <w:t xml:space="preserve">A table row is book_id B7, pages 84, available true. Name the </w:t>
+      </w:r>
+      <w:r>
+        <w:rPr>
+          <w:b/>
+        </w:rPr>
+        <w:t>type</w:t>
+      </w:r>
+      <w:r>
+        <w:rPr>
+          <w:b w:val="0"/>
+        </w:rPr>
+        <w:t xml:space="preserve"> of each field and explain why pages stored as eighty-four complicates calculation.</w:t>
+      </w:r>
+    </w:p>
+    <w:p>
+      <w:pPr>
+        <w:spacing w:line="336" w:lineRule="auto" w:after="180"/>
+      </w:pPr>
+      <w:r>
+        <w:rPr>
+          <w:b w:val="0"/>
+        </w:rPr>
+        <w:t xml:space="preserve">My answer, with a trace, calculation or supporting </w:t>
+      </w:r>
+      <w:r>
+        <w:rPr>
+          <w:b/>
+        </w:rPr>
+        <w:t>evidence</w:t>
       </w:r>
     </w:p>
     <w:p>
@@ -3688,13 +5538,37 @@
       </w:r>
     </w:p>
     <w:p>
-      <w:r>
+      <w:pPr>
+        <w:spacing w:line="336" w:lineRule="auto" w:after="180"/>
+      </w:pPr>
+      <w:r>
+        <w:rPr>
+          <w:b w:val="0"/>
+        </w:rPr>
         <w:t>Change one relevant detail. Predict the result before testing. Include a boundary or missing-information case when it helps reveal a limit.</w:t>
       </w:r>
     </w:p>
     <w:p>
-      <w:r>
-        <w:t>My changed input and expected result</w:t>
+      <w:pPr>
+        <w:spacing w:line="336" w:lineRule="auto" w:after="180"/>
+      </w:pPr>
+      <w:r>
+        <w:rPr>
+          <w:b w:val="0"/>
+        </w:rPr>
+        <w:t xml:space="preserve">My changed </w:t>
+      </w:r>
+      <w:r>
+        <w:rPr>
+          <w:b/>
+        </w:rPr>
+        <w:t>input</w:t>
+      </w:r>
+      <w:r>
+        <w:rPr>
+          <w:b w:val="0"/>
+        </w:rPr>
+        <w:t xml:space="preserve"> and expected result</w:t>
       </w:r>
     </w:p>
     <w:p>
@@ -3739,13 +5613,37 @@
       </w:r>
     </w:p>
     <w:p>
-      <w:r>
+      <w:pPr>
+        <w:spacing w:line="336" w:lineRule="auto" w:after="180"/>
+      </w:pPr>
+      <w:r>
+        <w:rPr>
+          <w:b w:val="0"/>
+        </w:rPr>
         <w:t>Store one book per row and keep reader preferences in a separate record.</w:t>
       </w:r>
     </w:p>
     <w:p>
-      <w:r>
-        <w:t>The evidence I will keep</w:t>
+      <w:pPr>
+        <w:spacing w:line="336" w:lineRule="auto" w:after="180"/>
+      </w:pPr>
+      <w:r>
+        <w:rPr>
+          <w:b w:val="0"/>
+        </w:rPr>
+        <w:t xml:space="preserve">The </w:t>
+      </w:r>
+      <w:r>
+        <w:rPr>
+          <w:b/>
+        </w:rPr>
+        <w:t>evidence</w:t>
+      </w:r>
+      <w:r>
+        <w:rPr>
+          <w:b w:val="0"/>
+        </w:rPr>
+        <w:t xml:space="preserve"> I will keep</w:t>
       </w:r>
     </w:p>
     <w:p>
@@ -3782,8 +5680,26 @@
       </w:r>
     </w:p>
     <w:p>
-      <w:r>
-        <w:t>Your teacher has the independent answer and scoring criteria. Complete the matching workbook week to keep your practice evidence together.</w:t>
+      <w:pPr>
+        <w:spacing w:line="336" w:lineRule="auto" w:after="180"/>
+      </w:pPr>
+      <w:r>
+        <w:rPr>
+          <w:b w:val="0"/>
+        </w:rPr>
+        <w:t xml:space="preserve">Your teacher has the independent answer and scoring criteria. Complete the matching workbook week to keep your practice </w:t>
+      </w:r>
+      <w:r>
+        <w:rPr>
+          <w:b/>
+        </w:rPr>
+        <w:t>evidence</w:t>
+      </w:r>
+      <w:r>
+        <w:rPr>
+          <w:b w:val="0"/>
+        </w:rPr>
+        <w:t xml:space="preserve"> together.</w:t>
       </w:r>
     </w:p>
     <w:p>
@@ -3795,8 +5711,26 @@
       </w:r>
     </w:p>
     <w:p>
-      <w:r>
-        <w:t>A row contains title='Sky', pages='120', available='false'. Explain why treating nonempty text as true can misread availability. Propose explicit conversions and a rejected-input case.</w:t>
+      <w:pPr>
+        <w:spacing w:line="336" w:lineRule="auto" w:after="180"/>
+      </w:pPr>
+      <w:r>
+        <w:rPr>
+          <w:b w:val="0"/>
+        </w:rPr>
+        <w:t>A row contains title='Sky', pages='120', available='false'. Explain why treating nonempty text as true can misread availability. Propose explicit conversions and a rejected-</w:t>
+      </w:r>
+      <w:r>
+        <w:rPr>
+          <w:b/>
+        </w:rPr>
+        <w:t>input</w:t>
+      </w:r>
+      <w:r>
+        <w:rPr>
+          <w:b w:val="0"/>
+        </w:rPr>
+        <w:t xml:space="preserve"> case.</w:t>
       </w:r>
     </w:p>
     <w:p>
@@ -3851,8 +5785,25 @@
       </w:r>
     </w:p>
     <w:p>
-      <w:r>
-        <w:t>Attempt the independent case before hints. Record whether you worked alone, used a hint or followed a model. After feedback, fix the first unsupported step and explain why it changed. A later check uses a changed case, not a copied answer.</w:t>
+      <w:pPr>
+        <w:spacing w:line="336" w:lineRule="auto" w:after="180"/>
+      </w:pPr>
+      <w:r>
+        <w:rPr>
+          <w:b w:val="0"/>
+        </w:rPr>
+        <w:t>Attempt the independent case before hints. Record whether you worked alone, used a hint or followed a model. After feedback, fix the first unsupported step and explain why it changed.</w:t>
+      </w:r>
+    </w:p>
+    <w:p>
+      <w:pPr>
+        <w:spacing w:line="336" w:lineRule="auto" w:after="180"/>
+      </w:pPr>
+      <w:r>
+        <w:rPr>
+          <w:b w:val="0"/>
+        </w:rPr>
+        <w:t>A later check uses a changed case, not a copied answer.</w:t>
       </w:r>
     </w:p>
     <w:p>
@@ -3865,6 +5816,17 @@
     </w:p>
     <w:p>
       <w:r>
+        <w:t>Use this map to navigate Rows Columns and Data Types, connect the goals to tasks and keep one evidence record for each attempt.</w:t>
+      </w:r>
+    </w:p>
+    <w:p>
+      <w:pPr>
+        <w:spacing w:line="336" w:lineRule="auto" w:after="180"/>
+      </w:pPr>
+      <w:r>
+        <w:rPr>
+          <w:b w:val="0"/>
+        </w:rPr>
         <w:t>Start with this question: A fictional approved book catalogue has three fields per row.</w:t>
       </w:r>
     </w:p>
@@ -3971,13 +5933,61 @@
       </w:tr>
     </w:tbl>
     <w:p>
-      <w:r>
-        <w:t>Remember → watch and explain → try with help → investigate → try independently → keep project evidence. Your teacher may spread this lesson across several classes.</w:t>
-      </w:r>
-    </w:p>
-    <w:p>
-      <w:r>
-        <w:t>Keep your first prediction. Compare it with what the evidence shows and explain any change.</w:t>
+      <w:pPr>
+        <w:spacing w:line="336" w:lineRule="auto" w:after="180"/>
+      </w:pPr>
+      <w:r>
+        <w:rPr>
+          <w:b w:val="0"/>
+        </w:rPr>
+        <w:t xml:space="preserve">Remember → watch and explain → try with help → investigate → try independently → keep project </w:t>
+      </w:r>
+      <w:r>
+        <w:rPr>
+          <w:b/>
+        </w:rPr>
+        <w:t>evidence</w:t>
+      </w:r>
+      <w:r>
+        <w:rPr>
+          <w:b w:val="0"/>
+        </w:rPr>
+        <w:t>. Your teacher may spread this lesson across several classes.</w:t>
+      </w:r>
+    </w:p>
+    <w:p>
+      <w:pPr>
+        <w:spacing w:line="336" w:lineRule="auto" w:after="180"/>
+      </w:pPr>
+      <w:r>
+        <w:rPr>
+          <w:b w:val="0"/>
+        </w:rPr>
+        <w:t xml:space="preserve">Keep your first </w:t>
+      </w:r>
+      <w:r>
+        <w:rPr>
+          <w:b/>
+        </w:rPr>
+        <w:t>prediction</w:t>
+      </w:r>
+      <w:r>
+        <w:rPr>
+          <w:b w:val="0"/>
+        </w:rPr>
+        <w:t xml:space="preserve">. Compare it with what the </w:t>
+      </w:r>
+      <w:r>
+        <w:rPr>
+          <w:b/>
+        </w:rPr>
+        <w:t>evidence</w:t>
+      </w:r>
+      <w:r>
+        <w:rPr>
+          <w:b w:val="0"/>
+        </w:rPr>
+        <w:t xml:space="preserve"> shows and explain any change.</w:t>
       </w:r>
     </w:p>
     <w:p>
@@ -3990,7 +6000,24 @@
     </w:p>
     <w:p>
       <w:r>
-        <w:t>Close your notes. Explain this goal in your own words: Specify a table schema</w:t>
+        <w:t>Explain Rows Columns and Data Types without notes, identify a remaining question and plan a later check with a changed case.</w:t>
+      </w:r>
+    </w:p>
+    <w:p>
+      <w:pPr>
+        <w:spacing w:line="336" w:lineRule="auto" w:after="180"/>
+      </w:pPr>
+      <w:r>
+        <w:rPr>
+          <w:b w:val="0"/>
+        </w:rPr>
+        <w:t xml:space="preserve">Close your notes. Explain this goal in your own words: Specify a table </w:t>
+      </w:r>
+      <w:r>
+        <w:rPr>
+          <w:b/>
+        </w:rPr>
+        <w:t>schema</w:t>
       </w:r>
     </w:p>
     <w:p>
@@ -4027,13 +6054,61 @@
       </w:r>
     </w:p>
     <w:p>
-      <w:r>
-        <w:t>If you are unsure, return to the worked picture and explain one arrow. If you are ready, change an input or assumption and justify your prediction.</w:t>
-      </w:r>
-    </w:p>
-    <w:p>
-      <w:r>
-        <w:t>Save your workbook evidence. At the next review, try a different case before opening your old answer.</w:t>
+      <w:pPr>
+        <w:spacing w:line="336" w:lineRule="auto" w:after="180"/>
+      </w:pPr>
+      <w:r>
+        <w:rPr>
+          <w:b w:val="0"/>
+        </w:rPr>
+        <w:t xml:space="preserve">If you are unsure, return to the worked picture and explain one arrow. If you are ready, change an </w:t>
+      </w:r>
+      <w:r>
+        <w:rPr>
+          <w:b/>
+        </w:rPr>
+        <w:t>input</w:t>
+      </w:r>
+      <w:r>
+        <w:rPr>
+          <w:b w:val="0"/>
+        </w:rPr>
+        <w:t xml:space="preserve"> or assumption and justify your </w:t>
+      </w:r>
+      <w:r>
+        <w:rPr>
+          <w:b/>
+        </w:rPr>
+        <w:t>prediction</w:t>
+      </w:r>
+      <w:r>
+        <w:rPr>
+          <w:b w:val="0"/>
+        </w:rPr>
+        <w:t>.</w:t>
+      </w:r>
+    </w:p>
+    <w:p>
+      <w:pPr>
+        <w:spacing w:line="336" w:lineRule="auto" w:after="180"/>
+      </w:pPr>
+      <w:r>
+        <w:rPr>
+          <w:b w:val="0"/>
+        </w:rPr>
+        <w:t xml:space="preserve">Save your workbook </w:t>
+      </w:r>
+      <w:r>
+        <w:rPr>
+          <w:b/>
+        </w:rPr>
+        <w:t>evidence</w:t>
+      </w:r>
+      <w:r>
+        <w:rPr>
+          <w:b w:val="0"/>
+        </w:rPr>
+        <w:t>. At the next review, try a different case before opening your old answer.</w:t>
       </w:r>
     </w:p>
     <w:p>
@@ -4046,11 +6121,28 @@
     </w:p>
     <w:p>
       <w:r>
+        <w:t>Attempt supported questions before using hints or feedback. Review a missing building block, then keep the completed work.</w:t>
+      </w:r>
+    </w:p>
+    <w:p>
+      <w:pPr>
+        <w:spacing w:line="336" w:lineRule="auto" w:after="180"/>
+      </w:pPr>
+      <w:r>
+        <w:rPr>
+          <w:b w:val="0"/>
+        </w:rPr>
         <w:t>Use this supported practice once, in the browser or on paper. Keep the reserved independent assessment for a separate first attempt before teacher feedback.</w:t>
       </w:r>
     </w:p>
     <w:p>
-      <w:r>
+      <w:pPr>
+        <w:spacing w:line="336" w:lineRule="auto" w:after="180"/>
+      </w:pPr>
+      <w:r>
+        <w:rPr>
+          <w:b w:val="0"/>
+        </w:rPr>
         <w:t>A fictional approved book catalogue has three fields per row.</w:t>
       </w:r>
     </w:p>
@@ -4063,27 +6155,85 @@
       </w:r>
     </w:p>
     <w:p>
-      <w:r>
-        <w:t>Which labelled step matches this detail? Empty id fails even though its other two values have allowed types.</w:t>
-      </w:r>
-    </w:p>
-    <w:p>
-      <w:r>
-        <w:t>1. Column contract</w:t>
-      </w:r>
-    </w:p>
-    <w:p>
-      <w:r>
+      <w:pPr>
+        <w:spacing w:line="336" w:lineRule="auto" w:after="180"/>
+      </w:pPr>
+      <w:r>
+        <w:rPr>
+          <w:b w:val="0"/>
+        </w:rPr>
+        <w:t xml:space="preserve">Which labelled step matches this detail? Empty id fails even though its other two values have allowed </w:t>
+      </w:r>
+      <w:r>
+        <w:rPr>
+          <w:b/>
+        </w:rPr>
+        <w:t>type</w:t>
+      </w:r>
+      <w:r>
+        <w:rPr>
+          <w:b w:val="0"/>
+        </w:rPr>
+        <w:t>s.</w:t>
+      </w:r>
+    </w:p>
+    <w:p>
+      <w:pPr>
+        <w:spacing w:line="336" w:lineRule="auto" w:after="180"/>
+        <w:shd w:fill="F4F9FC"/>
+      </w:pPr>
+      <w:r>
+        <w:rPr>
+          <w:b w:val="0"/>
+        </w:rPr>
+        <w:t xml:space="preserve">1. </w:t>
+      </w:r>
+      <w:r>
+        <w:rPr>
+          <w:b/>
+        </w:rPr>
+        <w:t>Column</w:t>
+      </w:r>
+      <w:r>
+        <w:rPr>
+          <w:b w:val="0"/>
+        </w:rPr>
+        <w:t xml:space="preserve"> contract</w:t>
+      </w:r>
+    </w:p>
+    <w:p>
+      <w:pPr>
+        <w:spacing w:line="336" w:lineRule="auto" w:after="180"/>
+        <w:shd w:fill="F4F9FC"/>
+      </w:pPr>
+      <w:r>
+        <w:rPr>
+          <w:b w:val="0"/>
+        </w:rPr>
         <w:t>2. Validate C</w:t>
       </w:r>
     </w:p>
     <w:p>
-      <w:r>
+      <w:pPr>
+        <w:spacing w:line="336" w:lineRule="auto" w:after="180"/>
+        <w:shd w:fill="F4F9FC"/>
+      </w:pPr>
+      <w:r>
+        <w:rPr>
+          <w:b w:val="0"/>
+        </w:rPr>
         <w:t>3. Validate B</w:t>
       </w:r>
     </w:p>
     <w:p>
-      <w:r>
+      <w:pPr>
+        <w:spacing w:line="336" w:lineRule="auto" w:after="180"/>
+        <w:shd w:fill="F4F9FC"/>
+      </w:pPr>
+      <w:r>
+        <w:rPr>
+          <w:b w:val="0"/>
+        </w:rPr>
         <w:t>4. Validate A</w:t>
       </w:r>
     </w:p>
@@ -4121,41 +6271,215 @@
       </w:r>
     </w:p>
     <w:p>
-      <w:r>
+      <w:pPr>
+        <w:pStyle w:val="Heading3"/>
+      </w:pPr>
+      <w:r>
+        <w:t>Hint · try first</w:t>
+      </w:r>
+    </w:p>
+    <w:p>
+      <w:pPr>
+        <w:spacing w:line="336" w:lineRule="auto" w:after="180"/>
+        <w:shd w:fill="F1F6F8"/>
+      </w:pPr>
+      <w:r>
+        <w:rPr>
+          <w:b w:val="0"/>
+        </w:rPr>
         <w:t>Hint if needed: Read the steps in the pictorial case. Match the supplied detail to the stage that performs or records it.</w:t>
       </w:r>
     </w:p>
     <w:p>
-      <w:r>
-        <w:t>After your attempt, compare with the supported explanation: Validate C Empty id fails even though its other two values have allowed types. A schema makes row meanings and expected types explicit. The string "90" looks like a number when printed but does not meet this strict integer schema. A repair can be authorised later, but must not be assumed silently. Missing or empty identifiers also prevent tracing an item back to its source.</w:t>
-      </w:r>
-    </w:p>
-    <w:p>
       <w:pPr>
         <w:pStyle w:val="Heading3"/>
       </w:pPr>
       <w:r>
+        <w:t>Feedback · compare after trying</w:t>
+      </w:r>
+    </w:p>
+    <w:p>
+      <w:pPr>
+        <w:spacing w:line="336" w:lineRule="auto" w:after="180"/>
+        <w:shd w:fill="F1F6FC"/>
+      </w:pPr>
+      <w:r>
+        <w:rPr>
+          <w:b w:val="0"/>
+        </w:rPr>
+        <w:t xml:space="preserve">After your attempt, compare with the supported explanation: Validate C Empty id fails even though its other two values have allowed </w:t>
+      </w:r>
+      <w:r>
+        <w:rPr>
+          <w:b/>
+        </w:rPr>
+        <w:t>type</w:t>
+      </w:r>
+      <w:r>
+        <w:rPr>
+          <w:b w:val="0"/>
+        </w:rPr>
+        <w:t xml:space="preserve">s. A </w:t>
+      </w:r>
+      <w:r>
+        <w:rPr>
+          <w:b/>
+        </w:rPr>
+        <w:t>schema</w:t>
+      </w:r>
+      <w:r>
+        <w:rPr>
+          <w:b w:val="0"/>
+        </w:rPr>
+        <w:t xml:space="preserve"> makes row meanings and expected </w:t>
+      </w:r>
+      <w:r>
+        <w:rPr>
+          <w:b/>
+        </w:rPr>
+        <w:t>type</w:t>
+      </w:r>
+      <w:r>
+        <w:rPr>
+          <w:b w:val="0"/>
+        </w:rPr>
+        <w:t>s explicit.</w:t>
+      </w:r>
+    </w:p>
+    <w:p>
+      <w:pPr>
+        <w:spacing w:line="336" w:lineRule="auto" w:after="180"/>
+        <w:shd w:fill="F1F6FC"/>
+      </w:pPr>
+      <w:r>
+        <w:rPr>
+          <w:b w:val="0"/>
+        </w:rPr>
+        <w:t xml:space="preserve">The string "90" looks like a number when printed but does not meet this strict integer </w:t>
+      </w:r>
+      <w:r>
+        <w:rPr>
+          <w:b/>
+        </w:rPr>
+        <w:t>schema</w:t>
+      </w:r>
+      <w:r>
+        <w:rPr>
+          <w:b w:val="0"/>
+        </w:rPr>
+        <w:t>. A repair can be authorised later, but must not be assumed silently.</w:t>
+      </w:r>
+    </w:p>
+    <w:p>
+      <w:pPr>
+        <w:spacing w:line="336" w:lineRule="auto" w:after="180"/>
+        <w:shd w:fill="F1F6FC"/>
+      </w:pPr>
+      <w:r>
+        <w:rPr>
+          <w:b w:val="0"/>
+        </w:rPr>
+        <w:t>Missing or empty identifiers also prevent tracing an item back to its source.</w:t>
+      </w:r>
+    </w:p>
+    <w:p>
+      <w:pPr>
+        <w:pStyle w:val="Heading3"/>
+      </w:pPr>
+      <w:r>
         <w:t>Practice 2: explain the deciding evidence</w:t>
       </w:r>
     </w:p>
     <w:p>
-      <w:r>
+      <w:pPr>
+        <w:pStyle w:val="Heading3"/>
+      </w:pPr>
+      <w:r>
+        <w:t>Changed case · predict first</w:t>
+      </w:r>
+    </w:p>
+    <w:p>
+      <w:pPr>
+        <w:spacing w:line="336" w:lineRule="auto" w:after="180"/>
+        <w:shd w:fill="F5F1FB"/>
+      </w:pPr>
+      <w:r>
+        <w:rPr>
+          <w:b w:val="0"/>
+        </w:rPr>
         <w:t>Changed-case practice: Change B’s pages from "90" to integer 90 using an approved repair. Which conclusion is supported by the supplied facts?</w:t>
       </w:r>
     </w:p>
     <w:p>
-      <w:r>
-        <w:t>1. B now satisfies the declared schema.</w:t>
-      </w:r>
-    </w:p>
-    <w:p>
-      <w:r>
-        <w:t>2. We can decide the result without examining the changed input or the procedure.</w:t>
-      </w:r>
-    </w:p>
-    <w:p>
-      <w:r>
-        <w:t>3. This one example guarantees correct results for every future input.</w:t>
+      <w:pPr>
+        <w:spacing w:line="336" w:lineRule="auto" w:after="180"/>
+        <w:shd w:fill="F4F9FC"/>
+      </w:pPr>
+      <w:r>
+        <w:rPr>
+          <w:b w:val="0"/>
+        </w:rPr>
+        <w:t xml:space="preserve">1. B now satisfies the declared </w:t>
+      </w:r>
+      <w:r>
+        <w:rPr>
+          <w:b/>
+        </w:rPr>
+        <w:t>schema</w:t>
+      </w:r>
+      <w:r>
+        <w:rPr>
+          <w:b w:val="0"/>
+        </w:rPr>
+        <w:t>.</w:t>
+      </w:r>
+    </w:p>
+    <w:p>
+      <w:pPr>
+        <w:spacing w:line="336" w:lineRule="auto" w:after="180"/>
+        <w:shd w:fill="F4F9FC"/>
+      </w:pPr>
+      <w:r>
+        <w:rPr>
+          <w:b w:val="0"/>
+        </w:rPr>
+        <w:t xml:space="preserve">2. We can decide the result without examining the changed </w:t>
+      </w:r>
+      <w:r>
+        <w:rPr>
+          <w:b/>
+        </w:rPr>
+        <w:t>input</w:t>
+      </w:r>
+      <w:r>
+        <w:rPr>
+          <w:b w:val="0"/>
+        </w:rPr>
+        <w:t xml:space="preserve"> or the procedure.</w:t>
+      </w:r>
+    </w:p>
+    <w:p>
+      <w:pPr>
+        <w:spacing w:line="336" w:lineRule="auto" w:after="180"/>
+        <w:shd w:fill="F4F9FC"/>
+      </w:pPr>
+      <w:r>
+        <w:rPr>
+          <w:b w:val="0"/>
+        </w:rPr>
+        <w:t xml:space="preserve">3. This one example guarantees correct results for every future </w:t>
+      </w:r>
+      <w:r>
+        <w:rPr>
+          <w:b/>
+        </w:rPr>
+        <w:t>input</w:t>
+      </w:r>
+      <w:r>
+        <w:rPr>
+          <w:b w:val="0"/>
+        </w:rPr>
+        <w:t>.</w:t>
       </w:r>
     </w:p>
     <w:p>
@@ -4192,36 +6516,153 @@
       </w:r>
     </w:p>
     <w:p>
-      <w:r>
+      <w:pPr>
+        <w:pStyle w:val="Heading3"/>
+      </w:pPr>
+      <w:r>
+        <w:t>Hint · try first</w:t>
+      </w:r>
+    </w:p>
+    <w:p>
+      <w:pPr>
+        <w:spacing w:line="336" w:lineRule="auto" w:after="180"/>
+        <w:shd w:fill="F1F6F8"/>
+      </w:pPr>
+      <w:r>
+        <w:rPr>
+          <w:b w:val="0"/>
+        </w:rPr>
         <w:t>Hint if needed: Use the changed condition and the deciding step in the pictorial trace. The answer must say what follows from those facts.</w:t>
       </w:r>
     </w:p>
     <w:p>
-      <w:r>
-        <w:t>After your attempt, compare with the supported explanation: B now satisfies the declared schema. Its id is nonempty and illustrated is Boolean; the page-type defect is removed.</w:t>
-      </w:r>
-    </w:p>
-    <w:p>
       <w:pPr>
         <w:pStyle w:val="Heading3"/>
       </w:pPr>
       <w:r>
+        <w:t>Feedback · compare after trying</w:t>
+      </w:r>
+    </w:p>
+    <w:p>
+      <w:pPr>
+        <w:spacing w:line="336" w:lineRule="auto" w:after="180"/>
+        <w:shd w:fill="F1F6FC"/>
+      </w:pPr>
+      <w:r>
+        <w:rPr>
+          <w:b w:val="0"/>
+        </w:rPr>
+        <w:t xml:space="preserve">After your attempt, compare with the supported explanation: B now satisfies the declared </w:t>
+      </w:r>
+      <w:r>
+        <w:rPr>
+          <w:b/>
+        </w:rPr>
+        <w:t>schema</w:t>
+      </w:r>
+      <w:r>
+        <w:rPr>
+          <w:b w:val="0"/>
+        </w:rPr>
+        <w:t>. Its id is nonempty and illustrated is Boolean; the page-</w:t>
+      </w:r>
+      <w:r>
+        <w:rPr>
+          <w:b/>
+        </w:rPr>
+        <w:t>type</w:t>
+      </w:r>
+      <w:r>
+        <w:rPr>
+          <w:b w:val="0"/>
+        </w:rPr>
+        <w:t xml:space="preserve"> defect is removed.</w:t>
+      </w:r>
+    </w:p>
+    <w:p>
+      <w:pPr>
+        <w:pStyle w:val="Heading3"/>
+      </w:pPr>
+      <w:r>
         <w:t>Repair a missing building block</w:t>
       </w:r>
     </w:p>
     <w:p>
-      <w:r>
-        <w:t>Review Debugging Strategies (ai-2/6). Goal: Design revealing tests for a function. Short practice: Which test most directly isolates the handling of loose books, and what should it produce?. Return to this week and explain what you changed.</w:t>
-      </w:r>
-    </w:p>
-    <w:p>
-      <w:r>
-        <w:t>Review Trace Tables (ai-2/4). Goal: Trace variable values before and after each loop iteration. Short practice: Move print inside the original loop. What sequence is displayed?. Return to this week and explain what you changed.</w:t>
-      </w:r>
-    </w:p>
-    <w:p>
-      <w:r>
-        <w:t>Review Precision in Algorithms (ai-2/1). Goal: Translate a short paper calculation into a Python script. Short practice: If print(total) moves before total=total+2, what gets printed for the original input?. Return to this week and explain what you changed.</w:t>
+      <w:pPr>
+        <w:spacing w:line="336" w:lineRule="auto" w:after="180"/>
+      </w:pPr>
+      <w:r>
+        <w:rPr>
+          <w:b w:val="0"/>
+        </w:rPr>
+        <w:t>Review Debugging Strategies (ai-2/6). Goal: Design revealing tests for a function. Short practice: Which test most directly isolates the handling of loose books, and what should it produce?.</w:t>
+      </w:r>
+    </w:p>
+    <w:p>
+      <w:pPr>
+        <w:spacing w:line="336" w:lineRule="auto" w:after="180"/>
+      </w:pPr>
+      <w:r>
+        <w:rPr>
+          <w:b w:val="0"/>
+        </w:rPr>
+        <w:t>Return to this week and explain what you changed.</w:t>
+      </w:r>
+    </w:p>
+    <w:p>
+      <w:pPr>
+        <w:spacing w:line="336" w:lineRule="auto" w:after="180"/>
+      </w:pPr>
+      <w:r>
+        <w:rPr>
+          <w:b w:val="0"/>
+        </w:rPr>
+        <w:t>Review Trace Tables (ai-2/4). Goal: Trace variable values before and after each loop iteration. Short practice: Move print inside the original loop. What sequence is displayed?.</w:t>
+      </w:r>
+    </w:p>
+    <w:p>
+      <w:pPr>
+        <w:spacing w:line="336" w:lineRule="auto" w:after="180"/>
+      </w:pPr>
+      <w:r>
+        <w:rPr>
+          <w:b w:val="0"/>
+        </w:rPr>
+        <w:t>Return to this week and explain what you changed.</w:t>
+      </w:r>
+    </w:p>
+    <w:p>
+      <w:pPr>
+        <w:spacing w:line="336" w:lineRule="auto" w:after="180"/>
+      </w:pPr>
+      <w:r>
+        <w:rPr>
+          <w:b w:val="0"/>
+        </w:rPr>
+        <w:t xml:space="preserve">Review Precision in Algorithms (ai-2/1). Goal: Translate a short paper calculation into a Python script. Short practice: If print(total) moves before total=total+2, what gets printed for the original </w:t>
+      </w:r>
+      <w:r>
+        <w:rPr>
+          <w:b/>
+        </w:rPr>
+        <w:t>input</w:t>
+      </w:r>
+      <w:r>
+        <w:rPr>
+          <w:b w:val="0"/>
+        </w:rPr>
+        <w:t>?.</w:t>
+      </w:r>
+    </w:p>
+    <w:p>
+      <w:pPr>
+        <w:spacing w:line="336" w:lineRule="auto" w:after="180"/>
+      </w:pPr>
+      <w:r>
+        <w:rPr>
+          <w:b w:val="0"/>
+        </w:rPr>
+        <w:t>Return to this week and explain what you changed.</w:t>
       </w:r>
     </w:p>
     <w:p>
@@ -4233,8 +6674,61 @@
       </w:r>
     </w:p>
     <w:p>
-      <w:r>
-        <w:t>The browser lab lets you edit the supported Python examples already included in this lesson. Predict first, run, inspect the actual output or error, change one input, then run again. Keep code, predictions, actual results and a reasoned revision together. On paper, label your result as a trace rather than an execution.</w:t>
+      <w:pPr>
+        <w:spacing w:line="336" w:lineRule="auto" w:after="180"/>
+      </w:pPr>
+      <w:r>
+        <w:rPr>
+          <w:b w:val="0"/>
+        </w:rPr>
+        <w:t xml:space="preserve">The browser lab lets you edit the supported Python examples already included in this lesson. Predict first, run, inspect the actual </w:t>
+      </w:r>
+      <w:r>
+        <w:rPr>
+          <w:b/>
+        </w:rPr>
+        <w:t>output</w:t>
+      </w:r>
+      <w:r>
+        <w:rPr>
+          <w:b w:val="0"/>
+        </w:rPr>
+        <w:t xml:space="preserve"> or error, change one </w:t>
+      </w:r>
+      <w:r>
+        <w:rPr>
+          <w:b/>
+        </w:rPr>
+        <w:t>input</w:t>
+      </w:r>
+      <w:r>
+        <w:rPr>
+          <w:b w:val="0"/>
+        </w:rPr>
+        <w:t>, then run again.</w:t>
+      </w:r>
+    </w:p>
+    <w:p>
+      <w:pPr>
+        <w:spacing w:line="336" w:lineRule="auto" w:after="180"/>
+      </w:pPr>
+      <w:r>
+        <w:rPr>
+          <w:b w:val="0"/>
+        </w:rPr>
+        <w:t xml:space="preserve">Keep code, </w:t>
+      </w:r>
+      <w:r>
+        <w:rPr>
+          <w:b/>
+        </w:rPr>
+        <w:t>prediction</w:t>
+      </w:r>
+      <w:r>
+        <w:rPr>
+          <w:b w:val="0"/>
+        </w:rPr>
+        <w:t>s, actual results and a reasoned revision together. On paper, label your result as a trace rather than an execution.</w:t>
       </w:r>
     </w:p>
     <w:p>
@@ -4246,8 +6740,672 @@
       </w:r>
     </w:p>
     <w:p>
-      <w:r>
-        <w:t>Use Download completed work in the hosted lesson to export your answers, reflections, practice feedback and code-run evidence. Open the HTML copy to read or print it. Drafts stay in this browser when storage is available; clear drafts on a shared device.</w:t>
+      <w:pPr>
+        <w:spacing w:line="336" w:lineRule="auto" w:after="180"/>
+      </w:pPr>
+      <w:r>
+        <w:rPr>
+          <w:b w:val="0"/>
+        </w:rPr>
+        <w:t xml:space="preserve">Use Download completed work in the hosted lesson to export your answers, reflections, practice feedback and code-run </w:t>
+      </w:r>
+      <w:r>
+        <w:rPr>
+          <w:b/>
+        </w:rPr>
+        <w:t>evidence</w:t>
+      </w:r>
+      <w:r>
+        <w:rPr>
+          <w:b w:val="0"/>
+        </w:rPr>
+        <w:t>. Open the HTML copy to read or print it.</w:t>
+      </w:r>
+    </w:p>
+    <w:p>
+      <w:pPr>
+        <w:spacing w:line="336" w:lineRule="auto" w:after="180"/>
+      </w:pPr>
+      <w:r>
+        <w:rPr>
+          <w:b w:val="0"/>
+        </w:rPr>
+        <w:t>Drafts stay in this browser when storage is available; clear drafts on a shared device.</w:t>
+      </w:r>
+    </w:p>
+    <w:p>
+      <w:pPr>
+        <w:pStyle w:val="Heading1"/>
+      </w:pPr>
+      <w:r>
+        <w:t>18. Visual concept journey</w:t>
+      </w:r>
+    </w:p>
+    <w:p>
+      <w:r>
+        <w:t>Explain each Rows Columns and Data Types graphic using its labels, deciding evidence and relevant limitation.</w:t>
+      </w:r>
+    </w:p>
+    <w:p>
+      <w:pPr>
+        <w:pStyle w:val="Heading3"/>
+      </w:pPr>
+      <w:r>
+        <w:t>01. Rows Columns and Data Types: the case</w:t>
+      </w:r>
+    </w:p>
+    <w:p>
+      <w:r>
+        <w:drawing>
+          <wp:inline xmlns:a="http://schemas.openxmlformats.org/drawingml/2006/main" xmlns:pic="http://schemas.openxmlformats.org/drawingml/2006/picture">
+            <wp:extent cx="5486400" cy="2990088"/>
+            <wp:docPr id="22" name="Picture 22" descr="A fictional approved book catalogue has three fields per row. Supplied facts: Schema: id is nonempty text; pages is an integer 1–300; illustrated is Boolean True or False. Rows A={id:&quot;B7&quot;,pages:90,illustrated:True}; B={id:&quot;B8&quot;,pages:&quot;90&quot;,illustrated:False}; C={id:&quot;&quot;,pages:80,illustrated:True}."/>
+            <wp:cNvGraphicFramePr>
+              <a:graphicFrameLocks noChangeAspect="1"/>
+            </wp:cNvGraphicFramePr>
+            <a:graphic>
+              <a:graphicData uri="http://schemas.openxmlformats.org/drawingml/2006/picture">
+                <pic:pic>
+                  <pic:nvPicPr>
+                    <pic:cNvPr id="0" name="academy-story-ai-2-7-01.png"/>
+                    <pic:cNvPicPr/>
+                  </pic:nvPicPr>
+                  <pic:blipFill>
+                    <a:blip r:embed="rId29"/>
+                    <a:stretch>
+                      <a:fillRect/>
+                    </a:stretch>
+                  </pic:blipFill>
+                  <pic:spPr>
+                    <a:xfrm>
+                      <a:off x="0" y="0"/>
+                      <a:ext cx="5486400" cy="2990088"/>
+                    </a:xfrm>
+                    <a:prstGeom prst="rect"/>
+                  </pic:spPr>
+                </pic:pic>
+              </a:graphicData>
+            </a:graphic>
+          </wp:inline>
+        </w:drawing>
+      </w:r>
+    </w:p>
+    <w:p>
+      <w:pPr>
+        <w:spacing w:line="336" w:lineRule="auto" w:after="180"/>
+      </w:pPr>
+      <w:r>
+        <w:rPr>
+          <w:b w:val="0"/>
+        </w:rPr>
+        <w:t xml:space="preserve">A fictional approved book catalogue has three fields per row. Supplied facts: </w:t>
+      </w:r>
+      <w:r>
+        <w:rPr>
+          <w:b/>
+        </w:rPr>
+        <w:t>Schema</w:t>
+      </w:r>
+      <w:r>
+        <w:rPr>
+          <w:b w:val="0"/>
+        </w:rPr>
+        <w:t>: id is nonempty text; pages is an integer 1–300; illustrated is Boolean True or False.</w:t>
+      </w:r>
+    </w:p>
+    <w:p>
+      <w:pPr>
+        <w:spacing w:line="336" w:lineRule="auto" w:after="180"/>
+      </w:pPr>
+      <w:r>
+        <w:rPr>
+          <w:b w:val="0"/>
+        </w:rPr>
+        <w:t>Rows A={id:"B7",pages:90,illustrated:True}; B={id:"B8",pages:"90",illustrated:False}; C={id:"",pages:80,illustrated:True}.</w:t>
+      </w:r>
+    </w:p>
+    <w:p>
+      <w:pPr>
+        <w:spacing w:line="336" w:lineRule="auto" w:after="180"/>
+        <w:shd w:fill="F5F1FB"/>
+      </w:pPr>
+      <w:r>
+        <w:rPr>
+          <w:b w:val="0"/>
+        </w:rPr>
+        <w:t>Point to the given fact that matters most. Explain why it matters.</w:t>
+      </w:r>
+    </w:p>
+    <w:p>
+      <w:pPr>
+        <w:pStyle w:val="Heading3"/>
+      </w:pPr>
+      <w:r>
+        <w:t>02. Follow the deciding steps</w:t>
+      </w:r>
+    </w:p>
+    <w:p>
+      <w:r>
+        <w:drawing>
+          <wp:inline xmlns:a="http://schemas.openxmlformats.org/drawingml/2006/main" xmlns:pic="http://schemas.openxmlformats.org/drawingml/2006/picture">
+            <wp:extent cx="5486400" cy="4005072"/>
+            <wp:docPr id="23" name="Picture 23" descr="Column contract: Field names identify values; order is not the only guide. → Validate A: B7 is text, 90 is allowed integer, True is Boolean: valid. → Validate B: Quoted &quot;90&quot; is text, so pages fails the integer contract. → Validate C: Empty id fails even though its other two values have allowed types."/>
+            <wp:cNvGraphicFramePr>
+              <a:graphicFrameLocks noChangeAspect="1"/>
+            </wp:cNvGraphicFramePr>
+            <a:graphic>
+              <a:graphicData uri="http://schemas.openxmlformats.org/drawingml/2006/picture">
+                <pic:pic>
+                  <pic:nvPicPr>
+                    <pic:cNvPr id="0" name="academy-story-ai-2-7-02.png"/>
+                    <pic:cNvPicPr/>
+                  </pic:nvPicPr>
+                  <pic:blipFill>
+                    <a:blip r:embed="rId30"/>
+                    <a:stretch>
+                      <a:fillRect/>
+                    </a:stretch>
+                  </pic:blipFill>
+                  <pic:spPr>
+                    <a:xfrm>
+                      <a:off x="0" y="0"/>
+                      <a:ext cx="5486400" cy="4005072"/>
+                    </a:xfrm>
+                    <a:prstGeom prst="rect"/>
+                  </pic:spPr>
+                </pic:pic>
+              </a:graphicData>
+            </a:graphic>
+          </wp:inline>
+        </w:drawing>
+      </w:r>
+    </w:p>
+    <w:p>
+      <w:pPr>
+        <w:spacing w:line="336" w:lineRule="auto" w:after="180"/>
+      </w:pPr>
+      <w:r>
+        <w:rPr>
+          <w:b/>
+        </w:rPr>
+        <w:t>Column</w:t>
+      </w:r>
+      <w:r>
+        <w:rPr>
+          <w:b w:val="0"/>
+        </w:rPr>
+        <w:t xml:space="preserve"> contract: Field names identify values; order is not the only guide. → Validate A: B7 is text, 90 is allowed integer, True is Boolean: valid. → Validate B: Quoted "90" is text, so pages fails the integer contract. → Validate C: Empty id fails even though its other two values have allowed </w:t>
+      </w:r>
+      <w:r>
+        <w:rPr>
+          <w:b/>
+        </w:rPr>
+        <w:t>type</w:t>
+      </w:r>
+      <w:r>
+        <w:rPr>
+          <w:b w:val="0"/>
+        </w:rPr>
+        <w:t>s.</w:t>
+      </w:r>
+    </w:p>
+    <w:p>
+      <w:pPr>
+        <w:spacing w:line="336" w:lineRule="auto" w:after="180"/>
+        <w:shd w:fill="F5F1FB"/>
+      </w:pPr>
+      <w:r>
+        <w:rPr>
+          <w:b w:val="0"/>
+        </w:rPr>
+        <w:t xml:space="preserve">Point to each numbered stage and explain which recorded </w:t>
+      </w:r>
+      <w:r>
+        <w:rPr>
+          <w:b/>
+        </w:rPr>
+        <w:t>input</w:t>
+      </w:r>
+      <w:r>
+        <w:rPr>
+          <w:b w:val="0"/>
+        </w:rPr>
+        <w:t xml:space="preserve"> it uses.</w:t>
+      </w:r>
+    </w:p>
+    <w:p>
+      <w:pPr>
+        <w:pStyle w:val="Heading3"/>
+      </w:pPr>
+      <w:r>
+        <w:t>03. Follow the evidence</w:t>
+      </w:r>
+    </w:p>
+    <w:p>
+      <w:r>
+        <w:drawing>
+          <wp:inline xmlns:a="http://schemas.openxmlformats.org/drawingml/2006/main" xmlns:pic="http://schemas.openxmlformats.org/drawingml/2006/picture">
+            <wp:extent cx="5486400" cy="2834640"/>
+            <wp:docPr id="24" name="Picture 24" descr="Follow the evidence. activity | Nonempty text | Names the session activity. minutes | Integer 0 through 60 | Duration in minutes"/>
+            <wp:cNvGraphicFramePr>
+              <a:graphicFrameLocks noChangeAspect="1"/>
+            </wp:cNvGraphicFramePr>
+            <a:graphic>
+              <a:graphicData uri="http://schemas.openxmlformats.org/drawingml/2006/picture">
+                <pic:pic>
+                  <pic:nvPicPr>
+                    <pic:cNvPr id="0" name="academy-story-ai-2-7-03.png"/>
+                    <pic:cNvPicPr/>
+                  </pic:nvPicPr>
+                  <pic:blipFill>
+                    <a:blip r:embed="rId31"/>
+                    <a:stretch>
+                      <a:fillRect/>
+                    </a:stretch>
+                  </pic:blipFill>
+                  <pic:spPr>
+                    <a:xfrm>
+                      <a:off x="0" y="0"/>
+                      <a:ext cx="5486400" cy="2834640"/>
+                    </a:xfrm>
+                    <a:prstGeom prst="rect"/>
+                  </pic:spPr>
+                </pic:pic>
+              </a:graphicData>
+            </a:graphic>
+          </wp:inline>
+        </w:drawing>
+      </w:r>
+    </w:p>
+    <w:p>
+      <w:pPr>
+        <w:spacing w:line="336" w:lineRule="auto" w:after="180"/>
+      </w:pPr>
+      <w:r>
+        <w:rPr>
+          <w:b w:val="0"/>
+        </w:rPr>
+        <w:t xml:space="preserve">Follow the </w:t>
+      </w:r>
+      <w:r>
+        <w:rPr>
+          <w:b/>
+        </w:rPr>
+        <w:t>evidence</w:t>
+      </w:r>
+      <w:r>
+        <w:rPr>
+          <w:b w:val="0"/>
+        </w:rPr>
+        <w:t>. activity | Nonempty text | Names the session activity. minutes | Integer 0 through 60 | Duration in minutes</w:t>
+      </w:r>
+    </w:p>
+    <w:p>
+      <w:pPr>
+        <w:spacing w:line="336" w:lineRule="auto" w:after="180"/>
+        <w:shd w:fill="F5F1FB"/>
+      </w:pPr>
+      <w:r>
+        <w:rPr>
+          <w:b w:val="0"/>
+        </w:rPr>
+        <w:t>Read the labels and values. Explain the relationship the model shows.</w:t>
+      </w:r>
+    </w:p>
+    <w:p>
+      <w:pPr>
+        <w:pStyle w:val="Heading3"/>
+      </w:pPr>
+      <w:r>
+        <w:t>04. Change one thing. Trace what follows.</w:t>
+      </w:r>
+    </w:p>
+    <w:p>
+      <w:r>
+        <w:drawing>
+          <wp:inline xmlns:a="http://schemas.openxmlformats.org/drawingml/2006/main" xmlns:pic="http://schemas.openxmlformats.org/drawingml/2006/picture">
+            <wp:extent cx="5486400" cy="3026664"/>
+            <wp:docPr id="25" name="Picture 25" descr="Original case: Empty id fails even though its other two values have allowed types. Changed condition: Change B’s pages from &quot;90&quot; to integer 90 using an approved repair. Expected result: B now satisfies the declared schema. Reason: Its id is nonempty and illustrated is Boolean; the page-type defect is removed."/>
+            <wp:cNvGraphicFramePr>
+              <a:graphicFrameLocks noChangeAspect="1"/>
+            </wp:cNvGraphicFramePr>
+            <a:graphic>
+              <a:graphicData uri="http://schemas.openxmlformats.org/drawingml/2006/picture">
+                <pic:pic>
+                  <pic:nvPicPr>
+                    <pic:cNvPr id="0" name="academy-story-ai-2-7-04.png"/>
+                    <pic:cNvPicPr/>
+                  </pic:nvPicPr>
+                  <pic:blipFill>
+                    <a:blip r:embed="rId32"/>
+                    <a:stretch>
+                      <a:fillRect/>
+                    </a:stretch>
+                  </pic:blipFill>
+                  <pic:spPr>
+                    <a:xfrm>
+                      <a:off x="0" y="0"/>
+                      <a:ext cx="5486400" cy="3026664"/>
+                    </a:xfrm>
+                    <a:prstGeom prst="rect"/>
+                  </pic:spPr>
+                </pic:pic>
+              </a:graphicData>
+            </a:graphic>
+          </wp:inline>
+        </w:drawing>
+      </w:r>
+    </w:p>
+    <w:p>
+      <w:pPr>
+        <w:spacing w:line="336" w:lineRule="auto" w:after="180"/>
+      </w:pPr>
+      <w:r>
+        <w:rPr>
+          <w:b w:val="0"/>
+        </w:rPr>
+        <w:t xml:space="preserve">Original case: Empty id fails even though its other two values have allowed </w:t>
+      </w:r>
+      <w:r>
+        <w:rPr>
+          <w:b/>
+        </w:rPr>
+        <w:t>type</w:t>
+      </w:r>
+      <w:r>
+        <w:rPr>
+          <w:b w:val="0"/>
+        </w:rPr>
+        <w:t xml:space="preserve">s. Changed condition: Change B’s pages from "90" to integer 90 using an approved repair. Expected result: B now satisfies the declared </w:t>
+      </w:r>
+      <w:r>
+        <w:rPr>
+          <w:b/>
+        </w:rPr>
+        <w:t>schema</w:t>
+      </w:r>
+      <w:r>
+        <w:rPr>
+          <w:b w:val="0"/>
+        </w:rPr>
+        <w:t>.</w:t>
+      </w:r>
+    </w:p>
+    <w:p>
+      <w:pPr>
+        <w:spacing w:line="336" w:lineRule="auto" w:after="180"/>
+      </w:pPr>
+      <w:r>
+        <w:rPr>
+          <w:b w:val="0"/>
+        </w:rPr>
+        <w:t>Reason: Its id is nonempty and illustrated is Boolean; the page-</w:t>
+      </w:r>
+      <w:r>
+        <w:rPr>
+          <w:b/>
+        </w:rPr>
+        <w:t>type</w:t>
+      </w:r>
+      <w:r>
+        <w:rPr>
+          <w:b w:val="0"/>
+        </w:rPr>
+        <w:t xml:space="preserve"> defect is removed.</w:t>
+      </w:r>
+    </w:p>
+    <w:p>
+      <w:pPr>
+        <w:spacing w:line="336" w:lineRule="auto" w:after="180"/>
+        <w:shd w:fill="F5F1FB"/>
+      </w:pPr>
+      <w:r>
+        <w:rPr>
+          <w:b w:val="0"/>
+        </w:rPr>
+        <w:t>Predict before checking the worked changed-case result. Name what changed and what the supplied facts allow you to conclude.</w:t>
+      </w:r>
+    </w:p>
+    <w:p>
+      <w:pPr>
+        <w:pStyle w:val="Heading3"/>
+      </w:pPr>
+      <w:r>
+        <w:t>05. Connect the explanation to its limit</w:t>
+      </w:r>
+    </w:p>
+    <w:p>
+      <w:r>
+        <w:drawing>
+          <wp:inline xmlns:a="http://schemas.openxmlformats.org/drawingml/2006/main" xmlns:pic="http://schemas.openxmlformats.org/drawingml/2006/picture">
+            <wp:extent cx="5486400" cy="2834640"/>
+            <wp:docPr id="26" name="Picture 26" descr="A schema makes row meanings and expected types explicit. The string &quot;90&quot; looks like a number when printed but does not meet this strict integer schema. A repair can be authorised later, but must not be assumed silently. Missing or empty identifiers also prevent tracing an item back to its source. Limit: Schema validity does not confirm that the book really has 90 pages or that its metadata is accurate."/>
+            <wp:cNvGraphicFramePr>
+              <a:graphicFrameLocks noChangeAspect="1"/>
+            </wp:cNvGraphicFramePr>
+            <a:graphic>
+              <a:graphicData uri="http://schemas.openxmlformats.org/drawingml/2006/picture">
+                <pic:pic>
+                  <pic:nvPicPr>
+                    <pic:cNvPr id="0" name="academy-story-ai-2-7-05.png"/>
+                    <pic:cNvPicPr/>
+                  </pic:nvPicPr>
+                  <pic:blipFill>
+                    <a:blip r:embed="rId33"/>
+                    <a:stretch>
+                      <a:fillRect/>
+                    </a:stretch>
+                  </pic:blipFill>
+                  <pic:spPr>
+                    <a:xfrm>
+                      <a:off x="0" y="0"/>
+                      <a:ext cx="5486400" cy="2834640"/>
+                    </a:xfrm>
+                    <a:prstGeom prst="rect"/>
+                  </pic:spPr>
+                </pic:pic>
+              </a:graphicData>
+            </a:graphic>
+          </wp:inline>
+        </w:drawing>
+      </w:r>
+    </w:p>
+    <w:p>
+      <w:pPr>
+        <w:spacing w:line="336" w:lineRule="auto" w:after="180"/>
+      </w:pPr>
+      <w:r>
+        <w:rPr>
+          <w:b w:val="0"/>
+        </w:rPr>
+        <w:t xml:space="preserve">A </w:t>
+      </w:r>
+      <w:r>
+        <w:rPr>
+          <w:b/>
+        </w:rPr>
+        <w:t>schema</w:t>
+      </w:r>
+      <w:r>
+        <w:rPr>
+          <w:b w:val="0"/>
+        </w:rPr>
+        <w:t xml:space="preserve"> makes row meanings and expected </w:t>
+      </w:r>
+      <w:r>
+        <w:rPr>
+          <w:b/>
+        </w:rPr>
+        <w:t>type</w:t>
+      </w:r>
+      <w:r>
+        <w:rPr>
+          <w:b w:val="0"/>
+        </w:rPr>
+        <w:t xml:space="preserve">s explicit. The string "90" looks like a number when printed but does not meet this strict integer </w:t>
+      </w:r>
+      <w:r>
+        <w:rPr>
+          <w:b/>
+        </w:rPr>
+        <w:t>schema</w:t>
+      </w:r>
+      <w:r>
+        <w:rPr>
+          <w:b w:val="0"/>
+        </w:rPr>
+        <w:t>. A repair can be authorised later, but must not be assumed silently.</w:t>
+      </w:r>
+    </w:p>
+    <w:p>
+      <w:pPr>
+        <w:spacing w:line="336" w:lineRule="auto" w:after="180"/>
+      </w:pPr>
+      <w:r>
+        <w:rPr>
+          <w:b w:val="0"/>
+        </w:rPr>
+        <w:t xml:space="preserve">Missing or empty identifiers also prevent tracing an item back to its source. Limit: </w:t>
+      </w:r>
+      <w:r>
+        <w:rPr>
+          <w:b/>
+        </w:rPr>
+        <w:t>Schema</w:t>
+      </w:r>
+      <w:r>
+        <w:rPr>
+          <w:b w:val="0"/>
+        </w:rPr>
+        <w:t xml:space="preserve"> validity does not confirm that the book really has 90 pages or that its metadata is accurate.</w:t>
+      </w:r>
+    </w:p>
+    <w:p>
+      <w:pPr>
+        <w:spacing w:line="336" w:lineRule="auto" w:after="180"/>
+        <w:shd w:fill="F5F1FB"/>
+      </w:pPr>
+      <w:r>
+        <w:rPr>
+          <w:b w:val="0"/>
+        </w:rPr>
+        <w:t>Explain the case, then point to a limit on the claim.</w:t>
+      </w:r>
+    </w:p>
+    <w:p>
+      <w:pPr>
+        <w:pStyle w:val="Heading3"/>
+      </w:pPr>
+      <w:r>
+        <w:t>06. Make the idea visible in your project</w:t>
+      </w:r>
+    </w:p>
+    <w:p>
+      <w:r>
+        <w:drawing>
+          <wp:inline xmlns:a="http://schemas.openxmlformats.org/drawingml/2006/main" xmlns:pic="http://schemas.openxmlformats.org/drawingml/2006/picture">
+            <wp:extent cx="5486400" cy="3380232"/>
+            <wp:docPr id="27" name="Picture 27" descr="Publish the recommender’s row schema and validation results before ranking books, preserving repair provenance. Draw your input, deciding step, result and limit. Supported question: Which two rows originally fail, and do they fail for the same reason?"/>
+            <wp:cNvGraphicFramePr>
+              <a:graphicFrameLocks noChangeAspect="1"/>
+            </wp:cNvGraphicFramePr>
+            <a:graphic>
+              <a:graphicData uri="http://schemas.openxmlformats.org/drawingml/2006/picture">
+                <pic:pic>
+                  <pic:nvPicPr>
+                    <pic:cNvPr id="0" name="academy-story-ai-2-7-06.png"/>
+                    <pic:cNvPicPr/>
+                  </pic:nvPicPr>
+                  <pic:blipFill>
+                    <a:blip r:embed="rId34"/>
+                    <a:stretch>
+                      <a:fillRect/>
+                    </a:stretch>
+                  </pic:blipFill>
+                  <pic:spPr>
+                    <a:xfrm>
+                      <a:off x="0" y="0"/>
+                      <a:ext cx="5486400" cy="3380232"/>
+                    </a:xfrm>
+                    <a:prstGeom prst="rect"/>
+                  </pic:spPr>
+                </pic:pic>
+              </a:graphicData>
+            </a:graphic>
+          </wp:inline>
+        </w:drawing>
+      </w:r>
+    </w:p>
+    <w:p>
+      <w:pPr>
+        <w:spacing w:line="336" w:lineRule="auto" w:after="180"/>
+        <w:shd w:fill="F5F1FB"/>
+      </w:pPr>
+      <w:r>
+        <w:rPr>
+          <w:b w:val="0"/>
+        </w:rPr>
+        <w:t xml:space="preserve">Publish the recommender’s row </w:t>
+      </w:r>
+      <w:r>
+        <w:rPr>
+          <w:b/>
+        </w:rPr>
+        <w:t>schema</w:t>
+      </w:r>
+      <w:r>
+        <w:rPr>
+          <w:b w:val="0"/>
+        </w:rPr>
+        <w:t xml:space="preserve"> and validation results before ranking books, preserving repair provenance. Draw your </w:t>
+      </w:r>
+      <w:r>
+        <w:rPr>
+          <w:b/>
+        </w:rPr>
+        <w:t>input</w:t>
+      </w:r>
+      <w:r>
+        <w:rPr>
+          <w:b w:val="0"/>
+        </w:rPr>
+        <w:t>, deciding step, result and limit.</w:t>
+      </w:r>
+    </w:p>
+    <w:p>
+      <w:pPr>
+        <w:spacing w:line="336" w:lineRule="auto" w:after="180"/>
+        <w:shd w:fill="F5F1FB"/>
+      </w:pPr>
+      <w:r>
+        <w:rPr>
+          <w:b w:val="0"/>
+        </w:rPr>
+        <w:t>Supported question: Which two rows originally fail, and do they fail for the same reason?</w:t>
+      </w:r>
+    </w:p>
+    <w:p>
+      <w:pPr>
+        <w:spacing w:line="336" w:lineRule="auto" w:after="180"/>
+        <w:shd w:fill="F5F1FB"/>
+      </w:pPr>
+      <w:r>
+        <w:rPr>
+          <w:b w:val="0"/>
+        </w:rPr>
+        <w:t xml:space="preserve">Draw your project trace and justify the deciding step using </w:t>
+      </w:r>
+      <w:r>
+        <w:rPr>
+          <w:b/>
+        </w:rPr>
+        <w:t>evidence</w:t>
+      </w:r>
+      <w:r>
+        <w:rPr>
+          <w:b w:val="0"/>
+        </w:rPr>
+        <w:t>.</w:t>
       </w:r>
     </w:p>
     <w:sectPr>

--- a/downloads/student/ai-2-week-07.docx
+++ b/downloads/student/ai-2-week-07.docx
@@ -25,12 +25,17 @@
         <w:pStyle w:val="Heading1"/>
       </w:pPr>
       <w:r>
-        <w:t>Before you start</w:t>
-      </w:r>
-    </w:p>
-    <w:p>
-      <w:r>
-        <w:t>Week 2: stages need agreed input formats.</w:t>
+        <w:t>Read the contract. Check the record. Limit the claim.</w:t>
+      </w:r>
+    </w:p>
+    <w:p>
+      <w:r>
+        <w:t>Distinguish field names, exact types, units and boundaries before documenting a source-backed repair.</w:t>
+      </w:r>
+    </w:p>
+    <w:p>
+      <w:r>
+        <w:t>Duration contract → separate book audit → independent shelf schema → evidence limits.</w:t>
       </w:r>
     </w:p>
     <w:p>
@@ -38,12 +43,166 @@
         <w:pStyle w:val="Heading1"/>
       </w:pPr>
       <w:r>
-        <w:t>01. Your mission</w:t>
-      </w:r>
-    </w:p>
-    <w:p>
-      <w:r>
-        <w:t>Start with the target: Specify a table schema. Try the recall before opening notes.</w:t>
+        <w:t>01. Can a tidy table still contain a wrong fact?</w:t>
+      </w:r>
+    </w:p>
+    <w:p>
+      <w:r>
+        <w:t>Specify fields, types, units and limits before judging records.</w:t>
+      </w:r>
+    </w:p>
+    <w:p>
+      <w:pPr>
+        <w:pStyle w:val="Heading2"/>
+      </w:pPr>
+      <w:r>
+        <w:t>Your three goals</w:t>
+      </w:r>
+    </w:p>
+    <w:p>
+      <w:pPr>
+        <w:spacing w:line="336" w:lineRule="auto" w:after="180"/>
+      </w:pPr>
+      <w:r>
+        <w:rPr>
+          <w:b w:val="0"/>
+        </w:rPr>
+        <w:t xml:space="preserve">I can specify a table </w:t>
+      </w:r>
+      <w:r>
+        <w:rPr>
+          <w:b/>
+        </w:rPr>
+        <w:t>schema</w:t>
+      </w:r>
+      <w:r>
+        <w:rPr>
+          <w:b w:val="0"/>
+        </w:rPr>
+        <w:t>.</w:t>
+      </w:r>
+    </w:p>
+    <w:p>
+      <w:pPr>
+        <w:spacing w:line="336" w:lineRule="auto" w:after="180"/>
+      </w:pPr>
+      <w:r>
+        <w:rPr>
+          <w:b w:val="0"/>
+        </w:rPr>
+        <w:t xml:space="preserve">I can check </w:t>
+      </w:r>
+      <w:r>
+        <w:rPr>
+          <w:b/>
+        </w:rPr>
+        <w:t>type</w:t>
+      </w:r>
+      <w:r>
+        <w:rPr>
+          <w:b w:val="0"/>
+        </w:rPr>
+        <w:t xml:space="preserve">s and </w:t>
+      </w:r>
+      <w:r>
+        <w:rPr>
+          <w:b/>
+        </w:rPr>
+        <w:t>unit</w:t>
+      </w:r>
+      <w:r>
+        <w:rPr>
+          <w:b w:val="0"/>
+        </w:rPr>
+        <w:t>s as well as names.</w:t>
+      </w:r>
+    </w:p>
+    <w:p>
+      <w:pPr>
+        <w:spacing w:line="336" w:lineRule="auto" w:after="180"/>
+      </w:pPr>
+      <w:r>
+        <w:rPr>
+          <w:b w:val="0"/>
+        </w:rPr>
+        <w:t>I can distinguish structural validity from truth.</w:t>
+      </w:r>
+    </w:p>
+    <w:p>
+      <w:pPr>
+        <w:pStyle w:val="Heading2"/>
+      </w:pPr>
+      <w:r>
+        <w:t>Recall contracts and debugging</w:t>
+      </w:r>
+    </w:p>
+    <w:p>
+      <w:pPr>
+        <w:spacing w:line="336" w:lineRule="auto" w:after="180"/>
+      </w:pPr>
+      <w:r>
+        <w:rPr>
+          <w:b w:val="0"/>
+        </w:rPr>
+        <w:t>Close your notes first. A rough first answer helps us choose the right starting point; it is not a score for your ability.</w:t>
+      </w:r>
+    </w:p>
+    <w:p>
+      <w:pPr>
+        <w:spacing w:line="336" w:lineRule="auto" w:after="180"/>
+      </w:pPr>
+      <w:r>
+        <w:rPr>
+          <w:b w:val="0"/>
+        </w:rPr>
+        <w:t>Without opening the old lesson, explain one key idea from Debugging Strategies. Give an example and a mistake that the idea helps you avoid.</w:t>
+      </w:r>
+    </w:p>
+    <w:p>
+      <w:pPr>
+        <w:spacing w:line="336" w:lineRule="auto" w:after="180"/>
+      </w:pPr>
+      <w:r>
+        <w:rPr>
+          <w:b w:val="0"/>
+        </w:rPr>
+        <w:t xml:space="preserve">After trying, check the relevant lesson or ask your teacher. Change the part of your explanation that the </w:t>
+      </w:r>
+      <w:r>
+        <w:rPr>
+          <w:b/>
+        </w:rPr>
+        <w:t>evidence</w:t>
+      </w:r>
+      <w:r>
+        <w:rPr>
+          <w:b w:val="0"/>
+        </w:rPr>
+        <w:t xml:space="preserve"> shows was wrong.</w:t>
+      </w:r>
+    </w:p>
+    <w:p>
+      <w:pPr>
+        <w:pStyle w:val="Heading2"/>
+      </w:pPr>
+      <w:r>
+        <w:t>Readiness: name a field lookup</w:t>
+      </w:r>
+    </w:p>
+    <w:p>
+      <w:pPr>
+        <w:pStyle w:val="ListBullet"/>
+      </w:pPr>
+      <w:r>
+        <w:t>What does row["used"] mean?</w:t>
+      </w:r>
+    </w:p>
+    <w:p>
+      <w:pPr>
+        <w:pStyle w:val="Heading2"/>
+      </w:pPr>
+      <w:r>
+        <w:t>Earlier wording, alternatives and picture transcripts · reference / check after trying</w:t>
       </w:r>
     </w:p>
     <w:p>
@@ -56,146 +215,32 @@
     </w:p>
     <w:p>
       <w:pPr>
+        <w:pStyle w:val="Heading3"/>
+      </w:pPr>
+      <w:r>
+        <w:t>Remember before reading</w:t>
+      </w:r>
+    </w:p>
+    <w:p>
+      <w:pPr>
         <w:spacing w:line="336" w:lineRule="auto" w:after="180"/>
       </w:pPr>
       <w:r>
         <w:rPr>
           <w:b w:val="0"/>
         </w:rPr>
-        <w:t xml:space="preserve">I can specify a table </w:t>
-      </w:r>
-      <w:r>
-        <w:rPr>
-          <w:b/>
-        </w:rPr>
-        <w:t>schema</w:t>
-      </w:r>
+        <w:t>Without opening the old lesson, explain one key idea from Trace Tables. Give an example and a mistake that the idea helps you avoid.</w:t>
+      </w:r>
+    </w:p>
+    <w:p>
+      <w:pPr>
+        <w:spacing w:line="336" w:lineRule="auto" w:after="180"/>
+      </w:pPr>
       <w:r>
         <w:rPr>
           <w:b w:val="0"/>
         </w:rPr>
-        <w:t>.</w:t>
-      </w:r>
-    </w:p>
-    <w:p>
-      <w:pPr>
-        <w:spacing w:line="336" w:lineRule="auto" w:after="180"/>
-      </w:pPr>
-      <w:r>
-        <w:rPr>
-          <w:b w:val="0"/>
-        </w:rPr>
-        <w:t xml:space="preserve">I can check </w:t>
-      </w:r>
-      <w:r>
-        <w:rPr>
-          <w:b/>
-        </w:rPr>
-        <w:t>type</w:t>
-      </w:r>
-      <w:r>
-        <w:rPr>
-          <w:b w:val="0"/>
-        </w:rPr>
-        <w:t xml:space="preserve">s and </w:t>
-      </w:r>
-      <w:r>
-        <w:rPr>
-          <w:b/>
-        </w:rPr>
-        <w:t>unit</w:t>
-      </w:r>
-      <w:r>
-        <w:rPr>
-          <w:b w:val="0"/>
-        </w:rPr>
-        <w:t>s as well as names.</w:t>
-      </w:r>
-    </w:p>
-    <w:p>
-      <w:pPr>
-        <w:spacing w:line="336" w:lineRule="auto" w:after="180"/>
-      </w:pPr>
-      <w:r>
-        <w:rPr>
-          <w:b w:val="0"/>
-        </w:rPr>
-        <w:t>I can distinguish structural validity from truth.</w:t>
-      </w:r>
-    </w:p>
-    <w:p>
-      <w:pPr>
-        <w:pStyle w:val="Heading3"/>
-      </w:pPr>
-      <w:r>
-        <w:t>Remember before reading</w:t>
-      </w:r>
-    </w:p>
-    <w:p>
-      <w:pPr>
-        <w:spacing w:line="336" w:lineRule="auto" w:after="180"/>
-      </w:pPr>
-      <w:r>
-        <w:rPr>
-          <w:b w:val="0"/>
-        </w:rPr>
-        <w:t>Close your notes first. A rough first answer helps us choose the right starting point; it is not a score for your ability.</w:t>
-      </w:r>
-    </w:p>
-    <w:p>
-      <w:pPr>
-        <w:spacing w:line="336" w:lineRule="auto" w:after="180"/>
-      </w:pPr>
-      <w:r>
-        <w:rPr>
-          <w:b w:val="0"/>
-        </w:rPr>
-        <w:t>Without opening the old lesson, explain one key idea from Debugging Strategies. Give an example and a mistake that the idea helps you avoid.</w:t>
-      </w:r>
-    </w:p>
-    <w:p>
-      <w:pPr>
-        <w:spacing w:line="336" w:lineRule="auto" w:after="180"/>
-      </w:pPr>
-      <w:r>
-        <w:rPr>
-          <w:b w:val="0"/>
-        </w:rPr>
-        <w:t>Without opening the old lesson, explain one key idea from Trace Tables. Give an example and a mistake that the idea helps you avoid.</w:t>
-      </w:r>
-    </w:p>
-    <w:p>
-      <w:pPr>
-        <w:spacing w:line="336" w:lineRule="auto" w:after="180"/>
-      </w:pPr>
-      <w:r>
-        <w:rPr>
-          <w:b w:val="0"/>
-        </w:rPr>
         <w:t>Without opening the old lesson, explain one key idea from Precision in Algorithms. Give an example and a mistake that the idea helps you avoid.</w:t>
-      </w:r>
-    </w:p>
-    <w:p>
-      <w:pPr>
-        <w:spacing w:line="336" w:lineRule="auto" w:after="180"/>
-      </w:pPr>
-      <w:r>
-        <w:rPr>
-          <w:b w:val="0"/>
-        </w:rPr>
-        <w:t xml:space="preserve">After trying, check the relevant lesson or ask your teacher. Change the part of your explanation that the </w:t>
-      </w:r>
-      <w:r>
-        <w:rPr>
-          <w:b/>
-        </w:rPr>
-        <w:t>evidence</w:t>
-      </w:r>
-      <w:r>
-        <w:rPr>
-          <w:b w:val="0"/>
-        </w:rPr>
-        <w:t xml:space="preserve"> shows was wrong.</w:t>
       </w:r>
     </w:p>
     <w:p>
@@ -298,9 +343,124 @@
       </w:pPr>
       <w:r>
         <w:rPr>
+          <w:b w:val="0"/>
+        </w:rPr>
+        <w:t>THINKER MISSION</w:t>
+      </w:r>
+    </w:p>
+    <w:p>
+      <w:pPr>
+        <w:spacing w:line="336" w:lineRule="auto" w:after="180"/>
+      </w:pPr>
+      <w:r>
+        <w:rPr>
+          <w:b w:val="0"/>
+        </w:rPr>
+        <w:t>Repair a mixed-up class-pet dataset.</w:t>
+      </w:r>
+    </w:p>
+    <w:p>
+      <w:pPr>
+        <w:spacing w:line="336" w:lineRule="auto" w:after="180"/>
+      </w:pPr>
+      <w:r>
+        <w:rPr>
+          <w:b w:val="0"/>
+        </w:rPr>
+        <w:t>Thinker name and date:</w:t>
+      </w:r>
+    </w:p>
+    <w:p>
+      <w:pPr>
+        <w:pStyle w:val="Heading3"/>
+      </w:pPr>
+      <w:r>
+        <w:t>Write or draw your reasoning and evidence.</w:t>
+      </w:r>
+    </w:p>
+    <w:p>
+      <w:r>
+        <w:t>________________________________________________________________</w:t>
+      </w:r>
+    </w:p>
+    <w:p>
+      <w:r>
+        <w:t>________________________________________________________________</w:t>
+      </w:r>
+    </w:p>
+    <w:p>
+      <w:r>
+        <w:t>________________________________________________________________</w:t>
+      </w:r>
+    </w:p>
+    <w:p>
+      <w:r>
+        <w:t>________________________________________________________________</w:t>
+      </w:r>
+    </w:p>
+    <w:p>
+      <w:r>
+        <w:t>________________________________________________________________</w:t>
+      </w:r>
+    </w:p>
+    <w:p>
+      <w:pPr>
+        <w:pStyle w:val="Heading3"/>
+      </w:pPr>
+      <w:r>
+        <w:t>Readiness for the connected explanation</w:t>
+      </w:r>
+    </w:p>
+    <w:p>
+      <w:pPr>
+        <w:pStyle w:val="Heading3"/>
+      </w:pPr>
+      <w:r>
+        <w:t>This week’s end goal</w:t>
+      </w:r>
+    </w:p>
+    <w:p>
+      <w:pPr>
+        <w:spacing w:line="336" w:lineRule="auto" w:after="180"/>
+      </w:pPr>
+      <w:r>
+        <w:rPr>
+          <w:b w:val="0"/>
+        </w:rPr>
+        <w:t xml:space="preserve">By the end, I can read a table </w:t>
+      </w:r>
+      <w:r>
+        <w:rPr>
           <w:b/>
         </w:rPr>
-        <w:t>THINKER MISSION</w:t>
+        <w:t>schema</w:t>
+      </w:r>
+      <w:r>
+        <w:rPr>
+          <w:b w:val="0"/>
+        </w:rPr>
+        <w:t xml:space="preserve"> and distinguish a numeric value from its text representation.</w:t>
+      </w:r>
+    </w:p>
+    <w:p>
+      <w:pPr>
+        <w:pStyle w:val="Heading1"/>
+      </w:pPr>
+      <w:r>
+        <w:t>02. Read the activity-duration contract</w:t>
+      </w:r>
+    </w:p>
+    <w:p>
+      <w:r>
+        <w:t>Use the same meaning and unit in every row.</w:t>
+      </w:r>
+    </w:p>
+    <w:p>
+      <w:pPr>
+        <w:pStyle w:val="Heading2"/>
+      </w:pPr>
+      <w:r>
+        <w:t>One session per row</w:t>
       </w:r>
     </w:p>
     <w:p>
@@ -311,7 +471,19 @@
         <w:rPr>
           <w:b w:val="0"/>
         </w:rPr>
-        <w:t>Repair a mixed-up class-pet dataset.</w:t>
+        <w:t xml:space="preserve">A fictional classroom logs the duration of each activity. Before comparing durations, define a </w:t>
+      </w:r>
+      <w:r>
+        <w:rPr>
+          <w:b/>
+        </w:rPr>
+        <w:t>schema</w:t>
+      </w:r>
+      <w:r>
+        <w:rPr>
+          <w:b w:val="0"/>
+        </w:rPr>
+        <w:t>: activity is nonempty text, minutes is an integer from 0 through 60, and each row describes one activity session.</w:t>
       </w:r>
     </w:p>
     <w:p>
@@ -322,68 +494,34 @@
         <w:rPr>
           <w:b w:val="0"/>
         </w:rPr>
-        <w:t>Thinker name and date:</w:t>
-      </w:r>
-    </w:p>
-    <w:p>
-      <w:pPr>
-        <w:pStyle w:val="Heading3"/>
-      </w:pPr>
-      <w:r>
-        <w:t>Write or draw your reasoning and evidence.</w:t>
-      </w:r>
-    </w:p>
-    <w:p>
-      <w:r>
-        <w:t>________________________________________________________________</w:t>
-      </w:r>
-    </w:p>
-    <w:p>
-      <w:r>
-        <w:t>________________________________________________________________</w:t>
-      </w:r>
-    </w:p>
-    <w:p>
-      <w:r>
-        <w:t>________________________________________________________________</w:t>
-      </w:r>
-    </w:p>
-    <w:p>
-      <w:r>
-        <w:t>________________________________________________________________</w:t>
-      </w:r>
-    </w:p>
-    <w:p>
-      <w:r>
-        <w:t>________________________________________________________________</w:t>
-      </w:r>
-    </w:p>
-    <w:p>
-      <w:pPr>
-        <w:pStyle w:val="Heading3"/>
-      </w:pPr>
-      <w:r>
-        <w:t>Readiness for the connected explanation</w:t>
+        <w:t>These decisions make data interpretable.</w:t>
+      </w:r>
+    </w:p>
+    <w:p>
+      <w:pPr>
+        <w:pStyle w:val="Heading2"/>
+      </w:pPr>
+      <w:r>
+        <w:t>What the contract does and does not require</w:t>
       </w:r>
     </w:p>
     <w:p>
       <w:pPr>
         <w:spacing w:line="336" w:lineRule="auto" w:after="180"/>
-        <w:shd w:fill="F5F1FB"/>
       </w:pPr>
       <w:r>
         <w:rPr>
           <w:b w:val="0"/>
         </w:rPr>
-        <w:t>What does row["used"] mean?</w:t>
-      </w:r>
-    </w:p>
-    <w:p>
-      <w:pPr>
-        <w:pStyle w:val="Heading3"/>
-      </w:pPr>
-      <w:r>
-        <w:t>This week’s end goal</w:t>
+        <w:t>A row represents one session; a column represents the same named field across sessions. A schema is the table’s written contract. Here minutes means whole minutes, including 0 and 60. Nonempty means at least one character in this simple example; a spaces-only name would pass the code, so a stricter real application needs an explicit whitespace rule.</w:t>
+      </w:r>
+    </w:p>
+    <w:p>
+      <w:pPr>
+        <w:pStyle w:val="Heading2"/>
+      </w:pPr>
+      <w:r>
+        <w:t>Earlier wording, alternatives and picture transcripts · reference / check after trying</w:t>
       </w:r>
     </w:p>
     <w:p>
@@ -393,42 +531,6 @@
       <w:r>
         <w:rPr>
           <w:b w:val="0"/>
-        </w:rPr>
-        <w:t xml:space="preserve">By the end, I can read a table </w:t>
-      </w:r>
-      <w:r>
-        <w:rPr>
-          <w:b/>
-        </w:rPr>
-        <w:t>schema</w:t>
-      </w:r>
-      <w:r>
-        <w:rPr>
-          <w:b w:val="0"/>
-        </w:rPr>
-        <w:t xml:space="preserve"> and distinguish a numeric value from its text representation.</w:t>
-      </w:r>
-    </w:p>
-    <w:p>
-      <w:pPr>
-        <w:pStyle w:val="Heading1"/>
-      </w:pPr>
-      <w:r>
-        <w:t>02. Notice the evidence</w:t>
-      </w:r>
-    </w:p>
-    <w:p>
-      <w:r>
-        <w:t>Investigate the supplied Rows Columns and Data Types case. Separate observations, given facts and assumptions before choosing an explanation.</w:t>
-      </w:r>
-    </w:p>
-    <w:p>
-      <w:pPr>
-        <w:spacing w:line="336" w:lineRule="auto" w:after="180"/>
-      </w:pPr>
-      <w:r>
-        <w:rPr>
-          <w:b/>
         </w:rPr>
         <w:t>PICTURE STORY</w:t>
       </w:r>
@@ -505,93 +607,139 @@
     </w:p>
     <w:p>
       <w:pPr>
+        <w:spacing w:line="336" w:lineRule="auto" w:after="180"/>
+      </w:pPr>
+      <w:r>
+        <w:rPr>
+          <w:b w:val="0"/>
+        </w:rPr>
+        <w:t>MYSTERY</w:t>
+      </w:r>
+    </w:p>
+    <w:p>
+      <w:pPr>
+        <w:spacing w:line="336" w:lineRule="auto" w:after="180"/>
+      </w:pPr>
+      <w:r>
+        <w:rPr>
+          <w:b w:val="0"/>
+        </w:rPr>
+        <w:t xml:space="preserve">The learners must use rows, </w:t>
+      </w:r>
+      <w:r>
+        <w:rPr>
+          <w:b/>
+        </w:rPr>
+        <w:t>column</w:t>
+      </w:r>
+      <w:r>
+        <w:rPr>
+          <w:b w:val="0"/>
+        </w:rPr>
+        <w:t xml:space="preserve">s, and </w:t>
+      </w:r>
+      <w:r>
+        <w:rPr>
+          <w:b/>
+        </w:rPr>
+        <w:t>data type</w:t>
+      </w:r>
+      <w:r>
+        <w:rPr>
+          <w:b w:val="0"/>
+        </w:rPr>
+        <w:t xml:space="preserve">s to solve a problem. What information do they have? What decision or calculation do they make? What would count as </w:t>
+      </w:r>
+      <w:r>
+        <w:rPr>
+          <w:b/>
+        </w:rPr>
+        <w:t>evidence</w:t>
+      </w:r>
+      <w:r>
+        <w:rPr>
+          <w:b w:val="0"/>
+        </w:rPr>
+        <w:t xml:space="preserve"> that it worked?</w:t>
+      </w:r>
+    </w:p>
+    <w:p>
+      <w:pPr>
+        <w:spacing w:line="336" w:lineRule="auto" w:after="180"/>
+      </w:pPr>
+      <w:r>
+        <w:rPr>
+          <w:b w:val="0"/>
+        </w:rPr>
+        <w:t xml:space="preserve">Three </w:t>
+      </w:r>
+      <w:r>
+        <w:rPr>
+          <w:b/>
+        </w:rPr>
+        <w:t>observation</w:t>
+      </w:r>
+      <w:r>
+        <w:rPr>
+          <w:b w:val="0"/>
+        </w:rPr>
+        <w:t>s (what you can point to):</w:t>
+      </w:r>
+    </w:p>
+    <w:p>
+      <w:pPr>
         <w:pStyle w:val="Heading3"/>
       </w:pPr>
       <w:r>
-        <w:t>Start with this puzzle</w:t>
+        <w:t>Write or draw your reasoning and evidence.</w:t>
+      </w:r>
+    </w:p>
+    <w:p>
+      <w:r>
+        <w:t>________________________________________________________________</w:t>
+      </w:r>
+    </w:p>
+    <w:p>
+      <w:r>
+        <w:t>________________________________________________________________</w:t>
+      </w:r>
+    </w:p>
+    <w:p>
+      <w:r>
+        <w:t>________________________________________________________________</w:t>
+      </w:r>
+    </w:p>
+    <w:p>
+      <w:r>
+        <w:t>________________________________________________________________</w:t>
+      </w:r>
+    </w:p>
+    <w:p>
+      <w:r>
+        <w:t>________________________________________________________________</w:t>
       </w:r>
     </w:p>
     <w:p>
       <w:pPr>
         <w:spacing w:line="336" w:lineRule="auto" w:after="180"/>
-        <w:shd w:fill="F1F6FC"/>
       </w:pPr>
       <w:r>
         <w:rPr>
           <w:b w:val="0"/>
         </w:rPr>
-        <w:t>MYSTERY</w:t>
-      </w:r>
-    </w:p>
-    <w:p>
-      <w:pPr>
-        <w:spacing w:line="336" w:lineRule="auto" w:after="180"/>
-        <w:shd w:fill="F5F1FB"/>
-      </w:pPr>
+        <w:t xml:space="preserve">My </w:t>
+      </w:r>
+      <w:r>
+        <w:rPr>
+          <w:b/>
+        </w:rPr>
+        <w:t>prediction</w:t>
+      </w:r>
       <w:r>
         <w:rPr>
           <w:b w:val="0"/>
         </w:rPr>
-        <w:t xml:space="preserve">The learners must use rows, </w:t>
-      </w:r>
-      <w:r>
-        <w:rPr>
-          <w:b/>
-        </w:rPr>
-        <w:t>column</w:t>
-      </w:r>
-      <w:r>
-        <w:rPr>
-          <w:b w:val="0"/>
-        </w:rPr>
-        <w:t xml:space="preserve">s, and </w:t>
-      </w:r>
-      <w:r>
-        <w:rPr>
-          <w:b/>
-        </w:rPr>
-        <w:t>data type</w:t>
-      </w:r>
-      <w:r>
-        <w:rPr>
-          <w:b w:val="0"/>
-        </w:rPr>
-        <w:t xml:space="preserve">s to solve a problem. What information do they have? What decision or calculation do they make? What would count as </w:t>
-      </w:r>
-      <w:r>
-        <w:rPr>
-          <w:b/>
-        </w:rPr>
-        <w:t>evidence</w:t>
-      </w:r>
-      <w:r>
-        <w:rPr>
-          <w:b w:val="0"/>
-        </w:rPr>
-        <w:t xml:space="preserve"> that it worked?</w:t>
-      </w:r>
-    </w:p>
-    <w:p>
-      <w:pPr>
-        <w:spacing w:line="336" w:lineRule="auto" w:after="180"/>
-      </w:pPr>
-      <w:r>
-        <w:rPr>
-          <w:b w:val="0"/>
-        </w:rPr>
-        <w:t xml:space="preserve">Three </w:t>
-      </w:r>
-      <w:r>
-        <w:rPr>
-          <w:b/>
-        </w:rPr>
-        <w:t>observation</w:t>
-      </w:r>
-      <w:r>
-        <w:rPr>
-          <w:b w:val="0"/>
-        </w:rPr>
-        <w:t>s (what you can point to):</w:t>
+        <w:t xml:space="preserve"> and the clue supporting it:</w:t>
       </w:r>
     </w:p>
     <w:p>
@@ -629,358 +777,31 @@
     </w:p>
     <w:p>
       <w:pPr>
-        <w:spacing w:line="336" w:lineRule="auto" w:after="180"/>
-      </w:pPr>
-      <w:r>
-        <w:rPr>
-          <w:b w:val="0"/>
-        </w:rPr>
-        <w:t xml:space="preserve">My </w:t>
-      </w:r>
-      <w:r>
-        <w:rPr>
-          <w:b/>
-        </w:rPr>
-        <w:t>prediction</w:t>
-      </w:r>
-      <w:r>
-        <w:rPr>
-          <w:b w:val="0"/>
-        </w:rPr>
-        <w:t xml:space="preserve"> and the clue supporting it:</w:t>
-      </w:r>
-    </w:p>
-    <w:p>
-      <w:pPr>
         <w:pStyle w:val="Heading3"/>
       </w:pPr>
       <w:r>
-        <w:t>Write or draw your reasoning and evidence.</w:t>
-      </w:r>
-    </w:p>
-    <w:p>
-      <w:r>
-        <w:t>________________________________________________________________</w:t>
-      </w:r>
-    </w:p>
-    <w:p>
-      <w:r>
-        <w:t>________________________________________________________________</w:t>
-      </w:r>
-    </w:p>
-    <w:p>
-      <w:r>
-        <w:t>________________________________________________________________</w:t>
-      </w:r>
-    </w:p>
-    <w:p>
-      <w:r>
-        <w:t>________________________________________________________________</w:t>
-      </w:r>
-    </w:p>
-    <w:p>
-      <w:r>
-        <w:t>________________________________________________________________</w:t>
-      </w:r>
-    </w:p>
-    <w:p>
-      <w:pPr>
-        <w:pStyle w:val="Heading3"/>
-      </w:pPr>
-      <w:r>
         <w:t>A closer explanation</w:t>
       </w:r>
     </w:p>
     <w:p>
       <w:pPr>
-        <w:spacing w:line="336" w:lineRule="auto" w:after="180"/>
-      </w:pPr>
-      <w:r>
-        <w:rPr>
-          <w:b w:val="0"/>
-        </w:rPr>
-        <w:t xml:space="preserve">A fictional classroom logs the duration of each activity. Before comparing durations, define a </w:t>
-      </w:r>
-      <w:r>
-        <w:rPr>
-          <w:b/>
-        </w:rPr>
-        <w:t>schema</w:t>
-      </w:r>
-      <w:r>
-        <w:rPr>
-          <w:b w:val="0"/>
-        </w:rPr>
-        <w:t>: activity is nonempty text, minutes is an integer from 0 through 60, and each row describes one activity session.</w:t>
-      </w:r>
-    </w:p>
-    <w:p>
-      <w:pPr>
-        <w:spacing w:line="336" w:lineRule="auto" w:after="180"/>
-      </w:pPr>
-      <w:r>
-        <w:rPr>
-          <w:b w:val="0"/>
-        </w:rPr>
-        <w:t>These decisions make data interpretable.</w:t>
-      </w:r>
-    </w:p>
-    <w:p>
-      <w:pPr>
         <w:pStyle w:val="Heading1"/>
       </w:pPr>
       <w:r>
-        <w:t>03. See how it works</w:t>
-      </w:r>
-    </w:p>
-    <w:p>
-      <w:r>
-        <w:t>Follow the mechanism for Rows Columns and Data Types. Connect each labelled input, deciding step and result.</w:t>
-      </w:r>
-    </w:p>
-    <w:p>
-      <w:pPr>
-        <w:spacing w:line="336" w:lineRule="auto" w:after="180"/>
-      </w:pPr>
-      <w:r>
-        <w:rPr>
-          <w:b/>
-        </w:rPr>
-        <w:t xml:space="preserve">VISUAL </w:t>
-      </w:r>
-      <w:r>
-        <w:rPr>
-          <w:b/>
-        </w:rPr>
-        <w:t>MECHANISM</w:t>
-      </w:r>
-    </w:p>
-    <w:p>
-      <w:pPr>
-        <w:spacing w:line="336" w:lineRule="auto" w:after="180"/>
-      </w:pPr>
-      <w:r>
-        <w:rPr>
-          <w:b/>
-        </w:rPr>
-        <w:t>Input</w:t>
-      </w:r>
-      <w:r>
-        <w:rPr>
-          <w:b w:val="0"/>
-        </w:rPr>
-        <w:t xml:space="preserve"> → </w:t>
-      </w:r>
-      <w:r>
-        <w:rPr>
-          <w:b/>
-        </w:rPr>
-        <w:t>Process</w:t>
-      </w:r>
-      <w:r>
-        <w:rPr>
-          <w:b w:val="0"/>
-        </w:rPr>
-        <w:t xml:space="preserve"> → </w:t>
-      </w:r>
-      <w:r>
-        <w:rPr>
-          <w:b/>
-        </w:rPr>
-        <w:t>Output</w:t>
-      </w:r>
-    </w:p>
-    <w:p>
-      <w:pPr>
-        <w:spacing w:line="336" w:lineRule="auto" w:after="180"/>
-      </w:pPr>
-      <w:r>
-        <w:rPr>
-          <w:b w:val="0"/>
-        </w:rPr>
-        <w:t>Trace the information. At each stage, ask what changed and how you could test it.</w:t>
-      </w:r>
-    </w:p>
-    <w:p>
-      <w:r>
-        <w:drawing>
-          <wp:inline xmlns:a="http://schemas.openxmlformats.org/drawingml/2006/main" xmlns:pic="http://schemas.openxmlformats.org/drawingml/2006/picture">
-            <wp:extent cx="5486400" cy="3145536"/>
-            <wp:docPr id="3" name="Picture 3" descr="INPUT stage for Rows, Columns, and Data Types"/>
-            <wp:cNvGraphicFramePr>
-              <a:graphicFrameLocks noChangeAspect="1"/>
-            </wp:cNvGraphicFramePr>
-            <a:graphic>
-              <a:graphicData uri="http://schemas.openxmlformats.org/drawingml/2006/picture">
-                <pic:pic>
-                  <pic:nvPicPr>
-                    <pic:cNvPr id="0" name="61ceadf2bf1ed2784d38650d2518c5ddc39012ee1ede0677ea9947038f6b5660.png"/>
-                    <pic:cNvPicPr/>
-                  </pic:nvPicPr>
-                  <pic:blipFill>
-                    <a:blip r:embed="rId10"/>
-                    <a:stretch>
-                      <a:fillRect/>
-                    </a:stretch>
-                  </pic:blipFill>
-                  <pic:spPr>
-                    <a:xfrm>
-                      <a:off x="0" y="0"/>
-                      <a:ext cx="5486400" cy="3145536"/>
-                    </a:xfrm>
-                    <a:prstGeom prst="rect"/>
-                  </pic:spPr>
-                </pic:pic>
-              </a:graphicData>
-            </a:graphic>
-          </wp:inline>
-        </w:drawing>
-      </w:r>
-    </w:p>
-    <w:p>
-      <w:pPr>
-        <w:spacing w:line="336" w:lineRule="auto" w:after="180"/>
-      </w:pPr>
-      <w:r>
-        <w:rPr>
-          <w:b w:val="0"/>
-        </w:rPr>
-        <w:t>↓</w:t>
-      </w:r>
-    </w:p>
-    <w:p>
-      <w:r>
-        <w:drawing>
-          <wp:inline xmlns:a="http://schemas.openxmlformats.org/drawingml/2006/main" xmlns:pic="http://schemas.openxmlformats.org/drawingml/2006/picture">
-            <wp:extent cx="5486400" cy="3145536"/>
-            <wp:docPr id="4" name="Picture 4" descr="PROCESS stage for Rows, Columns, and Data Types"/>
-            <wp:cNvGraphicFramePr>
-              <a:graphicFrameLocks noChangeAspect="1"/>
-            </wp:cNvGraphicFramePr>
-            <a:graphic>
-              <a:graphicData uri="http://schemas.openxmlformats.org/drawingml/2006/picture">
-                <pic:pic>
-                  <pic:nvPicPr>
-                    <pic:cNvPr id="0" name="860e69f8751c9f33b4948a979ef831c67bf6991604e120860659595ddf2e142b.png"/>
-                    <pic:cNvPicPr/>
-                  </pic:nvPicPr>
-                  <pic:blipFill>
-                    <a:blip r:embed="rId11"/>
-                    <a:stretch>
-                      <a:fillRect/>
-                    </a:stretch>
-                  </pic:blipFill>
-                  <pic:spPr>
-                    <a:xfrm>
-                      <a:off x="0" y="0"/>
-                      <a:ext cx="5486400" cy="3145536"/>
-                    </a:xfrm>
-                    <a:prstGeom prst="rect"/>
-                  </pic:spPr>
-                </pic:pic>
-              </a:graphicData>
-            </a:graphic>
-          </wp:inline>
-        </w:drawing>
-      </w:r>
-    </w:p>
-    <w:p>
-      <w:pPr>
-        <w:spacing w:line="336" w:lineRule="auto" w:after="180"/>
-      </w:pPr>
-      <w:r>
-        <w:rPr>
-          <w:b w:val="0"/>
-        </w:rPr>
-        <w:t>↓</w:t>
-      </w:r>
-    </w:p>
-    <w:p>
-      <w:r>
-        <w:drawing>
-          <wp:inline xmlns:a="http://schemas.openxmlformats.org/drawingml/2006/main" xmlns:pic="http://schemas.openxmlformats.org/drawingml/2006/picture">
-            <wp:extent cx="5486400" cy="3145536"/>
-            <wp:docPr id="5" name="Picture 5" descr="OUTPUT stage for Rows, Columns, and Data Types"/>
-            <wp:cNvGraphicFramePr>
-              <a:graphicFrameLocks noChangeAspect="1"/>
-            </wp:cNvGraphicFramePr>
-            <a:graphic>
-              <a:graphicData uri="http://schemas.openxmlformats.org/drawingml/2006/picture">
-                <pic:pic>
-                  <pic:nvPicPr>
-                    <pic:cNvPr id="0" name="613ef54802b0fa2927818ae91c8880aa0a64b33d20fcc7860033f1320ea4a092.png"/>
-                    <pic:cNvPicPr/>
-                  </pic:nvPicPr>
-                  <pic:blipFill>
-                    <a:blip r:embed="rId12"/>
-                    <a:stretch>
-                      <a:fillRect/>
-                    </a:stretch>
-                  </pic:blipFill>
-                  <pic:spPr>
-                    <a:xfrm>
-                      <a:off x="0" y="0"/>
-                      <a:ext cx="5486400" cy="3145536"/>
-                    </a:xfrm>
-                    <a:prstGeom prst="rect"/>
-                  </pic:spPr>
-                </pic:pic>
-              </a:graphicData>
-            </a:graphic>
-          </wp:inline>
-        </w:drawing>
-      </w:r>
-    </w:p>
-    <w:p>
-      <w:pPr>
-        <w:spacing w:line="336" w:lineRule="auto" w:after="180"/>
-      </w:pPr>
-      <w:r>
-        <w:rPr>
-          <w:b w:val="0"/>
-        </w:rPr>
-        <w:t>Which stage could fail even when the other two are correct? Explain:</w:t>
-      </w:r>
-    </w:p>
-    <w:p>
-      <w:pPr>
-        <w:pStyle w:val="Heading3"/>
-      </w:pPr>
-      <w:r>
-        <w:t>Write or draw your reasoning and evidence.</w:t>
-      </w:r>
-    </w:p>
-    <w:p>
-      <w:r>
-        <w:t>________________________________________________________________</w:t>
-      </w:r>
-    </w:p>
-    <w:p>
-      <w:r>
-        <w:t>________________________________________________________________</w:t>
-      </w:r>
-    </w:p>
-    <w:p>
-      <w:r>
-        <w:t>________________________________________________________________</w:t>
-      </w:r>
-    </w:p>
-    <w:p>
-      <w:r>
-        <w:t>________________________________________________________________</w:t>
-      </w:r>
-    </w:p>
-    <w:p>
-      <w:r>
-        <w:t>________________________________________________________________</w:t>
-      </w:r>
-    </w:p>
-    <w:p>
-      <w:pPr>
-        <w:pStyle w:val="Heading3"/>
-      </w:pPr>
-      <w:r>
-        <w:t>A closer explanation</w:t>
+        <w:t>03. Check presence, type and range separately</w:t>
+      </w:r>
+    </w:p>
+    <w:p>
+      <w:r>
+        <w:t>The supplied Python example assumes both fields exist.</w:t>
+      </w:r>
+    </w:p>
+    <w:p>
+      <w:pPr>
+        <w:pStyle w:val="Heading2"/>
+      </w:pPr>
+      <w:r>
+        <w:t>Read the complete validator</w:t>
       </w:r>
     </w:p>
     <w:p>
@@ -1004,6 +825,114 @@
         <w:t xml:space="preserve">             and 0 &lt;= row["minutes"] &lt;= 60)</w:t>
         <w:br/>
         <w:t xml:space="preserve">    print(valid)</w:t>
+      </w:r>
+    </w:p>
+    <w:p>
+      <w:pPr>
+        <w:pStyle w:val="Heading2"/>
+      </w:pPr>
+      <w:r>
+        <w:t>Explain each check</w:t>
+      </w:r>
+    </w:p>
+    <w:p>
+      <w:pPr>
+        <w:spacing w:line="336" w:lineRule="auto" w:after="180"/>
+      </w:pPr>
+      <w:r>
+        <w:rPr>
+          <w:b w:val="0"/>
+        </w:rPr>
+        <w:t xml:space="preserve">A </w:t>
+      </w:r>
+      <w:r>
+        <w:rPr>
+          <w:b/>
+        </w:rPr>
+        <w:t>schema</w:t>
+      </w:r>
+      <w:r>
+        <w:rPr>
+          <w:b w:val="0"/>
+        </w:rPr>
+        <w:t xml:space="preserve"> is a checklist for what a row must contain. First ask whether the activity name is text and is not empty. Next ask whether minutes is an integer.</w:t>
+      </w:r>
+    </w:p>
+    <w:p>
+      <w:pPr>
+        <w:spacing w:line="336" w:lineRule="auto" w:after="180"/>
+      </w:pPr>
+      <w:r>
+        <w:rPr>
+          <w:b w:val="0"/>
+        </w:rPr>
+        <w:t>Then ask whether that integer lies between 0 and 60, including both ends. Keep these checks separate when explaining a rejection.</w:t>
+      </w:r>
+    </w:p>
+    <w:p>
+      <w:pPr>
+        <w:spacing w:line="336" w:lineRule="auto" w:after="180"/>
+      </w:pPr>
+      <w:r>
+        <w:rPr>
+          <w:b w:val="0"/>
+        </w:rPr>
+        <w:t>The number 12 and the text "12" look similar on a page, but only the number meets this lesson’s minutes rule.</w:t>
+      </w:r>
+    </w:p>
+    <w:p>
+      <w:pPr>
+        <w:spacing w:line="336" w:lineRule="auto" w:after="180"/>
+      </w:pPr>
+      <w:r>
+        <w:rPr>
+          <w:b w:val="0"/>
+        </w:rPr>
+        <w:t xml:space="preserve">The worked script prints True twice. </w:t>
+      </w:r>
+      <w:r>
+        <w:rPr>
+          <w:b/>
+        </w:rPr>
+        <w:t>type</w:t>
+      </w:r>
+      <w:r>
+        <w:rPr>
+          <w:b w:val="0"/>
+        </w:rPr>
+        <w:t xml:space="preserve">(value) is int checks the exact </w:t>
+      </w:r>
+      <w:r>
+        <w:rPr>
+          <w:b/>
+        </w:rPr>
+        <w:t>type</w:t>
+      </w:r>
+      <w:r>
+        <w:rPr>
+          <w:b w:val="0"/>
+        </w:rPr>
+        <w:t xml:space="preserve"> here and avoids accepting a Boolean as a count. The chained comparison checks both boundaries. The example assumes both keys exist; this week’s paper audit identifies missing fields without treating this script as a complete missing-field validator. A zero duration is allowed by this written </w:t>
+      </w:r>
+      <w:r>
+        <w:rPr>
+          <w:b/>
+        </w:rPr>
+        <w:t>schema</w:t>
+      </w:r>
+      <w:r>
+        <w:rPr>
+          <w:b w:val="0"/>
+        </w:rPr>
+        <w:t>.</w:t>
+      </w:r>
+    </w:p>
+    <w:p>
+      <w:pPr>
+        <w:pStyle w:val="Heading2"/>
+      </w:pPr>
+      <w:r>
+        <w:t>The schema at a glance</w:t>
       </w:r>
     </w:p>
     <w:p>
@@ -1132,37 +1061,78 @@
     </w:p>
     <w:p>
       <w:pPr>
+        <w:pStyle w:val="Heading2"/>
+      </w:pPr>
+      <w:r>
+        <w:t>Connect a diagram to a deciding check</w:t>
+      </w:r>
+    </w:p>
+    <w:p>
+      <w:pPr>
+        <w:pStyle w:val="ListBullet"/>
+      </w:pPr>
+      <w:r>
+        <w:t>Point to the input, the deciding step and the result in this week’s visual. Explain the same step in ordinary words. A picture helps when you can say what each part represents.</w:t>
+      </w:r>
+    </w:p>
+    <w:p>
+      <w:pPr>
+        <w:pStyle w:val="Heading2"/>
+      </w:pPr>
+      <w:r>
+        <w:t>Earlier wording, alternatives and picture transcripts · reference / check after trying</w:t>
+      </w:r>
+    </w:p>
+    <w:p>
+      <w:pPr>
         <w:spacing w:line="336" w:lineRule="auto" w:after="180"/>
       </w:pPr>
       <w:r>
         <w:rPr>
           <w:b w:val="0"/>
         </w:rPr>
-        <w:t xml:space="preserve">The worked script prints True twice. </w:t>
+        <w:t xml:space="preserve">VISUAL </w:t>
       </w:r>
       <w:r>
         <w:rPr>
           <w:b/>
         </w:rPr>
-        <w:t>type</w:t>
+        <w:t>MECHANISM</w:t>
+      </w:r>
+    </w:p>
+    <w:p>
+      <w:pPr>
+        <w:spacing w:line="336" w:lineRule="auto" w:after="180"/>
+      </w:pPr>
+      <w:r>
+        <w:rPr>
+          <w:b/>
+        </w:rPr>
+        <w:t>Input</w:t>
       </w:r>
       <w:r>
         <w:rPr>
           <w:b w:val="0"/>
         </w:rPr>
-        <w:t xml:space="preserve">(value) is int checks the exact </w:t>
+        <w:t xml:space="preserve"> → </w:t>
       </w:r>
       <w:r>
         <w:rPr>
           <w:b/>
         </w:rPr>
-        <w:t>type</w:t>
+        <w:t>Process</w:t>
       </w:r>
       <w:r>
         <w:rPr>
           <w:b w:val="0"/>
         </w:rPr>
-        <w:t xml:space="preserve"> here and avoids accepting a Boolean as a count. The chained comparison checks both boundaries.</w:t>
+        <w:t xml:space="preserve"> → </w:t>
+      </w:r>
+      <w:r>
+        <w:rPr>
+          <w:b/>
+        </w:rPr>
+        <w:t>Output</w:t>
       </w:r>
     </w:p>
     <w:p>
@@ -1173,19 +1143,148 @@
         <w:rPr>
           <w:b w:val="0"/>
         </w:rPr>
-        <w:t xml:space="preserve">The example assumes both keys exist; next week handles missing fields. A zero duration is allowed by this written </w:t>
-      </w:r>
-      <w:r>
-        <w:rPr>
-          <w:b/>
-        </w:rPr>
-        <w:t>schema</w:t>
-      </w:r>
+        <w:t>Trace the information. At each stage, ask what changed and how you could test it.</w:t>
+      </w:r>
+    </w:p>
+    <w:p>
+      <w:r>
+        <w:drawing>
+          <wp:inline xmlns:a="http://schemas.openxmlformats.org/drawingml/2006/main" xmlns:pic="http://schemas.openxmlformats.org/drawingml/2006/picture">
+            <wp:extent cx="5486400" cy="3145536"/>
+            <wp:docPr id="3" name="Picture 3" descr="INPUT stage for Rows, Columns, and Data Types"/>
+            <wp:cNvGraphicFramePr>
+              <a:graphicFrameLocks noChangeAspect="1"/>
+            </wp:cNvGraphicFramePr>
+            <a:graphic>
+              <a:graphicData uri="http://schemas.openxmlformats.org/drawingml/2006/picture">
+                <pic:pic>
+                  <pic:nvPicPr>
+                    <pic:cNvPr id="0" name="61ceadf2bf1ed2784d38650d2518c5ddc39012ee1ede0677ea9947038f6b5660.png"/>
+                    <pic:cNvPicPr/>
+                  </pic:nvPicPr>
+                  <pic:blipFill>
+                    <a:blip r:embed="rId10"/>
+                    <a:stretch>
+                      <a:fillRect/>
+                    </a:stretch>
+                  </pic:blipFill>
+                  <pic:spPr>
+                    <a:xfrm>
+                      <a:off x="0" y="0"/>
+                      <a:ext cx="5486400" cy="3145536"/>
+                    </a:xfrm>
+                    <a:prstGeom prst="rect"/>
+                  </pic:spPr>
+                </pic:pic>
+              </a:graphicData>
+            </a:graphic>
+          </wp:inline>
+        </w:drawing>
+      </w:r>
+    </w:p>
+    <w:p>
+      <w:pPr>
+        <w:spacing w:line="336" w:lineRule="auto" w:after="180"/>
+      </w:pPr>
       <w:r>
         <w:rPr>
           <w:b w:val="0"/>
         </w:rPr>
-        <w:t>.</w:t>
+        <w:t>↓</w:t>
+      </w:r>
+    </w:p>
+    <w:p>
+      <w:r>
+        <w:drawing>
+          <wp:inline xmlns:a="http://schemas.openxmlformats.org/drawingml/2006/main" xmlns:pic="http://schemas.openxmlformats.org/drawingml/2006/picture">
+            <wp:extent cx="5486400" cy="3145536"/>
+            <wp:docPr id="4" name="Picture 4" descr="PROCESS stage for Rows, Columns, and Data Types"/>
+            <wp:cNvGraphicFramePr>
+              <a:graphicFrameLocks noChangeAspect="1"/>
+            </wp:cNvGraphicFramePr>
+            <a:graphic>
+              <a:graphicData uri="http://schemas.openxmlformats.org/drawingml/2006/picture">
+                <pic:pic>
+                  <pic:nvPicPr>
+                    <pic:cNvPr id="0" name="860e69f8751c9f33b4948a979ef831c67bf6991604e120860659595ddf2e142b.png"/>
+                    <pic:cNvPicPr/>
+                  </pic:nvPicPr>
+                  <pic:blipFill>
+                    <a:blip r:embed="rId11"/>
+                    <a:stretch>
+                      <a:fillRect/>
+                    </a:stretch>
+                  </pic:blipFill>
+                  <pic:spPr>
+                    <a:xfrm>
+                      <a:off x="0" y="0"/>
+                      <a:ext cx="5486400" cy="3145536"/>
+                    </a:xfrm>
+                    <a:prstGeom prst="rect"/>
+                  </pic:spPr>
+                </pic:pic>
+              </a:graphicData>
+            </a:graphic>
+          </wp:inline>
+        </w:drawing>
+      </w:r>
+    </w:p>
+    <w:p>
+      <w:pPr>
+        <w:spacing w:line="336" w:lineRule="auto" w:after="180"/>
+      </w:pPr>
+      <w:r>
+        <w:rPr>
+          <w:b w:val="0"/>
+        </w:rPr>
+        <w:t>↓</w:t>
+      </w:r>
+    </w:p>
+    <w:p>
+      <w:r>
+        <w:drawing>
+          <wp:inline xmlns:a="http://schemas.openxmlformats.org/drawingml/2006/main" xmlns:pic="http://schemas.openxmlformats.org/drawingml/2006/picture">
+            <wp:extent cx="5486400" cy="3145536"/>
+            <wp:docPr id="5" name="Picture 5" descr="OUTPUT stage for Rows, Columns, and Data Types"/>
+            <wp:cNvGraphicFramePr>
+              <a:graphicFrameLocks noChangeAspect="1"/>
+            </wp:cNvGraphicFramePr>
+            <a:graphic>
+              <a:graphicData uri="http://schemas.openxmlformats.org/drawingml/2006/picture">
+                <pic:pic>
+                  <pic:nvPicPr>
+                    <pic:cNvPr id="0" name="613ef54802b0fa2927818ae91c8880aa0a64b33d20fcc7860033f1320ea4a092.png"/>
+                    <pic:cNvPicPr/>
+                  </pic:nvPicPr>
+                  <pic:blipFill>
+                    <a:blip r:embed="rId12"/>
+                    <a:stretch>
+                      <a:fillRect/>
+                    </a:stretch>
+                  </pic:blipFill>
+                  <pic:spPr>
+                    <a:xfrm>
+                      <a:off x="0" y="0"/>
+                      <a:ext cx="5486400" cy="3145536"/>
+                    </a:xfrm>
+                    <a:prstGeom prst="rect"/>
+                  </pic:spPr>
+                </pic:pic>
+              </a:graphicData>
+            </a:graphic>
+          </wp:inline>
+        </w:drawing>
+      </w:r>
+    </w:p>
+    <w:p>
+      <w:pPr>
+        <w:spacing w:line="336" w:lineRule="auto" w:after="180"/>
+      </w:pPr>
+      <w:r>
+        <w:rPr>
+          <w:b w:val="0"/>
+        </w:rPr>
+        <w:t>Which stage could fail even when the other two are correct? Explain:</w:t>
       </w:r>
     </w:p>
     <w:p>
@@ -1193,56 +1292,52 @@
         <w:pStyle w:val="Heading3"/>
       </w:pPr>
       <w:r>
+        <w:t>Write or draw your reasoning and evidence.</w:t>
+      </w:r>
+    </w:p>
+    <w:p>
+      <w:r>
+        <w:t>________________________________________________________________</w:t>
+      </w:r>
+    </w:p>
+    <w:p>
+      <w:r>
+        <w:t>________________________________________________________________</w:t>
+      </w:r>
+    </w:p>
+    <w:p>
+      <w:r>
+        <w:t>________________________________________________________________</w:t>
+      </w:r>
+    </w:p>
+    <w:p>
+      <w:r>
+        <w:t>________________________________________________________________</w:t>
+      </w:r>
+    </w:p>
+    <w:p>
+      <w:r>
+        <w:t>________________________________________________________________</w:t>
+      </w:r>
+    </w:p>
+    <w:p>
+      <w:pPr>
+        <w:pStyle w:val="Heading3"/>
+      </w:pPr>
+      <w:r>
+        <w:t>A closer explanation</w:t>
+      </w:r>
+    </w:p>
+    <w:p>
+      <w:pPr>
+        <w:pStyle w:val="Heading3"/>
+      </w:pPr>
+      <w:r>
         <w:t>Check a row in separate steps</w:t>
       </w:r>
     </w:p>
     <w:p>
       <w:pPr>
-        <w:spacing w:line="336" w:lineRule="auto" w:after="180"/>
-      </w:pPr>
-      <w:r>
-        <w:rPr>
-          <w:b w:val="0"/>
-        </w:rPr>
-        <w:t xml:space="preserve">A </w:t>
-      </w:r>
-      <w:r>
-        <w:rPr>
-          <w:b/>
-        </w:rPr>
-        <w:t>schema</w:t>
-      </w:r>
-      <w:r>
-        <w:rPr>
-          <w:b w:val="0"/>
-        </w:rPr>
-        <w:t xml:space="preserve"> is a checklist for what a row must contain. First ask whether the activity name is text and is not empty. Next ask whether minutes is an integer.</w:t>
-      </w:r>
-    </w:p>
-    <w:p>
-      <w:pPr>
-        <w:spacing w:line="336" w:lineRule="auto" w:after="180"/>
-      </w:pPr>
-      <w:r>
-        <w:rPr>
-          <w:b w:val="0"/>
-        </w:rPr>
-        <w:t>Then ask whether that integer lies between 0 and 60, including both ends. Keep these checks separate when explaining a rejection.</w:t>
-      </w:r>
-    </w:p>
-    <w:p>
-      <w:pPr>
-        <w:spacing w:line="336" w:lineRule="auto" w:after="180"/>
-      </w:pPr>
-      <w:r>
-        <w:rPr>
-          <w:b w:val="0"/>
-        </w:rPr>
-        <w:t>The number 12 and the text "12" look similar on a page, but only the number meets this lesson’s minutes rule.</w:t>
-      </w:r>
-    </w:p>
-    <w:p>
-      <w:pPr>
         <w:pStyle w:val="Heading3"/>
       </w:pPr>
       <w:r>
@@ -1251,86 +1346,23 @@
     </w:p>
     <w:p>
       <w:pPr>
-        <w:spacing w:line="336" w:lineRule="auto" w:after="180"/>
-      </w:pPr>
-      <w:r>
-        <w:rPr>
-          <w:b w:val="0"/>
-        </w:rPr>
-        <w:t xml:space="preserve">Point to the </w:t>
-      </w:r>
-      <w:r>
-        <w:rPr>
-          <w:b/>
-        </w:rPr>
-        <w:t>input</w:t>
-      </w:r>
-      <w:r>
-        <w:rPr>
-          <w:b w:val="0"/>
-        </w:rPr>
-        <w:t>, the deciding step and the result in this week’s visual. Explain the same step in ordinary words. A picture helps when you can say what each part represents.</w:t>
-      </w:r>
-    </w:p>
-    <w:p>
-      <w:pPr>
         <w:pStyle w:val="Heading1"/>
       </w:pPr>
       <w:r>
-        <w:t>04. Compare the cases</w:t>
-      </w:r>
-    </w:p>
-    <w:p>
-      <w:r>
-        <w:t>Compare the supplied cases for Rows Columns and Data Types. Identify the detail that changes the conclusion.</w:t>
-      </w:r>
-    </w:p>
-    <w:p>
-      <w:pPr>
-        <w:pStyle w:val="Heading3"/>
-      </w:pPr>
-      <w:r>
-        <w:t>The case to investigate</w:t>
-      </w:r>
-    </w:p>
-    <w:p>
-      <w:pPr>
-        <w:spacing w:line="336" w:lineRule="auto" w:after="180"/>
-        <w:shd w:fill="F1F6FC"/>
-      </w:pPr>
-      <w:r>
-        <w:rPr>
-          <w:b w:val="0"/>
-        </w:rPr>
-        <w:t>CASE GALLERY</w:t>
-      </w:r>
-    </w:p>
-    <w:p>
-      <w:pPr>
-        <w:spacing w:line="336" w:lineRule="auto" w:after="180"/>
-      </w:pPr>
-      <w:r>
-        <w:rPr>
-          <w:b w:val="0"/>
-        </w:rPr>
-        <w:t xml:space="preserve">Four Tests, Four Kinds of </w:t>
-      </w:r>
-      <w:r>
-        <w:rPr>
-          <w:b/>
-        </w:rPr>
-        <w:t>Evidence</w:t>
-      </w:r>
-    </w:p>
-    <w:p>
-      <w:pPr>
-        <w:spacing w:line="336" w:lineRule="auto" w:after="180"/>
-      </w:pPr>
-      <w:r>
-        <w:rPr>
-          <w:b w:val="0"/>
-        </w:rPr>
-        <w:t>A system is not understood until it survives more than one comfortable example.</w:t>
+        <w:t>04. Choose a revealing record</w:t>
+      </w:r>
+    </w:p>
+    <w:p>
+      <w:r>
+        <w:t>An ordinary pass, a boundary and a type error test different rules.</w:t>
+      </w:r>
+    </w:p>
+    <w:p>
+      <w:pPr>
+        <w:pStyle w:val="Heading2"/>
+      </w:pPr>
+      <w:r>
+        <w:t>Four pictures with a purpose</w:t>
       </w:r>
     </w:p>
     <w:p>
@@ -1371,6 +1403,11 @@
     </w:p>
     <w:p>
       <w:r>
+        <w:t>Normal case: predict the result and deciding evidence.</w:t>
+      </w:r>
+    </w:p>
+    <w:p>
+      <w:r>
         <w:drawing>
           <wp:inline xmlns:a="http://schemas.openxmlformats.org/drawingml/2006/main" xmlns:pic="http://schemas.openxmlformats.org/drawingml/2006/picture">
             <wp:extent cx="5486400" cy="3200400"/>
@@ -1406,47 +1443,8 @@
       </w:r>
     </w:p>
     <w:p>
-      <w:pPr>
-        <w:pStyle w:val="Heading3"/>
-      </w:pPr>
-      <w:r>
-        <w:t>The normal case</w:t>
-      </w:r>
-    </w:p>
-    <w:p>
-      <w:pPr>
-        <w:spacing w:line="336" w:lineRule="auto" w:after="180"/>
-        <w:shd w:fill="F1F6FC"/>
-      </w:pPr>
-      <w:r>
-        <w:rPr>
-          <w:b w:val="0"/>
-        </w:rPr>
-        <w:t xml:space="preserve">NORMAL CASE: predict and name </w:t>
-      </w:r>
-      <w:r>
-        <w:rPr>
-          <w:b/>
-        </w:rPr>
-        <w:t>evidence</w:t>
-      </w:r>
-      <w:r>
-        <w:rPr>
-          <w:b w:val="0"/>
-        </w:rPr>
-        <w:t xml:space="preserve">.     BOUNDARY CASE: predict and name </w:t>
-      </w:r>
-      <w:r>
-        <w:rPr>
-          <w:b/>
-        </w:rPr>
-        <w:t>evidence</w:t>
-      </w:r>
-      <w:r>
-        <w:rPr>
-          <w:b w:val="0"/>
-        </w:rPr>
-        <w:t>.</w:t>
+      <w:r>
+        <w:t>Boundary case: identify the exact limit.</w:t>
       </w:r>
     </w:p>
     <w:p>
@@ -1487,6 +1485,11 @@
     </w:p>
     <w:p>
       <w:r>
+        <w:t>Missing information: name what must be clarified.</w:t>
+      </w:r>
+    </w:p>
+    <w:p>
+      <w:r>
         <w:drawing>
           <wp:inline xmlns:a="http://schemas.openxmlformats.org/drawingml/2006/main" xmlns:pic="http://schemas.openxmlformats.org/drawingml/2006/picture">
             <wp:extent cx="5486400" cy="3200400"/>
@@ -1522,236 +1525,180 @@
       </w:r>
     </w:p>
     <w:p>
+      <w:r>
+        <w:t>Transfer case: explain which procedure still applies.</w:t>
+      </w:r>
+    </w:p>
+    <w:p>
+      <w:pPr>
+        <w:pStyle w:val="Heading2"/>
+      </w:pPr>
+      <w:r>
+        <w:t>Choose a revealing case</w:t>
+      </w:r>
+    </w:p>
+    <w:p>
+      <w:pPr>
+        <w:pStyle w:val="ListBullet"/>
+      </w:pPr>
+      <w:r>
+        <w:t>Which case is most likely to reveal a hidden assumption? Why?</w:t>
+      </w:r>
+    </w:p>
+    <w:p>
       <w:pPr>
         <w:pStyle w:val="Heading3"/>
       </w:pPr>
       <w:r>
-        <w:t>Check missing information</w:t>
+        <w:t>Write or draw your reasoning and evidence.</w:t>
+      </w:r>
+    </w:p>
+    <w:p>
+      <w:r>
+        <w:t>________________________________________________________________</w:t>
+      </w:r>
+    </w:p>
+    <w:p>
+      <w:r>
+        <w:t>________________________________________________________________</w:t>
+      </w:r>
+    </w:p>
+    <w:p>
+      <w:r>
+        <w:t>________________________________________________________________</w:t>
+      </w:r>
+    </w:p>
+    <w:p>
+      <w:r>
+        <w:t>________________________________________________________________</w:t>
+      </w:r>
+    </w:p>
+    <w:p>
+      <w:r>
+        <w:t>________________________________________________________________</w:t>
+      </w:r>
+    </w:p>
+    <w:p>
+      <w:pPr>
+        <w:pStyle w:val="Heading2"/>
+      </w:pPr>
+      <w:r>
+        <w:t>Predict the supplied changed case</w:t>
+      </w:r>
+    </w:p>
+    <w:p>
+      <w:pPr>
+        <w:pStyle w:val="ListBullet"/>
+      </w:pPr>
+      <w:r>
+        <w:t>Change: Change B’s pages from "90" to integer 90 using an approved repair.</w:t>
+      </w:r>
+    </w:p>
+    <w:p>
+      <w:pPr>
+        <w:pStyle w:val="Heading2"/>
+      </w:pPr>
+      <w:r>
+        <w:t>Check after predicting · reference / check after trying</w:t>
       </w:r>
     </w:p>
     <w:p>
       <w:pPr>
         <w:spacing w:line="336" w:lineRule="auto" w:after="180"/>
-        <w:shd w:fill="FFF5E6"/>
-      </w:pPr>
+      </w:pPr>
+      <w:r>
+        <w:rPr>
+          <w:b/>
+        </w:rPr>
+        <w:t>Prediction</w:t>
+      </w:r>
       <w:r>
         <w:rPr>
           <w:b w:val="0"/>
         </w:rPr>
-        <w:t xml:space="preserve">MISSING INFORMATION: predict and name </w:t>
+        <w:t xml:space="preserve">: B now satisfies the declared </w:t>
       </w:r>
       <w:r>
         <w:rPr>
           <w:b/>
         </w:rPr>
-        <w:t>evidence</w:t>
+        <w:t>schema</w:t>
       </w:r>
       <w:r>
         <w:rPr>
           <w:b w:val="0"/>
         </w:rPr>
-        <w:t xml:space="preserve">.     TRANSFER CASE: predict and name </w:t>
+        <w:t>.</w:t>
+      </w:r>
+    </w:p>
+    <w:p>
+      <w:pPr>
+        <w:spacing w:line="336" w:lineRule="auto" w:after="180"/>
+      </w:pPr>
+      <w:r>
+        <w:rPr>
+          <w:b w:val="0"/>
+        </w:rPr>
+        <w:t>Reason: Its id is nonempty and illustrated is Boolean; the page-</w:t>
       </w:r>
       <w:r>
         <w:rPr>
           <w:b/>
         </w:rPr>
-        <w:t>evidence</w:t>
+        <w:t>type</w:t>
       </w:r>
       <w:r>
         <w:rPr>
           <w:b w:val="0"/>
         </w:rPr>
-        <w:t>.</w:t>
+        <w:t xml:space="preserve"> defect is removed.</w:t>
+      </w:r>
+    </w:p>
+    <w:p>
+      <w:pPr>
+        <w:pStyle w:val="Heading2"/>
+      </w:pPr>
+      <w:r>
+        <w:t>Earlier wording, alternatives and picture transcripts · reference / check after trying</w:t>
       </w:r>
     </w:p>
     <w:p>
       <w:pPr>
         <w:spacing w:line="336" w:lineRule="auto" w:after="180"/>
-        <w:shd w:fill="F5F1FB"/>
       </w:pPr>
       <w:r>
         <w:rPr>
           <w:b w:val="0"/>
         </w:rPr>
-        <w:t>Which case is most likely to reveal a hidden assumption? Why?</w:t>
-      </w:r>
-    </w:p>
-    <w:p>
-      <w:pPr>
-        <w:pStyle w:val="Heading3"/>
-      </w:pPr>
-      <w:r>
-        <w:t>Write or draw your reasoning and evidence.</w:t>
-      </w:r>
-    </w:p>
-    <w:p>
-      <w:r>
-        <w:t>________________________________________________________________</w:t>
-      </w:r>
-    </w:p>
-    <w:p>
-      <w:r>
-        <w:t>________________________________________________________________</w:t>
-      </w:r>
-    </w:p>
-    <w:p>
-      <w:r>
-        <w:t>________________________________________________________________</w:t>
-      </w:r>
-    </w:p>
-    <w:p>
-      <w:r>
-        <w:t>________________________________________________________________</w:t>
-      </w:r>
-    </w:p>
-    <w:p>
-      <w:r>
-        <w:t>________________________________________________________________</w:t>
-      </w:r>
-    </w:p>
-    <w:p>
-      <w:pPr>
-        <w:pStyle w:val="Heading3"/>
-      </w:pPr>
-      <w:r>
-        <w:t>Change one thing in the pictured case</w:t>
-      </w:r>
-    </w:p>
-    <w:p>
-      <w:pPr>
-        <w:pStyle w:val="Heading3"/>
-      </w:pPr>
-      <w:r>
-        <w:t>Change one thing</w:t>
+        <w:t>CASE GALLERY</w:t>
       </w:r>
     </w:p>
     <w:p>
       <w:pPr>
         <w:spacing w:line="336" w:lineRule="auto" w:after="180"/>
-        <w:shd w:fill="F5F1FB"/>
       </w:pPr>
       <w:r>
         <w:rPr>
           <w:b w:val="0"/>
         </w:rPr>
-        <w:t>Change: Change B’s pages from "90" to integer 90 using an approved repair.</w:t>
-      </w:r>
-    </w:p>
-    <w:p>
-      <w:pPr>
-        <w:pStyle w:val="Heading3"/>
-      </w:pPr>
-      <w:r>
-        <w:t>Predicted result</w:t>
+        <w:t xml:space="preserve">Four Tests, Four Kinds of </w:t>
+      </w:r>
+      <w:r>
+        <w:rPr>
+          <w:b/>
+        </w:rPr>
+        <w:t>Evidence</w:t>
       </w:r>
     </w:p>
     <w:p>
       <w:pPr>
         <w:spacing w:line="336" w:lineRule="auto" w:after="180"/>
-        <w:shd w:fill="F1F6FC"/>
-      </w:pPr>
-      <w:r>
-        <w:rPr>
-          <w:b/>
-        </w:rPr>
-        <w:t>Prediction</w:t>
-      </w:r>
+      </w:pPr>
       <w:r>
         <w:rPr>
           <w:b w:val="0"/>
         </w:rPr>
-        <w:t xml:space="preserve">: B now satisfies the declared </w:t>
-      </w:r>
-      <w:r>
-        <w:rPr>
-          <w:b/>
-        </w:rPr>
-        <w:t>schema</w:t>
-      </w:r>
-      <w:r>
-        <w:rPr>
-          <w:b w:val="0"/>
-        </w:rPr>
-        <w:t>.</w:t>
-      </w:r>
-    </w:p>
-    <w:p>
-      <w:pPr>
-        <w:pStyle w:val="Heading3"/>
-      </w:pPr>
-      <w:r>
-        <w:t>Why the result follows</w:t>
-      </w:r>
-    </w:p>
-    <w:p>
-      <w:pPr>
-        <w:spacing w:line="336" w:lineRule="auto" w:after="180"/>
-        <w:shd w:fill="F1F6FC"/>
-      </w:pPr>
-      <w:r>
-        <w:rPr>
-          <w:b w:val="0"/>
-        </w:rPr>
-        <w:t>Reason: Its id is nonempty and illustrated is Boolean; the page-</w:t>
-      </w:r>
-      <w:r>
-        <w:rPr>
-          <w:b/>
-        </w:rPr>
-        <w:t>type</w:t>
-      </w:r>
-      <w:r>
-        <w:rPr>
-          <w:b w:val="0"/>
-        </w:rPr>
-        <w:t xml:space="preserve"> defect is removed.</w:t>
-      </w:r>
-    </w:p>
-    <w:p>
-      <w:pPr>
-        <w:pStyle w:val="Heading1"/>
-      </w:pPr>
-      <w:r>
-        <w:t>05. Words that unlock the idea</w:t>
-      </w:r>
-    </w:p>
-    <w:p>
-      <w:r>
-        <w:t>Use the vocabulary of Rows Columns and Data Types to explain a concrete decision, rather than only memorising definitions.</w:t>
-      </w:r>
-    </w:p>
-    <w:p>
-      <w:pPr>
-        <w:spacing w:line="336" w:lineRule="auto" w:after="180"/>
-      </w:pPr>
-      <w:r>
-        <w:rPr>
-          <w:b/>
-        </w:rPr>
-        <w:t>VOCABULARY LAB</w:t>
-      </w:r>
-    </w:p>
-    <w:p>
-      <w:pPr>
-        <w:spacing w:line="336" w:lineRule="auto" w:after="180"/>
-      </w:pPr>
-      <w:r>
-        <w:rPr>
-          <w:b w:val="0"/>
-        </w:rPr>
-        <w:t>Words You Can Use to Reason</w:t>
-      </w:r>
-    </w:p>
-    <w:p>
-      <w:pPr>
-        <w:spacing w:line="336" w:lineRule="auto" w:after="180"/>
-      </w:pPr>
-      <w:r>
-        <w:rPr>
-          <w:b w:val="0"/>
-        </w:rPr>
-        <w:t>A definition matters when you can recognize the idea, use it, and contrast it with a near-miss.</w:t>
+        <w:t>A system is not understood until it survives more than one comfortable example.</w:t>
       </w:r>
     </w:p>
     <w:p>
@@ -1759,7 +1706,7 @@
         <w:drawing>
           <wp:inline xmlns:a="http://schemas.openxmlformats.org/drawingml/2006/main" xmlns:pic="http://schemas.openxmlformats.org/drawingml/2006/picture">
             <wp:extent cx="5486400" cy="3200400"/>
-            <wp:docPr id="10" name="Picture 10" descr="Vocabulary badge: row"/>
+            <wp:docPr id="10" name="Picture 10" descr="NORMAL CASE illustration"/>
             <wp:cNvGraphicFramePr>
               <a:graphicFrameLocks noChangeAspect="1"/>
             </wp:cNvGraphicFramePr>
@@ -1767,11 +1714,11 @@
               <a:graphicData uri="http://schemas.openxmlformats.org/drawingml/2006/picture">
                 <pic:pic>
                   <pic:nvPicPr>
-                    <pic:cNvPr id="0" name="598245bf9366c14ecb858b99b3a536acc7483e2c8244152684d4dac5ba43dff9.png"/>
+                    <pic:cNvPr id="0" name="1f18213ba3d74c99072fa04ad7520b53eee0b2e9e845b0d8a61ccdda1b41f3f1.png"/>
                     <pic:cNvPicPr/>
                   </pic:nvPicPr>
                   <pic:blipFill>
-                    <a:blip r:embed="rId17"/>
+                    <a:blip r:embed="rId13"/>
                     <a:stretch>
                       <a:fillRect/>
                     </a:stretch>
@@ -1795,7 +1742,7 @@
         <w:drawing>
           <wp:inline xmlns:a="http://schemas.openxmlformats.org/drawingml/2006/main" xmlns:pic="http://schemas.openxmlformats.org/drawingml/2006/picture">
             <wp:extent cx="5486400" cy="3200400"/>
-            <wp:docPr id="11" name="Picture 11" descr="Vocabulary badge: column"/>
+            <wp:docPr id="11" name="Picture 11" descr="BOUNDARY CASE illustration"/>
             <wp:cNvGraphicFramePr>
               <a:graphicFrameLocks noChangeAspect="1"/>
             </wp:cNvGraphicFramePr>
@@ -1803,11 +1750,11 @@
               <a:graphicData uri="http://schemas.openxmlformats.org/drawingml/2006/picture">
                 <pic:pic>
                   <pic:nvPicPr>
-                    <pic:cNvPr id="0" name="d4ed60c23c36c5d2b70501726409cd42dc21c29c55950a70f6611fda5eae7196.png"/>
+                    <pic:cNvPr id="0" name="fed8318cf337134a2c31a8d2c90831db67a27a43d3c6f85b25079c53ec37ff9a.png"/>
                     <pic:cNvPicPr/>
                   </pic:nvPicPr>
                   <pic:blipFill>
-                    <a:blip r:embed="rId18"/>
+                    <a:blip r:embed="rId14"/>
                     <a:stretch>
                       <a:fillRect/>
                     </a:stretch>
@@ -1827,11 +1774,46 @@
       </w:r>
     </w:p>
     <w:p>
+      <w:pPr>
+        <w:spacing w:line="336" w:lineRule="auto" w:after="180"/>
+      </w:pPr>
+      <w:r>
+        <w:rPr>
+          <w:b w:val="0"/>
+        </w:rPr>
+        <w:t xml:space="preserve">NORMAL CASE: predict and name </w:t>
+      </w:r>
+      <w:r>
+        <w:rPr>
+          <w:b/>
+        </w:rPr>
+        <w:t>evidence</w:t>
+      </w:r>
+      <w:r>
+        <w:rPr>
+          <w:b w:val="0"/>
+        </w:rPr>
+        <w:t xml:space="preserve">.     BOUNDARY CASE: predict and name </w:t>
+      </w:r>
+      <w:r>
+        <w:rPr>
+          <w:b/>
+        </w:rPr>
+        <w:t>evidence</w:t>
+      </w:r>
+      <w:r>
+        <w:rPr>
+          <w:b w:val="0"/>
+        </w:rPr>
+        <w:t>.</w:t>
+      </w:r>
+    </w:p>
+    <w:p>
       <w:r>
         <w:drawing>
           <wp:inline xmlns:a="http://schemas.openxmlformats.org/drawingml/2006/main" xmlns:pic="http://schemas.openxmlformats.org/drawingml/2006/picture">
             <wp:extent cx="5486400" cy="3200400"/>
-            <wp:docPr id="12" name="Picture 12" descr="Vocabulary badge: data type"/>
+            <wp:docPr id="12" name="Picture 12" descr="MISSING INFORMATION illustration"/>
             <wp:cNvGraphicFramePr>
               <a:graphicFrameLocks noChangeAspect="1"/>
             </wp:cNvGraphicFramePr>
@@ -1839,11 +1821,11 @@
               <a:graphicData uri="http://schemas.openxmlformats.org/drawingml/2006/picture">
                 <pic:pic>
                   <pic:nvPicPr>
-                    <pic:cNvPr id="0" name="f654923ed14e301fe17edb38b623306249c5a8ed5b266a785ba82f96a0cf38ed.png"/>
+                    <pic:cNvPr id="0" name="75f964dbe29000347e518a59e2717387d7109bd1f947abdafa07e931a61cf754.png"/>
                     <pic:cNvPicPr/>
                   </pic:nvPicPr>
                   <pic:blipFill>
-                    <a:blip r:embed="rId19"/>
+                    <a:blip r:embed="rId15"/>
                     <a:stretch>
                       <a:fillRect/>
                     </a:stretch>
@@ -1867,7 +1849,7 @@
         <w:drawing>
           <wp:inline xmlns:a="http://schemas.openxmlformats.org/drawingml/2006/main" xmlns:pic="http://schemas.openxmlformats.org/drawingml/2006/picture">
             <wp:extent cx="5486400" cy="3200400"/>
-            <wp:docPr id="13" name="Picture 13" descr="Vocabulary badge: schema"/>
+            <wp:docPr id="13" name="Picture 13" descr="TRANSFER CASE illustration"/>
             <wp:cNvGraphicFramePr>
               <a:graphicFrameLocks noChangeAspect="1"/>
             </wp:cNvGraphicFramePr>
@@ -1875,11 +1857,11 @@
               <a:graphicData uri="http://schemas.openxmlformats.org/drawingml/2006/picture">
                 <pic:pic>
                   <pic:nvPicPr>
-                    <pic:cNvPr id="0" name="91b284658ba224f62a93cc2b64e77d19fe94840caf9ff80027bc684d8b680720.png"/>
+                    <pic:cNvPr id="0" name="4d936b6648b81ac897fc99370c2788f8e0b135d8fc31cfd77afceee66a92128c.png"/>
                     <pic:cNvPicPr/>
                   </pic:nvPicPr>
                   <pic:blipFill>
-                    <a:blip r:embed="rId20"/>
+                    <a:blip r:embed="rId16"/>
                     <a:stretch>
                       <a:fillRect/>
                     </a:stretch>
@@ -1898,294 +1880,158 @@
         </w:drawing>
       </w:r>
     </w:p>
-    <w:tbl>
-      <w:tblPr>
-        <w:tblStyle w:val="LightShading-Accent1"/>
-        <w:tblW w:type="auto" w:w="0"/>
-        <w:tblLook w:firstColumn="1" w:firstRow="1" w:lastColumn="0" w:lastRow="0" w:noHBand="0" w:noVBand="1" w:val="04A0"/>
-      </w:tblPr>
-      <w:tblGrid>
-        <w:gridCol w:w="3408"/>
-        <w:gridCol w:w="3408"/>
-        <w:gridCol w:w="3408"/>
-      </w:tblGrid>
-      <w:tr>
-        <w:trPr>
-          <w:tblHeader/>
-        </w:trPr>
-        <w:tc>
-          <w:tcPr>
-            <w:tcW w:type="dxa" w:w="3408"/>
-          </w:tcPr>
-          <w:p>
-            <w:r>
-              <w:t>Word</w:t>
-            </w:r>
-          </w:p>
-        </w:tc>
-        <w:tc>
-          <w:tcPr>
-            <w:tcW w:type="dxa" w:w="3408"/>
-          </w:tcPr>
-          <w:p>
-            <w:r>
-              <w:t>My own example</w:t>
-            </w:r>
-          </w:p>
-        </w:tc>
-        <w:tc>
-          <w:tcPr>
-            <w:tcW w:type="dxa" w:w="3408"/>
-          </w:tcPr>
-          <w:p>
-            <w:r>
-              <w:t>Not this / boundary</w:t>
-            </w:r>
-          </w:p>
-        </w:tc>
-      </w:tr>
-      <w:tr>
-        <w:tc>
-          <w:tcPr>
-            <w:tcW w:type="dxa" w:w="3408"/>
-          </w:tcPr>
-          <w:p>
-            <w:r>
-              <w:t>row</w:t>
-            </w:r>
-          </w:p>
-        </w:tc>
-        <w:tc>
-          <w:tcPr>
-            <w:tcW w:type="dxa" w:w="3408"/>
-          </w:tcPr>
-          <w:p>
-            <w:r>
-              <w:t>One record or example in a table.</w:t>
-            </w:r>
-          </w:p>
-        </w:tc>
-        <w:tc>
-          <w:tcPr>
-            <w:tcW w:type="dxa" w:w="3408"/>
-          </w:tcPr>
-          <w:p>
-            <w:r/>
-          </w:p>
-        </w:tc>
-      </w:tr>
-      <w:tr>
-        <w:tc>
-          <w:tcPr>
-            <w:tcW w:type="dxa" w:w="3408"/>
-          </w:tcPr>
-          <w:p>
-            <w:r>
-              <w:t>column</w:t>
-            </w:r>
-          </w:p>
-        </w:tc>
-        <w:tc>
-          <w:tcPr>
-            <w:tcW w:type="dxa" w:w="3408"/>
-          </w:tcPr>
-          <w:p>
-            <w:r>
-              <w:t>A table field containing the same kind of information across rows.</w:t>
-            </w:r>
-          </w:p>
-        </w:tc>
-        <w:tc>
-          <w:tcPr>
-            <w:tcW w:type="dxa" w:w="3408"/>
-          </w:tcPr>
-          <w:p>
-            <w:r/>
-          </w:p>
-        </w:tc>
-      </w:tr>
-      <w:tr>
-        <w:tc>
-          <w:tcPr>
-            <w:tcW w:type="dxa" w:w="3408"/>
-          </w:tcPr>
-          <w:p>
-            <w:r>
-              <w:t>data type</w:t>
-            </w:r>
-          </w:p>
-        </w:tc>
-        <w:tc>
-          <w:tcPr>
-            <w:tcW w:type="dxa" w:w="3408"/>
-          </w:tcPr>
-          <w:p>
-            <w:r>
-              <w:t>A category of values, such as number, text or Boolean, with defined operations.</w:t>
-            </w:r>
-          </w:p>
-        </w:tc>
-        <w:tc>
-          <w:tcPr>
-            <w:tcW w:type="dxa" w:w="3408"/>
-          </w:tcPr>
-          <w:p>
-            <w:r/>
-          </w:p>
-        </w:tc>
-      </w:tr>
-      <w:tr>
-        <w:tc>
-          <w:tcPr>
-            <w:tcW w:type="dxa" w:w="3408"/>
-          </w:tcPr>
-          <w:p>
-            <w:r>
-              <w:t>schema</w:t>
-            </w:r>
-          </w:p>
-        </w:tc>
-        <w:tc>
-          <w:tcPr>
-            <w:tcW w:type="dxa" w:w="3408"/>
-          </w:tcPr>
-          <w:p>
-            <w:r>
-              <w:t>A specification of required fields, types and structural rules for data.</w:t>
-            </w:r>
-          </w:p>
-        </w:tc>
-        <w:tc>
-          <w:tcPr>
-            <w:tcW w:type="dxa" w:w="3408"/>
-          </w:tcPr>
-          <w:p>
-            <w:r/>
-          </w:p>
-        </w:tc>
-      </w:tr>
-    </w:tbl>
+    <w:p>
+      <w:pPr>
+        <w:spacing w:line="336" w:lineRule="auto" w:after="180"/>
+      </w:pPr>
+      <w:r>
+        <w:rPr>
+          <w:b w:val="0"/>
+        </w:rPr>
+        <w:t xml:space="preserve">MISSING INFORMATION: predict and name </w:t>
+      </w:r>
+      <w:r>
+        <w:rPr>
+          <w:b/>
+        </w:rPr>
+        <w:t>evidence</w:t>
+      </w:r>
+      <w:r>
+        <w:rPr>
+          <w:b w:val="0"/>
+        </w:rPr>
+        <w:t xml:space="preserve">.     TRANSFER CASE: predict and name </w:t>
+      </w:r>
+      <w:r>
+        <w:rPr>
+          <w:b/>
+        </w:rPr>
+        <w:t>evidence</w:t>
+      </w:r>
+      <w:r>
+        <w:rPr>
+          <w:b w:val="0"/>
+        </w:rPr>
+        <w:t>.</w:t>
+      </w:r>
+    </w:p>
     <w:p>
       <w:pPr>
         <w:pStyle w:val="Heading3"/>
       </w:pPr>
       <w:r>
-        <w:t>Words used in the closer explanation</w:t>
-      </w:r>
-    </w:p>
-    <w:tbl>
-      <w:tblPr>
-        <w:tblStyle w:val="LightShading-Accent1"/>
-        <w:tblW w:type="auto" w:w="0"/>
-        <w:tblLook w:firstColumn="1" w:firstRow="1" w:lastColumn="0" w:lastRow="0" w:noHBand="0" w:noVBand="1" w:val="04A0"/>
-      </w:tblPr>
-      <w:tblGrid>
-        <w:gridCol w:w="5112"/>
-        <w:gridCol w:w="5112"/>
-      </w:tblGrid>
-      <w:tr>
-        <w:trPr>
-          <w:tblHeader/>
-        </w:trPr>
-        <w:tc>
-          <w:tcPr>
-            <w:tcW w:type="dxa" w:w="5112"/>
-          </w:tcPr>
-          <w:p>
-            <w:r>
-              <w:t>Word</w:t>
-            </w:r>
-          </w:p>
-        </w:tc>
-        <w:tc>
-          <w:tcPr>
-            <w:tcW w:type="dxa" w:w="5112"/>
-          </w:tcPr>
-          <w:p>
-            <w:r>
-              <w:t>Meaning</w:t>
-            </w:r>
-          </w:p>
-        </w:tc>
-      </w:tr>
-      <w:tr>
-        <w:tc>
-          <w:tcPr>
-            <w:tcW w:type="dxa" w:w="5112"/>
-          </w:tcPr>
-          <w:p>
-            <w:r>
-              <w:t>Type</w:t>
-            </w:r>
-          </w:p>
-        </w:tc>
-        <w:tc>
-          <w:tcPr>
-            <w:tcW w:type="dxa" w:w="5112"/>
-          </w:tcPr>
-          <w:p>
-            <w:r>
-              <w:t>A category such as integer or text</w:t>
-            </w:r>
-          </w:p>
-        </w:tc>
-      </w:tr>
-      <w:tr>
-        <w:tc>
-          <w:tcPr>
-            <w:tcW w:type="dxa" w:w="5112"/>
-          </w:tcPr>
-          <w:p>
-            <w:r>
-              <w:t>Unit</w:t>
-            </w:r>
-          </w:p>
-        </w:tc>
-        <w:tc>
-          <w:tcPr>
-            <w:tcW w:type="dxa" w:w="5112"/>
-          </w:tcPr>
-          <w:p>
-            <w:r>
-              <w:t>The quantity scale attached to a number</w:t>
-            </w:r>
-          </w:p>
-        </w:tc>
-      </w:tr>
-      <w:tr>
-        <w:tc>
-          <w:tcPr>
-            <w:tcW w:type="dxa" w:w="5112"/>
-          </w:tcPr>
-          <w:p>
-            <w:r>
-              <w:t>Constraint</w:t>
-            </w:r>
-          </w:p>
-        </w:tc>
-        <w:tc>
-          <w:tcPr>
-            <w:tcW w:type="dxa" w:w="5112"/>
-          </w:tcPr>
-          <w:p>
-            <w:r>
-              <w:t>A rule a valid record must satisfy</w:t>
-            </w:r>
-          </w:p>
-        </w:tc>
-      </w:tr>
-    </w:tbl>
+        <w:t>Change one thing in the pictured case</w:t>
+      </w:r>
+    </w:p>
     <w:p>
       <w:pPr>
         <w:pStyle w:val="Heading1"/>
       </w:pPr>
       <w:r>
-        <w:t>06. Follow a worked example</w:t>
-      </w:r>
-    </w:p>
-    <w:p>
-      <w:r>
-        <w:t>Follow the worked trace for Rows Columns and Data Types, predict a step, then compare with its explanation.</w:t>
+        <w:t>06. Compare duration checks with a separate book schema</w:t>
+      </w:r>
+    </w:p>
+    <w:p>
+      <w:r>
+        <w:t>Do not carry duration boundaries into page counts.</w:t>
+      </w:r>
+    </w:p>
+    <w:p>
+      <w:pPr>
+        <w:pStyle w:val="Heading2"/>
+      </w:pPr>
+      <w:r>
+        <w:t>Predict the duration results</w:t>
+      </w:r>
+    </w:p>
+    <w:p>
+      <w:pPr>
+        <w:pStyle w:val="Heading3"/>
+      </w:pPr>
+      <w:r>
+        <w:t>Would minutes of 61, "12" and 12 each pass? Explain the type distinction.</w:t>
+      </w:r>
+    </w:p>
+    <w:p>
+      <w:r>
+        <w:t>________________________________________________________________</w:t>
+      </w:r>
+    </w:p>
+    <w:p>
+      <w:r>
+        <w:t>________________________________________________________________</w:t>
+      </w:r>
+    </w:p>
+    <w:p>
+      <w:r>
+        <w:t>________________________________________________________________</w:t>
+      </w:r>
+    </w:p>
+    <w:p>
+      <w:r>
+        <w:t>________________________________________________________________</w:t>
+      </w:r>
+    </w:p>
+    <w:p>
+      <w:r>
+        <w:t>________________________________________________________________</w:t>
+      </w:r>
+    </w:p>
+    <w:p>
+      <w:r>
+        <w:t>________________________________________________________________</w:t>
+      </w:r>
+    </w:p>
+    <w:p>
+      <w:pPr>
+        <w:pStyle w:val="Heading2"/>
+      </w:pPr>
+      <w:r>
+        <w:t>The duration validator picture</w:t>
+      </w:r>
+    </w:p>
+    <w:p>
+      <w:r>
+        <w:drawing>
+          <wp:inline xmlns:a="http://schemas.openxmlformats.org/drawingml/2006/main" xmlns:pic="http://schemas.openxmlformats.org/drawingml/2006/picture">
+            <wp:extent cx="5486400" cy="2834640"/>
+            <wp:docPr id="14" name="Picture 14" descr="Follow the evidence. activity | Nonempty text | Names the session activity. minutes | Integer 0 through 60 | Duration in minutes"/>
+            <wp:cNvGraphicFramePr>
+              <a:graphicFrameLocks noChangeAspect="1"/>
+            </wp:cNvGraphicFramePr>
+            <a:graphic>
+              <a:graphicData uri="http://schemas.openxmlformats.org/drawingml/2006/picture">
+                <pic:pic>
+                  <pic:nvPicPr>
+                    <pic:cNvPr id="0" name="academy-story-ai-2-7-03.png"/>
+                    <pic:cNvPicPr/>
+                  </pic:nvPicPr>
+                  <pic:blipFill>
+                    <a:blip r:embed="rId17"/>
+                    <a:stretch>
+                      <a:fillRect/>
+                    </a:stretch>
+                  </pic:blipFill>
+                  <pic:spPr>
+                    <a:xfrm>
+                      <a:off x="0" y="0"/>
+                      <a:ext cx="5486400" cy="2834640"/>
+                    </a:xfrm>
+                    <a:prstGeom prst="rect"/>
+                  </pic:spPr>
+                </pic:pic>
+              </a:graphicData>
+            </a:graphic>
+          </wp:inline>
+        </w:drawing>
+      </w:r>
+    </w:p>
+    <w:p>
+      <w:pPr>
+        <w:pStyle w:val="Heading2"/>
+      </w:pPr>
+      <w:r>
+        <w:t>Introduce the separate catalogue rules</w:t>
       </w:r>
     </w:p>
     <w:p>
@@ -2194,7 +2040,240 @@
       </w:pPr>
       <w:r>
         <w:rPr>
+          <w:b w:val="0"/>
+        </w:rPr>
+        <w:t>A fictional approved book catalogue has three fields per row.</w:t>
+      </w:r>
+    </w:p>
+    <w:p>
+      <w:pPr>
+        <w:spacing w:line="336" w:lineRule="auto" w:after="180"/>
+      </w:pPr>
+      <w:r>
+        <w:rPr>
           <w:b/>
+        </w:rPr>
+        <w:t>Schema</w:t>
+      </w:r>
+      <w:r>
+        <w:rPr>
+          <w:b w:val="0"/>
+        </w:rPr>
+        <w:t>: id is nonempty text; pages is an integer 1–300; illustrated is Boolean True or False.</w:t>
+      </w:r>
+    </w:p>
+    <w:p>
+      <w:pPr>
+        <w:spacing w:line="336" w:lineRule="auto" w:after="180"/>
+      </w:pPr>
+      <w:r>
+        <w:rPr>
+          <w:b w:val="0"/>
+        </w:rPr>
+        <w:t>Rows A={id:"B7",pages:90,illustrated:True}; B={id:"B8",pages:"90",illustrated:False}; C={id:"",pages:80,illustrated:True}.</w:t>
+      </w:r>
+    </w:p>
+    <w:p>
+      <w:pPr>
+        <w:pStyle w:val="Heading2"/>
+      </w:pPr>
+      <w:r>
+        <w:t>Trace A, B and C against those rules</w:t>
+      </w:r>
+    </w:p>
+    <w:p>
+      <w:r>
+        <w:drawing>
+          <wp:inline xmlns:a="http://schemas.openxmlformats.org/drawingml/2006/main" xmlns:pic="http://schemas.openxmlformats.org/drawingml/2006/picture">
+            <wp:extent cx="5486400" cy="4005072"/>
+            <wp:docPr id="15" name="Picture 15" descr="Column contract: Field names identify values; order is not the only guide. → Validate A: B7 is text, 90 is allowed integer, True is Boolean: valid. → Validate B: Quoted &quot;90&quot; is text, so pages fails the integer contract. → Validate C: Empty id fails even though its other two values have allowed types."/>
+            <wp:cNvGraphicFramePr>
+              <a:graphicFrameLocks noChangeAspect="1"/>
+            </wp:cNvGraphicFramePr>
+            <a:graphic>
+              <a:graphicData uri="http://schemas.openxmlformats.org/drawingml/2006/picture">
+                <pic:pic>
+                  <pic:nvPicPr>
+                    <pic:cNvPr id="0" name="academy-story-ai-2-7-02.png"/>
+                    <pic:cNvPicPr/>
+                  </pic:nvPicPr>
+                  <pic:blipFill>
+                    <a:blip r:embed="rId18"/>
+                    <a:stretch>
+                      <a:fillRect/>
+                    </a:stretch>
+                  </pic:blipFill>
+                  <pic:spPr>
+                    <a:xfrm>
+                      <a:off x="0" y="0"/>
+                      <a:ext cx="5486400" cy="4005072"/>
+                    </a:xfrm>
+                    <a:prstGeom prst="rect"/>
+                  </pic:spPr>
+                </pic:pic>
+              </a:graphicData>
+            </a:graphic>
+          </wp:inline>
+        </w:drawing>
+      </w:r>
+    </w:p>
+    <w:p>
+      <w:pPr>
+        <w:spacing w:line="336" w:lineRule="auto" w:after="180"/>
+      </w:pPr>
+      <w:r>
+        <w:rPr>
+          <w:b w:val="0"/>
+        </w:rPr>
+        <w:t xml:space="preserve">A </w:t>
+      </w:r>
+      <w:r>
+        <w:rPr>
+          <w:b/>
+        </w:rPr>
+        <w:t>schema</w:t>
+      </w:r>
+      <w:r>
+        <w:rPr>
+          <w:b w:val="0"/>
+        </w:rPr>
+        <w:t xml:space="preserve"> makes row meanings and expected </w:t>
+      </w:r>
+      <w:r>
+        <w:rPr>
+          <w:b/>
+        </w:rPr>
+        <w:t>type</w:t>
+      </w:r>
+      <w:r>
+        <w:rPr>
+          <w:b w:val="0"/>
+        </w:rPr>
+        <w:t xml:space="preserve">s explicit. The string "90" looks like a number when printed but does not meet this strict integer </w:t>
+      </w:r>
+      <w:r>
+        <w:rPr>
+          <w:b/>
+        </w:rPr>
+        <w:t>schema</w:t>
+      </w:r>
+      <w:r>
+        <w:rPr>
+          <w:b w:val="0"/>
+        </w:rPr>
+        <w:t>. A repair can be authorised later, but must not be assumed silently.</w:t>
+      </w:r>
+    </w:p>
+    <w:p>
+      <w:pPr>
+        <w:spacing w:line="336" w:lineRule="auto" w:after="180"/>
+      </w:pPr>
+      <w:r>
+        <w:rPr>
+          <w:b w:val="0"/>
+        </w:rPr>
+        <w:t>Missing or empty identifiers also prevent tracing an item back to its source.</w:t>
+      </w:r>
+    </w:p>
+    <w:p>
+      <w:pPr>
+        <w:pStyle w:val="Heading2"/>
+      </w:pPr>
+      <w:r>
+        <w:t>Predict one authorised repair</w:t>
+      </w:r>
+    </w:p>
+    <w:p>
+      <w:pPr>
+        <w:pStyle w:val="ListBullet"/>
+      </w:pPr>
+      <w:r>
+        <w:t>Change one thing: Change B’s pages from "90" to integer 90 using an approved repair. Predict the result before checking the explanation. What remains the same?</w:t>
+      </w:r>
+    </w:p>
+    <w:p>
+      <w:pPr>
+        <w:pStyle w:val="Heading2"/>
+      </w:pPr>
+      <w:r>
+        <w:t>Check after predicting · reference / check after trying</w:t>
+      </w:r>
+    </w:p>
+    <w:p>
+      <w:r>
+        <w:drawing>
+          <wp:inline xmlns:a="http://schemas.openxmlformats.org/drawingml/2006/main" xmlns:pic="http://schemas.openxmlformats.org/drawingml/2006/picture">
+            <wp:extent cx="5486400" cy="3026664"/>
+            <wp:docPr id="16" name="Picture 16" descr="Original case: Empty id fails even though its other two values have allowed types. Changed condition: Change B’s pages from &quot;90&quot; to integer 90 using an approved repair. Expected result: B now satisfies the declared schema. Reason: Its id is nonempty and illustrated is Boolean; the page-type defect is removed."/>
+            <wp:cNvGraphicFramePr>
+              <a:graphicFrameLocks noChangeAspect="1"/>
+            </wp:cNvGraphicFramePr>
+            <a:graphic>
+              <a:graphicData uri="http://schemas.openxmlformats.org/drawingml/2006/picture">
+                <pic:pic>
+                  <pic:nvPicPr>
+                    <pic:cNvPr id="0" name="academy-story-ai-2-7-04.png"/>
+                    <pic:cNvPicPr/>
+                  </pic:nvPicPr>
+                  <pic:blipFill>
+                    <a:blip r:embed="rId19"/>
+                    <a:stretch>
+                      <a:fillRect/>
+                    </a:stretch>
+                  </pic:blipFill>
+                  <pic:spPr>
+                    <a:xfrm>
+                      <a:off x="0" y="0"/>
+                      <a:ext cx="5486400" cy="3026664"/>
+                    </a:xfrm>
+                    <a:prstGeom prst="rect"/>
+                  </pic:spPr>
+                </pic:pic>
+              </a:graphicData>
+            </a:graphic>
+          </wp:inline>
+        </w:drawing>
+      </w:r>
+    </w:p>
+    <w:p>
+      <w:pPr>
+        <w:pStyle w:val="Heading2"/>
+      </w:pPr>
+      <w:r>
+        <w:t>Explain failures and the truth limit</w:t>
+      </w:r>
+    </w:p>
+    <w:p>
+      <w:pPr>
+        <w:pStyle w:val="ListBullet"/>
+      </w:pPr>
+      <w:r>
+        <w:t>Read the labelled picture: Which two rows originally fail, and do they fail for the same reason?</w:t>
+      </w:r>
+    </w:p>
+    <w:p>
+      <w:pPr>
+        <w:pStyle w:val="ListBullet"/>
+      </w:pPr>
+      <w:r>
+        <w:t>Schema validity does not confirm that the book really has 90 pages or that its metadata is accurate.</w:t>
+      </w:r>
+    </w:p>
+    <w:p>
+      <w:pPr>
+        <w:pStyle w:val="Heading2"/>
+      </w:pPr>
+      <w:r>
+        <w:t>Earlier wording, alternatives and picture transcripts · reference / check after trying</w:t>
+      </w:r>
+    </w:p>
+    <w:p>
+      <w:pPr>
+        <w:spacing w:line="336" w:lineRule="auto" w:after="180"/>
+      </w:pPr>
+      <w:r>
+        <w:rPr>
+          <w:b w:val="0"/>
         </w:rPr>
         <w:t xml:space="preserve">WORKED </w:t>
       </w:r>
@@ -2244,7 +2323,7 @@
         <w:drawing>
           <wp:inline xmlns:a="http://schemas.openxmlformats.org/drawingml/2006/main" xmlns:pic="http://schemas.openxmlformats.org/drawingml/2006/picture">
             <wp:extent cx="5486400" cy="2377440"/>
-            <wp:docPr id="14" name="Picture 14" descr="Worked evidence for Rows, Columns, and Data Types"/>
+            <wp:docPr id="17" name="Picture 17" descr="Worked evidence for Rows, Columns, and Data Types"/>
             <wp:cNvGraphicFramePr>
               <a:graphicFrameLocks noChangeAspect="1"/>
             </wp:cNvGraphicFramePr>
@@ -2256,7 +2335,7 @@
                     <pic:cNvPicPr/>
                   </pic:nvPicPr>
                   <pic:blipFill>
-                    <a:blip r:embed="rId21"/>
+                    <a:blip r:embed="rId20"/>
                     <a:stretch>
                       <a:fillRect/>
                     </a:stretch>
@@ -2278,7 +2357,6 @@
     <w:p>
       <w:pPr>
         <w:spacing w:line="336" w:lineRule="auto" w:after="180"/>
-        <w:shd w:fill="F4F9FC"/>
       </w:pPr>
       <w:r>
         <w:rPr>
@@ -2302,7 +2380,6 @@
     <w:p>
       <w:pPr>
         <w:spacing w:line="336" w:lineRule="auto" w:after="180"/>
-        <w:shd w:fill="F4F9FC"/>
       </w:pPr>
       <w:r>
         <w:rPr>
@@ -2314,7 +2391,6 @@
     <w:p>
       <w:pPr>
         <w:spacing w:line="336" w:lineRule="auto" w:after="180"/>
-        <w:shd w:fill="F4F9FC"/>
       </w:pPr>
       <w:r>
         <w:rPr>
@@ -2326,7 +2402,6 @@
     <w:p>
       <w:pPr>
         <w:spacing w:line="336" w:lineRule="auto" w:after="180"/>
-        <w:shd w:fill="F4F9FC"/>
       </w:pPr>
       <w:r>
         <w:rPr>
@@ -2394,7 +2469,6 @@
     <w:p>
       <w:pPr>
         <w:spacing w:line="336" w:lineRule="auto" w:after="180"/>
-        <w:shd w:fill="F5F1FB"/>
       </w:pPr>
       <w:r>
         <w:rPr>
@@ -2428,37 +2502,18 @@
         <w:pStyle w:val="Heading3"/>
       </w:pPr>
       <w:r>
-        <w:t>Would minutes of 61, "12" and 12 each pass? Explain the type distinction.</w:t>
-      </w:r>
-    </w:p>
-    <w:p>
-      <w:r>
-        <w:t>________________________________________________________________</w:t>
-      </w:r>
-    </w:p>
-    <w:p>
-      <w:r>
-        <w:t>________________________________________________________________</w:t>
-      </w:r>
-    </w:p>
-    <w:p>
-      <w:r>
-        <w:t>________________________________________________________________</w:t>
-      </w:r>
-    </w:p>
-    <w:p>
-      <w:r>
-        <w:t>________________________________________________________________</w:t>
-      </w:r>
-    </w:p>
-    <w:p>
-      <w:r>
-        <w:t>________________________________________________________________</w:t>
-      </w:r>
-    </w:p>
-    <w:p>
-      <w:r>
-        <w:t>________________________________________________________________</w:t>
+        <w:t>Learn from the worked case</w:t>
+      </w:r>
+    </w:p>
+    <w:p>
+      <w:pPr>
+        <w:spacing w:line="336" w:lineRule="auto" w:after="180"/>
+      </w:pPr>
+      <w:r>
+        <w:rPr>
+          <w:b w:val="0"/>
+        </w:rPr>
+        <w:t>Cover the result before checking it. Say what is given, choose the procedure, and follow one step at a time. Then uncover the result and explain your first mismatch. Ask why a step is allowed, not only what number it produces.</w:t>
       </w:r>
     </w:p>
     <w:p>
@@ -2466,18 +2521,7 @@
         <w:pStyle w:val="Heading3"/>
       </w:pPr>
       <w:r>
-        <w:t>Learn from the worked case</w:t>
-      </w:r>
-    </w:p>
-    <w:p>
-      <w:pPr>
-        <w:spacing w:line="336" w:lineRule="auto" w:after="180"/>
-      </w:pPr>
-      <w:r>
-        <w:rPr>
-          <w:b w:val="0"/>
-        </w:rPr>
-        <w:t>Cover the result before checking it. Say what is given, choose the procedure, and follow one step at a time. Then uncover the result and explain your first mismatch. Ask why a step is allowed, not only what number it produces.</w:t>
+        <w:t>A pictorial worked case: Rows Columns and Data Types</w:t>
       </w:r>
     </w:p>
     <w:p>
@@ -2485,72 +2529,7 @@
         <w:pStyle w:val="Heading3"/>
       </w:pPr>
       <w:r>
-        <w:t>A pictorial worked case: Rows Columns and Data Types</w:t>
-      </w:r>
-    </w:p>
-    <w:p>
-      <w:pPr>
-        <w:spacing w:line="336" w:lineRule="auto" w:after="180"/>
-      </w:pPr>
-      <w:r>
-        <w:rPr>
-          <w:b w:val="0"/>
-        </w:rPr>
-        <w:t>A fictional approved book catalogue has three fields per row.</w:t>
-      </w:r>
-    </w:p>
-    <w:p>
-      <w:pPr>
-        <w:pStyle w:val="Heading3"/>
-      </w:pPr>
-      <w:r>
         <w:t>The facts we will use</w:t>
-      </w:r>
-    </w:p>
-    <w:p>
-      <w:pPr>
-        <w:pStyle w:val="Heading3"/>
-      </w:pPr>
-      <w:r>
-        <w:t>Supplied facts</w:t>
-      </w:r>
-    </w:p>
-    <w:p>
-      <w:pPr>
-        <w:spacing w:line="336" w:lineRule="auto" w:after="180"/>
-        <w:shd w:fill="F1F6FC"/>
-      </w:pPr>
-      <w:r>
-        <w:rPr>
-          <w:b/>
-        </w:rPr>
-        <w:t>Schema</w:t>
-      </w:r>
-      <w:r>
-        <w:rPr>
-          <w:b w:val="0"/>
-        </w:rPr>
-        <w:t>: id is nonempty text; pages is an integer 1–300; illustrated is Boolean True or False.</w:t>
-      </w:r>
-    </w:p>
-    <w:p>
-      <w:pPr>
-        <w:pStyle w:val="Heading3"/>
-      </w:pPr>
-      <w:r>
-        <w:t>Supplied facts</w:t>
-      </w:r>
-    </w:p>
-    <w:p>
-      <w:pPr>
-        <w:spacing w:line="336" w:lineRule="auto" w:after="180"/>
-        <w:shd w:fill="F1F6FC"/>
-      </w:pPr>
-      <w:r>
-        <w:rPr>
-          <w:b w:val="0"/>
-        </w:rPr>
-        <w:t>Rows A={id:"B7",pages:90,illustrated:True}; B={id:"B8",pages:"90",illustrated:False}; C={id:"",pages:80,illustrated:True}.</w:t>
       </w:r>
     </w:p>
     <w:p>
@@ -2558,7 +2537,7 @@
         <w:drawing>
           <wp:inline xmlns:a="http://schemas.openxmlformats.org/drawingml/2006/main" xmlns:pic="http://schemas.openxmlformats.org/drawingml/2006/picture">
             <wp:extent cx="5346057" cy="5943599"/>
-            <wp:docPr id="15" name="Picture 15" descr="Rows Columns and Data Types. Column contract: Field names identify values; order is not the only guide.. Validate A: B7 is text, 90 is allowed integer, True is Boolean: valid.. Validate B: Quoted &quot;90&quot; is text, so pages fails the integer contract.. Validate C: Empty id fails even though its other two values have allowed types."/>
+            <wp:docPr id="18" name="Picture 18" descr="Rows Columns and Data Types. Column contract: Field names identify values; order is not the only guide.. Validate A: B7 is text, 90 is allowed integer, True is Boolean: valid.. Validate B: Quoted &quot;90&quot; is text, so pages fails the integer contract.. Validate C: Empty id fails even though its other two values have allowed types."/>
             <wp:cNvGraphicFramePr>
               <a:graphicFrameLocks noChangeAspect="1"/>
             </wp:cNvGraphicFramePr>
@@ -2570,7 +2549,7 @@
                     <pic:cNvPicPr/>
                   </pic:nvPicPr>
                   <pic:blipFill>
-                    <a:blip r:embed="rId22"/>
+                    <a:blip r:embed="rId21"/>
                     <a:stretch>
                       <a:fillRect/>
                     </a:stretch>
@@ -2739,19 +2718,39 @@
         <w:pStyle w:val="Heading3"/>
       </w:pPr>
       <w:r>
-        <w:t>Why the result follows</w:t>
+        <w:t>What this example does not establish</w:t>
+      </w:r>
+    </w:p>
+    <w:p>
+      <w:pPr>
+        <w:pStyle w:val="Heading1"/>
+      </w:pPr>
+      <w:r>
+        <w:t>07. Separate valid structure from a true observation</w:t>
+      </w:r>
+    </w:p>
+    <w:p>
+      <w:r>
+        <w:t>A permitted value still needs trustworthy collection evidence.</w:t>
+      </w:r>
+    </w:p>
+    <w:p>
+      <w:pPr>
+        <w:pStyle w:val="Heading2"/>
+      </w:pPr>
+      <w:r>
+        <w:t>What a successful check establishes</w:t>
       </w:r>
     </w:p>
     <w:p>
       <w:pPr>
         <w:spacing w:line="336" w:lineRule="auto" w:after="180"/>
-        <w:shd w:fill="F1F6FC"/>
       </w:pPr>
       <w:r>
         <w:rPr>
           <w:b w:val="0"/>
         </w:rPr>
-        <w:t xml:space="preserve">A </w:t>
+        <w:t xml:space="preserve">A row can satisfy every </w:t>
       </w:r>
       <w:r>
         <w:rPr>
@@ -2763,144 +2762,102 @@
         <w:rPr>
           <w:b w:val="0"/>
         </w:rPr>
-        <w:t xml:space="preserve"> makes row meanings and expected </w:t>
+        <w:t xml:space="preserve"> rule and still be a wrong </w:t>
       </w:r>
       <w:r>
         <w:rPr>
           <w:b/>
         </w:rPr>
-        <w:t>type</w:t>
+        <w:t>observation</w:t>
       </w:r>
       <w:r>
         <w:rPr>
           <w:b w:val="0"/>
         </w:rPr>
-        <w:t xml:space="preserve">s explicit. The string "90" looks like a number when printed but does not meet this strict integer </w:t>
+        <w:t xml:space="preserve">. </w:t>
       </w:r>
       <w:r>
         <w:rPr>
           <w:b/>
         </w:rPr>
-        <w:t>schema</w:t>
+        <w:t>Schema</w:t>
       </w:r>
       <w:r>
         <w:rPr>
           <w:b w:val="0"/>
         </w:rPr>
-        <w:t>. A repair can be authorised later, but must not be assumed silently.</w:t>
+        <w:t xml:space="preserve"> validation checks our stated structure and </w:t>
+      </w:r>
+      <w:r>
+        <w:rPr>
+          <w:b/>
+        </w:rPr>
+        <w:t>constraint</w:t>
+      </w:r>
+      <w:r>
+        <w:rPr>
+          <w:b w:val="0"/>
+        </w:rPr>
+        <w:t>s, not whether someone measured honestly or selected a representative sample.</w:t>
+      </w:r>
+    </w:p>
+    <w:p>
+      <w:pPr>
+        <w:pStyle w:val="Heading2"/>
+      </w:pPr>
+      <w:r>
+        <w:t>Challenge the measured-duration claim</w:t>
+      </w:r>
+    </w:p>
+    <w:p>
+      <w:pPr>
+        <w:pStyle w:val="Heading3"/>
+      </w:pPr>
+      <w:r>
+        <w:t>A row says Reading, 12 and passes. Does that establish the session really lasted 12 minutes?</w:t>
+      </w:r>
+    </w:p>
+    <w:p>
+      <w:r>
+        <w:t>________________________________________________________________</w:t>
+      </w:r>
+    </w:p>
+    <w:p>
+      <w:r>
+        <w:t>________________________________________________________________</w:t>
+      </w:r>
+    </w:p>
+    <w:p>
+      <w:r>
+        <w:t>________________________________________________________________</w:t>
+      </w:r>
+    </w:p>
+    <w:p>
+      <w:r>
+        <w:t>________________________________________________________________</w:t>
+      </w:r>
+    </w:p>
+    <w:p>
+      <w:r>
+        <w:t>________________________________________________________________</w:t>
+      </w:r>
+    </w:p>
+    <w:p>
+      <w:r>
+        <w:t>________________________________________________________________</w:t>
+      </w:r>
+    </w:p>
+    <w:p>
+      <w:pPr>
+        <w:pStyle w:val="Heading2"/>
+      </w:pPr>
+      <w:r>
+        <w:t>Earlier wording, alternatives and picture transcripts · reference / check after trying</w:t>
       </w:r>
     </w:p>
     <w:p>
       <w:pPr>
         <w:spacing w:line="336" w:lineRule="auto" w:after="180"/>
-        <w:shd w:fill="F1F6FC"/>
-      </w:pPr>
-      <w:r>
-        <w:rPr>
-          <w:b w:val="0"/>
-        </w:rPr>
-        <w:t>Missing or empty identifiers also prevent tracing an item back to its source.</w:t>
-      </w:r>
-    </w:p>
-    <w:p>
-      <w:pPr>
-        <w:pStyle w:val="Heading3"/>
-      </w:pPr>
-      <w:r>
-        <w:t>What this example does not establish</w:t>
-      </w:r>
-    </w:p>
-    <w:p>
-      <w:pPr>
-        <w:pStyle w:val="Heading3"/>
-      </w:pPr>
-      <w:r>
-        <w:t>Keep the stated limit</w:t>
-      </w:r>
-    </w:p>
-    <w:p>
-      <w:pPr>
-        <w:spacing w:line="336" w:lineRule="auto" w:after="180"/>
-        <w:shd w:fill="FFF5E6"/>
-      </w:pPr>
-      <w:r>
-        <w:rPr>
-          <w:b/>
-        </w:rPr>
-        <w:t>Schema</w:t>
-      </w:r>
-      <w:r>
-        <w:rPr>
-          <w:b w:val="0"/>
-        </w:rPr>
-        <w:t xml:space="preserve"> validity does not confirm that the book really has 90 pages or that its metadata is accurate.</w:t>
-      </w:r>
-    </w:p>
-    <w:p>
-      <w:pPr>
-        <w:pStyle w:val="Heading3"/>
-      </w:pPr>
-      <w:r>
-        <w:t>Keep the stated limit</w:t>
-      </w:r>
-    </w:p>
-    <w:p>
-      <w:pPr>
-        <w:spacing w:line="336" w:lineRule="auto" w:after="180"/>
-        <w:shd w:fill="FFF5E6"/>
-      </w:pPr>
-      <w:r>
-        <w:rPr>
-          <w:b w:val="0"/>
-        </w:rPr>
-        <w:t>Read the labelled picture: Which two rows originally fail, and do they fail for the same reason?</w:t>
-      </w:r>
-    </w:p>
-    <w:p>
-      <w:pPr>
-        <w:pStyle w:val="Heading3"/>
-      </w:pPr>
-      <w:r>
-        <w:t>Keep the stated limit</w:t>
-      </w:r>
-    </w:p>
-    <w:p>
-      <w:pPr>
-        <w:spacing w:line="336" w:lineRule="auto" w:after="180"/>
-        <w:shd w:fill="FFF5E6"/>
-      </w:pPr>
-      <w:r>
-        <w:rPr>
-          <w:b w:val="0"/>
-        </w:rPr>
-        <w:t>Change one thing: Change B’s pages from "90" to integer 90 using an approved repair. Predict the result before checking the explanation. What remains the same?</w:t>
-      </w:r>
-    </w:p>
-    <w:p>
-      <w:pPr>
-        <w:pStyle w:val="Heading1"/>
-      </w:pPr>
-      <w:r>
-        <w:t>07. Find and repair a mistake</w:t>
-      </w:r>
-    </w:p>
-    <w:p>
-      <w:r>
-        <w:t>Find the unsupported step in the Rows Columns and Data Types claim and explain a repair using the supplied evidence.</w:t>
-      </w:r>
-    </w:p>
-    <w:p>
-      <w:pPr>
-        <w:pStyle w:val="Heading3"/>
-      </w:pPr>
-      <w:r>
-        <w:t>Find the first error</w:t>
-      </w:r>
-    </w:p>
-    <w:p>
-      <w:pPr>
-        <w:spacing w:line="336" w:lineRule="auto" w:after="180"/>
-        <w:shd w:fill="FFF5E6"/>
       </w:pPr>
       <w:r>
         <w:rPr>
@@ -2948,7 +2905,7 @@
         <w:drawing>
           <wp:inline xmlns:a="http://schemas.openxmlformats.org/drawingml/2006/main" xmlns:pic="http://schemas.openxmlformats.org/drawingml/2006/picture">
             <wp:extent cx="5486400" cy="1901952"/>
-            <wp:docPr id="16" name="Picture 16" descr="Misconception diagnosis for Rows, Columns, and Data Types"/>
+            <wp:docPr id="19" name="Picture 19" descr="Misconception diagnosis for Rows, Columns, and Data Types"/>
             <wp:cNvGraphicFramePr>
               <a:graphicFrameLocks noChangeAspect="1"/>
             </wp:cNvGraphicFramePr>
@@ -2960,7 +2917,7 @@
                     <pic:cNvPicPr/>
                   </pic:nvPicPr>
                   <pic:blipFill>
-                    <a:blip r:embed="rId23"/>
+                    <a:blip r:embed="rId22"/>
                     <a:stretch>
                       <a:fillRect/>
                     </a:stretch>
@@ -3192,7 +3149,6 @@
     <w:p>
       <w:pPr>
         <w:spacing w:line="336" w:lineRule="auto" w:after="180"/>
-        <w:shd w:fill="F5F1FB"/>
       </w:pPr>
       <w:r>
         <w:rPr>
@@ -3244,310 +3200,54 @@
     </w:p>
     <w:p>
       <w:pPr>
+        <w:pStyle w:val="Heading1"/>
+      </w:pPr>
+      <w:r>
+        <w:t>08. Practise boundaries, units and justified conclusions</w:t>
+      </w:r>
+    </w:p>
+    <w:p>
+      <w:r>
+        <w:t>A new label does not convert a measurement.</w:t>
+      </w:r>
+    </w:p>
+    <w:p>
+      <w:pPr>
+        <w:pStyle w:val="Heading2"/>
+      </w:pPr>
+      <w:r>
+        <w:t>Repair a seconds-to-minutes mismatch</w:t>
+      </w:r>
+    </w:p>
+    <w:p>
+      <w:pPr>
         <w:spacing w:line="336" w:lineRule="auto" w:after="180"/>
       </w:pPr>
       <w:r>
         <w:rPr>
           <w:b w:val="0"/>
         </w:rPr>
-        <w:t xml:space="preserve">A row can satisfy every </w:t>
+        <w:t xml:space="preserve">If one row records 120 seconds in the minutes field, a simple numeric total becomes misleading. Correct the source or explicitly convert and document it; renaming a </w:t>
       </w:r>
       <w:r>
         <w:rPr>
           <w:b/>
         </w:rPr>
-        <w:t>schema</w:t>
+        <w:t>column</w:t>
       </w:r>
       <w:r>
         <w:rPr>
           <w:b w:val="0"/>
         </w:rPr>
-        <w:t xml:space="preserve"> rule and still be a wrong </w:t>
-      </w:r>
-      <w:r>
-        <w:rPr>
-          <w:b/>
-        </w:rPr>
-        <w:t>observation</w:t>
-      </w:r>
-      <w:r>
-        <w:rPr>
-          <w:b w:val="0"/>
-        </w:rPr>
-        <w:t xml:space="preserve">. </w:t>
-      </w:r>
-      <w:r>
-        <w:rPr>
-          <w:b/>
-        </w:rPr>
-        <w:t>Schema</w:t>
-      </w:r>
-      <w:r>
-        <w:rPr>
-          <w:b w:val="0"/>
-        </w:rPr>
-        <w:t xml:space="preserve"> validation checks our stated structure and </w:t>
-      </w:r>
-      <w:r>
-        <w:rPr>
-          <w:b/>
-        </w:rPr>
-        <w:t>constraint</w:t>
-      </w:r>
-      <w:r>
-        <w:rPr>
-          <w:b w:val="0"/>
-        </w:rPr>
-        <w:t>s, not whether someone measured honestly or selected a representative sample.</w:t>
-      </w:r>
-    </w:p>
-    <w:p>
-      <w:pPr>
-        <w:pStyle w:val="Heading3"/>
-      </w:pPr>
-      <w:r>
-        <w:t>A row says Reading, 12 and passes. Does that establish the session really lasted 12 minutes?</w:t>
-      </w:r>
-    </w:p>
-    <w:p>
-      <w:r>
-        <w:t>________________________________________________________________</w:t>
-      </w:r>
-    </w:p>
-    <w:p>
-      <w:r>
-        <w:t>________________________________________________________________</w:t>
-      </w:r>
-    </w:p>
-    <w:p>
-      <w:r>
-        <w:t>________________________________________________________________</w:t>
-      </w:r>
-    </w:p>
-    <w:p>
-      <w:r>
-        <w:t>________________________________________________________________</w:t>
-      </w:r>
-    </w:p>
-    <w:p>
-      <w:r>
-        <w:t>________________________________________________________________</w:t>
-      </w:r>
-    </w:p>
-    <w:p>
-      <w:r>
-        <w:t>________________________________________________________________</w:t>
-      </w:r>
-    </w:p>
-    <w:p>
-      <w:pPr>
-        <w:pStyle w:val="Heading1"/>
-      </w:pPr>
-      <w:r>
-        <w:t>08. Practise together</w:t>
-      </w:r>
-    </w:p>
-    <w:p>
-      <w:r>
-        <w:t>Practise Rows Columns and Data Types with support, then explain the deciding step in your own words.</w:t>
-      </w:r>
-    </w:p>
-    <w:p>
-      <w:pPr>
-        <w:spacing w:line="336" w:lineRule="auto" w:after="180"/>
-      </w:pPr>
-      <w:r>
-        <w:rPr>
-          <w:b/>
-        </w:rPr>
-        <w:t>LOGIC STUDIO</w:t>
-      </w:r>
-    </w:p>
-    <w:p>
-      <w:pPr>
-        <w:spacing w:line="336" w:lineRule="auto" w:after="180"/>
-      </w:pPr>
-      <w:r>
-        <w:rPr>
-          <w:b w:val="0"/>
-        </w:rPr>
-        <w:t>Trace Before You Run</w:t>
-      </w:r>
-    </w:p>
-    <w:p>
-      <w:pPr>
-        <w:spacing w:line="336" w:lineRule="auto" w:after="180"/>
-      </w:pPr>
-      <w:r>
-        <w:rPr>
-          <w:b w:val="0"/>
-        </w:rPr>
-        <w:t>Block code, pseudocode, tables, and diagrams are different ways to expose the same reasoning.</w:t>
-      </w:r>
-    </w:p>
-    <w:p>
-      <w:r>
-        <w:drawing>
-          <wp:inline xmlns:a="http://schemas.openxmlformats.org/drawingml/2006/main" xmlns:pic="http://schemas.openxmlformats.org/drawingml/2006/picture">
-            <wp:extent cx="5486400" cy="1901952"/>
-            <wp:docPr id="17" name="Picture 17" descr="Logic tracing graphic for Rows, Columns, and Data Types"/>
-            <wp:cNvGraphicFramePr>
-              <a:graphicFrameLocks noChangeAspect="1"/>
-            </wp:cNvGraphicFramePr>
-            <a:graphic>
-              <a:graphicData uri="http://schemas.openxmlformats.org/drawingml/2006/picture">
-                <pic:pic>
-                  <pic:nvPicPr>
-                    <pic:cNvPr id="0" name="eea505167ffbbb10362ff86f5f17a806cbfff2dadf444f92883587fa6eb375a7.png"/>
-                    <pic:cNvPicPr/>
-                  </pic:nvPicPr>
-                  <pic:blipFill>
-                    <a:blip r:embed="rId24"/>
-                    <a:stretch>
-                      <a:fillRect/>
-                    </a:stretch>
-                  </pic:blipFill>
-                  <pic:spPr>
-                    <a:xfrm>
-                      <a:off x="0" y="0"/>
-                      <a:ext cx="5486400" cy="1901952"/>
-                    </a:xfrm>
-                    <a:prstGeom prst="rect"/>
-                  </pic:spPr>
-                </pic:pic>
-              </a:graphicData>
-            </a:graphic>
-          </wp:inline>
-        </w:drawing>
-      </w:r>
-    </w:p>
-    <w:p>
-      <w:pPr>
-        <w:spacing w:line="336" w:lineRule="auto" w:after="180"/>
-      </w:pPr>
-      <w:r>
-        <w:rPr>
-          <w:b w:val="0"/>
-        </w:rPr>
-        <w:t xml:space="preserve">SET </w:t>
-      </w:r>
-      <w:r>
-        <w:rPr>
-          <w:b/>
-        </w:rPr>
-        <w:t>evidence</w:t>
-      </w:r>
-      <w:r>
-        <w:rPr>
-          <w:b w:val="0"/>
-        </w:rPr>
-        <w:t>_record</w:t>
-        <w:br/>
-        <w:t>PREDICT expected_result</w:t>
-        <w:br/>
-        <w:t>RUN one normal case and one boundary case</w:t>
-        <w:br/>
-        <w:t>COMPARE actual_result with expected_result</w:t>
-        <w:br/>
-        <w:t>IF different: locate first cause; change one factor; RETEST</w:t>
-        <w:br/>
-        <w:t>EXPLAIN result, limitation, and next safe step</w:t>
-      </w:r>
-    </w:p>
-    <w:p>
-      <w:pPr>
-        <w:spacing w:line="336" w:lineRule="auto" w:after="180"/>
-        <w:shd w:fill="F5F1FB"/>
-      </w:pPr>
-      <w:r>
-        <w:rPr>
-          <w:b w:val="0"/>
-        </w:rPr>
-        <w:t xml:space="preserve">Trace one </w:t>
-      </w:r>
-      <w:r>
-        <w:rPr>
-          <w:b/>
-        </w:rPr>
-        <w:t>input</w:t>
-      </w:r>
-      <w:r>
-        <w:rPr>
-          <w:b w:val="0"/>
-        </w:rPr>
-        <w:t>. Which line changes the state or chooses a path?</w:t>
-      </w:r>
-    </w:p>
-    <w:p>
-      <w:pPr>
-        <w:pStyle w:val="Heading3"/>
-      </w:pPr>
-      <w:r>
-        <w:t>Write or draw your reasoning and evidence.</w:t>
-      </w:r>
-    </w:p>
-    <w:p>
-      <w:r>
-        <w:t>________________________________________________________________</w:t>
-      </w:r>
-    </w:p>
-    <w:p>
-      <w:r>
-        <w:t>________________________________________________________________</w:t>
-      </w:r>
-    </w:p>
-    <w:p>
-      <w:r>
-        <w:t>________________________________________________________________</w:t>
-      </w:r>
-    </w:p>
-    <w:p>
-      <w:r>
-        <w:t>________________________________________________________________</w:t>
-      </w:r>
-    </w:p>
-    <w:p>
-      <w:r>
-        <w:t>________________________________________________________________</w:t>
-      </w:r>
-    </w:p>
-    <w:p>
-      <w:pPr>
-        <w:pStyle w:val="Heading3"/>
-      </w:pPr>
-      <w:r>
-        <w:t>A closer explanation</w:t>
-      </w:r>
-    </w:p>
-    <w:p>
-      <w:pPr>
-        <w:spacing w:line="336" w:lineRule="auto" w:after="180"/>
-      </w:pPr>
-      <w:r>
-        <w:rPr>
-          <w:b w:val="0"/>
-        </w:rPr>
-        <w:t xml:space="preserve">If one row records 120 seconds in the minutes field, a simple numeric total becomes misleading. Correct the source or explicitly convert and document it; renaming a </w:t>
-      </w:r>
-      <w:r>
-        <w:rPr>
-          <w:b/>
-        </w:rPr>
-        <w:t>column</w:t>
-      </w:r>
-      <w:r>
-        <w:rPr>
-          <w:b w:val="0"/>
-        </w:rPr>
         <w:t xml:space="preserve"> alone does not convert values.</w:t>
       </w:r>
     </w:p>
     <w:p>
       <w:pPr>
-        <w:pStyle w:val="Heading3"/>
-      </w:pPr>
-      <w:r>
-        <w:t>Practise with less help: Classify records</w:t>
+        <w:pStyle w:val="Heading2"/>
+      </w:pPr>
+      <w:r>
+        <w:t>Classify the workbook records</w:t>
       </w:r>
     </w:p>
     <w:p>
@@ -3689,10 +3389,34 @@
     </w:p>
     <w:p>
       <w:pPr>
-        <w:pStyle w:val="Heading3"/>
-      </w:pPr>
-      <w:r>
-        <w:t>Check your reasoning</w:t>
+        <w:pStyle w:val="Heading2"/>
+      </w:pPr>
+      <w:r>
+        <w:t>Challenge a successful-run guarantee</w:t>
+      </w:r>
+    </w:p>
+    <w:p>
+      <w:pPr>
+        <w:pStyle w:val="ListBullet"/>
+      </w:pPr>
+      <w:r>
+        <w:t>Use the worked case for Rows columns and schemas. Proposed explanation: “A successful run proves the conclusion”. Decide whether this explanation is supported. Point to the step or supplied fact that decides; explain your repair if needed.</w:t>
+      </w:r>
+    </w:p>
+    <w:p>
+      <w:pPr>
+        <w:pStyle w:val="ListBullet"/>
+      </w:pPr>
+      <w:r>
+        <w:t>Answer on your own before discussion. If you are unsure, say which step you need help with.</w:t>
+      </w:r>
+    </w:p>
+    <w:p>
+      <w:pPr>
+        <w:pStyle w:val="Heading2"/>
+      </w:pPr>
+      <w:r>
+        <w:t>Explain the separate catalogue failures</w:t>
       </w:r>
     </w:p>
     <w:p>
@@ -3703,31 +3427,37 @@
         <w:rPr>
           <w:b w:val="0"/>
         </w:rPr>
-        <w:t xml:space="preserve">Use the worked case for Rows </w:t>
-      </w:r>
-      <w:r>
-        <w:rPr>
-          <w:b/>
-        </w:rPr>
-        <w:t>column</w:t>
-      </w:r>
+        <w:t>Which two rows originally fail, and do they fail for the same reason?</w:t>
+      </w:r>
+    </w:p>
+    <w:p>
+      <w:pPr>
+        <w:spacing w:line="336" w:lineRule="auto" w:after="180"/>
+      </w:pPr>
       <w:r>
         <w:rPr>
           <w:b w:val="0"/>
         </w:rPr>
-        <w:t xml:space="preserve">s and </w:t>
-      </w:r>
-      <w:r>
-        <w:rPr>
-          <w:b/>
-        </w:rPr>
-        <w:t>schema</w:t>
-      </w:r>
+        <w:t>This is supported practice. Keep the separately named independent case for an attempt before feedback.</w:t>
+      </w:r>
+    </w:p>
+    <w:p>
+      <w:pPr>
+        <w:pStyle w:val="Heading2"/>
+      </w:pPr>
+      <w:r>
+        <w:t>Earlier wording, alternatives and picture transcripts · reference / check after trying</w:t>
+      </w:r>
+    </w:p>
+    <w:p>
+      <w:pPr>
+        <w:spacing w:line="336" w:lineRule="auto" w:after="180"/>
+      </w:pPr>
       <w:r>
         <w:rPr>
           <w:b w:val="0"/>
         </w:rPr>
-        <w:t>s. Proposed explanation: “A successful run proves the conclusion”. Decide whether this explanation is supported.</w:t>
+        <w:t>LOGIC STUDIO</w:t>
       </w:r>
     </w:p>
     <w:p>
@@ -3738,7 +3468,7 @@
         <w:rPr>
           <w:b w:val="0"/>
         </w:rPr>
-        <w:t>Point to the step or supplied fact that decides; explain your repair if needed.</w:t>
+        <w:t>Trace Before You Run</w:t>
       </w:r>
     </w:p>
     <w:p>
@@ -3749,118 +3479,7 @@
         <w:rPr>
           <w:b w:val="0"/>
         </w:rPr>
-        <w:t>Answer on your own before discussion. If you are unsure, say which step you need help with.</w:t>
-      </w:r>
-    </w:p>
-    <w:p>
-      <w:pPr>
-        <w:pStyle w:val="Heading3"/>
-      </w:pPr>
-      <w:r>
-        <w:t>Explain the picture</w:t>
-      </w:r>
-    </w:p>
-    <w:p>
-      <w:pPr>
-        <w:spacing w:line="336" w:lineRule="auto" w:after="180"/>
-        <w:shd w:fill="F5F1FB"/>
-      </w:pPr>
-      <w:r>
-        <w:rPr>
-          <w:b w:val="0"/>
-        </w:rPr>
-        <w:t>Which two rows originally fail, and do they fail for the same reason?</w:t>
-      </w:r>
-    </w:p>
-    <w:p>
-      <w:pPr>
-        <w:pStyle w:val="Heading3"/>
-      </w:pPr>
-      <w:r>
-        <w:t>My explanation using a pictured step and the given facts</w:t>
-      </w:r>
-    </w:p>
-    <w:p>
-      <w:r>
-        <w:t>________________________________________________________________</w:t>
-      </w:r>
-    </w:p>
-    <w:p>
-      <w:r>
-        <w:t>________________________________________________________________</w:t>
-      </w:r>
-    </w:p>
-    <w:p>
-      <w:r>
-        <w:t>________________________________________________________________</w:t>
-      </w:r>
-    </w:p>
-    <w:p>
-      <w:r>
-        <w:t>________________________________________________________________</w:t>
-      </w:r>
-    </w:p>
-    <w:p>
-      <w:pPr>
-        <w:spacing w:line="336" w:lineRule="auto" w:after="180"/>
-      </w:pPr>
-      <w:r>
-        <w:rPr>
-          <w:b w:val="0"/>
-        </w:rPr>
-        <w:t>This is supported practice. Keep the separately named independent case for an attempt before feedback.</w:t>
-      </w:r>
-    </w:p>
-    <w:p>
-      <w:pPr>
-        <w:pStyle w:val="Heading1"/>
-      </w:pPr>
-      <w:r>
-        <w:t>09. Run the investigation</w:t>
-      </w:r>
-    </w:p>
-    <w:p>
-      <w:r>
-        <w:t>Investigate Rows Columns and Data Types. Record the prediction, actual observation or labelled paper trace, explanation and next test separately.</w:t>
-      </w:r>
-    </w:p>
-    <w:p>
-      <w:pPr>
-        <w:spacing w:line="336" w:lineRule="auto" w:after="180"/>
-      </w:pPr>
-      <w:r>
-        <w:rPr>
-          <w:b/>
-        </w:rPr>
-        <w:t>EVIDENCE</w:t>
-      </w:r>
-      <w:r>
-        <w:rPr>
-          <w:b/>
-        </w:rPr>
-        <w:t xml:space="preserve"> LAB</w:t>
-      </w:r>
-    </w:p>
-    <w:p>
-      <w:pPr>
-        <w:spacing w:line="336" w:lineRule="auto" w:after="180"/>
-      </w:pPr>
-      <w:r>
-        <w:rPr>
-          <w:b w:val="0"/>
-        </w:rPr>
-        <w:t>Predict → Test → Record → Explain</w:t>
-      </w:r>
-    </w:p>
-    <w:p>
-      <w:pPr>
-        <w:spacing w:line="336" w:lineRule="auto" w:after="180"/>
-      </w:pPr>
-      <w:r>
-        <w:rPr>
-          <w:b w:val="0"/>
-        </w:rPr>
-        <w:t>Keep expected and actual results separate. Surprises are useful data when recorded honestly.</w:t>
+        <w:t>Block code, pseudocode, tables, and diagrams are different ways to expose the same reasoning.</w:t>
       </w:r>
     </w:p>
     <w:p>
@@ -3868,7 +3487,7 @@
         <w:drawing>
           <wp:inline xmlns:a="http://schemas.openxmlformats.org/drawingml/2006/main" xmlns:pic="http://schemas.openxmlformats.org/drawingml/2006/picture">
             <wp:extent cx="5486400" cy="1901952"/>
-            <wp:docPr id="18" name="Picture 18" descr="Evidence lab graphic for Rows, Columns, and Data Types"/>
+            <wp:docPr id="20" name="Picture 20" descr="Logic tracing graphic for Rows, Columns, and Data Types"/>
             <wp:cNvGraphicFramePr>
               <a:graphicFrameLocks noChangeAspect="1"/>
             </wp:cNvGraphicFramePr>
@@ -3876,11 +3495,11 @@
               <a:graphicData uri="http://schemas.openxmlformats.org/drawingml/2006/picture">
                 <pic:pic>
                   <pic:nvPicPr>
-                    <pic:cNvPr id="0" name="3b0c41a0bead8c99949a60893f27d889f62de7201a5ce721f4d511e25c6afdee.png"/>
+                    <pic:cNvPr id="0" name="eea505167ffbbb10362ff86f5f17a806cbfff2dadf444f92883587fa6eb375a7.png"/>
                     <pic:cNvPicPr/>
                   </pic:nvPicPr>
                   <pic:blipFill>
-                    <a:blip r:embed="rId25"/>
+                    <a:blip r:embed="rId23"/>
                     <a:stretch>
                       <a:fillRect/>
                     </a:stretch>
@@ -3907,19 +3526,687 @@
         <w:rPr>
           <w:b w:val="0"/>
         </w:rPr>
-        <w:t xml:space="preserve">Audit a 10-row book table. Circle mixed </w:t>
+        <w:t xml:space="preserve">SET </w:t>
       </w:r>
       <w:r>
         <w:rPr>
           <w:b/>
         </w:rPr>
-        <w:t>type</w:t>
+        <w:t>evidence</w:t>
       </w:r>
       <w:r>
         <w:rPr>
           <w:b w:val="0"/>
         </w:rPr>
-        <w:t>s, missing values, duplicated rows, and fields with unclear names; document each repair.</w:t>
+        <w:t>_record</w:t>
+        <w:br/>
+        <w:t>PREDICT expected_result</w:t>
+        <w:br/>
+        <w:t>RUN one normal case and one boundary case</w:t>
+        <w:br/>
+        <w:t>COMPARE actual_result with expected_result</w:t>
+        <w:br/>
+        <w:t>IF different: locate first cause; change one factor; RETEST</w:t>
+        <w:br/>
+        <w:t>EXPLAIN result, limitation, and next safe step</w:t>
+      </w:r>
+    </w:p>
+    <w:p>
+      <w:pPr>
+        <w:spacing w:line="336" w:lineRule="auto" w:after="180"/>
+      </w:pPr>
+      <w:r>
+        <w:rPr>
+          <w:b w:val="0"/>
+        </w:rPr>
+        <w:t xml:space="preserve">Trace one </w:t>
+      </w:r>
+      <w:r>
+        <w:rPr>
+          <w:b/>
+        </w:rPr>
+        <w:t>input</w:t>
+      </w:r>
+      <w:r>
+        <w:rPr>
+          <w:b w:val="0"/>
+        </w:rPr>
+        <w:t>. Which line changes the state or chooses a path?</w:t>
+      </w:r>
+    </w:p>
+    <w:p>
+      <w:pPr>
+        <w:pStyle w:val="Heading3"/>
+      </w:pPr>
+      <w:r>
+        <w:t>Write or draw your reasoning and evidence.</w:t>
+      </w:r>
+    </w:p>
+    <w:p>
+      <w:r>
+        <w:t>________________________________________________________________</w:t>
+      </w:r>
+    </w:p>
+    <w:p>
+      <w:r>
+        <w:t>________________________________________________________________</w:t>
+      </w:r>
+    </w:p>
+    <w:p>
+      <w:r>
+        <w:t>________________________________________________________________</w:t>
+      </w:r>
+    </w:p>
+    <w:p>
+      <w:r>
+        <w:t>________________________________________________________________</w:t>
+      </w:r>
+    </w:p>
+    <w:p>
+      <w:r>
+        <w:t>________________________________________________________________</w:t>
+      </w:r>
+    </w:p>
+    <w:p>
+      <w:pPr>
+        <w:pStyle w:val="Heading3"/>
+      </w:pPr>
+      <w:r>
+        <w:t>A closer explanation</w:t>
+      </w:r>
+    </w:p>
+    <w:p>
+      <w:pPr>
+        <w:pStyle w:val="Heading3"/>
+      </w:pPr>
+      <w:r>
+        <w:t>Practise with less help: Classify records</w:t>
+      </w:r>
+    </w:p>
+    <w:p>
+      <w:pPr>
+        <w:pStyle w:val="Heading3"/>
+      </w:pPr>
+      <w:r>
+        <w:t>Check your reasoning</w:t>
+      </w:r>
+    </w:p>
+    <w:p>
+      <w:pPr>
+        <w:pStyle w:val="Heading3"/>
+      </w:pPr>
+      <w:r>
+        <w:t>Explain the picture</w:t>
+      </w:r>
+    </w:p>
+    <w:p>
+      <w:pPr>
+        <w:pStyle w:val="Heading3"/>
+      </w:pPr>
+      <w:r>
+        <w:t>My explanation using a pictured step and the given facts</w:t>
+      </w:r>
+    </w:p>
+    <w:p>
+      <w:r>
+        <w:t>________________________________________________________________</w:t>
+      </w:r>
+    </w:p>
+    <w:p>
+      <w:r>
+        <w:t>________________________________________________________________</w:t>
+      </w:r>
+    </w:p>
+    <w:p>
+      <w:r>
+        <w:t>________________________________________________________________</w:t>
+      </w:r>
+    </w:p>
+    <w:p>
+      <w:r>
+        <w:t>________________________________________________________________</w:t>
+      </w:r>
+    </w:p>
+    <w:p>
+      <w:pPr>
+        <w:pStyle w:val="Heading1"/>
+      </w:pPr>
+      <w:r>
+        <w:t>09. Audit a supplied ten-row catalogue</w:t>
+      </w:r>
+    </w:p>
+    <w:p>
+      <w:r>
+        <w:t>Keep schema failures, repeated identifiers and uncertain facts separate.</w:t>
+      </w:r>
+    </w:p>
+    <w:p>
+      <w:pPr>
+        <w:pStyle w:val="Heading2"/>
+      </w:pPr>
+      <w:r>
+        <w:t>The exact audit contract</w:t>
+      </w:r>
+    </w:p>
+    <w:p>
+      <w:pPr>
+        <w:spacing w:line="336" w:lineRule="auto" w:after="180"/>
+      </w:pPr>
+      <w:r>
+        <w:rPr>
+          <w:b w:val="0"/>
+        </w:rPr>
+        <w:t>Use this fictional practice catalogue only. Required fields: id is nonempty text; pages is an exact integer from 1 through 300; illustrated is Boolean True or False. Every row describes one book. Keep quotes visible: "90" and "false" are text, while 90 and False are different types. A duplicate id is an audit flag for checking the source, not a type error or permission to delete a row. Do not invent corrections.</w:t>
+      </w:r>
+    </w:p>
+    <w:p>
+      <w:pPr>
+        <w:pStyle w:val="Heading2"/>
+      </w:pPr>
+      <w:r>
+        <w:t>The ten records</w:t>
+      </w:r>
+    </w:p>
+    <w:tbl>
+      <w:tblPr>
+        <w:tblStyle w:val="LightShading-Accent1"/>
+        <w:tblW w:type="auto" w:w="0"/>
+        <w:tblLook w:firstColumn="1" w:firstRow="1" w:lastColumn="0" w:lastRow="0" w:noHBand="0" w:noVBand="1" w:val="04A0"/>
+      </w:tblPr>
+      <w:tblGrid>
+        <w:gridCol w:w="2556"/>
+        <w:gridCol w:w="2556"/>
+        <w:gridCol w:w="2556"/>
+        <w:gridCol w:w="2556"/>
+      </w:tblGrid>
+      <w:tr>
+        <w:trPr>
+          <w:tblHeader/>
+        </w:trPr>
+        <w:tc>
+          <w:tcPr>
+            <w:tcW w:type="dxa" w:w="2556"/>
+          </w:tcPr>
+          <w:p>
+            <w:r>
+              <w:t>Row</w:t>
+            </w:r>
+          </w:p>
+        </w:tc>
+        <w:tc>
+          <w:tcPr>
+            <w:tcW w:type="dxa" w:w="2556"/>
+          </w:tcPr>
+          <w:p>
+            <w:r>
+              <w:t>id</w:t>
+            </w:r>
+          </w:p>
+        </w:tc>
+        <w:tc>
+          <w:tcPr>
+            <w:tcW w:type="dxa" w:w="2556"/>
+          </w:tcPr>
+          <w:p>
+            <w:r>
+              <w:t>pages</w:t>
+            </w:r>
+          </w:p>
+        </w:tc>
+        <w:tc>
+          <w:tcPr>
+            <w:tcW w:type="dxa" w:w="2556"/>
+          </w:tcPr>
+          <w:p>
+            <w:r>
+              <w:t>illustrated</w:t>
+            </w:r>
+          </w:p>
+        </w:tc>
+      </w:tr>
+      <w:tr>
+        <w:tc>
+          <w:tcPr>
+            <w:tcW w:type="dxa" w:w="2556"/>
+          </w:tcPr>
+          <w:p>
+            <w:r>
+              <w:t>1</w:t>
+            </w:r>
+          </w:p>
+        </w:tc>
+        <w:tc>
+          <w:tcPr>
+            <w:tcW w:type="dxa" w:w="2556"/>
+          </w:tcPr>
+          <w:p>
+            <w:r>
+              <w:t>"B1"</w:t>
+            </w:r>
+          </w:p>
+        </w:tc>
+        <w:tc>
+          <w:tcPr>
+            <w:tcW w:type="dxa" w:w="2556"/>
+          </w:tcPr>
+          <w:p>
+            <w:r>
+              <w:t>90</w:t>
+            </w:r>
+          </w:p>
+        </w:tc>
+        <w:tc>
+          <w:tcPr>
+            <w:tcW w:type="dxa" w:w="2556"/>
+          </w:tcPr>
+          <w:p>
+            <w:r>
+              <w:t>True</w:t>
+            </w:r>
+          </w:p>
+        </w:tc>
+      </w:tr>
+      <w:tr>
+        <w:tc>
+          <w:tcPr>
+            <w:tcW w:type="dxa" w:w="2556"/>
+          </w:tcPr>
+          <w:p>
+            <w:r>
+              <w:t>2</w:t>
+            </w:r>
+          </w:p>
+        </w:tc>
+        <w:tc>
+          <w:tcPr>
+            <w:tcW w:type="dxa" w:w="2556"/>
+          </w:tcPr>
+          <w:p>
+            <w:r>
+              <w:t>"B2"</w:t>
+            </w:r>
+          </w:p>
+        </w:tc>
+        <w:tc>
+          <w:tcPr>
+            <w:tcW w:type="dxa" w:w="2556"/>
+          </w:tcPr>
+          <w:p>
+            <w:r>
+              <w:t>"90"</w:t>
+            </w:r>
+          </w:p>
+        </w:tc>
+        <w:tc>
+          <w:tcPr>
+            <w:tcW w:type="dxa" w:w="2556"/>
+          </w:tcPr>
+          <w:p>
+            <w:r>
+              <w:t>False</w:t>
+            </w:r>
+          </w:p>
+        </w:tc>
+      </w:tr>
+      <w:tr>
+        <w:tc>
+          <w:tcPr>
+            <w:tcW w:type="dxa" w:w="2556"/>
+          </w:tcPr>
+          <w:p>
+            <w:r>
+              <w:t>3</w:t>
+            </w:r>
+          </w:p>
+        </w:tc>
+        <w:tc>
+          <w:tcPr>
+            <w:tcW w:type="dxa" w:w="2556"/>
+          </w:tcPr>
+          <w:p>
+            <w:r>
+              <w:t>""</w:t>
+            </w:r>
+          </w:p>
+        </w:tc>
+        <w:tc>
+          <w:tcPr>
+            <w:tcW w:type="dxa" w:w="2556"/>
+          </w:tcPr>
+          <w:p>
+            <w:r>
+              <w:t>80</w:t>
+            </w:r>
+          </w:p>
+        </w:tc>
+        <w:tc>
+          <w:tcPr>
+            <w:tcW w:type="dxa" w:w="2556"/>
+          </w:tcPr>
+          <w:p>
+            <w:r>
+              <w:t>True</w:t>
+            </w:r>
+          </w:p>
+        </w:tc>
+      </w:tr>
+      <w:tr>
+        <w:tc>
+          <w:tcPr>
+            <w:tcW w:type="dxa" w:w="2556"/>
+          </w:tcPr>
+          <w:p>
+            <w:r>
+              <w:t>4</w:t>
+            </w:r>
+          </w:p>
+        </w:tc>
+        <w:tc>
+          <w:tcPr>
+            <w:tcW w:type="dxa" w:w="2556"/>
+          </w:tcPr>
+          <w:p>
+            <w:r>
+              <w:t>"B4"</w:t>
+            </w:r>
+          </w:p>
+        </w:tc>
+        <w:tc>
+          <w:tcPr>
+            <w:tcW w:type="dxa" w:w="2556"/>
+          </w:tcPr>
+          <w:p>
+            <w:r>
+              <w:t>0</w:t>
+            </w:r>
+          </w:p>
+        </w:tc>
+        <w:tc>
+          <w:tcPr>
+            <w:tcW w:type="dxa" w:w="2556"/>
+          </w:tcPr>
+          <w:p>
+            <w:r>
+              <w:t>False</w:t>
+            </w:r>
+          </w:p>
+        </w:tc>
+      </w:tr>
+      <w:tr>
+        <w:tc>
+          <w:tcPr>
+            <w:tcW w:type="dxa" w:w="2556"/>
+          </w:tcPr>
+          <w:p>
+            <w:r>
+              <w:t>5</w:t>
+            </w:r>
+          </w:p>
+        </w:tc>
+        <w:tc>
+          <w:tcPr>
+            <w:tcW w:type="dxa" w:w="2556"/>
+          </w:tcPr>
+          <w:p>
+            <w:r>
+              <w:t>"B5"</w:t>
+            </w:r>
+          </w:p>
+        </w:tc>
+        <w:tc>
+          <w:tcPr>
+            <w:tcW w:type="dxa" w:w="2556"/>
+          </w:tcPr>
+          <w:p>
+            <w:r>
+              <w:t>300</w:t>
+            </w:r>
+          </w:p>
+        </w:tc>
+        <w:tc>
+          <w:tcPr>
+            <w:tcW w:type="dxa" w:w="2556"/>
+          </w:tcPr>
+          <w:p>
+            <w:r>
+              <w:t>False</w:t>
+            </w:r>
+          </w:p>
+        </w:tc>
+      </w:tr>
+      <w:tr>
+        <w:tc>
+          <w:tcPr>
+            <w:tcW w:type="dxa" w:w="2556"/>
+          </w:tcPr>
+          <w:p>
+            <w:r>
+              <w:t>6</w:t>
+            </w:r>
+          </w:p>
+        </w:tc>
+        <w:tc>
+          <w:tcPr>
+            <w:tcW w:type="dxa" w:w="2556"/>
+          </w:tcPr>
+          <w:p>
+            <w:r>
+              <w:t>"B6"</w:t>
+            </w:r>
+          </w:p>
+        </w:tc>
+        <w:tc>
+          <w:tcPr>
+            <w:tcW w:type="dxa" w:w="2556"/>
+          </w:tcPr>
+          <w:p>
+            <w:r>
+              <w:t>301</w:t>
+            </w:r>
+          </w:p>
+        </w:tc>
+        <w:tc>
+          <w:tcPr>
+            <w:tcW w:type="dxa" w:w="2556"/>
+          </w:tcPr>
+          <w:p>
+            <w:r>
+              <w:t>True</w:t>
+            </w:r>
+          </w:p>
+        </w:tc>
+      </w:tr>
+      <w:tr>
+        <w:tc>
+          <w:tcPr>
+            <w:tcW w:type="dxa" w:w="2556"/>
+          </w:tcPr>
+          <w:p>
+            <w:r>
+              <w:t>7</w:t>
+            </w:r>
+          </w:p>
+        </w:tc>
+        <w:tc>
+          <w:tcPr>
+            <w:tcW w:type="dxa" w:w="2556"/>
+          </w:tcPr>
+          <w:p>
+            <w:r>
+              <w:t>"B7"</w:t>
+            </w:r>
+          </w:p>
+        </w:tc>
+        <w:tc>
+          <w:tcPr>
+            <w:tcW w:type="dxa" w:w="2556"/>
+          </w:tcPr>
+          <w:p>
+            <w:r>
+              <w:t>120</w:t>
+            </w:r>
+          </w:p>
+        </w:tc>
+        <w:tc>
+          <w:tcPr>
+            <w:tcW w:type="dxa" w:w="2556"/>
+          </w:tcPr>
+          <w:p>
+            <w:r>
+              <w:t>"false"</w:t>
+            </w:r>
+          </w:p>
+        </w:tc>
+      </w:tr>
+      <w:tr>
+        <w:tc>
+          <w:tcPr>
+            <w:tcW w:type="dxa" w:w="2556"/>
+          </w:tcPr>
+          <w:p>
+            <w:r>
+              <w:t>8</w:t>
+            </w:r>
+          </w:p>
+        </w:tc>
+        <w:tc>
+          <w:tcPr>
+            <w:tcW w:type="dxa" w:w="2556"/>
+          </w:tcPr>
+          <w:p>
+            <w:r>
+              <w:t>"B1"</w:t>
+            </w:r>
+          </w:p>
+        </w:tc>
+        <w:tc>
+          <w:tcPr>
+            <w:tcW w:type="dxa" w:w="2556"/>
+          </w:tcPr>
+          <w:p>
+            <w:r>
+              <w:t>90</w:t>
+            </w:r>
+          </w:p>
+        </w:tc>
+        <w:tc>
+          <w:tcPr>
+            <w:tcW w:type="dxa" w:w="2556"/>
+          </w:tcPr>
+          <w:p>
+            <w:r>
+              <w:t>True</w:t>
+            </w:r>
+          </w:p>
+        </w:tc>
+      </w:tr>
+      <w:tr>
+        <w:tc>
+          <w:tcPr>
+            <w:tcW w:type="dxa" w:w="2556"/>
+          </w:tcPr>
+          <w:p>
+            <w:r>
+              <w:t>9</w:t>
+            </w:r>
+          </w:p>
+        </w:tc>
+        <w:tc>
+          <w:tcPr>
+            <w:tcW w:type="dxa" w:w="2556"/>
+          </w:tcPr>
+          <w:p>
+            <w:r>
+              <w:t>"B9"</w:t>
+            </w:r>
+          </w:p>
+        </w:tc>
+        <w:tc>
+          <w:tcPr>
+            <w:tcW w:type="dxa" w:w="2556"/>
+          </w:tcPr>
+          <w:p>
+            <w:r>
+              <w:t>missing</w:t>
+            </w:r>
+          </w:p>
+        </w:tc>
+        <w:tc>
+          <w:tcPr>
+            <w:tcW w:type="dxa" w:w="2556"/>
+          </w:tcPr>
+          <w:p>
+            <w:r>
+              <w:t>False</w:t>
+            </w:r>
+          </w:p>
+        </w:tc>
+      </w:tr>
+      <w:tr>
+        <w:tc>
+          <w:tcPr>
+            <w:tcW w:type="dxa" w:w="2556"/>
+          </w:tcPr>
+          <w:p>
+            <w:r>
+              <w:t>10</w:t>
+            </w:r>
+          </w:p>
+        </w:tc>
+        <w:tc>
+          <w:tcPr>
+            <w:tcW w:type="dxa" w:w="2556"/>
+          </w:tcPr>
+          <w:p>
+            <w:r>
+              <w:t>"B10"</w:t>
+            </w:r>
+          </w:p>
+        </w:tc>
+        <w:tc>
+          <w:tcPr>
+            <w:tcW w:type="dxa" w:w="2556"/>
+          </w:tcPr>
+          <w:p>
+            <w:r>
+              <w:t>1</w:t>
+            </w:r>
+          </w:p>
+        </w:tc>
+        <w:tc>
+          <w:tcPr>
+            <w:tcW w:type="dxa" w:w="2556"/>
+          </w:tcPr>
+          <w:p>
+            <w:r>
+              <w:t>False</w:t>
+            </w:r>
+          </w:p>
+        </w:tc>
+      </w:tr>
+    </w:tbl>
+    <w:p>
+      <w:pPr>
+        <w:pStyle w:val="Heading2"/>
+      </w:pPr>
+      <w:r>
+        <w:t>Predict, audit and document</w:t>
+      </w:r>
+    </w:p>
+    <w:p>
+      <w:pPr>
+        <w:pStyle w:val="ListNumber"/>
+      </w:pPr>
+      <w:r>
+        <w:t>Before checking, predict each row’s result. Audit by hand: mark missing fields first, then type, then allowed range. Record the first reason and any additional problem. Flag the repeated B1 separately. For every proposed repair, state the source evidence required; leave unresolved values unresolved. The supplied Python duration script is not a complete catalogue validator and can raise KeyError on missing fields. Label this investigation a paper audit unless you implement and execute a matching validator.</w:t>
+      </w:r>
+    </w:p>
+    <w:p>
+      <w:pPr>
+        <w:pStyle w:val="Heading2"/>
+      </w:pPr>
+      <w:r>
+        <w:t>Keep the evidence and next question</w:t>
       </w:r>
     </w:p>
     <w:tbl>
@@ -4170,7 +4457,6 @@
     <w:p>
       <w:pPr>
         <w:spacing w:line="336" w:lineRule="auto" w:after="180"/>
-        <w:shd w:fill="F5F1FB"/>
       </w:pPr>
       <w:r>
         <w:rPr>
@@ -4214,6 +4500,123 @@
     </w:p>
     <w:p>
       <w:pPr>
+        <w:spacing w:line="336" w:lineRule="auto" w:after="180"/>
+      </w:pPr>
+      <w:r>
+        <w:rPr>
+          <w:b w:val="0"/>
+        </w:rPr>
+        <w:t>Before trying: what do I expect, and why? While trying: which step could first go wrong? Afterwards: what did I actually observe, and what should change? Keep “not run” if you only traced the procedure.</w:t>
+      </w:r>
+    </w:p>
+    <w:p>
+      <w:pPr>
+        <w:pStyle w:val="Heading2"/>
+      </w:pPr>
+      <w:r>
+        <w:t>Earlier wording, alternatives and picture transcripts · reference / check after trying</w:t>
+      </w:r>
+    </w:p>
+    <w:p>
+      <w:pPr>
+        <w:spacing w:line="336" w:lineRule="auto" w:after="180"/>
+      </w:pPr>
+      <w:r>
+        <w:rPr>
+          <w:b/>
+        </w:rPr>
+        <w:t>EVIDENCE</w:t>
+      </w:r>
+      <w:r>
+        <w:rPr>
+          <w:b w:val="0"/>
+        </w:rPr>
+        <w:t xml:space="preserve"> LAB</w:t>
+      </w:r>
+    </w:p>
+    <w:p>
+      <w:pPr>
+        <w:spacing w:line="336" w:lineRule="auto" w:after="180"/>
+      </w:pPr>
+      <w:r>
+        <w:rPr>
+          <w:b w:val="0"/>
+        </w:rPr>
+        <w:t>Predict → Test → Record → Explain</w:t>
+      </w:r>
+    </w:p>
+    <w:p>
+      <w:pPr>
+        <w:spacing w:line="336" w:lineRule="auto" w:after="180"/>
+      </w:pPr>
+      <w:r>
+        <w:rPr>
+          <w:b w:val="0"/>
+        </w:rPr>
+        <w:t>Keep expected and actual results separate. Surprises are useful data when recorded honestly.</w:t>
+      </w:r>
+    </w:p>
+    <w:p>
+      <w:r>
+        <w:drawing>
+          <wp:inline xmlns:a="http://schemas.openxmlformats.org/drawingml/2006/main" xmlns:pic="http://schemas.openxmlformats.org/drawingml/2006/picture">
+            <wp:extent cx="5486400" cy="1901952"/>
+            <wp:docPr id="21" name="Picture 21" descr="Evidence lab graphic for Rows, Columns, and Data Types"/>
+            <wp:cNvGraphicFramePr>
+              <a:graphicFrameLocks noChangeAspect="1"/>
+            </wp:cNvGraphicFramePr>
+            <a:graphic>
+              <a:graphicData uri="http://schemas.openxmlformats.org/drawingml/2006/picture">
+                <pic:pic>
+                  <pic:nvPicPr>
+                    <pic:cNvPr id="0" name="3b0c41a0bead8c99949a60893f27d889f62de7201a5ce721f4d511e25c6afdee.png"/>
+                    <pic:cNvPicPr/>
+                  </pic:nvPicPr>
+                  <pic:blipFill>
+                    <a:blip r:embed="rId24"/>
+                    <a:stretch>
+                      <a:fillRect/>
+                    </a:stretch>
+                  </pic:blipFill>
+                  <pic:spPr>
+                    <a:xfrm>
+                      <a:off x="0" y="0"/>
+                      <a:ext cx="5486400" cy="1901952"/>
+                    </a:xfrm>
+                    <a:prstGeom prst="rect"/>
+                  </pic:spPr>
+                </pic:pic>
+              </a:graphicData>
+            </a:graphic>
+          </wp:inline>
+        </w:drawing>
+      </w:r>
+    </w:p>
+    <w:p>
+      <w:pPr>
+        <w:spacing w:line="336" w:lineRule="auto" w:after="180"/>
+      </w:pPr>
+      <w:r>
+        <w:rPr>
+          <w:b w:val="0"/>
+        </w:rPr>
+        <w:t xml:space="preserve">Audit a 10-row book table. Circle mixed </w:t>
+      </w:r>
+      <w:r>
+        <w:rPr>
+          <w:b/>
+        </w:rPr>
+        <w:t>type</w:t>
+      </w:r>
+      <w:r>
+        <w:rPr>
+          <w:b w:val="0"/>
+        </w:rPr>
+        <w:t>s, missing values, duplicated rows, and fields with unclear names; document each repair.</w:t>
+      </w:r>
+    </w:p>
+    <w:p>
+      <w:pPr>
         <w:pStyle w:val="Heading3"/>
       </w:pPr>
       <w:r>
@@ -4222,13 +4625,489 @@
     </w:p>
     <w:p>
       <w:pPr>
+        <w:pStyle w:val="Heading1"/>
+      </w:pPr>
+      <w:r>
+        <w:t>14. Try alone: design the shelf-audit schema</w:t>
+      </w:r>
+    </w:p>
+    <w:p>
+      <w:r>
+        <w:t>Give your own records before consulting feedback.</w:t>
+      </w:r>
+    </w:p>
+    <w:p>
+      <w:pPr>
+        <w:pStyle w:val="Heading2"/>
+      </w:pPr>
+      <w:r>
+        <w:t>The new field contract</w:t>
+      </w:r>
+    </w:p>
+    <w:p>
+      <w:pPr>
         <w:spacing w:line="336" w:lineRule="auto" w:after="180"/>
       </w:pPr>
       <w:r>
         <w:rPr>
           <w:b w:val="0"/>
         </w:rPr>
-        <w:t>Before trying: what do I expect, and why? While trying: which step could first go wrong? Afterwards: what did I actually observe, and what should change? Keep “not run” if you only traced the procedure.</w:t>
+        <w:t>For a fictional shelf audit, define label and book_count fields. Require a nonempty text label and an integer count from 0 to 40. Give two valid and two invalid records with reasons.</w:t>
+      </w:r>
+    </w:p>
+    <w:p>
+      <w:pPr>
+        <w:pStyle w:val="Heading2"/>
+      </w:pPr>
+      <w:r>
+        <w:t>Your first attempt and support record</w:t>
+      </w:r>
+    </w:p>
+    <w:p>
+      <w:pPr>
+        <w:pStyle w:val="Heading3"/>
+      </w:pPr>
+      <w:r>
+        <w:t>My independent explanation, trace and limits</w:t>
+      </w:r>
+    </w:p>
+    <w:p>
+      <w:r>
+        <w:t>________________________________________________________________</w:t>
+      </w:r>
+    </w:p>
+    <w:p>
+      <w:r>
+        <w:t>________________________________________________________________</w:t>
+      </w:r>
+    </w:p>
+    <w:p>
+      <w:r>
+        <w:t>________________________________________________________________</w:t>
+      </w:r>
+    </w:p>
+    <w:p>
+      <w:r>
+        <w:t>________________________________________________________________</w:t>
+      </w:r>
+    </w:p>
+    <w:p>
+      <w:r>
+        <w:t>________________________________________________________________</w:t>
+      </w:r>
+    </w:p>
+    <w:p>
+      <w:r>
+        <w:t>________________________________________________________________</w:t>
+      </w:r>
+    </w:p>
+    <w:p>
+      <w:r>
+        <w:t>________________________________________________________________</w:t>
+      </w:r>
+    </w:p>
+    <w:p>
+      <w:pPr>
+        <w:spacing w:line="336" w:lineRule="auto" w:after="180"/>
+      </w:pPr>
+      <w:r>
+        <w:rPr>
+          <w:b w:val="0"/>
+        </w:rPr>
+        <w:t>Attempt this case before feedback. Record any help. Earlier examples below are further practice; a case already practised with feedback cannot establish fresh transfer.</w:t>
+      </w:r>
+    </w:p>
+    <w:p>
+      <w:pPr>
+        <w:spacing w:line="336" w:lineRule="auto" w:after="180"/>
+      </w:pPr>
+      <w:r>
+        <w:rPr>
+          <w:b w:val="0"/>
+        </w:rPr>
+        <w:t xml:space="preserve">Your teacher has the independent answer and scoring criteria. Complete the matching workbook week to keep your practice </w:t>
+      </w:r>
+      <w:r>
+        <w:rPr>
+          <w:b/>
+        </w:rPr>
+        <w:t>evidence</w:t>
+      </w:r>
+      <w:r>
+        <w:rPr>
+          <w:b w:val="0"/>
+        </w:rPr>
+        <w:t xml:space="preserve"> together.</w:t>
+      </w:r>
+    </w:p>
+    <w:p>
+      <w:pPr>
+        <w:pStyle w:val="Heading2"/>
+      </w:pPr>
+      <w:r>
+        <w:t>Use feedback afterwards</w:t>
+      </w:r>
+    </w:p>
+    <w:p>
+      <w:pPr>
+        <w:spacing w:line="336" w:lineRule="auto" w:after="180"/>
+      </w:pPr>
+      <w:r>
+        <w:rPr>
+          <w:b w:val="0"/>
+        </w:rPr>
+        <w:t>Attempt the independent case before hints. Record whether you worked alone, used a hint or followed a model. After feedback, fix the first unsupported step and explain why it changed.</w:t>
+      </w:r>
+    </w:p>
+    <w:p>
+      <w:pPr>
+        <w:spacing w:line="336" w:lineRule="auto" w:after="180"/>
+      </w:pPr>
+      <w:r>
+        <w:rPr>
+          <w:b w:val="0"/>
+        </w:rPr>
+        <w:t>A later check uses a changed case, not a copied answer.</w:t>
+      </w:r>
+    </w:p>
+    <w:p>
+      <w:pPr>
+        <w:pStyle w:val="Heading2"/>
+      </w:pPr>
+      <w:r>
+        <w:t>Earlier wording, alternatives and picture transcripts · reference / check after trying</w:t>
+      </w:r>
+    </w:p>
+    <w:p>
+      <w:pPr>
+        <w:pStyle w:val="Heading3"/>
+      </w:pPr>
+      <w:r>
+        <w:t>Independent case: Design a schema independently</w:t>
+      </w:r>
+    </w:p>
+    <w:p>
+      <w:pPr>
+        <w:pStyle w:val="Heading3"/>
+      </w:pPr>
+      <w:r>
+        <w:t>Week 7 Independent application</w:t>
+      </w:r>
+    </w:p>
+    <w:p>
+      <w:pPr>
+        <w:spacing w:line="336" w:lineRule="auto" w:after="180"/>
+      </w:pPr>
+      <w:r>
+        <w:rPr>
+          <w:b w:val="0"/>
+        </w:rPr>
+        <w:t>Close the worked explanation. Apply the idea to this different question without copying.</w:t>
+      </w:r>
+    </w:p>
+    <w:p>
+      <w:pPr>
+        <w:spacing w:line="336" w:lineRule="auto" w:after="180"/>
+      </w:pPr>
+      <w:r>
+        <w:rPr>
+          <w:b w:val="0"/>
+        </w:rPr>
+        <w:t xml:space="preserve">A table row is book_id B7, pages 84, available true. Name the </w:t>
+      </w:r>
+      <w:r>
+        <w:rPr>
+          <w:b/>
+        </w:rPr>
+        <w:t>type</w:t>
+      </w:r>
+      <w:r>
+        <w:rPr>
+          <w:b w:val="0"/>
+        </w:rPr>
+        <w:t xml:space="preserve"> of each field and explain why pages stored as eighty-four complicates calculation.</w:t>
+      </w:r>
+    </w:p>
+    <w:p>
+      <w:pPr>
+        <w:spacing w:line="336" w:lineRule="auto" w:after="180"/>
+      </w:pPr>
+      <w:r>
+        <w:rPr>
+          <w:b w:val="0"/>
+        </w:rPr>
+        <w:t xml:space="preserve">My answer, with a trace, calculation or supporting </w:t>
+      </w:r>
+      <w:r>
+        <w:rPr>
+          <w:b/>
+        </w:rPr>
+        <w:t>evidence</w:t>
+      </w:r>
+    </w:p>
+    <w:p>
+      <w:pPr>
+        <w:pStyle w:val="Heading3"/>
+      </w:pPr>
+      <w:r>
+        <w:t>Write or draw your reasoning and evidence.</w:t>
+      </w:r>
+    </w:p>
+    <w:p>
+      <w:r>
+        <w:t>________________________________________________________________</w:t>
+      </w:r>
+    </w:p>
+    <w:p>
+      <w:r>
+        <w:t>________________________________________________________________</w:t>
+      </w:r>
+    </w:p>
+    <w:p>
+      <w:r>
+        <w:t>________________________________________________________________</w:t>
+      </w:r>
+    </w:p>
+    <w:p>
+      <w:r>
+        <w:t>________________________________________________________________</w:t>
+      </w:r>
+    </w:p>
+    <w:p>
+      <w:r>
+        <w:t>________________________________________________________________</w:t>
+      </w:r>
+    </w:p>
+    <w:p>
+      <w:pPr>
+        <w:pStyle w:val="Heading3"/>
+      </w:pPr>
+      <w:r>
+        <w:t>Create and test</w:t>
+      </w:r>
+    </w:p>
+    <w:p>
+      <w:pPr>
+        <w:spacing w:line="336" w:lineRule="auto" w:after="180"/>
+      </w:pPr>
+      <w:r>
+        <w:rPr>
+          <w:b w:val="0"/>
+        </w:rPr>
+        <w:t>Change one relevant detail. Predict the result before testing. Include a boundary or missing-information case when it helps reveal a limit.</w:t>
+      </w:r>
+    </w:p>
+    <w:p>
+      <w:pPr>
+        <w:spacing w:line="336" w:lineRule="auto" w:after="180"/>
+      </w:pPr>
+      <w:r>
+        <w:rPr>
+          <w:b w:val="0"/>
+        </w:rPr>
+        <w:t xml:space="preserve">My changed </w:t>
+      </w:r>
+      <w:r>
+        <w:rPr>
+          <w:b/>
+        </w:rPr>
+        <w:t>input</w:t>
+      </w:r>
+      <w:r>
+        <w:rPr>
+          <w:b w:val="0"/>
+        </w:rPr>
+        <w:t xml:space="preserve"> and expected result</w:t>
+      </w:r>
+    </w:p>
+    <w:p>
+      <w:pPr>
+        <w:pStyle w:val="Heading3"/>
+      </w:pPr>
+      <w:r>
+        <w:t>Write or draw your reasoning and evidence.</w:t>
+      </w:r>
+    </w:p>
+    <w:p>
+      <w:r>
+        <w:t>________________________________________________________________</w:t>
+      </w:r>
+    </w:p>
+    <w:p>
+      <w:r>
+        <w:t>________________________________________________________________</w:t>
+      </w:r>
+    </w:p>
+    <w:p>
+      <w:r>
+        <w:t>________________________________________________________________</w:t>
+      </w:r>
+    </w:p>
+    <w:p>
+      <w:r>
+        <w:t>________________________________________________________________</w:t>
+      </w:r>
+    </w:p>
+    <w:p>
+      <w:r>
+        <w:t>________________________________________________________________</w:t>
+      </w:r>
+    </w:p>
+    <w:p>
+      <w:pPr>
+        <w:pStyle w:val="Heading3"/>
+      </w:pPr>
+      <w:r>
+        <w:t>Connect to your project</w:t>
+      </w:r>
+    </w:p>
+    <w:p>
+      <w:pPr>
+        <w:spacing w:line="336" w:lineRule="auto" w:after="180"/>
+      </w:pPr>
+      <w:r>
+        <w:rPr>
+          <w:b w:val="0"/>
+        </w:rPr>
+        <w:t>Store one book per row and keep reader preferences in a separate record.</w:t>
+      </w:r>
+    </w:p>
+    <w:p>
+      <w:pPr>
+        <w:spacing w:line="336" w:lineRule="auto" w:after="180"/>
+      </w:pPr>
+      <w:r>
+        <w:rPr>
+          <w:b w:val="0"/>
+        </w:rPr>
+        <w:t xml:space="preserve">The </w:t>
+      </w:r>
+      <w:r>
+        <w:rPr>
+          <w:b/>
+        </w:rPr>
+        <w:t>evidence</w:t>
+      </w:r>
+      <w:r>
+        <w:rPr>
+          <w:b w:val="0"/>
+        </w:rPr>
+        <w:t xml:space="preserve"> I will keep</w:t>
+      </w:r>
+    </w:p>
+    <w:p>
+      <w:pPr>
+        <w:pStyle w:val="Heading3"/>
+      </w:pPr>
+      <w:r>
+        <w:t>Write or draw your reasoning and evidence.</w:t>
+      </w:r>
+    </w:p>
+    <w:p>
+      <w:r>
+        <w:t>________________________________________________________________</w:t>
+      </w:r>
+    </w:p>
+    <w:p>
+      <w:r>
+        <w:t>________________________________________________________________</w:t>
+      </w:r>
+    </w:p>
+    <w:p>
+      <w:r>
+        <w:t>________________________________________________________________</w:t>
+      </w:r>
+    </w:p>
+    <w:p>
+      <w:r>
+        <w:t>________________________________________________________________</w:t>
+      </w:r>
+    </w:p>
+    <w:p>
+      <w:r>
+        <w:t>________________________________________________________________</w:t>
+      </w:r>
+    </w:p>
+    <w:p>
+      <w:pPr>
+        <w:pStyle w:val="Heading3"/>
+      </w:pPr>
+      <w:r>
+        <w:t>Transfer practice from the original programme</w:t>
+      </w:r>
+    </w:p>
+    <w:p>
+      <w:pPr>
+        <w:spacing w:line="336" w:lineRule="auto" w:after="180"/>
+      </w:pPr>
+      <w:r>
+        <w:rPr>
+          <w:b w:val="0"/>
+        </w:rPr>
+        <w:t>A row contains title='Sky', pages='120', available='false'. Explain why treating nonempty text as true can misread availability. Propose explicit conversions and a rejected-</w:t>
+      </w:r>
+      <w:r>
+        <w:rPr>
+          <w:b/>
+        </w:rPr>
+        <w:t>input</w:t>
+      </w:r>
+      <w:r>
+        <w:rPr>
+          <w:b w:val="0"/>
+        </w:rPr>
+        <w:t xml:space="preserve"> case.</w:t>
+      </w:r>
+    </w:p>
+    <w:p>
+      <w:pPr>
+        <w:pStyle w:val="Heading3"/>
+      </w:pPr>
+      <w:r>
+        <w:t>Explain the mechanism, evidence and one limit.</w:t>
+      </w:r>
+    </w:p>
+    <w:p>
+      <w:r>
+        <w:t>________________________________________________________________</w:t>
+      </w:r>
+    </w:p>
+    <w:p>
+      <w:r>
+        <w:t>________________________________________________________________</w:t>
+      </w:r>
+    </w:p>
+    <w:p>
+      <w:r>
+        <w:t>________________________________________________________________</w:t>
+      </w:r>
+    </w:p>
+    <w:p>
+      <w:r>
+        <w:t>________________________________________________________________</w:t>
+      </w:r>
+    </w:p>
+    <w:p>
+      <w:r>
+        <w:t>________________________________________________________________</w:t>
+      </w:r>
+    </w:p>
+    <w:p>
+      <w:r>
+        <w:t>________________________________________________________________</w:t>
+      </w:r>
+    </w:p>
+    <w:p>
+      <w:r>
+        <w:t>________________________________________________________________</w:t>
+      </w:r>
+    </w:p>
+    <w:p>
+      <w:pPr>
+        <w:pStyle w:val="Heading3"/>
+      </w:pPr>
+      <w:r>
+        <w:t>Use feedback to improve</w:t>
       </w:r>
     </w:p>
     <w:p>
@@ -4236,12 +5115,20 @@
         <w:pStyle w:val="Heading1"/>
       </w:pPr>
       <w:r>
-        <w:t>10. Build your understanding</w:t>
-      </w:r>
-    </w:p>
-    <w:p>
-      <w:r>
-        <w:t>Move from recall to tracing, diagnosis and transfer in Rows Columns and Data Types. Explain why each step is justified.</w:t>
+        <w:t>11. Publish the recommender’s schema before ranking</w:t>
+      </w:r>
+    </w:p>
+    <w:p>
+      <w:r>
+        <w:t>Keep catalogue rows separate from reader preferences.</w:t>
+      </w:r>
+    </w:p>
+    <w:p>
+      <w:pPr>
+        <w:pStyle w:val="Heading2"/>
+      </w:pPr>
+      <w:r>
+        <w:t>The project checkpoint</w:t>
       </w:r>
     </w:p>
     <w:p>
@@ -4250,7 +5137,1011 @@
       </w:pPr>
       <w:r>
         <w:rPr>
+          <w:b w:val="0"/>
+        </w:rPr>
+        <w:t>THIS WEEK’S CHECKPOINT  Store one book per row and keep reader preferences in a separate record.</w:t>
+      </w:r>
+    </w:p>
+    <w:p>
+      <w:pPr>
+        <w:spacing w:line="336" w:lineRule="auto" w:after="180"/>
+      </w:pPr>
+      <w:r>
+        <w:rPr>
+          <w:b w:val="0"/>
+        </w:rPr>
+        <w:t xml:space="preserve">Publish the recommender’s row </w:t>
+      </w:r>
+      <w:r>
+        <w:rPr>
           <w:b/>
+        </w:rPr>
+        <w:t>schema</w:t>
+      </w:r>
+      <w:r>
+        <w:rPr>
+          <w:b w:val="0"/>
+        </w:rPr>
+        <w:t xml:space="preserve"> and validation results before ranking books, preserving repair provenance.</w:t>
+      </w:r>
+    </w:p>
+    <w:p>
+      <w:pPr>
+        <w:pStyle w:val="Heading2"/>
+      </w:pPr>
+      <w:r>
+        <w:t>Keep inputs, decisions and limits inspectable</w:t>
+      </w:r>
+    </w:p>
+    <w:p>
+      <w:pPr>
+        <w:spacing w:line="336" w:lineRule="auto" w:after="180"/>
+      </w:pPr>
+      <w:r>
+        <w:rPr>
+          <w:b w:val="0"/>
+        </w:rPr>
+        <w:t xml:space="preserve">SYSTEM MAP  Reader need → allowed </w:t>
+      </w:r>
+      <w:r>
+        <w:rPr>
+          <w:b/>
+        </w:rPr>
+        <w:t>input</w:t>
+      </w:r>
+      <w:r>
+        <w:rPr>
+          <w:b w:val="0"/>
+        </w:rPr>
+        <w:t xml:space="preserve">s → transparent rule or score → ranked candidates → explanation → test record → </w:t>
+      </w:r>
+      <w:r>
+        <w:rPr>
+          <w:b/>
+        </w:rPr>
+        <w:t>human decision</w:t>
+      </w:r>
+    </w:p>
+    <w:p>
+      <w:pPr>
+        <w:spacing w:line="336" w:lineRule="auto" w:after="180"/>
+      </w:pPr>
+      <w:r>
+        <w:rPr>
+          <w:b w:val="0"/>
+        </w:rPr>
+        <w:t>What will you add, change, or verify in the project this week?</w:t>
+      </w:r>
+    </w:p>
+    <w:p>
+      <w:pPr>
+        <w:pStyle w:val="Heading3"/>
+      </w:pPr>
+      <w:r>
+        <w:t>Write or draw your reasoning and evidence.</w:t>
+      </w:r>
+    </w:p>
+    <w:p>
+      <w:r>
+        <w:t>________________________________________________________________</w:t>
+      </w:r>
+    </w:p>
+    <w:p>
+      <w:r>
+        <w:t>________________________________________________________________</w:t>
+      </w:r>
+    </w:p>
+    <w:p>
+      <w:r>
+        <w:t>________________________________________________________________</w:t>
+      </w:r>
+    </w:p>
+    <w:p>
+      <w:r>
+        <w:t>________________________________________________________________</w:t>
+      </w:r>
+    </w:p>
+    <w:p>
+      <w:r>
+        <w:t>________________________________________________________________</w:t>
+      </w:r>
+    </w:p>
+    <w:p>
+      <w:pPr>
+        <w:spacing w:line="336" w:lineRule="auto" w:after="180"/>
+      </w:pPr>
+      <w:r>
+        <w:rPr>
+          <w:b w:val="0"/>
+        </w:rPr>
+        <w:t xml:space="preserve">What should remain under </w:t>
+      </w:r>
+      <w:r>
+        <w:rPr>
+          <w:b/>
+        </w:rPr>
+        <w:t>human control</w:t>
+      </w:r>
+      <w:r>
+        <w:rPr>
+          <w:b w:val="0"/>
+        </w:rPr>
+        <w:t>?</w:t>
+      </w:r>
+    </w:p>
+    <w:p>
+      <w:pPr>
+        <w:pStyle w:val="Heading3"/>
+      </w:pPr>
+      <w:r>
+        <w:t>Write or draw your reasoning and evidence.</w:t>
+      </w:r>
+    </w:p>
+    <w:p>
+      <w:r>
+        <w:t>________________________________________________________________</w:t>
+      </w:r>
+    </w:p>
+    <w:p>
+      <w:r>
+        <w:t>________________________________________________________________</w:t>
+      </w:r>
+    </w:p>
+    <w:p>
+      <w:r>
+        <w:t>________________________________________________________________</w:t>
+      </w:r>
+    </w:p>
+    <w:p>
+      <w:r>
+        <w:t>________________________________________________________________</w:t>
+      </w:r>
+    </w:p>
+    <w:p>
+      <w:r>
+        <w:t>________________________________________________________________</w:t>
+      </w:r>
+    </w:p>
+    <w:p>
+      <w:pPr>
+        <w:spacing w:line="336" w:lineRule="auto" w:after="180"/>
+      </w:pPr>
+      <w:r>
+        <w:rPr>
+          <w:b w:val="0"/>
+        </w:rPr>
+        <w:t>RESPONSIBLE DESIGN  Collect only necessary information. Show uncertainty and limits. Never confuse a ranking with a fact about a person.</w:t>
+      </w:r>
+    </w:p>
+    <w:p>
+      <w:pPr>
+        <w:pStyle w:val="Heading2"/>
+      </w:pPr>
+      <w:r>
+        <w:t>Earlier wording, alternatives and picture transcripts · reference / check after trying</w:t>
+      </w:r>
+    </w:p>
+    <w:p>
+      <w:pPr>
+        <w:spacing w:line="336" w:lineRule="auto" w:after="180"/>
+      </w:pPr>
+      <w:r>
+        <w:rPr>
+          <w:b w:val="0"/>
+        </w:rPr>
+        <w:t>CUMULATIVE PROJECT</w:t>
+      </w:r>
+    </w:p>
+    <w:p>
+      <w:pPr>
+        <w:spacing w:line="336" w:lineRule="auto" w:after="180"/>
+      </w:pPr>
+      <w:r>
+        <w:rPr>
+          <w:b w:val="0"/>
+        </w:rPr>
+        <w:t>Transparent Book Recommender</w:t>
+      </w:r>
+    </w:p>
+    <w:p>
+      <w:pPr>
+        <w:spacing w:line="336" w:lineRule="auto" w:after="180"/>
+      </w:pPr>
+      <w:r>
+        <w:rPr>
+          <w:b w:val="0"/>
+        </w:rPr>
+        <w:t>Every week adds one inspectable piece. The system must show how it reached a result.</w:t>
+      </w:r>
+    </w:p>
+    <w:p>
+      <w:r>
+        <w:drawing>
+          <wp:inline xmlns:a="http://schemas.openxmlformats.org/drawingml/2006/main" xmlns:pic="http://schemas.openxmlformats.org/drawingml/2006/picture">
+            <wp:extent cx="5486400" cy="1901952"/>
+            <wp:docPr id="22" name="Picture 22" descr="Book recommender connection for Rows, Columns, and Data Types"/>
+            <wp:cNvGraphicFramePr>
+              <a:graphicFrameLocks noChangeAspect="1"/>
+            </wp:cNvGraphicFramePr>
+            <a:graphic>
+              <a:graphicData uri="http://schemas.openxmlformats.org/drawingml/2006/picture">
+                <pic:pic>
+                  <pic:nvPicPr>
+                    <pic:cNvPr id="0" name="ecf549fa29194b142f04d0a1d3517a37dda52972d5be4ece1c9e4844992165cc.png"/>
+                    <pic:cNvPicPr/>
+                  </pic:nvPicPr>
+                  <pic:blipFill>
+                    <a:blip r:embed="rId25"/>
+                    <a:stretch>
+                      <a:fillRect/>
+                    </a:stretch>
+                  </pic:blipFill>
+                  <pic:spPr>
+                    <a:xfrm>
+                      <a:off x="0" y="0"/>
+                      <a:ext cx="5486400" cy="1901952"/>
+                    </a:xfrm>
+                    <a:prstGeom prst="rect"/>
+                  </pic:spPr>
+                </pic:pic>
+              </a:graphicData>
+            </a:graphic>
+          </wp:inline>
+        </w:drawing>
+      </w:r>
+    </w:p>
+    <w:p>
+      <w:pPr>
+        <w:pStyle w:val="Heading3"/>
+      </w:pPr>
+      <w:r>
+        <w:t>Evidence for your project</w:t>
+      </w:r>
+    </w:p>
+    <w:p>
+      <w:pPr>
+        <w:pStyle w:val="Heading1"/>
+      </w:pPr>
+      <w:r>
+        <w:t>16. Finish: explain what a schema can establish</w:t>
+      </w:r>
+    </w:p>
+    <w:p>
+      <w:r>
+        <w:t>Recall the contract and one remaining evidence limit.</w:t>
+      </w:r>
+    </w:p>
+    <w:p>
+      <w:pPr>
+        <w:pStyle w:val="Heading2"/>
+      </w:pPr>
+      <w:r>
+        <w:t>Explain without notes</w:t>
+      </w:r>
+    </w:p>
+    <w:p>
+      <w:pPr>
+        <w:pStyle w:val="ListBullet"/>
+      </w:pPr>
+      <w:r>
+        <w:t>Close your notes. Explain this goal in your own words: Specify a table schema</w:t>
+      </w:r>
+    </w:p>
+    <w:p>
+      <w:pPr>
+        <w:pStyle w:val="Heading3"/>
+      </w:pPr>
+      <w:r>
+        <w:t>My deciding step, evidence and one remaining question</w:t>
+      </w:r>
+    </w:p>
+    <w:p>
+      <w:r>
+        <w:t>________________________________________________________________</w:t>
+      </w:r>
+    </w:p>
+    <w:p>
+      <w:r>
+        <w:t>________________________________________________________________</w:t>
+      </w:r>
+    </w:p>
+    <w:p>
+      <w:r>
+        <w:t>________________________________________________________________</w:t>
+      </w:r>
+    </w:p>
+    <w:p>
+      <w:r>
+        <w:t>________________________________________________________________</w:t>
+      </w:r>
+    </w:p>
+    <w:p>
+      <w:r>
+        <w:t>________________________________________________________________</w:t>
+      </w:r>
+    </w:p>
+    <w:p>
+      <w:pPr>
+        <w:pStyle w:val="Heading2"/>
+      </w:pPr>
+      <w:r>
+        <w:t>Choose a changed case for return</w:t>
+      </w:r>
+    </w:p>
+    <w:p>
+      <w:pPr>
+        <w:spacing w:line="336" w:lineRule="auto" w:after="180"/>
+      </w:pPr>
+      <w:r>
+        <w:rPr>
+          <w:b w:val="0"/>
+        </w:rPr>
+        <w:t xml:space="preserve">If you are unsure, return to the worked picture and explain one arrow. If you are ready, change an </w:t>
+      </w:r>
+      <w:r>
+        <w:rPr>
+          <w:b/>
+        </w:rPr>
+        <w:t>input</w:t>
+      </w:r>
+      <w:r>
+        <w:rPr>
+          <w:b w:val="0"/>
+        </w:rPr>
+        <w:t xml:space="preserve"> or assumption and justify your </w:t>
+      </w:r>
+      <w:r>
+        <w:rPr>
+          <w:b/>
+        </w:rPr>
+        <w:t>prediction</w:t>
+      </w:r>
+      <w:r>
+        <w:rPr>
+          <w:b w:val="0"/>
+        </w:rPr>
+        <w:t>.</w:t>
+      </w:r>
+    </w:p>
+    <w:p>
+      <w:pPr>
+        <w:spacing w:line="336" w:lineRule="auto" w:after="180"/>
+      </w:pPr>
+      <w:r>
+        <w:rPr>
+          <w:b w:val="0"/>
+        </w:rPr>
+        <w:t xml:space="preserve">Save your workbook </w:t>
+      </w:r>
+      <w:r>
+        <w:rPr>
+          <w:b/>
+        </w:rPr>
+        <w:t>evidence</w:t>
+      </w:r>
+      <w:r>
+        <w:rPr>
+          <w:b w:val="0"/>
+        </w:rPr>
+        <w:t>. At the next review, try a different case before opening your old answer.</w:t>
+      </w:r>
+    </w:p>
+    <w:p>
+      <w:pPr>
+        <w:pStyle w:val="Heading1"/>
+      </w:pPr>
+      <w:r>
+        <w:t>Reference bank and extra practice</w:t>
+      </w:r>
+    </w:p>
+    <w:p>
+      <w:pPr>
+        <w:pStyle w:val="Heading1"/>
+      </w:pPr>
+      <w:r>
+        <w:t>05. Your quick word guide</w:t>
+      </w:r>
+    </w:p>
+    <w:p>
+      <w:r>
+        <w:t>Use the words to explain a particular step, record or limit.</w:t>
+      </w:r>
+    </w:p>
+    <w:p>
+      <w:pPr>
+        <w:pStyle w:val="Heading2"/>
+      </w:pPr>
+      <w:r>
+        <w:t>Core vocabulary</w:t>
+      </w:r>
+    </w:p>
+    <w:tbl>
+      <w:tblPr>
+        <w:tblStyle w:val="LightShading-Accent1"/>
+        <w:tblW w:type="auto" w:w="0"/>
+        <w:tblLook w:firstColumn="1" w:firstRow="1" w:lastColumn="0" w:lastRow="0" w:noHBand="0" w:noVBand="1" w:val="04A0"/>
+      </w:tblPr>
+      <w:tblGrid>
+        <w:gridCol w:w="3408"/>
+        <w:gridCol w:w="3408"/>
+        <w:gridCol w:w="3408"/>
+      </w:tblGrid>
+      <w:tr>
+        <w:trPr>
+          <w:tblHeader/>
+        </w:trPr>
+        <w:tc>
+          <w:tcPr>
+            <w:tcW w:type="dxa" w:w="3408"/>
+          </w:tcPr>
+          <w:p>
+            <w:r>
+              <w:t>Word</w:t>
+            </w:r>
+          </w:p>
+        </w:tc>
+        <w:tc>
+          <w:tcPr>
+            <w:tcW w:type="dxa" w:w="3408"/>
+          </w:tcPr>
+          <w:p>
+            <w:r>
+              <w:t>My own example</w:t>
+            </w:r>
+          </w:p>
+        </w:tc>
+        <w:tc>
+          <w:tcPr>
+            <w:tcW w:type="dxa" w:w="3408"/>
+          </w:tcPr>
+          <w:p>
+            <w:r>
+              <w:t>Not this / boundary</w:t>
+            </w:r>
+          </w:p>
+        </w:tc>
+      </w:tr>
+      <w:tr>
+        <w:tc>
+          <w:tcPr>
+            <w:tcW w:type="dxa" w:w="3408"/>
+          </w:tcPr>
+          <w:p>
+            <w:r>
+              <w:t>row</w:t>
+            </w:r>
+          </w:p>
+        </w:tc>
+        <w:tc>
+          <w:tcPr>
+            <w:tcW w:type="dxa" w:w="3408"/>
+          </w:tcPr>
+          <w:p>
+            <w:r>
+              <w:t>One record or example in a table.</w:t>
+            </w:r>
+          </w:p>
+        </w:tc>
+        <w:tc>
+          <w:tcPr>
+            <w:tcW w:type="dxa" w:w="3408"/>
+          </w:tcPr>
+          <w:p>
+            <w:r/>
+          </w:p>
+        </w:tc>
+      </w:tr>
+      <w:tr>
+        <w:tc>
+          <w:tcPr>
+            <w:tcW w:type="dxa" w:w="3408"/>
+          </w:tcPr>
+          <w:p>
+            <w:r>
+              <w:t>column</w:t>
+            </w:r>
+          </w:p>
+        </w:tc>
+        <w:tc>
+          <w:tcPr>
+            <w:tcW w:type="dxa" w:w="3408"/>
+          </w:tcPr>
+          <w:p>
+            <w:r>
+              <w:t>A table field containing the same kind of information across rows.</w:t>
+            </w:r>
+          </w:p>
+        </w:tc>
+        <w:tc>
+          <w:tcPr>
+            <w:tcW w:type="dxa" w:w="3408"/>
+          </w:tcPr>
+          <w:p>
+            <w:r/>
+          </w:p>
+        </w:tc>
+      </w:tr>
+      <w:tr>
+        <w:tc>
+          <w:tcPr>
+            <w:tcW w:type="dxa" w:w="3408"/>
+          </w:tcPr>
+          <w:p>
+            <w:r>
+              <w:t>data type</w:t>
+            </w:r>
+          </w:p>
+        </w:tc>
+        <w:tc>
+          <w:tcPr>
+            <w:tcW w:type="dxa" w:w="3408"/>
+          </w:tcPr>
+          <w:p>
+            <w:r>
+              <w:t>A category of values, such as number, text or Boolean, with defined operations.</w:t>
+            </w:r>
+          </w:p>
+        </w:tc>
+        <w:tc>
+          <w:tcPr>
+            <w:tcW w:type="dxa" w:w="3408"/>
+          </w:tcPr>
+          <w:p>
+            <w:r/>
+          </w:p>
+        </w:tc>
+      </w:tr>
+      <w:tr>
+        <w:tc>
+          <w:tcPr>
+            <w:tcW w:type="dxa" w:w="3408"/>
+          </w:tcPr>
+          <w:p>
+            <w:r>
+              <w:t>schema</w:t>
+            </w:r>
+          </w:p>
+        </w:tc>
+        <w:tc>
+          <w:tcPr>
+            <w:tcW w:type="dxa" w:w="3408"/>
+          </w:tcPr>
+          <w:p>
+            <w:r>
+              <w:t>A specification of required fields, types and structural rules for data.</w:t>
+            </w:r>
+          </w:p>
+        </w:tc>
+        <w:tc>
+          <w:tcPr>
+            <w:tcW w:type="dxa" w:w="3408"/>
+          </w:tcPr>
+          <w:p>
+            <w:r/>
+          </w:p>
+        </w:tc>
+      </w:tr>
+    </w:tbl>
+    <w:p>
+      <w:pPr>
+        <w:pStyle w:val="Heading2"/>
+      </w:pPr>
+      <w:r>
+        <w:t>Terms for the connected explanation</w:t>
+      </w:r>
+    </w:p>
+    <w:tbl>
+      <w:tblPr>
+        <w:tblStyle w:val="LightShading-Accent1"/>
+        <w:tblW w:type="auto" w:w="0"/>
+        <w:tblLook w:firstColumn="1" w:firstRow="1" w:lastColumn="0" w:lastRow="0" w:noHBand="0" w:noVBand="1" w:val="04A0"/>
+      </w:tblPr>
+      <w:tblGrid>
+        <w:gridCol w:w="5112"/>
+        <w:gridCol w:w="5112"/>
+      </w:tblGrid>
+      <w:tr>
+        <w:trPr>
+          <w:tblHeader/>
+        </w:trPr>
+        <w:tc>
+          <w:tcPr>
+            <w:tcW w:type="dxa" w:w="5112"/>
+          </w:tcPr>
+          <w:p>
+            <w:r>
+              <w:t>Word</w:t>
+            </w:r>
+          </w:p>
+        </w:tc>
+        <w:tc>
+          <w:tcPr>
+            <w:tcW w:type="dxa" w:w="5112"/>
+          </w:tcPr>
+          <w:p>
+            <w:r>
+              <w:t>Meaning</w:t>
+            </w:r>
+          </w:p>
+        </w:tc>
+      </w:tr>
+      <w:tr>
+        <w:tc>
+          <w:tcPr>
+            <w:tcW w:type="dxa" w:w="5112"/>
+          </w:tcPr>
+          <w:p>
+            <w:r>
+              <w:t>Type</w:t>
+            </w:r>
+          </w:p>
+        </w:tc>
+        <w:tc>
+          <w:tcPr>
+            <w:tcW w:type="dxa" w:w="5112"/>
+          </w:tcPr>
+          <w:p>
+            <w:r>
+              <w:t>A category such as integer or text</w:t>
+            </w:r>
+          </w:p>
+        </w:tc>
+      </w:tr>
+      <w:tr>
+        <w:tc>
+          <w:tcPr>
+            <w:tcW w:type="dxa" w:w="5112"/>
+          </w:tcPr>
+          <w:p>
+            <w:r>
+              <w:t>Unit</w:t>
+            </w:r>
+          </w:p>
+        </w:tc>
+        <w:tc>
+          <w:tcPr>
+            <w:tcW w:type="dxa" w:w="5112"/>
+          </w:tcPr>
+          <w:p>
+            <w:r>
+              <w:t>The quantity scale attached to a number</w:t>
+            </w:r>
+          </w:p>
+        </w:tc>
+      </w:tr>
+      <w:tr>
+        <w:tc>
+          <w:tcPr>
+            <w:tcW w:type="dxa" w:w="5112"/>
+          </w:tcPr>
+          <w:p>
+            <w:r>
+              <w:t>Constraint</w:t>
+            </w:r>
+          </w:p>
+        </w:tc>
+        <w:tc>
+          <w:tcPr>
+            <w:tcW w:type="dxa" w:w="5112"/>
+          </w:tcPr>
+          <w:p>
+            <w:r>
+              <w:t>A rule a valid record must satisfy</w:t>
+            </w:r>
+          </w:p>
+        </w:tc>
+      </w:tr>
+    </w:tbl>
+    <w:p>
+      <w:pPr>
+        <w:pStyle w:val="Heading2"/>
+      </w:pPr>
+      <w:r>
+        <w:t>Earlier wording, alternatives and picture transcripts · reference / check after trying</w:t>
+      </w:r>
+    </w:p>
+    <w:p>
+      <w:pPr>
+        <w:spacing w:line="336" w:lineRule="auto" w:after="180"/>
+      </w:pPr>
+      <w:r>
+        <w:rPr>
+          <w:b w:val="0"/>
+        </w:rPr>
+        <w:t>VOCABULARY LAB</w:t>
+      </w:r>
+    </w:p>
+    <w:p>
+      <w:pPr>
+        <w:spacing w:line="336" w:lineRule="auto" w:after="180"/>
+      </w:pPr>
+      <w:r>
+        <w:rPr>
+          <w:b w:val="0"/>
+        </w:rPr>
+        <w:t>Words You Can Use to Reason</w:t>
+      </w:r>
+    </w:p>
+    <w:p>
+      <w:pPr>
+        <w:spacing w:line="336" w:lineRule="auto" w:after="180"/>
+      </w:pPr>
+      <w:r>
+        <w:rPr>
+          <w:b w:val="0"/>
+        </w:rPr>
+        <w:t>A definition matters when you can recognize the idea, use it, and contrast it with a near-miss.</w:t>
+      </w:r>
+    </w:p>
+    <w:p>
+      <w:r>
+        <w:drawing>
+          <wp:inline xmlns:a="http://schemas.openxmlformats.org/drawingml/2006/main" xmlns:pic="http://schemas.openxmlformats.org/drawingml/2006/picture">
+            <wp:extent cx="5486400" cy="3200400"/>
+            <wp:docPr id="23" name="Picture 23" descr="Vocabulary badge: row"/>
+            <wp:cNvGraphicFramePr>
+              <a:graphicFrameLocks noChangeAspect="1"/>
+            </wp:cNvGraphicFramePr>
+            <a:graphic>
+              <a:graphicData uri="http://schemas.openxmlformats.org/drawingml/2006/picture">
+                <pic:pic>
+                  <pic:nvPicPr>
+                    <pic:cNvPr id="0" name="598245bf9366c14ecb858b99b3a536acc7483e2c8244152684d4dac5ba43dff9.png"/>
+                    <pic:cNvPicPr/>
+                  </pic:nvPicPr>
+                  <pic:blipFill>
+                    <a:blip r:embed="rId26"/>
+                    <a:stretch>
+                      <a:fillRect/>
+                    </a:stretch>
+                  </pic:blipFill>
+                  <pic:spPr>
+                    <a:xfrm>
+                      <a:off x="0" y="0"/>
+                      <a:ext cx="5486400" cy="3200400"/>
+                    </a:xfrm>
+                    <a:prstGeom prst="rect"/>
+                  </pic:spPr>
+                </pic:pic>
+              </a:graphicData>
+            </a:graphic>
+          </wp:inline>
+        </w:drawing>
+      </w:r>
+    </w:p>
+    <w:p>
+      <w:r>
+        <w:drawing>
+          <wp:inline xmlns:a="http://schemas.openxmlformats.org/drawingml/2006/main" xmlns:pic="http://schemas.openxmlformats.org/drawingml/2006/picture">
+            <wp:extent cx="5486400" cy="3200400"/>
+            <wp:docPr id="24" name="Picture 24" descr="Vocabulary badge: column"/>
+            <wp:cNvGraphicFramePr>
+              <a:graphicFrameLocks noChangeAspect="1"/>
+            </wp:cNvGraphicFramePr>
+            <a:graphic>
+              <a:graphicData uri="http://schemas.openxmlformats.org/drawingml/2006/picture">
+                <pic:pic>
+                  <pic:nvPicPr>
+                    <pic:cNvPr id="0" name="d4ed60c23c36c5d2b70501726409cd42dc21c29c55950a70f6611fda5eae7196.png"/>
+                    <pic:cNvPicPr/>
+                  </pic:nvPicPr>
+                  <pic:blipFill>
+                    <a:blip r:embed="rId27"/>
+                    <a:stretch>
+                      <a:fillRect/>
+                    </a:stretch>
+                  </pic:blipFill>
+                  <pic:spPr>
+                    <a:xfrm>
+                      <a:off x="0" y="0"/>
+                      <a:ext cx="5486400" cy="3200400"/>
+                    </a:xfrm>
+                    <a:prstGeom prst="rect"/>
+                  </pic:spPr>
+                </pic:pic>
+              </a:graphicData>
+            </a:graphic>
+          </wp:inline>
+        </w:drawing>
+      </w:r>
+    </w:p>
+    <w:p>
+      <w:r>
+        <w:drawing>
+          <wp:inline xmlns:a="http://schemas.openxmlformats.org/drawingml/2006/main" xmlns:pic="http://schemas.openxmlformats.org/drawingml/2006/picture">
+            <wp:extent cx="5486400" cy="3200400"/>
+            <wp:docPr id="25" name="Picture 25" descr="Vocabulary badge: data type"/>
+            <wp:cNvGraphicFramePr>
+              <a:graphicFrameLocks noChangeAspect="1"/>
+            </wp:cNvGraphicFramePr>
+            <a:graphic>
+              <a:graphicData uri="http://schemas.openxmlformats.org/drawingml/2006/picture">
+                <pic:pic>
+                  <pic:nvPicPr>
+                    <pic:cNvPr id="0" name="f654923ed14e301fe17edb38b623306249c5a8ed5b266a785ba82f96a0cf38ed.png"/>
+                    <pic:cNvPicPr/>
+                  </pic:nvPicPr>
+                  <pic:blipFill>
+                    <a:blip r:embed="rId28"/>
+                    <a:stretch>
+                      <a:fillRect/>
+                    </a:stretch>
+                  </pic:blipFill>
+                  <pic:spPr>
+                    <a:xfrm>
+                      <a:off x="0" y="0"/>
+                      <a:ext cx="5486400" cy="3200400"/>
+                    </a:xfrm>
+                    <a:prstGeom prst="rect"/>
+                  </pic:spPr>
+                </pic:pic>
+              </a:graphicData>
+            </a:graphic>
+          </wp:inline>
+        </w:drawing>
+      </w:r>
+    </w:p>
+    <w:p>
+      <w:r>
+        <w:drawing>
+          <wp:inline xmlns:a="http://schemas.openxmlformats.org/drawingml/2006/main" xmlns:pic="http://schemas.openxmlformats.org/drawingml/2006/picture">
+            <wp:extent cx="5486400" cy="3200400"/>
+            <wp:docPr id="26" name="Picture 26" descr="Vocabulary badge: schema"/>
+            <wp:cNvGraphicFramePr>
+              <a:graphicFrameLocks noChangeAspect="1"/>
+            </wp:cNvGraphicFramePr>
+            <a:graphic>
+              <a:graphicData uri="http://schemas.openxmlformats.org/drawingml/2006/picture">
+                <pic:pic>
+                  <pic:nvPicPr>
+                    <pic:cNvPr id="0" name="91b284658ba224f62a93cc2b64e77d19fe94840caf9ff80027bc684d8b680720.png"/>
+                    <pic:cNvPicPr/>
+                  </pic:nvPicPr>
+                  <pic:blipFill>
+                    <a:blip r:embed="rId29"/>
+                    <a:stretch>
+                      <a:fillRect/>
+                    </a:stretch>
+                  </pic:blipFill>
+                  <pic:spPr>
+                    <a:xfrm>
+                      <a:off x="0" y="0"/>
+                      <a:ext cx="5486400" cy="3200400"/>
+                    </a:xfrm>
+                    <a:prstGeom prst="rect"/>
+                  </pic:spPr>
+                </pic:pic>
+              </a:graphicData>
+            </a:graphic>
+          </wp:inline>
+        </w:drawing>
+      </w:r>
+    </w:p>
+    <w:p>
+      <w:pPr>
+        <w:pStyle w:val="Heading3"/>
+      </w:pPr>
+      <w:r>
+        <w:t>Words used in the closer explanation</w:t>
+      </w:r>
+    </w:p>
+    <w:p>
+      <w:pPr>
+        <w:pStyle w:val="Heading1"/>
+      </w:pPr>
+      <w:r>
+        <w:t>10. Choose a stronger thinking challenge</w:t>
+      </w:r>
+    </w:p>
+    <w:p>
+      <w:r>
+        <w:t>Choose the next useful challenge rather than treating the whole ladder as compulsory.</w:t>
+      </w:r>
+    </w:p>
+    <w:p>
+      <w:pPr>
+        <w:pStyle w:val="Heading2"/>
+      </w:pPr>
+      <w:r>
+        <w:t>Pick your next step</w:t>
+      </w:r>
+    </w:p>
+    <w:p>
+      <w:pPr>
+        <w:pStyle w:val="ListBullet"/>
+      </w:pPr>
+      <w:r>
+        <w:t>1 • NAME: Define the concept without repeating the textbook.</w:t>
+      </w:r>
+    </w:p>
+    <w:p>
+      <w:pPr>
+        <w:pStyle w:val="ListBullet"/>
+      </w:pPr>
+      <w:r>
+        <w:t>2 • TRACE: Show the information, state, branch, calculation, or evidence path.</w:t>
+      </w:r>
+    </w:p>
+    <w:p>
+      <w:pPr>
+        <w:pStyle w:val="ListBullet"/>
+      </w:pPr>
+      <w:r>
+        <w:t>3 • APPLY: Solve a different example independently.</w:t>
+      </w:r>
+    </w:p>
+    <w:p>
+      <w:pPr>
+        <w:pStyle w:val="ListBullet"/>
+      </w:pPr>
+      <w:r>
+        <w:t>4 • CHALLENGE: Find a boundary case, counterexample, or unfair outcome.</w:t>
+      </w:r>
+    </w:p>
+    <w:p>
+      <w:pPr>
+        <w:pStyle w:val="ListBullet"/>
+      </w:pPr>
+      <w:r>
+        <w:t>5 • EXPLAIN LIMITS: Say when the result should not be trusted or used alone.</w:t>
+      </w:r>
+    </w:p>
+    <w:p>
+      <w:pPr>
+        <w:pStyle w:val="ListBullet"/>
+      </w:pPr>
+      <w:r>
+        <w:t>My strongest evidence of independent understanding:</w:t>
+      </w:r>
+    </w:p>
+    <w:p>
+      <w:pPr>
+        <w:pStyle w:val="Heading3"/>
+      </w:pPr>
+      <w:r>
+        <w:t>Write or draw your reasoning and evidence.</w:t>
+      </w:r>
+    </w:p>
+    <w:p>
+      <w:r>
+        <w:t>________________________________________________________________</w:t>
+      </w:r>
+    </w:p>
+    <w:p>
+      <w:r>
+        <w:t>________________________________________________________________</w:t>
+      </w:r>
+    </w:p>
+    <w:p>
+      <w:r>
+        <w:t>________________________________________________________________</w:t>
+      </w:r>
+    </w:p>
+    <w:p>
+      <w:r>
+        <w:t>________________________________________________________________</w:t>
+      </w:r>
+    </w:p>
+    <w:p>
+      <w:r>
+        <w:t>________________________________________________________________</w:t>
+      </w:r>
+    </w:p>
+    <w:p>
+      <w:pPr>
+        <w:pStyle w:val="Heading2"/>
+      </w:pPr>
+      <w:r>
+        <w:t>Earlier wording, alternatives and picture transcripts · reference / check after trying</w:t>
+      </w:r>
+    </w:p>
+    <w:p>
+      <w:pPr>
+        <w:spacing w:line="336" w:lineRule="auto" w:after="180"/>
+      </w:pPr>
+      <w:r>
+        <w:rPr>
+          <w:b w:val="0"/>
         </w:rPr>
         <w:t>MASTERY</w:t>
       </w:r>
@@ -4294,7 +6185,7 @@
         <w:drawing>
           <wp:inline xmlns:a="http://schemas.openxmlformats.org/drawingml/2006/main" xmlns:pic="http://schemas.openxmlformats.org/drawingml/2006/picture">
             <wp:extent cx="5486400" cy="1719072"/>
-            <wp:docPr id="19" name="Picture 19" descr="Mastery ladder for Rows, Columns, and Data Types"/>
+            <wp:docPr id="27" name="Picture 27" descr="Mastery ladder for Rows, Columns, and Data Types"/>
             <wp:cNvGraphicFramePr>
               <a:graphicFrameLocks noChangeAspect="1"/>
             </wp:cNvGraphicFramePr>
@@ -4306,7 +6197,7 @@
                     <pic:cNvPicPr/>
                   </pic:nvPicPr>
                   <pic:blipFill>
-                    <a:blip r:embed="rId26"/>
+                    <a:blip r:embed="rId30"/>
                     <a:stretch>
                       <a:fillRect/>
                     </a:stretch>
@@ -4327,13 +6218,164 @@
     </w:p>
     <w:p>
       <w:pPr>
+        <w:pStyle w:val="Heading1"/>
+      </w:pPr>
+      <w:r>
+        <w:t>12. Reference: check your explanation</w:t>
+      </w:r>
+    </w:p>
+    <w:p>
+      <w:r>
+        <w:t>Use after practice. Design a schema independently is the selected independent case.</w:t>
+      </w:r>
+    </w:p>
+    <w:p>
+      <w:pPr>
+        <w:pStyle w:val="Heading2"/>
+      </w:pPr>
+      <w:r>
+        <w:t>Check the evidence and its limit</w:t>
+      </w:r>
+    </w:p>
+    <w:p>
+      <w:pPr>
+        <w:pStyle w:val="ListBullet"/>
+      </w:pPr>
+      <w:r>
+        <w:t>1. My fresh example, trace, calculation, or design:</w:t>
+      </w:r>
+    </w:p>
+    <w:p>
+      <w:pPr>
+        <w:pStyle w:val="Heading3"/>
+      </w:pPr>
+      <w:r>
+        <w:t>Write or draw your reasoning and evidence.</w:t>
+      </w:r>
+    </w:p>
+    <w:p>
+      <w:r>
+        <w:t>________________________________________________________________</w:t>
+      </w:r>
+    </w:p>
+    <w:p>
+      <w:r>
+        <w:t>________________________________________________________________</w:t>
+      </w:r>
+    </w:p>
+    <w:p>
+      <w:r>
+        <w:t>________________________________________________________________</w:t>
+      </w:r>
+    </w:p>
+    <w:p>
+      <w:r>
+        <w:t>________________________________________________________________</w:t>
+      </w:r>
+    </w:p>
+    <w:p>
+      <w:r>
+        <w:t>________________________________________________________________</w:t>
+      </w:r>
+    </w:p>
+    <w:p>
+      <w:pPr>
+        <w:pStyle w:val="ListBullet"/>
+      </w:pPr>
+      <w:r>
+        <w:t>2. My evidence that it works (include a boundary or missing-data case):</w:t>
+      </w:r>
+    </w:p>
+    <w:p>
+      <w:pPr>
+        <w:pStyle w:val="Heading3"/>
+      </w:pPr>
+      <w:r>
+        <w:t>Write or draw your reasoning and evidence.</w:t>
+      </w:r>
+    </w:p>
+    <w:p>
+      <w:r>
+        <w:t>________________________________________________________________</w:t>
+      </w:r>
+    </w:p>
+    <w:p>
+      <w:r>
+        <w:t>________________________________________________________________</w:t>
+      </w:r>
+    </w:p>
+    <w:p>
+      <w:r>
+        <w:t>________________________________________________________________</w:t>
+      </w:r>
+    </w:p>
+    <w:p>
+      <w:r>
+        <w:t>________________________________________________________________</w:t>
+      </w:r>
+    </w:p>
+    <w:p>
+      <w:r>
+        <w:t>________________________________________________________________</w:t>
+      </w:r>
+    </w:p>
+    <w:p>
+      <w:pPr>
+        <w:pStyle w:val="ListBullet"/>
+      </w:pPr>
+      <w:r>
+        <w:t>3. One limitation, fairness concern, or situation needing human review:</w:t>
+      </w:r>
+    </w:p>
+    <w:p>
+      <w:pPr>
+        <w:pStyle w:val="Heading2"/>
+      </w:pPr>
+      <w:r>
+        <w:t>Self-check and record</w:t>
+      </w:r>
+    </w:p>
+    <w:p>
+      <w:pPr>
         <w:spacing w:line="336" w:lineRule="auto" w:after="180"/>
       </w:pPr>
       <w:r>
         <w:rPr>
           <w:b w:val="0"/>
         </w:rPr>
-        <w:t>1 • NAME: Define the concept without repeating the textbook.</w:t>
+        <w:t xml:space="preserve">SELF-CHECK  □ I explained the </w:t>
+      </w:r>
+      <w:r>
+        <w:rPr>
+          <w:b/>
+        </w:rPr>
+        <w:t>mechanism</w:t>
+      </w:r>
+      <w:r>
+        <w:rPr>
+          <w:b w:val="0"/>
+        </w:rPr>
+        <w:t xml:space="preserve">  □ I used </w:t>
+      </w:r>
+      <w:r>
+        <w:rPr>
+          <w:b/>
+        </w:rPr>
+        <w:t>evidence</w:t>
+      </w:r>
+      <w:r>
+        <w:rPr>
+          <w:b w:val="0"/>
+        </w:rPr>
+        <w:t xml:space="preserve">  □ I tested a fresh case  □ I named a limitation  □ I can answer ‘why?’</w:t>
+      </w:r>
+    </w:p>
+    <w:p>
+      <w:pPr>
+        <w:pStyle w:val="Heading2"/>
+      </w:pPr>
+      <w:r>
+        <w:t>Earlier wording, alternatives and picture transcripts · reference / check after trying</w:t>
       </w:r>
     </w:p>
     <w:p>
@@ -4344,19 +6386,18 @@
         <w:rPr>
           <w:b w:val="0"/>
         </w:rPr>
-        <w:t xml:space="preserve">2 • TRACE: Show the information, state, branch, calculation, or </w:t>
-      </w:r>
-      <w:r>
-        <w:rPr>
-          <w:b/>
-        </w:rPr>
-        <w:t>evidence</w:t>
-      </w:r>
+        <w:t>INDEPENDENT MASTERY PROOF</w:t>
+      </w:r>
+    </w:p>
+    <w:p>
+      <w:pPr>
+        <w:spacing w:line="336" w:lineRule="auto" w:after="180"/>
+      </w:pPr>
       <w:r>
         <w:rPr>
           <w:b w:val="0"/>
         </w:rPr>
-        <w:t xml:space="preserve"> path.</w:t>
+        <w:t>Checklist for explaining this week’s idea</w:t>
       </w:r>
     </w:p>
     <w:p>
@@ -4367,131 +6408,7 @@
         <w:rPr>
           <w:b w:val="0"/>
         </w:rPr>
-        <w:t>3 • APPLY: Solve a different example independently.</w:t>
-      </w:r>
-    </w:p>
-    <w:p>
-      <w:pPr>
-        <w:spacing w:line="336" w:lineRule="auto" w:after="180"/>
-      </w:pPr>
-      <w:r>
-        <w:rPr>
-          <w:b w:val="0"/>
-        </w:rPr>
-        <w:t>4 • CHALLENGE: Find a boundary case, counterexample, or unfair outcome.</w:t>
-      </w:r>
-    </w:p>
-    <w:p>
-      <w:pPr>
-        <w:spacing w:line="336" w:lineRule="auto" w:after="180"/>
-      </w:pPr>
-      <w:r>
-        <w:rPr>
-          <w:b w:val="0"/>
-        </w:rPr>
-        <w:t>5 • EXPLAIN LIMITS: Say when the result should not be trusted or used alone.</w:t>
-      </w:r>
-    </w:p>
-    <w:p>
-      <w:pPr>
-        <w:spacing w:line="336" w:lineRule="auto" w:after="180"/>
-      </w:pPr>
-      <w:r>
-        <w:rPr>
-          <w:b w:val="0"/>
-        </w:rPr>
-        <w:t xml:space="preserve">My strongest </w:t>
-      </w:r>
-      <w:r>
-        <w:rPr>
-          <w:b/>
-        </w:rPr>
-        <w:t>evidence</w:t>
-      </w:r>
-      <w:r>
-        <w:rPr>
-          <w:b w:val="0"/>
-        </w:rPr>
-        <w:t xml:space="preserve"> of independent understanding:</w:t>
-      </w:r>
-    </w:p>
-    <w:p>
-      <w:pPr>
-        <w:pStyle w:val="Heading3"/>
-      </w:pPr>
-      <w:r>
-        <w:t>Write or draw your reasoning and evidence.</w:t>
-      </w:r>
-    </w:p>
-    <w:p>
-      <w:r>
-        <w:t>________________________________________________________________</w:t>
-      </w:r>
-    </w:p>
-    <w:p>
-      <w:r>
-        <w:t>________________________________________________________________</w:t>
-      </w:r>
-    </w:p>
-    <w:p>
-      <w:r>
-        <w:t>________________________________________________________________</w:t>
-      </w:r>
-    </w:p>
-    <w:p>
-      <w:r>
-        <w:t>________________________________________________________________</w:t>
-      </w:r>
-    </w:p>
-    <w:p>
-      <w:r>
-        <w:t>________________________________________________________________</w:t>
-      </w:r>
-    </w:p>
-    <w:p>
-      <w:pPr>
-        <w:pStyle w:val="Heading1"/>
-      </w:pPr>
-      <w:r>
-        <w:t>11. Connect your project</w:t>
-      </w:r>
-    </w:p>
-    <w:p>
-      <w:r>
-        <w:t>Apply this week’s idea to Transparent Book Recommender. Keep an annotated decision and the evidence supporting it.</w:t>
-      </w:r>
-    </w:p>
-    <w:p>
-      <w:pPr>
-        <w:spacing w:line="336" w:lineRule="auto" w:after="180"/>
-      </w:pPr>
-      <w:r>
-        <w:rPr>
-          <w:b/>
-        </w:rPr>
-        <w:t>CUMULATIVE PROJECT</w:t>
-      </w:r>
-    </w:p>
-    <w:p>
-      <w:pPr>
-        <w:spacing w:line="336" w:lineRule="auto" w:after="180"/>
-      </w:pPr>
-      <w:r>
-        <w:rPr>
-          <w:b w:val="0"/>
-        </w:rPr>
-        <w:t>Transparent Book Recommender</w:t>
-      </w:r>
-    </w:p>
-    <w:p>
-      <w:pPr>
-        <w:spacing w:line="336" w:lineRule="auto" w:after="180"/>
-      </w:pPr>
-      <w:r>
-        <w:rPr>
-          <w:b w:val="0"/>
-        </w:rPr>
-        <w:t>Every week adds one inspectable piece. The system must show how it reached a result.</w:t>
+        <w:t>Use after practice. Design a schema independently is the selected independent case.</w:t>
       </w:r>
     </w:p>
     <w:p>
@@ -4499,7 +6416,7 @@
         <w:drawing>
           <wp:inline xmlns:a="http://schemas.openxmlformats.org/drawingml/2006/main" xmlns:pic="http://schemas.openxmlformats.org/drawingml/2006/picture">
             <wp:extent cx="5486400" cy="1901952"/>
-            <wp:docPr id="20" name="Picture 20" descr="Book recommender connection for Rows, Columns, and Data Types"/>
+            <wp:docPr id="28" name="Picture 28" descr="Independent proof graphic for Rows, Columns, and Data Types"/>
             <wp:cNvGraphicFramePr>
               <a:graphicFrameLocks noChangeAspect="1"/>
             </wp:cNvGraphicFramePr>
@@ -4507,11 +6424,11 @@
               <a:graphicData uri="http://schemas.openxmlformats.org/drawingml/2006/picture">
                 <pic:pic>
                   <pic:nvPicPr>
-                    <pic:cNvPr id="0" name="ecf549fa29194b142f04d0a1d3517a37dda52972d5be4ece1c9e4844992165cc.png"/>
+                    <pic:cNvPr id="0" name="946695f295a413c91bc3acb491ac2f032b3d7c5f25f7a7d178e2cbe803f369fa.png"/>
                     <pic:cNvPicPr/>
                   </pic:nvPicPr>
                   <pic:blipFill>
-                    <a:blip r:embed="rId27"/>
+                    <a:blip r:embed="rId31"/>
                     <a:stretch>
                       <a:fillRect/>
                     </a:stretch>
@@ -4538,7 +6455,7 @@
         <w:rPr>
           <w:b w:val="0"/>
         </w:rPr>
-        <w:t>THIS WEEK’S CHECKPOINT  Store one book per row and keep reader preferences in a separate record.</w:t>
+        <w:t>EXPLANATION CHECK  State field meanings, exact types, units and constraints; distinguish structural validity from factual accuracy.</w:t>
       </w:r>
     </w:p>
     <w:p>
@@ -4546,662 +6463,155 @@
         <w:pStyle w:val="Heading3"/>
       </w:pPr>
       <w:r>
-        <w:t>Trace the system</w:t>
+        <w:t>Write or draw your reasoning and evidence.</w:t>
+      </w:r>
+    </w:p>
+    <w:p>
+      <w:r>
+        <w:t>________________________________________________________________</w:t>
+      </w:r>
+    </w:p>
+    <w:p>
+      <w:r>
+        <w:t>________________________________________________________________</w:t>
+      </w:r>
+    </w:p>
+    <w:p>
+      <w:r>
+        <w:t>________________________________________________________________</w:t>
+      </w:r>
+    </w:p>
+    <w:p>
+      <w:r>
+        <w:t>________________________________________________________________</w:t>
+      </w:r>
+    </w:p>
+    <w:p>
+      <w:r>
+        <w:t>________________________________________________________________</w:t>
+      </w:r>
+    </w:p>
+    <w:p>
+      <w:pPr>
+        <w:pStyle w:val="Heading1"/>
+      </w:pPr>
+      <w:r>
+        <w:t>13. Extra practice: A field has a meaning and a type</w:t>
+      </w:r>
+    </w:p>
+    <w:p>
+      <w:r>
+        <w:t>Try the question before opening its worked explanation.</w:t>
+      </w:r>
+    </w:p>
+    <w:p>
+      <w:pPr>
+        <w:pStyle w:val="Heading2"/>
+      </w:pPr>
+      <w:r>
+        <w:t>Read the supplied case and question</w:t>
       </w:r>
     </w:p>
     <w:p>
       <w:pPr>
         <w:spacing w:line="336" w:lineRule="auto" w:after="180"/>
-        <w:shd w:fill="EDF7F3"/>
       </w:pPr>
       <w:r>
         <w:rPr>
           <w:b w:val="0"/>
         </w:rPr>
-        <w:t xml:space="preserve">SYSTEM MAP  Reader need → allowed </w:t>
+        <w:t>Fields are Title, Pages and Borrowed; a row contains River, ninety and yes.</w:t>
+      </w:r>
+    </w:p>
+    <w:p>
+      <w:pPr>
+        <w:spacing w:line="336" w:lineRule="auto" w:after="180"/>
+      </w:pPr>
+      <w:r>
+        <w:rPr>
+          <w:b w:val="0"/>
+        </w:rPr>
+        <w:t xml:space="preserve">Assign intended </w:t>
       </w:r>
       <w:r>
         <w:rPr>
           <w:b/>
         </w:rPr>
-        <w:t>input</w:t>
+        <w:t>type</w:t>
       </w:r>
       <w:r>
         <w:rPr>
           <w:b w:val="0"/>
         </w:rPr>
-        <w:t xml:space="preserve">s → transparent rule or score → ranked candidates → explanation → test record → </w:t>
-      </w:r>
-      <w:r>
-        <w:rPr>
-          <w:b/>
-        </w:rPr>
-        <w:t>human decision</w:t>
+        <w:t>s and a repair.</w:t>
+      </w:r>
+    </w:p>
+    <w:p>
+      <w:pPr>
+        <w:pStyle w:val="Heading2"/>
+      </w:pPr>
+      <w:r>
+        <w:t>Your explanation</w:t>
+      </w:r>
+    </w:p>
+    <w:p>
+      <w:pPr>
+        <w:pStyle w:val="ListBullet"/>
+      </w:pPr>
+      <w:r>
+        <w:t>Which detail supports the answer, and why does it matter?</w:t>
+      </w:r>
+    </w:p>
+    <w:p>
+      <w:pPr>
+        <w:pStyle w:val="Heading3"/>
+      </w:pPr>
+      <w:r>
+        <w:t>Write or draw your reasoning and evidence.</w:t>
+      </w:r>
+    </w:p>
+    <w:p>
+      <w:r>
+        <w:t>________________________________________________________________</w:t>
+      </w:r>
+    </w:p>
+    <w:p>
+      <w:r>
+        <w:t>________________________________________________________________</w:t>
+      </w:r>
+    </w:p>
+    <w:p>
+      <w:r>
+        <w:t>________________________________________________________________</w:t>
+      </w:r>
+    </w:p>
+    <w:p>
+      <w:r>
+        <w:t>________________________________________________________________</w:t>
+      </w:r>
+    </w:p>
+    <w:p>
+      <w:r>
+        <w:t>________________________________________________________________</w:t>
+      </w:r>
+    </w:p>
+    <w:p>
+      <w:pPr>
+        <w:pStyle w:val="Heading2"/>
+      </w:pPr>
+      <w:r>
+        <w:t>Check after trying · reference / check after trying</w:t>
       </w:r>
     </w:p>
     <w:p>
       <w:pPr>
         <w:spacing w:line="336" w:lineRule="auto" w:after="180"/>
-        <w:shd w:fill="F5F1FB"/>
       </w:pPr>
       <w:r>
         <w:rPr>
           <w:b w:val="0"/>
         </w:rPr>
-        <w:t>What will you add, change, or verify in the project this week?</w:t>
-      </w:r>
-    </w:p>
-    <w:p>
-      <w:pPr>
-        <w:pStyle w:val="Heading3"/>
-      </w:pPr>
-      <w:r>
-        <w:t>Write or draw your reasoning and evidence.</w:t>
-      </w:r>
-    </w:p>
-    <w:p>
-      <w:r>
-        <w:t>________________________________________________________________</w:t>
-      </w:r>
-    </w:p>
-    <w:p>
-      <w:r>
-        <w:t>________________________________________________________________</w:t>
-      </w:r>
-    </w:p>
-    <w:p>
-      <w:r>
-        <w:t>________________________________________________________________</w:t>
-      </w:r>
-    </w:p>
-    <w:p>
-      <w:r>
-        <w:t>________________________________________________________________</w:t>
-      </w:r>
-    </w:p>
-    <w:p>
-      <w:r>
-        <w:t>________________________________________________________________</w:t>
-      </w:r>
-    </w:p>
-    <w:p>
-      <w:pPr>
-        <w:spacing w:line="336" w:lineRule="auto" w:after="180"/>
-        <w:shd w:fill="F5F1FB"/>
-      </w:pPr>
-      <w:r>
-        <w:rPr>
-          <w:b w:val="0"/>
-        </w:rPr>
-        <w:t xml:space="preserve">What should remain under </w:t>
-      </w:r>
-      <w:r>
-        <w:rPr>
-          <w:b/>
-        </w:rPr>
-        <w:t>human control</w:t>
-      </w:r>
-      <w:r>
-        <w:rPr>
-          <w:b w:val="0"/>
-        </w:rPr>
-        <w:t>?</w:t>
-      </w:r>
-    </w:p>
-    <w:p>
-      <w:pPr>
-        <w:pStyle w:val="Heading3"/>
-      </w:pPr>
-      <w:r>
-        <w:t>Write or draw your reasoning and evidence.</w:t>
-      </w:r>
-    </w:p>
-    <w:p>
-      <w:r>
-        <w:t>________________________________________________________________</w:t>
-      </w:r>
-    </w:p>
-    <w:p>
-      <w:r>
-        <w:t>________________________________________________________________</w:t>
-      </w:r>
-    </w:p>
-    <w:p>
-      <w:r>
-        <w:t>________________________________________________________________</w:t>
-      </w:r>
-    </w:p>
-    <w:p>
-      <w:r>
-        <w:t>________________________________________________________________</w:t>
-      </w:r>
-    </w:p>
-    <w:p>
-      <w:r>
-        <w:t>________________________________________________________________</w:t>
-      </w:r>
-    </w:p>
-    <w:p>
-      <w:pPr>
-        <w:pStyle w:val="Heading3"/>
-      </w:pPr>
-      <w:r>
-        <w:t>Responsible design</w:t>
-      </w:r>
-    </w:p>
-    <w:p>
-      <w:pPr>
-        <w:spacing w:line="336" w:lineRule="auto" w:after="180"/>
-        <w:shd w:fill="FFF5E6"/>
-      </w:pPr>
-      <w:r>
-        <w:rPr>
-          <w:b w:val="0"/>
-        </w:rPr>
-        <w:t>RESPONSIBLE DESIGN  Collect only necessary information. Show uncertainty and limits. Never confuse a ranking with a fact about a person.</w:t>
-      </w:r>
-    </w:p>
-    <w:p>
-      <w:pPr>
-        <w:pStyle w:val="Heading3"/>
-      </w:pPr>
-      <w:r>
-        <w:t>Evidence for your project</w:t>
-      </w:r>
-    </w:p>
-    <w:p>
-      <w:pPr>
-        <w:spacing w:line="336" w:lineRule="auto" w:after="180"/>
-      </w:pPr>
-      <w:r>
-        <w:rPr>
-          <w:b w:val="0"/>
-        </w:rPr>
-        <w:t xml:space="preserve">Publish the recommender’s row </w:t>
-      </w:r>
-      <w:r>
-        <w:rPr>
-          <w:b/>
-        </w:rPr>
-        <w:t>schema</w:t>
-      </w:r>
-      <w:r>
-        <w:rPr>
-          <w:b w:val="0"/>
-        </w:rPr>
-        <w:t xml:space="preserve"> and validation results before ranking books, preserving repair provenance.</w:t>
-      </w:r>
-    </w:p>
-    <w:p>
-      <w:pPr>
-        <w:pStyle w:val="Heading1"/>
-      </w:pPr>
-      <w:r>
-        <w:t>12. Show what you know</w:t>
-      </w:r>
-    </w:p>
-    <w:p>
-      <w:r>
-        <w:t>Use a genuinely new case for independent evidence. Previously discussed examples remain practice; use the separately named independent case before feedback.</w:t>
-      </w:r>
-    </w:p>
-    <w:p>
-      <w:pPr>
-        <w:pStyle w:val="Heading3"/>
-      </w:pPr>
-      <w:r>
-        <w:t>Independent evidence</w:t>
-      </w:r>
-    </w:p>
-    <w:p>
-      <w:pPr>
-        <w:spacing w:line="336" w:lineRule="auto" w:after="180"/>
-        <w:shd w:fill="FFF5E6"/>
-      </w:pPr>
-      <w:r>
-        <w:rPr>
-          <w:b w:val="0"/>
-        </w:rPr>
-        <w:t>INDEPENDENT MASTERY PROOF</w:t>
-      </w:r>
-    </w:p>
-    <w:p>
-      <w:pPr>
-        <w:spacing w:line="336" w:lineRule="auto" w:after="180"/>
-      </w:pPr>
-      <w:r>
-        <w:rPr>
-          <w:b w:val="0"/>
-        </w:rPr>
-        <w:t>Explain • Transfer • Test • Defend</w:t>
-      </w:r>
-    </w:p>
-    <w:p>
-      <w:pPr>
-        <w:spacing w:line="336" w:lineRule="auto" w:after="180"/>
-      </w:pPr>
-      <w:r>
-        <w:rPr>
-          <w:b w:val="0"/>
-        </w:rPr>
-        <w:t>Complete this page without copying the worked example. Your reasoning matters more than decoration.</w:t>
-      </w:r>
-    </w:p>
-    <w:p>
-      <w:r>
-        <w:drawing>
-          <wp:inline xmlns:a="http://schemas.openxmlformats.org/drawingml/2006/main" xmlns:pic="http://schemas.openxmlformats.org/drawingml/2006/picture">
-            <wp:extent cx="5486400" cy="1901952"/>
-            <wp:docPr id="21" name="Picture 21" descr="Independent proof graphic for Rows, Columns, and Data Types"/>
-            <wp:cNvGraphicFramePr>
-              <a:graphicFrameLocks noChangeAspect="1"/>
-            </wp:cNvGraphicFramePr>
-            <a:graphic>
-              <a:graphicData uri="http://schemas.openxmlformats.org/drawingml/2006/picture">
-                <pic:pic>
-                  <pic:nvPicPr>
-                    <pic:cNvPr id="0" name="946695f295a413c91bc3acb491ac2f032b3d7c5f25f7a7d178e2cbe803f369fa.png"/>
-                    <pic:cNvPicPr/>
-                  </pic:nvPicPr>
-                  <pic:blipFill>
-                    <a:blip r:embed="rId28"/>
-                    <a:stretch>
-                      <a:fillRect/>
-                    </a:stretch>
-                  </pic:blipFill>
-                  <pic:spPr>
-                    <a:xfrm>
-                      <a:off x="0" y="0"/>
-                      <a:ext cx="5486400" cy="1901952"/>
-                    </a:xfrm>
-                    <a:prstGeom prst="rect"/>
-                  </pic:spPr>
-                </pic:pic>
-              </a:graphicData>
-            </a:graphic>
-          </wp:inline>
-        </w:drawing>
-      </w:r>
-    </w:p>
-    <w:p>
-      <w:pPr>
-        <w:pStyle w:val="Heading3"/>
-      </w:pPr>
-      <w:r>
-        <w:t>Try a more demanding case</w:t>
-      </w:r>
-    </w:p>
-    <w:p>
-      <w:pPr>
-        <w:spacing w:line="336" w:lineRule="auto" w:after="180"/>
-        <w:shd w:fill="F5F1FB"/>
-      </w:pPr>
-      <w:r>
-        <w:rPr>
-          <w:b w:val="0"/>
-        </w:rPr>
-        <w:t>CHALLENGE  Repair a mixed-up class-pet dataset.</w:t>
-      </w:r>
-    </w:p>
-    <w:p>
-      <w:pPr>
-        <w:spacing w:line="336" w:lineRule="auto" w:after="180"/>
-        <w:shd w:fill="F4F9FC"/>
-      </w:pPr>
-      <w:r>
-        <w:rPr>
-          <w:b w:val="0"/>
-        </w:rPr>
-        <w:t>1. My fresh example, trace, calculation, or design:</w:t>
-      </w:r>
-    </w:p>
-    <w:p>
-      <w:pPr>
-        <w:pStyle w:val="Heading3"/>
-      </w:pPr>
-      <w:r>
-        <w:t>Write or draw your reasoning and evidence.</w:t>
-      </w:r>
-    </w:p>
-    <w:p>
-      <w:r>
-        <w:t>________________________________________________________________</w:t>
-      </w:r>
-    </w:p>
-    <w:p>
-      <w:r>
-        <w:t>________________________________________________________________</w:t>
-      </w:r>
-    </w:p>
-    <w:p>
-      <w:r>
-        <w:t>________________________________________________________________</w:t>
-      </w:r>
-    </w:p>
-    <w:p>
-      <w:r>
-        <w:t>________________________________________________________________</w:t>
-      </w:r>
-    </w:p>
-    <w:p>
-      <w:r>
-        <w:t>________________________________________________________________</w:t>
-      </w:r>
-    </w:p>
-    <w:p>
-      <w:pPr>
-        <w:spacing w:line="336" w:lineRule="auto" w:after="180"/>
-        <w:shd w:fill="F4F9FC"/>
-      </w:pPr>
-      <w:r>
-        <w:rPr>
-          <w:b w:val="0"/>
-        </w:rPr>
-        <w:t xml:space="preserve">2. My </w:t>
-      </w:r>
-      <w:r>
-        <w:rPr>
-          <w:b/>
-        </w:rPr>
-        <w:t>evidence</w:t>
-      </w:r>
-      <w:r>
-        <w:rPr>
-          <w:b w:val="0"/>
-        </w:rPr>
-        <w:t xml:space="preserve"> that it works (include a boundary or missing-data case):</w:t>
-      </w:r>
-    </w:p>
-    <w:p>
-      <w:pPr>
-        <w:pStyle w:val="Heading3"/>
-      </w:pPr>
-      <w:r>
-        <w:t>Write or draw your reasoning and evidence.</w:t>
-      </w:r>
-    </w:p>
-    <w:p>
-      <w:r>
-        <w:t>________________________________________________________________</w:t>
-      </w:r>
-    </w:p>
-    <w:p>
-      <w:r>
-        <w:t>________________________________________________________________</w:t>
-      </w:r>
-    </w:p>
-    <w:p>
-      <w:r>
-        <w:t>________________________________________________________________</w:t>
-      </w:r>
-    </w:p>
-    <w:p>
-      <w:r>
-        <w:t>________________________________________________________________</w:t>
-      </w:r>
-    </w:p>
-    <w:p>
-      <w:r>
-        <w:t>________________________________________________________________</w:t>
-      </w:r>
-    </w:p>
-    <w:p>
-      <w:pPr>
-        <w:spacing w:line="336" w:lineRule="auto" w:after="180"/>
-        <w:shd w:fill="F4F9FC"/>
-      </w:pPr>
-      <w:r>
-        <w:rPr>
-          <w:b w:val="0"/>
-        </w:rPr>
-        <w:t>3. One limitation, fairness concern, or situation needing human review:</w:t>
-      </w:r>
-    </w:p>
-    <w:p>
-      <w:pPr>
-        <w:pStyle w:val="Heading3"/>
-      </w:pPr>
-      <w:r>
-        <w:t>Write or draw your reasoning and evidence.</w:t>
-      </w:r>
-    </w:p>
-    <w:p>
-      <w:r>
-        <w:t>________________________________________________________________</w:t>
-      </w:r>
-    </w:p>
-    <w:p>
-      <w:r>
-        <w:t>________________________________________________________________</w:t>
-      </w:r>
-    </w:p>
-    <w:p>
-      <w:r>
-        <w:t>________________________________________________________________</w:t>
-      </w:r>
-    </w:p>
-    <w:p>
-      <w:r>
-        <w:t>________________________________________________________________</w:t>
-      </w:r>
-    </w:p>
-    <w:p>
-      <w:r>
-        <w:t>________________________________________________________________</w:t>
-      </w:r>
-    </w:p>
-    <w:p>
-      <w:pPr>
-        <w:pStyle w:val="Heading3"/>
-      </w:pPr>
-      <w:r>
-        <w:t>Check your explanation</w:t>
-      </w:r>
-    </w:p>
-    <w:p>
-      <w:pPr>
-        <w:spacing w:line="336" w:lineRule="auto" w:after="180"/>
-        <w:shd w:fill="F5F1FB"/>
-      </w:pPr>
-      <w:r>
-        <w:rPr>
-          <w:b w:val="0"/>
-        </w:rPr>
-        <w:t xml:space="preserve">SELF-CHECK  □ I explained the </w:t>
-      </w:r>
-      <w:r>
-        <w:rPr>
-          <w:b/>
-        </w:rPr>
-        <w:t>mechanism</w:t>
-      </w:r>
-      <w:r>
-        <w:rPr>
-          <w:b w:val="0"/>
-        </w:rPr>
-        <w:t xml:space="preserve">  □ I used </w:t>
-      </w:r>
-      <w:r>
-        <w:rPr>
-          <w:b/>
-        </w:rPr>
-        <w:t>evidence</w:t>
-      </w:r>
-      <w:r>
-        <w:rPr>
-          <w:b w:val="0"/>
-        </w:rPr>
-        <w:t xml:space="preserve">  □ I tested a fresh case  □ I named a limitation  □ I can answer ‘why?’</w:t>
-      </w:r>
-    </w:p>
-    <w:p>
-      <w:pPr>
-        <w:pStyle w:val="Heading1"/>
-      </w:pPr>
-      <w:r>
-        <w:t>13. Study a complete case</w:t>
-      </w:r>
-    </w:p>
-    <w:p>
-      <w:r>
-        <w:t>Revisit the complete Rows Columns and Data Types case for supported practice. Repeated examples do not become fresh assessments.</w:t>
-      </w:r>
-    </w:p>
-    <w:p>
-      <w:pPr>
-        <w:pStyle w:val="Heading3"/>
-      </w:pPr>
-      <w:r>
-        <w:t>Week 7 Worked case</w:t>
-      </w:r>
-    </w:p>
-    <w:p>
-      <w:pPr>
-        <w:spacing w:line="336" w:lineRule="auto" w:after="180"/>
-      </w:pPr>
-      <w:r>
-        <w:rPr>
-          <w:b w:val="0"/>
-        </w:rPr>
-        <w:t>Use the supplied details to practise the weekly concept before attempting the independent question. This case extends the illustrated lesson.</w:t>
-      </w:r>
-    </w:p>
-    <w:p>
-      <w:pPr>
-        <w:pStyle w:val="Heading3"/>
-      </w:pPr>
-      <w:r>
-        <w:t>The situation</w:t>
-      </w:r>
-    </w:p>
-    <w:p>
-      <w:pPr>
-        <w:spacing w:line="336" w:lineRule="auto" w:after="180"/>
-      </w:pPr>
-      <w:r>
-        <w:rPr>
-          <w:b w:val="0"/>
-        </w:rPr>
-        <w:t>Fields are Title, Pages and Borrowed; a row contains River, ninety and yes.</w:t>
-      </w:r>
-    </w:p>
-    <w:p>
-      <w:pPr>
-        <w:pStyle w:val="Heading3"/>
-      </w:pPr>
-      <w:r>
-        <w:t>The question</w:t>
-      </w:r>
-    </w:p>
-    <w:p>
-      <w:pPr>
-        <w:spacing w:line="336" w:lineRule="auto" w:after="180"/>
-      </w:pPr>
-      <w:r>
-        <w:rPr>
-          <w:b w:val="0"/>
-        </w:rPr>
-        <w:t xml:space="preserve">Assign intended </w:t>
-      </w:r>
-      <w:r>
-        <w:rPr>
-          <w:b/>
-        </w:rPr>
-        <w:t>type</w:t>
-      </w:r>
-      <w:r>
-        <w:rPr>
-          <w:b w:val="0"/>
-        </w:rPr>
-        <w:t>s and a repair.</w:t>
-      </w:r>
-    </w:p>
-    <w:p>
-      <w:pPr>
-        <w:pStyle w:val="Heading3"/>
-      </w:pPr>
-      <w:r>
-        <w:t>Worked explanation</w:t>
-      </w:r>
-    </w:p>
-    <w:p>
-      <w:pPr>
-        <w:spacing w:line="336" w:lineRule="auto" w:after="180"/>
-      </w:pPr>
-      <w:r>
-        <w:rPr>
-          <w:b w:val="0"/>
-        </w:rPr>
         <w:t>Text, numeric and Boolean. Confirm ninety means 90, then convert and record the change; use a consistent Boolean representation.</w:t>
-      </w:r>
-    </w:p>
-    <w:p>
-      <w:pPr>
-        <w:pStyle w:val="Heading3"/>
-      </w:pPr>
-      <w:r>
-        <w:t>Explain it in your own words</w:t>
-      </w:r>
-    </w:p>
-    <w:p>
-      <w:pPr>
-        <w:spacing w:line="336" w:lineRule="auto" w:after="180"/>
-        <w:shd w:fill="F5F1FB"/>
-      </w:pPr>
-      <w:r>
-        <w:rPr>
-          <w:b w:val="0"/>
-        </w:rPr>
-        <w:t>Which detail supports the answer, and why does it matter?</w:t>
-      </w:r>
-    </w:p>
-    <w:p>
-      <w:pPr>
-        <w:pStyle w:val="Heading3"/>
-      </w:pPr>
-      <w:r>
-        <w:t>Write or draw your reasoning and evidence.</w:t>
-      </w:r>
-    </w:p>
-    <w:p>
-      <w:r>
-        <w:t>________________________________________________________________</w:t>
-      </w:r>
-    </w:p>
-    <w:p>
-      <w:r>
-        <w:t>________________________________________________________________</w:t>
-      </w:r>
-    </w:p>
-    <w:p>
-      <w:r>
-        <w:t>________________________________________________________________</w:t>
-      </w:r>
-    </w:p>
-    <w:p>
-      <w:r>
-        <w:t>________________________________________________________________</w:t>
-      </w:r>
-    </w:p>
-    <w:p>
-      <w:r>
-        <w:t>________________________________________________________________</w:t>
-      </w:r>
-    </w:p>
-    <w:p>
-      <w:pPr>
-        <w:pStyle w:val="Heading3"/>
-      </w:pPr>
-      <w:r>
-        <w:t>Trace the supplied case visually</w:t>
-      </w:r>
-    </w:p>
-    <w:p>
-      <w:pPr>
-        <w:pStyle w:val="Heading3"/>
-      </w:pPr>
-      <w:r>
-        <w:t>A field has a meaning and a type</w:t>
       </w:r>
     </w:p>
     <w:tbl>
@@ -5308,12 +6718,87 @@
     </w:tbl>
     <w:p>
       <w:pPr>
+        <w:pStyle w:val="Heading2"/>
+      </w:pPr>
+      <w:r>
+        <w:t>Earlier wording, alternatives and picture transcripts · reference / check after trying</w:t>
+      </w:r>
+    </w:p>
+    <w:p>
+      <w:pPr>
+        <w:pStyle w:val="Heading3"/>
+      </w:pPr>
+      <w:r>
+        <w:t>Week 7 Worked case</w:t>
+      </w:r>
+    </w:p>
+    <w:p>
+      <w:pPr>
         <w:spacing w:line="336" w:lineRule="auto" w:after="180"/>
       </w:pPr>
       <w:r>
         <w:rPr>
           <w:b w:val="0"/>
         </w:rPr>
+        <w:t>Use the supplied details to practise the weekly concept before attempting the independent question. This case extends the illustrated lesson.</w:t>
+      </w:r>
+    </w:p>
+    <w:p>
+      <w:pPr>
+        <w:pStyle w:val="Heading3"/>
+      </w:pPr>
+      <w:r>
+        <w:t>The situation</w:t>
+      </w:r>
+    </w:p>
+    <w:p>
+      <w:pPr>
+        <w:pStyle w:val="Heading3"/>
+      </w:pPr>
+      <w:r>
+        <w:t>The question</w:t>
+      </w:r>
+    </w:p>
+    <w:p>
+      <w:pPr>
+        <w:pStyle w:val="Heading3"/>
+      </w:pPr>
+      <w:r>
+        <w:t>Worked explanation</w:t>
+      </w:r>
+    </w:p>
+    <w:p>
+      <w:pPr>
+        <w:pStyle w:val="Heading3"/>
+      </w:pPr>
+      <w:r>
+        <w:t>Explain it in your own words</w:t>
+      </w:r>
+    </w:p>
+    <w:p>
+      <w:pPr>
+        <w:pStyle w:val="Heading3"/>
+      </w:pPr>
+      <w:r>
+        <w:t>Trace the supplied case visually</w:t>
+      </w:r>
+    </w:p>
+    <w:p>
+      <w:pPr>
+        <w:pStyle w:val="Heading3"/>
+      </w:pPr>
+      <w:r>
+        <w:t>A field has a meaning and a type</w:t>
+      </w:r>
+    </w:p>
+    <w:p>
+      <w:pPr>
+        <w:spacing w:line="336" w:lineRule="auto" w:after="180"/>
+      </w:pPr>
+      <w:r>
+        <w:rPr>
+          <w:b w:val="0"/>
+        </w:rPr>
         <w:t>Fields are Title, Pages and Borrowed; a row contains River, ninety and yes.</w:t>
       </w:r>
     </w:p>
@@ -5356,478 +6841,20 @@
         <w:pStyle w:val="Heading1"/>
       </w:pPr>
       <w:r>
-        <w:t>14. Try a new case independently</w:t>
-      </w:r>
-    </w:p>
-    <w:p>
-      <w:r>
-        <w:t>Attempt the reserved new case before feedback. Record support; the earlier examples below remain additional practice.</w:t>
-      </w:r>
-    </w:p>
-    <w:p>
-      <w:pPr>
-        <w:pStyle w:val="Heading3"/>
-      </w:pPr>
-      <w:r>
-        <w:t>Independent case: Design a schema independently</w:t>
-      </w:r>
-    </w:p>
-    <w:p>
-      <w:pPr>
-        <w:spacing w:line="336" w:lineRule="auto" w:after="180"/>
-      </w:pPr>
-      <w:r>
-        <w:rPr>
-          <w:b w:val="0"/>
-        </w:rPr>
-        <w:t>For a fictional shelf audit, define label and book_count fields. Require a nonempty text label and an integer count from 0 to 40. Give two valid and two invalid records with reasons.</w:t>
-      </w:r>
-    </w:p>
-    <w:p>
-      <w:pPr>
-        <w:pStyle w:val="Heading3"/>
-      </w:pPr>
-      <w:r>
-        <w:t>My independent explanation, trace and limits</w:t>
-      </w:r>
-    </w:p>
-    <w:p>
-      <w:r>
-        <w:t>________________________________________________________________</w:t>
-      </w:r>
-    </w:p>
-    <w:p>
-      <w:r>
-        <w:t>________________________________________________________________</w:t>
-      </w:r>
-    </w:p>
-    <w:p>
-      <w:r>
-        <w:t>________________________________________________________________</w:t>
-      </w:r>
-    </w:p>
-    <w:p>
-      <w:r>
-        <w:t>________________________________________________________________</w:t>
-      </w:r>
-    </w:p>
-    <w:p>
-      <w:r>
-        <w:t>________________________________________________________________</w:t>
-      </w:r>
-    </w:p>
-    <w:p>
-      <w:r>
-        <w:t>________________________________________________________________</w:t>
-      </w:r>
-    </w:p>
-    <w:p>
-      <w:r>
-        <w:t>________________________________________________________________</w:t>
-      </w:r>
-    </w:p>
-    <w:p>
-      <w:pPr>
-        <w:spacing w:line="336" w:lineRule="auto" w:after="180"/>
-      </w:pPr>
-      <w:r>
-        <w:rPr>
-          <w:b w:val="0"/>
-        </w:rPr>
-        <w:t>Attempt this case before feedback. Record any help. Earlier examples below are further practice; a case already practised with feedback cannot establish fresh transfer.</w:t>
-      </w:r>
-    </w:p>
-    <w:p>
-      <w:pPr>
-        <w:pStyle w:val="Heading3"/>
-      </w:pPr>
-      <w:r>
-        <w:t>Week 7 Independent application</w:t>
-      </w:r>
-    </w:p>
-    <w:p>
-      <w:pPr>
-        <w:spacing w:line="336" w:lineRule="auto" w:after="180"/>
-      </w:pPr>
-      <w:r>
-        <w:rPr>
-          <w:b w:val="0"/>
-        </w:rPr>
-        <w:t>Close the worked explanation. Apply the idea to this different question without copying.</w:t>
-      </w:r>
-    </w:p>
-    <w:p>
-      <w:pPr>
-        <w:spacing w:line="336" w:lineRule="auto" w:after="180"/>
-      </w:pPr>
-      <w:r>
-        <w:rPr>
-          <w:b w:val="0"/>
-        </w:rPr>
-        <w:t xml:space="preserve">A table row is book_id B7, pages 84, available true. Name the </w:t>
-      </w:r>
-      <w:r>
-        <w:rPr>
-          <w:b/>
-        </w:rPr>
-        <w:t>type</w:t>
-      </w:r>
-      <w:r>
-        <w:rPr>
-          <w:b w:val="0"/>
-        </w:rPr>
-        <w:t xml:space="preserve"> of each field and explain why pages stored as eighty-four complicates calculation.</w:t>
-      </w:r>
-    </w:p>
-    <w:p>
-      <w:pPr>
-        <w:spacing w:line="336" w:lineRule="auto" w:after="180"/>
-      </w:pPr>
-      <w:r>
-        <w:rPr>
-          <w:b w:val="0"/>
-        </w:rPr>
-        <w:t xml:space="preserve">My answer, with a trace, calculation or supporting </w:t>
-      </w:r>
-      <w:r>
-        <w:rPr>
-          <w:b/>
-        </w:rPr>
-        <w:t>evidence</w:t>
-      </w:r>
-    </w:p>
-    <w:p>
-      <w:pPr>
-        <w:pStyle w:val="Heading3"/>
-      </w:pPr>
-      <w:r>
-        <w:t>Write or draw your reasoning and evidence.</w:t>
-      </w:r>
-    </w:p>
-    <w:p>
-      <w:r>
-        <w:t>________________________________________________________________</w:t>
-      </w:r>
-    </w:p>
-    <w:p>
-      <w:r>
-        <w:t>________________________________________________________________</w:t>
-      </w:r>
-    </w:p>
-    <w:p>
-      <w:r>
-        <w:t>________________________________________________________________</w:t>
-      </w:r>
-    </w:p>
-    <w:p>
-      <w:r>
-        <w:t>________________________________________________________________</w:t>
-      </w:r>
-    </w:p>
-    <w:p>
-      <w:r>
-        <w:t>________________________________________________________________</w:t>
-      </w:r>
-    </w:p>
-    <w:p>
-      <w:pPr>
-        <w:pStyle w:val="Heading3"/>
-      </w:pPr>
-      <w:r>
-        <w:t>Create and test</w:t>
-      </w:r>
-    </w:p>
-    <w:p>
-      <w:pPr>
-        <w:spacing w:line="336" w:lineRule="auto" w:after="180"/>
-      </w:pPr>
-      <w:r>
-        <w:rPr>
-          <w:b w:val="0"/>
-        </w:rPr>
-        <w:t>Change one relevant detail. Predict the result before testing. Include a boundary or missing-information case when it helps reveal a limit.</w:t>
-      </w:r>
-    </w:p>
-    <w:p>
-      <w:pPr>
-        <w:spacing w:line="336" w:lineRule="auto" w:after="180"/>
-      </w:pPr>
-      <w:r>
-        <w:rPr>
-          <w:b w:val="0"/>
-        </w:rPr>
-        <w:t xml:space="preserve">My changed </w:t>
-      </w:r>
-      <w:r>
-        <w:rPr>
-          <w:b/>
-        </w:rPr>
-        <w:t>input</w:t>
-      </w:r>
-      <w:r>
-        <w:rPr>
-          <w:b w:val="0"/>
-        </w:rPr>
-        <w:t xml:space="preserve"> and expected result</w:t>
-      </w:r>
-    </w:p>
-    <w:p>
-      <w:pPr>
-        <w:pStyle w:val="Heading3"/>
-      </w:pPr>
-      <w:r>
-        <w:t>Write or draw your reasoning and evidence.</w:t>
-      </w:r>
-    </w:p>
-    <w:p>
-      <w:r>
-        <w:t>________________________________________________________________</w:t>
-      </w:r>
-    </w:p>
-    <w:p>
-      <w:r>
-        <w:t>________________________________________________________________</w:t>
-      </w:r>
-    </w:p>
-    <w:p>
-      <w:r>
-        <w:t>________________________________________________________________</w:t>
-      </w:r>
-    </w:p>
-    <w:p>
-      <w:r>
-        <w:t>________________________________________________________________</w:t>
-      </w:r>
-    </w:p>
-    <w:p>
-      <w:r>
-        <w:t>________________________________________________________________</w:t>
-      </w:r>
-    </w:p>
-    <w:p>
-      <w:pPr>
-        <w:pStyle w:val="Heading3"/>
-      </w:pPr>
-      <w:r>
-        <w:t>Connect to your project</w:t>
-      </w:r>
-    </w:p>
-    <w:p>
-      <w:pPr>
-        <w:spacing w:line="336" w:lineRule="auto" w:after="180"/>
-      </w:pPr>
-      <w:r>
-        <w:rPr>
-          <w:b w:val="0"/>
-        </w:rPr>
-        <w:t>Store one book per row and keep reader preferences in a separate record.</w:t>
-      </w:r>
-    </w:p>
-    <w:p>
-      <w:pPr>
-        <w:spacing w:line="336" w:lineRule="auto" w:after="180"/>
-      </w:pPr>
-      <w:r>
-        <w:rPr>
-          <w:b w:val="0"/>
-        </w:rPr>
-        <w:t xml:space="preserve">The </w:t>
-      </w:r>
-      <w:r>
-        <w:rPr>
-          <w:b/>
-        </w:rPr>
-        <w:t>evidence</w:t>
-      </w:r>
-      <w:r>
-        <w:rPr>
-          <w:b w:val="0"/>
-        </w:rPr>
-        <w:t xml:space="preserve"> I will keep</w:t>
-      </w:r>
-    </w:p>
-    <w:p>
-      <w:pPr>
-        <w:pStyle w:val="Heading3"/>
-      </w:pPr>
-      <w:r>
-        <w:t>Write or draw your reasoning and evidence.</w:t>
-      </w:r>
-    </w:p>
-    <w:p>
-      <w:r>
-        <w:t>________________________________________________________________</w:t>
-      </w:r>
-    </w:p>
-    <w:p>
-      <w:r>
-        <w:t>________________________________________________________________</w:t>
-      </w:r>
-    </w:p>
-    <w:p>
-      <w:r>
-        <w:t>________________________________________________________________</w:t>
-      </w:r>
-    </w:p>
-    <w:p>
-      <w:r>
-        <w:t>________________________________________________________________</w:t>
-      </w:r>
-    </w:p>
-    <w:p>
-      <w:r>
-        <w:t>________________________________________________________________</w:t>
-      </w:r>
-    </w:p>
-    <w:p>
-      <w:pPr>
-        <w:spacing w:line="336" w:lineRule="auto" w:after="180"/>
-      </w:pPr>
-      <w:r>
-        <w:rPr>
-          <w:b w:val="0"/>
-        </w:rPr>
-        <w:t xml:space="preserve">Your teacher has the independent answer and scoring criteria. Complete the matching workbook week to keep your practice </w:t>
-      </w:r>
-      <w:r>
-        <w:rPr>
-          <w:b/>
-        </w:rPr>
-        <w:t>evidence</w:t>
-      </w:r>
-      <w:r>
-        <w:rPr>
-          <w:b w:val="0"/>
-        </w:rPr>
-        <w:t xml:space="preserve"> together.</w:t>
-      </w:r>
-    </w:p>
-    <w:p>
-      <w:pPr>
-        <w:pStyle w:val="Heading3"/>
-      </w:pPr>
-      <w:r>
-        <w:t>Transfer practice from the original programme</w:t>
-      </w:r>
-    </w:p>
-    <w:p>
-      <w:pPr>
-        <w:spacing w:line="336" w:lineRule="auto" w:after="180"/>
-      </w:pPr>
-      <w:r>
-        <w:rPr>
-          <w:b w:val="0"/>
-        </w:rPr>
-        <w:t>A row contains title='Sky', pages='120', available='false'. Explain why treating nonempty text as true can misread availability. Propose explicit conversions and a rejected-</w:t>
-      </w:r>
-      <w:r>
-        <w:rPr>
-          <w:b/>
-        </w:rPr>
-        <w:t>input</w:t>
-      </w:r>
-      <w:r>
-        <w:rPr>
-          <w:b w:val="0"/>
-        </w:rPr>
-        <w:t xml:space="preserve"> case.</w:t>
-      </w:r>
-    </w:p>
-    <w:p>
-      <w:pPr>
-        <w:pStyle w:val="Heading3"/>
-      </w:pPr>
-      <w:r>
-        <w:t>Explain the mechanism, evidence and one limit.</w:t>
-      </w:r>
-    </w:p>
-    <w:p>
-      <w:r>
-        <w:t>________________________________________________________________</w:t>
-      </w:r>
-    </w:p>
-    <w:p>
-      <w:r>
-        <w:t>________________________________________________________________</w:t>
-      </w:r>
-    </w:p>
-    <w:p>
-      <w:r>
-        <w:t>________________________________________________________________</w:t>
-      </w:r>
-    </w:p>
-    <w:p>
-      <w:r>
-        <w:t>________________________________________________________________</w:t>
-      </w:r>
-    </w:p>
-    <w:p>
-      <w:r>
-        <w:t>________________________________________________________________</w:t>
-      </w:r>
-    </w:p>
-    <w:p>
-      <w:r>
-        <w:t>________________________________________________________________</w:t>
-      </w:r>
-    </w:p>
-    <w:p>
-      <w:r>
-        <w:t>________________________________________________________________</w:t>
-      </w:r>
-    </w:p>
-    <w:p>
-      <w:pPr>
-        <w:pStyle w:val="Heading3"/>
-      </w:pPr>
-      <w:r>
-        <w:t>Use feedback to improve</w:t>
-      </w:r>
-    </w:p>
-    <w:p>
-      <w:pPr>
-        <w:spacing w:line="336" w:lineRule="auto" w:after="180"/>
-      </w:pPr>
-      <w:r>
-        <w:rPr>
-          <w:b w:val="0"/>
-        </w:rPr>
-        <w:t>Attempt the independent case before hints. Record whether you worked alone, used a hint or followed a model. After feedback, fix the first unsupported step and explain why it changed.</w:t>
-      </w:r>
-    </w:p>
-    <w:p>
-      <w:pPr>
-        <w:spacing w:line="336" w:lineRule="auto" w:after="180"/>
-      </w:pPr>
-      <w:r>
-        <w:rPr>
-          <w:b w:val="0"/>
-        </w:rPr>
-        <w:t>A later check uses a changed case, not a copied answer.</w:t>
-      </w:r>
-    </w:p>
-    <w:p>
-      <w:pPr>
-        <w:pStyle w:val="Heading1"/>
-      </w:pPr>
-      <w:r>
-        <w:t>15. Your lesson route</w:t>
-      </w:r>
-    </w:p>
-    <w:p>
-      <w:r>
-        <w:t>Use this map to navigate Rows Columns and Data Types, connect the goals to tasks and keep one evidence record for each attempt.</w:t>
-      </w:r>
-    </w:p>
-    <w:p>
-      <w:pPr>
-        <w:spacing w:line="336" w:lineRule="auto" w:after="180"/>
-      </w:pPr>
-      <w:r>
-        <w:rPr>
-          <w:b w:val="0"/>
-        </w:rPr>
-        <w:t>Start with this question: A fictional approved book catalogue has three fields per row.</w:t>
+        <w:t>15. Reference: original lesson checklist</w:t>
+      </w:r>
+    </w:p>
+    <w:p>
+      <w:r>
+        <w:t>Use an additional checklist when it helps inspect your explanation.</w:t>
+      </w:r>
+    </w:p>
+    <w:p>
+      <w:pPr>
+        <w:pStyle w:val="Heading2"/>
+      </w:pPr>
+      <w:r>
+        <w:t>Targets and evidence</w:t>
       </w:r>
     </w:p>
     <w:tbl>
@@ -5934,6 +6961,14 @@
     </w:tbl>
     <w:p>
       <w:pPr>
+        <w:pStyle w:val="Heading2"/>
+      </w:pPr>
+      <w:r>
+        <w:t>Keep your route and first prediction</w:t>
+      </w:r>
+    </w:p>
+    <w:p>
+      <w:pPr>
         <w:spacing w:line="336" w:lineRule="auto" w:after="180"/>
       </w:pPr>
       <w:r>
@@ -5992,15 +7027,147 @@
     </w:p>
     <w:p>
       <w:pPr>
+        <w:pStyle w:val="Heading2"/>
+      </w:pPr>
+      <w:r>
+        <w:t>Earlier wording, alternatives and picture transcripts · reference / check after trying</w:t>
+      </w:r>
+    </w:p>
+    <w:p>
+      <w:pPr>
+        <w:spacing w:line="336" w:lineRule="auto" w:after="180"/>
+      </w:pPr>
+      <w:r>
+        <w:rPr>
+          <w:b w:val="0"/>
+        </w:rPr>
+        <w:t>Start with this question: A fictional approved book catalogue has three fields per row.</w:t>
+      </w:r>
+    </w:p>
+    <w:p>
+      <w:pPr>
         <w:pStyle w:val="Heading1"/>
       </w:pPr>
       <w:r>
-        <w:t>16. Finish and return</w:t>
-      </w:r>
-    </w:p>
-    <w:p>
-      <w:r>
-        <w:t>Explain Rows Columns and Data Types without notes, identify a remaining question and plan a later check with a changed case.</w:t>
+        <w:t>17. Extra practice: pictures, repair and feedback</w:t>
+      </w:r>
+    </w:p>
+    <w:p>
+      <w:r>
+        <w:t>Attempt each question before opening its explanation. Use one browser or paper copy.</w:t>
+      </w:r>
+    </w:p>
+    <w:p>
+      <w:pPr>
+        <w:pStyle w:val="Heading2"/>
+      </w:pPr>
+      <w:r>
+        <w:t>First supported question</w:t>
+      </w:r>
+    </w:p>
+    <w:p>
+      <w:pPr>
+        <w:pStyle w:val="ListBullet"/>
+      </w:pPr>
+      <w:r>
+        <w:t>A fictional approved book catalogue has three fields per row.</w:t>
+      </w:r>
+    </w:p>
+    <w:p>
+      <w:pPr>
+        <w:pStyle w:val="Heading3"/>
+      </w:pPr>
+      <w:r>
+        <w:t>Practice 1: explain the deciding evidence</w:t>
+      </w:r>
+    </w:p>
+    <w:p>
+      <w:pPr>
+        <w:pStyle w:val="ListBullet"/>
+      </w:pPr>
+      <w:r>
+        <w:t>Which labelled step matches this detail? Empty id fails even though its other two values have allowed types.</w:t>
+      </w:r>
+    </w:p>
+    <w:p>
+      <w:pPr>
+        <w:pStyle w:val="ListBullet"/>
+      </w:pPr>
+      <w:r>
+        <w:t>1. Column contract</w:t>
+      </w:r>
+    </w:p>
+    <w:p>
+      <w:pPr>
+        <w:pStyle w:val="ListBullet"/>
+      </w:pPr>
+      <w:r>
+        <w:t>2. Validate C</w:t>
+      </w:r>
+    </w:p>
+    <w:p>
+      <w:pPr>
+        <w:pStyle w:val="ListBullet"/>
+      </w:pPr>
+      <w:r>
+        <w:t>3. Validate B</w:t>
+      </w:r>
+    </w:p>
+    <w:p>
+      <w:pPr>
+        <w:pStyle w:val="ListBullet"/>
+      </w:pPr>
+      <w:r>
+        <w:t>4. Validate A</w:t>
+      </w:r>
+    </w:p>
+    <w:p>
+      <w:pPr>
+        <w:pStyle w:val="Heading3"/>
+      </w:pPr>
+      <w:r>
+        <w:t>My selected conclusion, deciding fact and explanation</w:t>
+      </w:r>
+    </w:p>
+    <w:p>
+      <w:r>
+        <w:t>________________________________________________________________</w:t>
+      </w:r>
+    </w:p>
+    <w:p>
+      <w:r>
+        <w:t>________________________________________________________________</w:t>
+      </w:r>
+    </w:p>
+    <w:p>
+      <w:r>
+        <w:t>________________________________________________________________</w:t>
+      </w:r>
+    </w:p>
+    <w:p>
+      <w:r>
+        <w:t>________________________________________________________________</w:t>
+      </w:r>
+    </w:p>
+    <w:p>
+      <w:r>
+        <w:t>________________________________________________________________</w:t>
+      </w:r>
+    </w:p>
+    <w:p>
+      <w:pPr>
+        <w:pStyle w:val="ListBullet"/>
+      </w:pPr>
+      <w:r>
+        <w:t>Hint if needed: Read the steps in the pictorial case. Match the supplied detail to the stage that performs or records it.</w:t>
+      </w:r>
+    </w:p>
+    <w:p>
+      <w:pPr>
+        <w:pStyle w:val="Heading2"/>
+      </w:pPr>
+      <w:r>
+        <w:t>Check the first explanation · reference / check after trying</w:t>
       </w:r>
     </w:p>
     <w:p>
@@ -6011,21 +7178,133 @@
         <w:rPr>
           <w:b w:val="0"/>
         </w:rPr>
-        <w:t xml:space="preserve">Close your notes. Explain this goal in your own words: Specify a table </w:t>
+        <w:t xml:space="preserve">After your attempt, compare with the supported explanation: Validate C Empty id fails even though its other two values have allowed </w:t>
       </w:r>
       <w:r>
         <w:rPr>
           <w:b/>
         </w:rPr>
+        <w:t>type</w:t>
+      </w:r>
+      <w:r>
+        <w:rPr>
+          <w:b w:val="0"/>
+        </w:rPr>
+        <w:t xml:space="preserve">s. A </w:t>
+      </w:r>
+      <w:r>
+        <w:rPr>
+          <w:b/>
+        </w:rPr>
         <w:t>schema</w:t>
       </w:r>
+      <w:r>
+        <w:rPr>
+          <w:b w:val="0"/>
+        </w:rPr>
+        <w:t xml:space="preserve"> makes row meanings and expected </w:t>
+      </w:r>
+      <w:r>
+        <w:rPr>
+          <w:b/>
+        </w:rPr>
+        <w:t>type</w:t>
+      </w:r>
+      <w:r>
+        <w:rPr>
+          <w:b w:val="0"/>
+        </w:rPr>
+        <w:t>s explicit.</w:t>
+      </w:r>
+    </w:p>
+    <w:p>
+      <w:pPr>
+        <w:spacing w:line="336" w:lineRule="auto" w:after="180"/>
+      </w:pPr>
+      <w:r>
+        <w:rPr>
+          <w:b w:val="0"/>
+        </w:rPr>
+        <w:t xml:space="preserve">The string "90" looks like a number when printed but does not meet this strict integer </w:t>
+      </w:r>
+      <w:r>
+        <w:rPr>
+          <w:b/>
+        </w:rPr>
+        <w:t>schema</w:t>
+      </w:r>
+      <w:r>
+        <w:rPr>
+          <w:b w:val="0"/>
+        </w:rPr>
+        <w:t>. A repair can be authorised later, but must not be assumed silently.</w:t>
+      </w:r>
+    </w:p>
+    <w:p>
+      <w:pPr>
+        <w:spacing w:line="336" w:lineRule="auto" w:after="180"/>
+      </w:pPr>
+      <w:r>
+        <w:rPr>
+          <w:b w:val="0"/>
+        </w:rPr>
+        <w:t>Missing or empty identifiers also prevent tracing an item back to its source.</w:t>
+      </w:r>
+    </w:p>
+    <w:p>
+      <w:pPr>
+        <w:pStyle w:val="Heading2"/>
+      </w:pPr>
+      <w:r>
+        <w:t>Changed-case question</w:t>
+      </w:r>
     </w:p>
     <w:p>
       <w:pPr>
         <w:pStyle w:val="Heading3"/>
       </w:pPr>
       <w:r>
-        <w:t>My deciding step, evidence and one remaining question</w:t>
+        <w:t>Practice 2: explain the deciding evidence</w:t>
+      </w:r>
+    </w:p>
+    <w:p>
+      <w:pPr>
+        <w:pStyle w:val="ListBullet"/>
+      </w:pPr>
+      <w:r>
+        <w:t>Changed-case practice: Change B’s pages from "90" to integer 90 using an approved repair. Which conclusion is supported by the supplied facts?</w:t>
+      </w:r>
+    </w:p>
+    <w:p>
+      <w:pPr>
+        <w:pStyle w:val="ListBullet"/>
+      </w:pPr>
+      <w:r>
+        <w:t>1. B now satisfies the declared schema.</w:t>
+      </w:r>
+    </w:p>
+    <w:p>
+      <w:pPr>
+        <w:pStyle w:val="ListBullet"/>
+      </w:pPr>
+      <w:r>
+        <w:t>2. We can decide the result without examining the changed input or the procedure.</w:t>
+      </w:r>
+    </w:p>
+    <w:p>
+      <w:pPr>
+        <w:pStyle w:val="ListBullet"/>
+      </w:pPr>
+      <w:r>
+        <w:t>3. This one example guarantees correct results for every future input.</w:t>
+      </w:r>
+    </w:p>
+    <w:p>
+      <w:pPr>
+        <w:pStyle w:val="Heading3"/>
+      </w:pPr>
+      <w:r>
+        <w:t>My selected conclusion, deciding fact and explanation</w:t>
       </w:r>
     </w:p>
     <w:p>
@@ -6055,37 +7334,197 @@
     </w:p>
     <w:p>
       <w:pPr>
+        <w:pStyle w:val="ListBullet"/>
+      </w:pPr>
+      <w:r>
+        <w:t>Hint if needed: Use the changed condition and the deciding step in the pictorial trace. The answer must say what follows from those facts.</w:t>
+      </w:r>
+    </w:p>
+    <w:p>
+      <w:pPr>
+        <w:pStyle w:val="Heading2"/>
+      </w:pPr>
+      <w:r>
+        <w:t>Check the changed case · reference / check after trying</w:t>
+      </w:r>
+    </w:p>
+    <w:p>
+      <w:pPr>
         <w:spacing w:line="336" w:lineRule="auto" w:after="180"/>
       </w:pPr>
       <w:r>
         <w:rPr>
           <w:b w:val="0"/>
         </w:rPr>
-        <w:t xml:space="preserve">If you are unsure, return to the worked picture and explain one arrow. If you are ready, change an </w:t>
+        <w:t xml:space="preserve">After your attempt, compare with the supported explanation: B now satisfies the declared </w:t>
       </w:r>
       <w:r>
         <w:rPr>
           <w:b/>
         </w:rPr>
+        <w:t>schema</w:t>
+      </w:r>
+      <w:r>
+        <w:rPr>
+          <w:b w:val="0"/>
+        </w:rPr>
+        <w:t>. Its id is nonempty and illustrated is Boolean; the page-</w:t>
+      </w:r>
+      <w:r>
+        <w:rPr>
+          <w:b/>
+        </w:rPr>
+        <w:t>type</w:t>
+      </w:r>
+      <w:r>
+        <w:rPr>
+          <w:b w:val="0"/>
+        </w:rPr>
+        <w:t xml:space="preserve"> defect is removed.</w:t>
+      </w:r>
+    </w:p>
+    <w:p>
+      <w:pPr>
+        <w:pStyle w:val="Heading2"/>
+      </w:pPr>
+      <w:r>
+        <w:t>Repair and save your work</w:t>
+      </w:r>
+    </w:p>
+    <w:p>
+      <w:pPr>
+        <w:spacing w:line="336" w:lineRule="auto" w:after="180"/>
+      </w:pPr>
+      <w:r>
+        <w:rPr>
+          <w:b w:val="0"/>
+        </w:rPr>
+        <w:t>Review Debugging Strategies (ai-2/6). Goal: Design revealing tests for a function. Short practice: Which test most directly isolates the handling of loose books, and what should it produce?.</w:t>
+      </w:r>
+    </w:p>
+    <w:p>
+      <w:pPr>
+        <w:spacing w:line="336" w:lineRule="auto" w:after="180"/>
+      </w:pPr>
+      <w:r>
+        <w:rPr>
+          <w:b w:val="0"/>
+        </w:rPr>
+        <w:t>Return to this week and explain what you changed.</w:t>
+      </w:r>
+    </w:p>
+    <w:p>
+      <w:pPr>
+        <w:spacing w:line="336" w:lineRule="auto" w:after="180"/>
+      </w:pPr>
+      <w:r>
+        <w:rPr>
+          <w:b w:val="0"/>
+        </w:rPr>
+        <w:t>Review Trace Tables (ai-2/4). Goal: Trace variable values before and after each loop iteration. Short practice: Move print inside the original loop. What sequence is displayed?.</w:t>
+      </w:r>
+    </w:p>
+    <w:p>
+      <w:pPr>
+        <w:spacing w:line="336" w:lineRule="auto" w:after="180"/>
+      </w:pPr>
+      <w:r>
+        <w:rPr>
+          <w:b w:val="0"/>
+        </w:rPr>
+        <w:t>Return to this week and explain what you changed.</w:t>
+      </w:r>
+    </w:p>
+    <w:p>
+      <w:pPr>
+        <w:spacing w:line="336" w:lineRule="auto" w:after="180"/>
+      </w:pPr>
+      <w:r>
+        <w:rPr>
+          <w:b w:val="0"/>
+        </w:rPr>
+        <w:t xml:space="preserve">Review Precision in Algorithms (ai-2/1). Goal: Translate a short paper calculation into a Python script. Short practice: If print(total) moves before total=total+2, what gets printed for the original </w:t>
+      </w:r>
+      <w:r>
+        <w:rPr>
+          <w:b/>
+        </w:rPr>
         <w:t>input</w:t>
       </w:r>
       <w:r>
         <w:rPr>
           <w:b w:val="0"/>
         </w:rPr>
-        <w:t xml:space="preserve"> or assumption and justify your </w:t>
+        <w:t>?.</w:t>
+      </w:r>
+    </w:p>
+    <w:p>
+      <w:pPr>
+        <w:spacing w:line="336" w:lineRule="auto" w:after="180"/>
+      </w:pPr>
+      <w:r>
+        <w:rPr>
+          <w:b w:val="0"/>
+        </w:rPr>
+        <w:t>Return to this week and explain what you changed.</w:t>
+      </w:r>
+    </w:p>
+    <w:p>
+      <w:pPr>
+        <w:spacing w:line="336" w:lineRule="auto" w:after="180"/>
+      </w:pPr>
+      <w:r>
+        <w:rPr>
+          <w:b w:val="0"/>
+        </w:rPr>
+        <w:t xml:space="preserve">The browser lab lets you edit the supported Python examples already included in this lesson. Predict first, run, inspect the actual </w:t>
       </w:r>
       <w:r>
         <w:rPr>
           <w:b/>
         </w:rPr>
+        <w:t>output</w:t>
+      </w:r>
+      <w:r>
+        <w:rPr>
+          <w:b w:val="0"/>
+        </w:rPr>
+        <w:t xml:space="preserve"> or error, change one </w:t>
+      </w:r>
+      <w:r>
+        <w:rPr>
+          <w:b/>
+        </w:rPr>
+        <w:t>input</w:t>
+      </w:r>
+      <w:r>
+        <w:rPr>
+          <w:b w:val="0"/>
+        </w:rPr>
+        <w:t>, then run again.</w:t>
+      </w:r>
+    </w:p>
+    <w:p>
+      <w:pPr>
+        <w:spacing w:line="336" w:lineRule="auto" w:after="180"/>
+      </w:pPr>
+      <w:r>
+        <w:rPr>
+          <w:b w:val="0"/>
+        </w:rPr>
+        <w:t xml:space="preserve">Keep code, </w:t>
+      </w:r>
+      <w:r>
+        <w:rPr>
+          <w:b/>
+        </w:rPr>
         <w:t>prediction</w:t>
       </w:r>
       <w:r>
         <w:rPr>
           <w:b w:val="0"/>
         </w:rPr>
-        <w:t>.</w:t>
+        <w:t>s, actual results and a reasoned revision together. On paper, label your result as a trace rather than an execution.</w:t>
       </w:r>
     </w:p>
     <w:p>
@@ -6096,7 +7535,7 @@
         <w:rPr>
           <w:b w:val="0"/>
         </w:rPr>
-        <w:t xml:space="preserve">Save your workbook </w:t>
+        <w:t xml:space="preserve">Use Download completed work in the hosted lesson to export your answers, reflections, practice feedback and code-run </w:t>
       </w:r>
       <w:r>
         <w:rPr>
@@ -6108,7 +7547,61 @@
         <w:rPr>
           <w:b w:val="0"/>
         </w:rPr>
-        <w:t>. At the next review, try a different case before opening your old answer.</w:t>
+        <w:t>. Open the HTML copy to read or print it.</w:t>
+      </w:r>
+    </w:p>
+    <w:p>
+      <w:pPr>
+        <w:spacing w:line="336" w:lineRule="auto" w:after="180"/>
+      </w:pPr>
+      <w:r>
+        <w:rPr>
+          <w:b w:val="0"/>
+        </w:rPr>
+        <w:t>Drafts stay in this browser when storage is available; clear drafts on a shared device.</w:t>
+      </w:r>
+    </w:p>
+    <w:p>
+      <w:pPr>
+        <w:pStyle w:val="Heading2"/>
+      </w:pPr>
+      <w:r>
+        <w:t>Earlier wording, alternatives and picture transcripts · reference / check after trying</w:t>
+      </w:r>
+    </w:p>
+    <w:p>
+      <w:pPr>
+        <w:spacing w:line="336" w:lineRule="auto" w:after="180"/>
+      </w:pPr>
+      <w:r>
+        <w:rPr>
+          <w:b w:val="0"/>
+        </w:rPr>
+        <w:t>Use this supported practice once, in the browser or on paper. Keep the reserved independent assessment for a separate first attempt before teacher feedback.</w:t>
+      </w:r>
+    </w:p>
+    <w:p>
+      <w:pPr>
+        <w:pStyle w:val="Heading3"/>
+      </w:pPr>
+      <w:r>
+        <w:t>Repair a missing building block</w:t>
+      </w:r>
+    </w:p>
+    <w:p>
+      <w:pPr>
+        <w:pStyle w:val="Heading3"/>
+      </w:pPr>
+      <w:r>
+        <w:t>Predict, run and debug</w:t>
+      </w:r>
+    </w:p>
+    <w:p>
+      <w:pPr>
+        <w:pStyle w:val="Heading3"/>
+      </w:pPr>
+      <w:r>
+        <w:t>Keep your completed work</w:t>
       </w:r>
     </w:p>
     <w:p>
@@ -6116,679 +7609,17 @@
         <w:pStyle w:val="Heading1"/>
       </w:pPr>
       <w:r>
-        <w:t>17. Supported practice, repair and portfolio</w:t>
-      </w:r>
-    </w:p>
-    <w:p>
-      <w:r>
-        <w:t>Attempt supported questions before using hints or feedback. Review a missing building block, then keep the completed work.</w:t>
-      </w:r>
-    </w:p>
-    <w:p>
-      <w:pPr>
-        <w:spacing w:line="336" w:lineRule="auto" w:after="180"/>
-      </w:pPr>
-      <w:r>
-        <w:rPr>
-          <w:b w:val="0"/>
-        </w:rPr>
-        <w:t>Use this supported practice once, in the browser or on paper. Keep the reserved independent assessment for a separate first attempt before teacher feedback.</w:t>
-      </w:r>
-    </w:p>
-    <w:p>
-      <w:pPr>
-        <w:spacing w:line="336" w:lineRule="auto" w:after="180"/>
-      </w:pPr>
-      <w:r>
-        <w:rPr>
-          <w:b w:val="0"/>
-        </w:rPr>
-        <w:t>A fictional approved book catalogue has three fields per row.</w:t>
-      </w:r>
-    </w:p>
-    <w:p>
-      <w:pPr>
-        <w:pStyle w:val="Heading3"/>
-      </w:pPr>
-      <w:r>
-        <w:t>Practice 1: explain the deciding evidence</w:t>
-      </w:r>
-    </w:p>
-    <w:p>
-      <w:pPr>
-        <w:spacing w:line="336" w:lineRule="auto" w:after="180"/>
-      </w:pPr>
-      <w:r>
-        <w:rPr>
-          <w:b w:val="0"/>
-        </w:rPr>
-        <w:t xml:space="preserve">Which labelled step matches this detail? Empty id fails even though its other two values have allowed </w:t>
-      </w:r>
-      <w:r>
-        <w:rPr>
-          <w:b/>
-        </w:rPr>
-        <w:t>type</w:t>
-      </w:r>
-      <w:r>
-        <w:rPr>
-          <w:b w:val="0"/>
-        </w:rPr>
-        <w:t>s.</w:t>
-      </w:r>
-    </w:p>
-    <w:p>
-      <w:pPr>
-        <w:spacing w:line="336" w:lineRule="auto" w:after="180"/>
-        <w:shd w:fill="F4F9FC"/>
-      </w:pPr>
-      <w:r>
-        <w:rPr>
-          <w:b w:val="0"/>
-        </w:rPr>
-        <w:t xml:space="preserve">1. </w:t>
-      </w:r>
-      <w:r>
-        <w:rPr>
-          <w:b/>
-        </w:rPr>
-        <w:t>Column</w:t>
-      </w:r>
-      <w:r>
-        <w:rPr>
-          <w:b w:val="0"/>
-        </w:rPr>
-        <w:t xml:space="preserve"> contract</w:t>
-      </w:r>
-    </w:p>
-    <w:p>
-      <w:pPr>
-        <w:spacing w:line="336" w:lineRule="auto" w:after="180"/>
-        <w:shd w:fill="F4F9FC"/>
-      </w:pPr>
-      <w:r>
-        <w:rPr>
-          <w:b w:val="0"/>
-        </w:rPr>
-        <w:t>2. Validate C</w:t>
-      </w:r>
-    </w:p>
-    <w:p>
-      <w:pPr>
-        <w:spacing w:line="336" w:lineRule="auto" w:after="180"/>
-        <w:shd w:fill="F4F9FC"/>
-      </w:pPr>
-      <w:r>
-        <w:rPr>
-          <w:b w:val="0"/>
-        </w:rPr>
-        <w:t>3. Validate B</w:t>
-      </w:r>
-    </w:p>
-    <w:p>
-      <w:pPr>
-        <w:spacing w:line="336" w:lineRule="auto" w:after="180"/>
-        <w:shd w:fill="F4F9FC"/>
-      </w:pPr>
-      <w:r>
-        <w:rPr>
-          <w:b w:val="0"/>
-        </w:rPr>
-        <w:t>4. Validate A</w:t>
-      </w:r>
-    </w:p>
-    <w:p>
-      <w:pPr>
-        <w:pStyle w:val="Heading3"/>
-      </w:pPr>
-      <w:r>
-        <w:t>My selected conclusion, deciding fact and explanation</w:t>
-      </w:r>
-    </w:p>
-    <w:p>
-      <w:r>
-        <w:t>________________________________________________________________</w:t>
-      </w:r>
-    </w:p>
-    <w:p>
-      <w:r>
-        <w:t>________________________________________________________________</w:t>
-      </w:r>
-    </w:p>
-    <w:p>
-      <w:r>
-        <w:t>________________________________________________________________</w:t>
-      </w:r>
-    </w:p>
-    <w:p>
-      <w:r>
-        <w:t>________________________________________________________________</w:t>
-      </w:r>
-    </w:p>
-    <w:p>
-      <w:r>
-        <w:t>________________________________________________________________</w:t>
-      </w:r>
-    </w:p>
-    <w:p>
-      <w:pPr>
-        <w:pStyle w:val="Heading3"/>
-      </w:pPr>
-      <w:r>
-        <w:t>Hint · try first</w:t>
-      </w:r>
-    </w:p>
-    <w:p>
-      <w:pPr>
-        <w:spacing w:line="336" w:lineRule="auto" w:after="180"/>
-        <w:shd w:fill="F1F6F8"/>
-      </w:pPr>
-      <w:r>
-        <w:rPr>
-          <w:b w:val="0"/>
-        </w:rPr>
-        <w:t>Hint if needed: Read the steps in the pictorial case. Match the supplied detail to the stage that performs or records it.</w:t>
-      </w:r>
-    </w:p>
-    <w:p>
-      <w:pPr>
-        <w:pStyle w:val="Heading3"/>
-      </w:pPr>
-      <w:r>
-        <w:t>Feedback · compare after trying</w:t>
-      </w:r>
-    </w:p>
-    <w:p>
-      <w:pPr>
-        <w:spacing w:line="336" w:lineRule="auto" w:after="180"/>
-        <w:shd w:fill="F1F6FC"/>
-      </w:pPr>
-      <w:r>
-        <w:rPr>
-          <w:b w:val="0"/>
-        </w:rPr>
-        <w:t xml:space="preserve">After your attempt, compare with the supported explanation: Validate C Empty id fails even though its other two values have allowed </w:t>
-      </w:r>
-      <w:r>
-        <w:rPr>
-          <w:b/>
-        </w:rPr>
-        <w:t>type</w:t>
-      </w:r>
-      <w:r>
-        <w:rPr>
-          <w:b w:val="0"/>
-        </w:rPr>
-        <w:t xml:space="preserve">s. A </w:t>
-      </w:r>
-      <w:r>
-        <w:rPr>
-          <w:b/>
-        </w:rPr>
-        <w:t>schema</w:t>
-      </w:r>
-      <w:r>
-        <w:rPr>
-          <w:b w:val="0"/>
-        </w:rPr>
-        <w:t xml:space="preserve"> makes row meanings and expected </w:t>
-      </w:r>
-      <w:r>
-        <w:rPr>
-          <w:b/>
-        </w:rPr>
-        <w:t>type</w:t>
-      </w:r>
-      <w:r>
-        <w:rPr>
-          <w:b w:val="0"/>
-        </w:rPr>
-        <w:t>s explicit.</w:t>
-      </w:r>
-    </w:p>
-    <w:p>
-      <w:pPr>
-        <w:spacing w:line="336" w:lineRule="auto" w:after="180"/>
-        <w:shd w:fill="F1F6FC"/>
-      </w:pPr>
-      <w:r>
-        <w:rPr>
-          <w:b w:val="0"/>
-        </w:rPr>
-        <w:t xml:space="preserve">The string "90" looks like a number when printed but does not meet this strict integer </w:t>
-      </w:r>
-      <w:r>
-        <w:rPr>
-          <w:b/>
-        </w:rPr>
-        <w:t>schema</w:t>
-      </w:r>
-      <w:r>
-        <w:rPr>
-          <w:b w:val="0"/>
-        </w:rPr>
-        <w:t>. A repair can be authorised later, but must not be assumed silently.</w:t>
-      </w:r>
-    </w:p>
-    <w:p>
-      <w:pPr>
-        <w:spacing w:line="336" w:lineRule="auto" w:after="180"/>
-        <w:shd w:fill="F1F6FC"/>
-      </w:pPr>
-      <w:r>
-        <w:rPr>
-          <w:b w:val="0"/>
-        </w:rPr>
-        <w:t>Missing or empty identifiers also prevent tracing an item back to its source.</w:t>
-      </w:r>
-    </w:p>
-    <w:p>
-      <w:pPr>
-        <w:pStyle w:val="Heading3"/>
-      </w:pPr>
-      <w:r>
-        <w:t>Practice 2: explain the deciding evidence</w:t>
-      </w:r>
-    </w:p>
-    <w:p>
-      <w:pPr>
-        <w:pStyle w:val="Heading3"/>
-      </w:pPr>
-      <w:r>
-        <w:t>Changed case · predict first</w:t>
-      </w:r>
-    </w:p>
-    <w:p>
-      <w:pPr>
-        <w:spacing w:line="336" w:lineRule="auto" w:after="180"/>
-        <w:shd w:fill="F5F1FB"/>
-      </w:pPr>
-      <w:r>
-        <w:rPr>
-          <w:b w:val="0"/>
-        </w:rPr>
-        <w:t>Changed-case practice: Change B’s pages from "90" to integer 90 using an approved repair. Which conclusion is supported by the supplied facts?</w:t>
-      </w:r>
-    </w:p>
-    <w:p>
-      <w:pPr>
-        <w:spacing w:line="336" w:lineRule="auto" w:after="180"/>
-        <w:shd w:fill="F4F9FC"/>
-      </w:pPr>
-      <w:r>
-        <w:rPr>
-          <w:b w:val="0"/>
-        </w:rPr>
-        <w:t xml:space="preserve">1. B now satisfies the declared </w:t>
-      </w:r>
-      <w:r>
-        <w:rPr>
-          <w:b/>
-        </w:rPr>
-        <w:t>schema</w:t>
-      </w:r>
-      <w:r>
-        <w:rPr>
-          <w:b w:val="0"/>
-        </w:rPr>
-        <w:t>.</w:t>
-      </w:r>
-    </w:p>
-    <w:p>
-      <w:pPr>
-        <w:spacing w:line="336" w:lineRule="auto" w:after="180"/>
-        <w:shd w:fill="F4F9FC"/>
-      </w:pPr>
-      <w:r>
-        <w:rPr>
-          <w:b w:val="0"/>
-        </w:rPr>
-        <w:t xml:space="preserve">2. We can decide the result without examining the changed </w:t>
-      </w:r>
-      <w:r>
-        <w:rPr>
-          <w:b/>
-        </w:rPr>
-        <w:t>input</w:t>
-      </w:r>
-      <w:r>
-        <w:rPr>
-          <w:b w:val="0"/>
-        </w:rPr>
-        <w:t xml:space="preserve"> or the procedure.</w:t>
-      </w:r>
-    </w:p>
-    <w:p>
-      <w:pPr>
-        <w:spacing w:line="336" w:lineRule="auto" w:after="180"/>
-        <w:shd w:fill="F4F9FC"/>
-      </w:pPr>
-      <w:r>
-        <w:rPr>
-          <w:b w:val="0"/>
-        </w:rPr>
-        <w:t xml:space="preserve">3. This one example guarantees correct results for every future </w:t>
-      </w:r>
-      <w:r>
-        <w:rPr>
-          <w:b/>
-        </w:rPr>
-        <w:t>input</w:t>
-      </w:r>
-      <w:r>
-        <w:rPr>
-          <w:b w:val="0"/>
-        </w:rPr>
-        <w:t>.</w:t>
-      </w:r>
-    </w:p>
-    <w:p>
-      <w:pPr>
-        <w:pStyle w:val="Heading3"/>
-      </w:pPr>
-      <w:r>
-        <w:t>My selected conclusion, deciding fact and explanation</w:t>
-      </w:r>
-    </w:p>
-    <w:p>
-      <w:r>
-        <w:t>________________________________________________________________</w:t>
-      </w:r>
-    </w:p>
-    <w:p>
-      <w:r>
-        <w:t>________________________________________________________________</w:t>
-      </w:r>
-    </w:p>
-    <w:p>
-      <w:r>
-        <w:t>________________________________________________________________</w:t>
-      </w:r>
-    </w:p>
-    <w:p>
-      <w:r>
-        <w:t>________________________________________________________________</w:t>
-      </w:r>
-    </w:p>
-    <w:p>
-      <w:r>
-        <w:t>________________________________________________________________</w:t>
-      </w:r>
-    </w:p>
-    <w:p>
-      <w:pPr>
-        <w:pStyle w:val="Heading3"/>
-      </w:pPr>
-      <w:r>
-        <w:t>Hint · try first</w:t>
-      </w:r>
-    </w:p>
-    <w:p>
-      <w:pPr>
-        <w:spacing w:line="336" w:lineRule="auto" w:after="180"/>
-        <w:shd w:fill="F1F6F8"/>
-      </w:pPr>
-      <w:r>
-        <w:rPr>
-          <w:b w:val="0"/>
-        </w:rPr>
-        <w:t>Hint if needed: Use the changed condition and the deciding step in the pictorial trace. The answer must say what follows from those facts.</w:t>
-      </w:r>
-    </w:p>
-    <w:p>
-      <w:pPr>
-        <w:pStyle w:val="Heading3"/>
-      </w:pPr>
-      <w:r>
-        <w:t>Feedback · compare after trying</w:t>
-      </w:r>
-    </w:p>
-    <w:p>
-      <w:pPr>
-        <w:spacing w:line="336" w:lineRule="auto" w:after="180"/>
-        <w:shd w:fill="F1F6FC"/>
-      </w:pPr>
-      <w:r>
-        <w:rPr>
-          <w:b w:val="0"/>
-        </w:rPr>
-        <w:t xml:space="preserve">After your attempt, compare with the supported explanation: B now satisfies the declared </w:t>
-      </w:r>
-      <w:r>
-        <w:rPr>
-          <w:b/>
-        </w:rPr>
-        <w:t>schema</w:t>
-      </w:r>
-      <w:r>
-        <w:rPr>
-          <w:b w:val="0"/>
-        </w:rPr>
-        <w:t>. Its id is nonempty and illustrated is Boolean; the page-</w:t>
-      </w:r>
-      <w:r>
-        <w:rPr>
-          <w:b/>
-        </w:rPr>
-        <w:t>type</w:t>
-      </w:r>
-      <w:r>
-        <w:rPr>
-          <w:b w:val="0"/>
-        </w:rPr>
-        <w:t xml:space="preserve"> defect is removed.</w:t>
-      </w:r>
-    </w:p>
-    <w:p>
-      <w:pPr>
-        <w:pStyle w:val="Heading3"/>
-      </w:pPr>
-      <w:r>
-        <w:t>Repair a missing building block</w:t>
-      </w:r>
-    </w:p>
-    <w:p>
-      <w:pPr>
-        <w:spacing w:line="336" w:lineRule="auto" w:after="180"/>
-      </w:pPr>
-      <w:r>
-        <w:rPr>
-          <w:b w:val="0"/>
-        </w:rPr>
-        <w:t>Review Debugging Strategies (ai-2/6). Goal: Design revealing tests for a function. Short practice: Which test most directly isolates the handling of loose books, and what should it produce?.</w:t>
-      </w:r>
-    </w:p>
-    <w:p>
-      <w:pPr>
-        <w:spacing w:line="336" w:lineRule="auto" w:after="180"/>
-      </w:pPr>
-      <w:r>
-        <w:rPr>
-          <w:b w:val="0"/>
-        </w:rPr>
-        <w:t>Return to this week and explain what you changed.</w:t>
-      </w:r>
-    </w:p>
-    <w:p>
-      <w:pPr>
-        <w:spacing w:line="336" w:lineRule="auto" w:after="180"/>
-      </w:pPr>
-      <w:r>
-        <w:rPr>
-          <w:b w:val="0"/>
-        </w:rPr>
-        <w:t>Review Trace Tables (ai-2/4). Goal: Trace variable values before and after each loop iteration. Short practice: Move print inside the original loop. What sequence is displayed?.</w:t>
-      </w:r>
-    </w:p>
-    <w:p>
-      <w:pPr>
-        <w:spacing w:line="336" w:lineRule="auto" w:after="180"/>
-      </w:pPr>
-      <w:r>
-        <w:rPr>
-          <w:b w:val="0"/>
-        </w:rPr>
-        <w:t>Return to this week and explain what you changed.</w:t>
-      </w:r>
-    </w:p>
-    <w:p>
-      <w:pPr>
-        <w:spacing w:line="336" w:lineRule="auto" w:after="180"/>
-      </w:pPr>
-      <w:r>
-        <w:rPr>
-          <w:b w:val="0"/>
-        </w:rPr>
-        <w:t xml:space="preserve">Review Precision in Algorithms (ai-2/1). Goal: Translate a short paper calculation into a Python script. Short practice: If print(total) moves before total=total+2, what gets printed for the original </w:t>
-      </w:r>
-      <w:r>
-        <w:rPr>
-          <w:b/>
-        </w:rPr>
-        <w:t>input</w:t>
-      </w:r>
-      <w:r>
-        <w:rPr>
-          <w:b w:val="0"/>
-        </w:rPr>
-        <w:t>?.</w:t>
-      </w:r>
-    </w:p>
-    <w:p>
-      <w:pPr>
-        <w:spacing w:line="336" w:lineRule="auto" w:after="180"/>
-      </w:pPr>
-      <w:r>
-        <w:rPr>
-          <w:b w:val="0"/>
-        </w:rPr>
-        <w:t>Return to this week and explain what you changed.</w:t>
-      </w:r>
-    </w:p>
-    <w:p>
-      <w:pPr>
-        <w:pStyle w:val="Heading3"/>
-      </w:pPr>
-      <w:r>
-        <w:t>Predict, run and debug</w:t>
-      </w:r>
-    </w:p>
-    <w:p>
-      <w:pPr>
-        <w:spacing w:line="336" w:lineRule="auto" w:after="180"/>
-      </w:pPr>
-      <w:r>
-        <w:rPr>
-          <w:b w:val="0"/>
-        </w:rPr>
-        <w:t xml:space="preserve">The browser lab lets you edit the supported Python examples already included in this lesson. Predict first, run, inspect the actual </w:t>
-      </w:r>
-      <w:r>
-        <w:rPr>
-          <w:b/>
-        </w:rPr>
-        <w:t>output</w:t>
-      </w:r>
-      <w:r>
-        <w:rPr>
-          <w:b w:val="0"/>
-        </w:rPr>
-        <w:t xml:space="preserve"> or error, change one </w:t>
-      </w:r>
-      <w:r>
-        <w:rPr>
-          <w:b/>
-        </w:rPr>
-        <w:t>input</w:t>
-      </w:r>
-      <w:r>
-        <w:rPr>
-          <w:b w:val="0"/>
-        </w:rPr>
-        <w:t>, then run again.</w:t>
-      </w:r>
-    </w:p>
-    <w:p>
-      <w:pPr>
-        <w:spacing w:line="336" w:lineRule="auto" w:after="180"/>
-      </w:pPr>
-      <w:r>
-        <w:rPr>
-          <w:b w:val="0"/>
-        </w:rPr>
-        <w:t xml:space="preserve">Keep code, </w:t>
-      </w:r>
-      <w:r>
-        <w:rPr>
-          <w:b/>
-        </w:rPr>
-        <w:t>prediction</w:t>
-      </w:r>
-      <w:r>
-        <w:rPr>
-          <w:b w:val="0"/>
-        </w:rPr>
-        <w:t>s, actual results and a reasoned revision together. On paper, label your result as a trace rather than an execution.</w:t>
-      </w:r>
-    </w:p>
-    <w:p>
-      <w:pPr>
-        <w:pStyle w:val="Heading3"/>
-      </w:pPr>
-      <w:r>
-        <w:t>Keep your completed work</w:t>
-      </w:r>
-    </w:p>
-    <w:p>
-      <w:pPr>
-        <w:spacing w:line="336" w:lineRule="auto" w:after="180"/>
-      </w:pPr>
-      <w:r>
-        <w:rPr>
-          <w:b w:val="0"/>
-        </w:rPr>
-        <w:t xml:space="preserve">Use Download completed work in the hosted lesson to export your answers, reflections, practice feedback and code-run </w:t>
-      </w:r>
-      <w:r>
-        <w:rPr>
-          <w:b/>
-        </w:rPr>
-        <w:t>evidence</w:t>
-      </w:r>
-      <w:r>
-        <w:rPr>
-          <w:b w:val="0"/>
-        </w:rPr>
-        <w:t>. Open the HTML copy to read or print it.</w:t>
-      </w:r>
-    </w:p>
-    <w:p>
-      <w:pPr>
-        <w:spacing w:line="336" w:lineRule="auto" w:after="180"/>
-      </w:pPr>
-      <w:r>
-        <w:rPr>
-          <w:b w:val="0"/>
-        </w:rPr>
-        <w:t>Drafts stay in this browser when storage is available; clear drafts on a shared device.</w:t>
-      </w:r>
-    </w:p>
-    <w:p>
-      <w:pPr>
-        <w:pStyle w:val="Heading1"/>
-      </w:pPr>
-      <w:r>
-        <w:t>18. Visual concept journey</w:t>
-      </w:r>
-    </w:p>
-    <w:p>
-      <w:r>
-        <w:t>Explain each Rows Columns and Data Types graphic using its labels, deciding evidence and relevant limitation.</w:t>
-      </w:r>
-    </w:p>
-    <w:p>
-      <w:pPr>
-        <w:pStyle w:val="Heading3"/>
+        <w:t>18. Reference: the six-picture journey</w:t>
+      </w:r>
+    </w:p>
+    <w:p>
+      <w:r>
+        <w:t>Revisit the picture that serves the current question; key diagrams already sit beside the main explanation.</w:t>
+      </w:r>
+    </w:p>
+    <w:p>
+      <w:pPr>
+        <w:pStyle w:val="Heading2"/>
       </w:pPr>
       <w:r>
         <w:t>01. Rows Columns and Data Types: the case</w:t>
@@ -6799,7 +7630,7 @@
         <w:drawing>
           <wp:inline xmlns:a="http://schemas.openxmlformats.org/drawingml/2006/main" xmlns:pic="http://schemas.openxmlformats.org/drawingml/2006/picture">
             <wp:extent cx="5486400" cy="2990088"/>
-            <wp:docPr id="22" name="Picture 22" descr="A fictional approved book catalogue has three fields per row. Supplied facts: Schema: id is nonempty text; pages is an integer 1–300; illustrated is Boolean True or False. Rows A={id:&quot;B7&quot;,pages:90,illustrated:True}; B={id:&quot;B8&quot;,pages:&quot;90&quot;,illustrated:False}; C={id:&quot;&quot;,pages:80,illustrated:True}."/>
+            <wp:docPr id="29" name="Picture 29" descr="A fictional approved book catalogue has three fields per row. Supplied facts: Schema: id is nonempty text; pages is an integer 1–300; illustrated is Boolean True or False. Rows A={id:&quot;B7&quot;,pages:90,illustrated:True}; B={id:&quot;B8&quot;,pages:&quot;90&quot;,illustrated:False}; C={id:&quot;&quot;,pages:80,illustrated:True}."/>
             <wp:cNvGraphicFramePr>
               <a:graphicFrameLocks noChangeAspect="1"/>
             </wp:cNvGraphicFramePr>
@@ -6811,7 +7642,7 @@
                     <pic:cNvPicPr/>
                   </pic:nvPicPr>
                   <pic:blipFill>
-                    <a:blip r:embed="rId29"/>
+                    <a:blip r:embed="rId32"/>
                     <a:stretch>
                       <a:fillRect/>
                     </a:stretch>
@@ -6867,7 +7698,6 @@
     <w:p>
       <w:pPr>
         <w:spacing w:line="336" w:lineRule="auto" w:after="180"/>
-        <w:shd w:fill="F5F1FB"/>
       </w:pPr>
       <w:r>
         <w:rPr>
@@ -6878,7 +7708,7 @@
     </w:p>
     <w:p>
       <w:pPr>
-        <w:pStyle w:val="Heading3"/>
+        <w:pStyle w:val="Heading2"/>
       </w:pPr>
       <w:r>
         <w:t>02. Follow the deciding steps</w:t>
@@ -6889,7 +7719,7 @@
         <w:drawing>
           <wp:inline xmlns:a="http://schemas.openxmlformats.org/drawingml/2006/main" xmlns:pic="http://schemas.openxmlformats.org/drawingml/2006/picture">
             <wp:extent cx="5486400" cy="4005072"/>
-            <wp:docPr id="23" name="Picture 23" descr="Column contract: Field names identify values; order is not the only guide. → Validate A: B7 is text, 90 is allowed integer, True is Boolean: valid. → Validate B: Quoted &quot;90&quot; is text, so pages fails the integer contract. → Validate C: Empty id fails even though its other two values have allowed types."/>
+            <wp:docPr id="30" name="Picture 30" descr="Column contract: Field names identify values; order is not the only guide. → Validate A: B7 is text, 90 is allowed integer, True is Boolean: valid. → Validate B: Quoted &quot;90&quot; is text, so pages fails the integer contract. → Validate C: Empty id fails even though its other two values have allowed types."/>
             <wp:cNvGraphicFramePr>
               <a:graphicFrameLocks noChangeAspect="1"/>
             </wp:cNvGraphicFramePr>
@@ -6901,7 +7731,7 @@
                     <pic:cNvPicPr/>
                   </pic:nvPicPr>
                   <pic:blipFill>
-                    <a:blip r:embed="rId30"/>
+                    <a:blip r:embed="rId18"/>
                     <a:stretch>
                       <a:fillRect/>
                     </a:stretch>
@@ -6952,7 +7782,6 @@
     <w:p>
       <w:pPr>
         <w:spacing w:line="336" w:lineRule="auto" w:after="180"/>
-        <w:shd w:fill="F5F1FB"/>
       </w:pPr>
       <w:r>
         <w:rPr>
@@ -6975,7 +7804,7 @@
     </w:p>
     <w:p>
       <w:pPr>
-        <w:pStyle w:val="Heading3"/>
+        <w:pStyle w:val="Heading2"/>
       </w:pPr>
       <w:r>
         <w:t>03. Follow the evidence</w:t>
@@ -6986,7 +7815,7 @@
         <w:drawing>
           <wp:inline xmlns:a="http://schemas.openxmlformats.org/drawingml/2006/main" xmlns:pic="http://schemas.openxmlformats.org/drawingml/2006/picture">
             <wp:extent cx="5486400" cy="2834640"/>
-            <wp:docPr id="24" name="Picture 24" descr="Follow the evidence. activity | Nonempty text | Names the session activity. minutes | Integer 0 through 60 | Duration in minutes"/>
+            <wp:docPr id="31" name="Picture 31" descr="Follow the evidence. activity | Nonempty text | Names the session activity. minutes | Integer 0 through 60 | Duration in minutes"/>
             <wp:cNvGraphicFramePr>
               <a:graphicFrameLocks noChangeAspect="1"/>
             </wp:cNvGraphicFramePr>
@@ -6998,7 +7827,7 @@
                     <pic:cNvPicPr/>
                   </pic:nvPicPr>
                   <pic:blipFill>
-                    <a:blip r:embed="rId31"/>
+                    <a:blip r:embed="rId17"/>
                     <a:stretch>
                       <a:fillRect/>
                     </a:stretch>
@@ -7043,7 +7872,6 @@
     <w:p>
       <w:pPr>
         <w:spacing w:line="336" w:lineRule="auto" w:after="180"/>
-        <w:shd w:fill="F5F1FB"/>
       </w:pPr>
       <w:r>
         <w:rPr>
@@ -7054,7 +7882,7 @@
     </w:p>
     <w:p>
       <w:pPr>
-        <w:pStyle w:val="Heading3"/>
+        <w:pStyle w:val="Heading2"/>
       </w:pPr>
       <w:r>
         <w:t>04. Change one thing. Trace what follows.</w:t>
@@ -7065,7 +7893,7 @@
         <w:drawing>
           <wp:inline xmlns:a="http://schemas.openxmlformats.org/drawingml/2006/main" xmlns:pic="http://schemas.openxmlformats.org/drawingml/2006/picture">
             <wp:extent cx="5486400" cy="3026664"/>
-            <wp:docPr id="25" name="Picture 25" descr="Original case: Empty id fails even though its other two values have allowed types. Changed condition: Change B’s pages from &quot;90&quot; to integer 90 using an approved repair. Expected result: B now satisfies the declared schema. Reason: Its id is nonempty and illustrated is Boolean; the page-type defect is removed."/>
+            <wp:docPr id="32" name="Picture 32" descr="Original case: Empty id fails even though its other two values have allowed types. Changed condition: Change B’s pages from &quot;90&quot; to integer 90 using an approved repair. Expected result: B now satisfies the declared schema. Reason: Its id is nonempty and illustrated is Boolean; the page-type defect is removed."/>
             <wp:cNvGraphicFramePr>
               <a:graphicFrameLocks noChangeAspect="1"/>
             </wp:cNvGraphicFramePr>
@@ -7077,7 +7905,7 @@
                     <pic:cNvPicPr/>
                   </pic:nvPicPr>
                   <pic:blipFill>
-                    <a:blip r:embed="rId32"/>
+                    <a:blip r:embed="rId19"/>
                     <a:stretch>
                       <a:fillRect/>
                     </a:stretch>
@@ -7157,7 +7985,6 @@
     <w:p>
       <w:pPr>
         <w:spacing w:line="336" w:lineRule="auto" w:after="180"/>
-        <w:shd w:fill="F5F1FB"/>
       </w:pPr>
       <w:r>
         <w:rPr>
@@ -7168,7 +7995,7 @@
     </w:p>
     <w:p>
       <w:pPr>
-        <w:pStyle w:val="Heading3"/>
+        <w:pStyle w:val="Heading2"/>
       </w:pPr>
       <w:r>
         <w:t>05. Connect the explanation to its limit</w:t>
@@ -7179,7 +8006,7 @@
         <w:drawing>
           <wp:inline xmlns:a="http://schemas.openxmlformats.org/drawingml/2006/main" xmlns:pic="http://schemas.openxmlformats.org/drawingml/2006/picture">
             <wp:extent cx="5486400" cy="2834640"/>
-            <wp:docPr id="26" name="Picture 26" descr="A schema makes row meanings and expected types explicit. The string &quot;90&quot; looks like a number when printed but does not meet this strict integer schema. A repair can be authorised later, but must not be assumed silently. Missing or empty identifiers also prevent tracing an item back to its source. Limit: Schema validity does not confirm that the book really has 90 pages or that its metadata is accurate."/>
+            <wp:docPr id="33" name="Picture 33" descr="A schema makes row meanings and expected types explicit. The string &quot;90&quot; looks like a number when printed but does not meet this strict integer schema. A repair can be authorised later, but must not be assumed silently. Missing or empty identifiers also prevent tracing an item back to its source. Limit: Schema validity does not confirm that the book really has 90 pages or that its metadata is accurate."/>
             <wp:cNvGraphicFramePr>
               <a:graphicFrameLocks noChangeAspect="1"/>
             </wp:cNvGraphicFramePr>
@@ -7283,7 +8110,6 @@
     <w:p>
       <w:pPr>
         <w:spacing w:line="336" w:lineRule="auto" w:after="180"/>
-        <w:shd w:fill="F5F1FB"/>
       </w:pPr>
       <w:r>
         <w:rPr>
@@ -7294,7 +8120,7 @@
     </w:p>
     <w:p>
       <w:pPr>
-        <w:pStyle w:val="Heading3"/>
+        <w:pStyle w:val="Heading2"/>
       </w:pPr>
       <w:r>
         <w:t>06. Make the idea visible in your project</w:t>
@@ -7305,7 +8131,7 @@
         <w:drawing>
           <wp:inline xmlns:a="http://schemas.openxmlformats.org/drawingml/2006/main" xmlns:pic="http://schemas.openxmlformats.org/drawingml/2006/picture">
             <wp:extent cx="5486400" cy="3380232"/>
-            <wp:docPr id="27" name="Picture 27" descr="Publish the recommender’s row schema and validation results before ranking books, preserving repair provenance. Draw your input, deciding step, result and limit. Supported question: Which two rows originally fail, and do they fail for the same reason?"/>
+            <wp:docPr id="34" name="Picture 34" descr="Publish the recommender’s row schema and validation results before ranking books, preserving repair provenance. Draw your input, deciding step, result and limit. Supported question: Which two rows originally fail, and do they fail for the same reason?"/>
             <wp:cNvGraphicFramePr>
               <a:graphicFrameLocks noChangeAspect="1"/>
             </wp:cNvGraphicFramePr>
@@ -7339,7 +8165,6 @@
     <w:p>
       <w:pPr>
         <w:spacing w:line="336" w:lineRule="auto" w:after="180"/>
-        <w:shd w:fill="F5F1FB"/>
       </w:pPr>
       <w:r>
         <w:rPr>
@@ -7375,7 +8200,6 @@
     <w:p>
       <w:pPr>
         <w:spacing w:line="336" w:lineRule="auto" w:after="180"/>
-        <w:shd w:fill="F5F1FB"/>
       </w:pPr>
       <w:r>
         <w:rPr>
@@ -7387,7 +8211,6 @@
     <w:p>
       <w:pPr>
         <w:spacing w:line="336" w:lineRule="auto" w:after="180"/>
-        <w:shd w:fill="F5F1FB"/>
       </w:pPr>
       <w:r>
         <w:rPr>
@@ -7406,6 +8229,62 @@
           <w:b w:val="0"/>
         </w:rPr>
         <w:t>.</w:t>
+      </w:r>
+    </w:p>
+    <w:p>
+      <w:pPr>
+        <w:pStyle w:val="Heading2"/>
+      </w:pPr>
+      <w:r>
+        <w:t>Earlier wording, alternatives and picture transcripts · reference / check after trying</w:t>
+      </w:r>
+    </w:p>
+    <w:p>
+      <w:pPr>
+        <w:pStyle w:val="Heading3"/>
+      </w:pPr>
+      <w:r>
+        <w:t>01. Rows Columns and Data Types: the case</w:t>
+      </w:r>
+    </w:p>
+    <w:p>
+      <w:pPr>
+        <w:pStyle w:val="Heading3"/>
+      </w:pPr>
+      <w:r>
+        <w:t>02. Follow the deciding steps</w:t>
+      </w:r>
+    </w:p>
+    <w:p>
+      <w:pPr>
+        <w:pStyle w:val="Heading3"/>
+      </w:pPr>
+      <w:r>
+        <w:t>03. Follow the evidence</w:t>
+      </w:r>
+    </w:p>
+    <w:p>
+      <w:pPr>
+        <w:pStyle w:val="Heading3"/>
+      </w:pPr>
+      <w:r>
+        <w:t>04. Change one thing. Trace what follows.</w:t>
+      </w:r>
+    </w:p>
+    <w:p>
+      <w:pPr>
+        <w:pStyle w:val="Heading3"/>
+      </w:pPr>
+      <w:r>
+        <w:t>05. Connect the explanation to its limit</w:t>
+      </w:r>
+    </w:p>
+    <w:p>
+      <w:pPr>
+        <w:pStyle w:val="Heading3"/>
+      </w:pPr>
+      <w:r>
+        <w:t>06. Make the idea visible in your project</w:t>
       </w:r>
     </w:p>
     <w:sectPr>
